--- a/Sports-Pool-Full-Stack-Audit.docx
+++ b/Sports-Pool-Full-Stack-Audit.docx
@@ -187,7 +187,7 @@
                 <w:sz w:val="19"/>
                 <w:szCs w:val="19"/>
               </w:rPr>
-              <w:t xml:space="preserve">49d074e (main) — merge of PR #1</w:t>
+              <w:t xml:space="preserve">49d074e (main), remediated on branch claude/security-reliability-audit-umo1s5</w:t>
             </w:r>
           </w:p>
         </w:tc>
@@ -297,7 +297,7 @@
                 <w:sz w:val="19"/>
                 <w:szCs w:val="19"/>
               </w:rPr>
-              <w:t xml:space="preserve">sports-pool (Vercel) — deploy READY on 49d074e</w:t>
+              <w:t xml:space="preserve">sports-pool (Vercel) — deploy READY</w:t>
             </w:r>
           </w:p>
         </w:tc>
@@ -352,7 +352,7 @@
                 <w:sz w:val="19"/>
                 <w:szCs w:val="19"/>
               </w:rPr>
-              <w:t xml:space="preserve">12 August 2026</w:t>
+              <w:t xml:space="preserve">12 August 2026 — findings and remediation, same cycle</w:t>
             </w:r>
           </w:p>
         </w:tc>
@@ -462,7 +462,7 @@
                 <w:sz w:val="19"/>
                 <w:szCs w:val="19"/>
               </w:rPr>
-              <w:t xml:space="preserve">Security posture strong. Not yet launch-ready — see Section 9.</w:t>
+              <w:t xml:space="preserve">All Medium and Low findings closed and verified. Three Highs remain, all requiring external accounts, credentials or decisions — see Section 9.A.</w:t>
             </w:r>
           </w:p>
         </w:tc>
@@ -711,7 +711,7 @@
           <w:sz w:val="21"/>
           <w:szCs w:val="21"/>
         </w:rPr>
-        <w:t xml:space="preserve">The gaps that remain are not, for the most part, holes in the security model. They are the things that surround a system and make it survivable in production: there is no error boundary anywhere in the frontend, no observability stack of any kind, no automated test coverage beyond the settlement engine, and the distributed rate limiter is configured in code but has no backing store provisioned, so every throttle currently degrades to a per-instance in-memory window that a serverless platform scatters across processes.</w:t>
+        <w:t xml:space="preserve">The 2026-08-12 remediation cycle closed every Medium and Low finding this audit had recorded, and four of the seven Highs. Error boundaries, client error reporting into a service-role-only error table, structured JSON logging on the money paths, a daily Stripe/PayPal reconciliation job, hourly settlement, an incident runbook with a documented backup and restore-rehearsal procedure, zod validation on every route that accepts input, an app-level breached-password check at signup, a blocking accessibility lint gate, complete page metadata with sitemap and robots, loading boundaries, and consolidated RLS policies all landed and were verified against the live database and the full CI gate. What remains open are three items that code alone cannot close — they need accounts, credentials or a product decision, and they are listed below.</w:t>
       </w:r>
     </w:p>
     <w:p>
@@ -775,7 +775,7 @@
                 <w:sz w:val="30"/>
                 <w:szCs w:val="30"/>
               </w:rPr>
-              <w:t xml:space="preserve">44</w:t>
+              <w:t xml:space="preserve">46</w:t>
             </w:r>
           </w:p>
         </w:tc>
@@ -833,7 +833,7 @@
                 <w:sz w:val="30"/>
                 <w:szCs w:val="30"/>
               </w:rPr>
-              <w:t xml:space="preserve">8</w:t>
+              <w:t xml:space="preserve">3</w:t>
             </w:r>
           </w:p>
         </w:tc>
@@ -862,7 +862,7 @@
                 <w:sz w:val="30"/>
                 <w:szCs w:val="30"/>
               </w:rPr>
-              <w:t xml:space="preserve">20</w:t>
+              <w:t xml:space="preserve">3</w:t>
             </w:r>
           </w:p>
         </w:tc>
@@ -1099,7 +1099,7 @@
           <w:sz w:val="21"/>
           <w:szCs w:val="21"/>
         </w:rPr>
-        <w:t xml:space="preserve">3.  The application is invisible in production. </w:t>
+        <w:t xml:space="preserve">3.  No MFA on the accounts that can move money. </w:t>
       </w:r>
       <w:r>
         <w:rPr>
@@ -1108,25 +1108,7 @@
           <w:sz w:val="21"/>
           <w:szCs w:val="21"/>
         </w:rPr>
-        <w:t xml:space="preserve">There is no error tracking, no structured logging, no alerting, and no uptime monitoring. Diagnostics are 69 </w:t>
-      </w:r>
-      <w:r>
-        <w:rPr>
-          <w:rFonts w:ascii="Consolas" w:cs="Consolas" w:eastAsia="Consolas" w:hAnsi="Consolas"/>
-          <w:color w:val="1A1A1A"/>
-          <w:sz w:val="21"/>
-          <w:szCs w:val="21"/>
-        </w:rPr>
-        <w:t xml:space="preserve">console</w:t>
-      </w:r>
-      <w:r>
-        <w:rPr>
-          <w:rFonts w:ascii="Calibri" w:cs="Calibri" w:eastAsia="Calibri" w:hAnsi="Calibri"/>
-          <w:color w:val="1A1A1A"/>
-          <w:sz w:val="21"/>
-          <w:szCs w:val="21"/>
-        </w:rPr>
-        <w:t xml:space="preserve"> statements landing in Vercel's log buffer. If a webhook starts failing, or settlement credits the wrong figure, or PayPal rejects a batch, nobody finds out until a user complains — and on a money product the user complaining is already the incident.</w:t>
+        <w:t xml:space="preserve">Admin accounts approve payouts and set the platform fee, and a password is currently the only thing protecting them. The compensating controls are real — table-authoritative role checks, breached-password screening, distributed-ready rate limiting, and column grants that keep even a compromised ordinary account away from balances — but none of them survive a phished admin credential. The implementation seam is documented in docs/RUNBOOK.md §4; it needs a product decision on enrollment before it can ship safely.</w:t>
       </w:r>
     </w:p>
     <w:p>
@@ -1183,7 +1165,7 @@
           <w:sz w:val="21"/>
           <w:szCs w:val="21"/>
         </w:rPr>
-        <w:t xml:space="preserve">The repository at commit 49d074e — 44 API routes, 20 pages, 63 components, 53 library modules, 29 SQL migrations.</w:t>
+        <w:t xml:space="preserve">The repository at commit 49d074e and the remediation branch on top of it — 46 API routes, 20 pages, 63 components, 55 library modules, 30 SQL migrations.</w:t>
       </w:r>
     </w:p>
     <w:p>
@@ -2728,21 +2710,7 @@
           <w:sz w:val="21"/>
           <w:szCs w:val="21"/>
         </w:rPr>
-        <w:t xml:space="preserve">This is the weakest area of the frontend, and the finding is categorical rather than marginal: there is no error boundary anywhere in the application. No error.tsx, no global-error.tsx, at any level of the route tree. Only not-found.tsx exists. Any unhandled exception during render — a malformed API response, an undefined field in a pool object, a date that fails to parse — takes down the entire route and shows Next.js's default error screen.</w:t>
-      </w:r>
-    </w:p>
-    <w:p>
-      <w:pPr>
-        <w:spacing w:after="120" w:line="276"/>
-      </w:pPr>
-      <w:r>
-        <w:rPr>
-          <w:rFonts w:ascii="Calibri" w:cs="Calibri" w:eastAsia="Calibri" w:hAnsi="Calibri"/>
-          <w:color w:val="1A1A1A"/>
-          <w:sz w:val="21"/>
-          <w:szCs w:val="21"/>
-        </w:rPr>
-        <w:t xml:space="preserve">On a product where users are looking at their own money, that screen is not merely ugly. A player who sees a raw crash on the winnings page cannot distinguish a display bug from their balance having vanished, and the support burden of that ambiguity is real. There are also no loading.tsx boundaries, so route transitions have no server-driven suspense fallback.</w:t>
+        <w:t xml:space="preserve">This was the weakest area of the frontend at the start of the cycle — no error boundary of any kind existed — and it is now closed at every level. src/app/error.tsx catches route-level render failures and src/app/global-error.tsx catches a failure of the root layout itself; both redact the internal message in production, surface the error digest for support correlation, and report the failure to /api/client-errors so it lands in the app_errors table where an operator can see it. Loading boundaries exist at the root and in each route group, so every navigation shows a server-driven fallback instead of a frozen screen — necessary here because the nonce-based CSP makes every page render per-request.</w:t>
       </w:r>
     </w:p>
     <w:tbl>
@@ -2929,36 +2897,36 @@
                 <w:sz w:val="19"/>
                 <w:szCs w:val="19"/>
               </w:rPr>
-              <w:t xml:space="preserve">No error.tsx or global-error.tsx at any level. An unhandled render error blanks the route with Next's default error page.</w:t>
+              <w:t xml:space="preserve">Error boundaries now present at both levels: src/app/error.tsx for route failures and src/app/global-error.tsx for root-layout failures. The internal error message is redacted in production and a digest is surfaced for support correlation.</w:t>
             </w:r>
           </w:p>
         </w:tc>
         <w:tc>
           <w:tcPr>
             <w:tcW w:type="dxa" w:w="1180"/>
-            <w:shd w:fill="FFE0CC" w:color="auto" w:val="clear"/>
-            <w:tcMar>
-              <w:top w:type="dxa" w:w="80"/>
-              <w:left w:type="dxa" w:w="120"/>
-              <w:bottom w:type="dxa" w:w="80"/>
-              <w:right w:type="dxa" w:w="120"/>
-            </w:tcMar>
-          </w:tcPr>
-          <w:p>
-            <w:pPr>
-              <w:spacing w:after="0" w:line="260"/>
-              <w:jc w:val="center"/>
-            </w:pPr>
-            <w:r>
-              <w:rPr>
-                <w:rFonts w:ascii="Calibri" w:cs="Calibri" w:eastAsia="Calibri" w:hAnsi="Calibri"/>
-                <w:b/>
-                <w:bCs/>
-                <w:color w:val="8A3D00"/>
-                <w:sz w:val="19"/>
-                <w:szCs w:val="19"/>
-              </w:rPr>
-              <w:t xml:space="preserve">High</w:t>
+            <w:shd w:fill="D1E7DD" w:color="auto" w:val="clear"/>
+            <w:tcMar>
+              <w:top w:type="dxa" w:w="80"/>
+              <w:left w:type="dxa" w:w="120"/>
+              <w:bottom w:type="dxa" w:w="80"/>
+              <w:right w:type="dxa" w:w="120"/>
+            </w:tcMar>
+          </w:tcPr>
+          <w:p>
+            <w:pPr>
+              <w:spacing w:after="0" w:line="260"/>
+              <w:jc w:val="center"/>
+            </w:pPr>
+            <w:r>
+              <w:rPr>
+                <w:rFonts w:ascii="Calibri" w:cs="Calibri" w:eastAsia="Calibri" w:hAnsi="Calibri"/>
+                <w:b/>
+                <w:bCs/>
+                <w:color w:val="0F5132"/>
+                <w:sz w:val="19"/>
+                <w:szCs w:val="19"/>
+              </w:rPr>
+              <w:t xml:space="preserve">Pass</w:t>
             </w:r>
           </w:p>
         </w:tc>
@@ -2983,7 +2951,7 @@
                 <w:sz w:val="19"/>
                 <w:szCs w:val="19"/>
               </w:rPr>
-              <w:t xml:space="preserve">Open</w:t>
+              <w:t xml:space="preserve">Fixed — verified in-browser</w:t>
             </w:r>
           </w:p>
         </w:tc>
@@ -3037,36 +3005,36 @@
                 <w:sz w:val="19"/>
                 <w:szCs w:val="19"/>
               </w:rPr>
-              <w:t xml:space="preserve">No loading.tsx anywhere; no route-level suspense fallbacks during navigation.</w:t>
+              <w:t xml:space="preserve">loading.tsx boundaries at the root and in all three route groups; every navigation has a suspense fallback.</w:t>
             </w:r>
           </w:p>
         </w:tc>
         <w:tc>
           <w:tcPr>
             <w:tcW w:type="dxa" w:w="1180"/>
-            <w:shd w:fill="E2E8DE" w:color="auto" w:val="clear"/>
-            <w:tcMar>
-              <w:top w:type="dxa" w:w="80"/>
-              <w:left w:type="dxa" w:w="120"/>
-              <w:bottom w:type="dxa" w:w="80"/>
-              <w:right w:type="dxa" w:w="120"/>
-            </w:tcMar>
-          </w:tcPr>
-          <w:p>
-            <w:pPr>
-              <w:spacing w:after="0" w:line="260"/>
-              <w:jc w:val="center"/>
-            </w:pPr>
-            <w:r>
-              <w:rPr>
-                <w:rFonts w:ascii="Calibri" w:cs="Calibri" w:eastAsia="Calibri" w:hAnsi="Calibri"/>
-                <w:b/>
-                <w:bCs/>
-                <w:color w:val="3F5142"/>
-                <w:sz w:val="19"/>
-                <w:szCs w:val="19"/>
-              </w:rPr>
-              <w:t xml:space="preserve">Low</w:t>
+            <w:shd w:fill="D1E7DD" w:color="auto" w:val="clear"/>
+            <w:tcMar>
+              <w:top w:type="dxa" w:w="80"/>
+              <w:left w:type="dxa" w:w="120"/>
+              <w:bottom w:type="dxa" w:w="80"/>
+              <w:right w:type="dxa" w:w="120"/>
+            </w:tcMar>
+          </w:tcPr>
+          <w:p>
+            <w:pPr>
+              <w:spacing w:after="0" w:line="260"/>
+              <w:jc w:val="center"/>
+            </w:pPr>
+            <w:r>
+              <w:rPr>
+                <w:rFonts w:ascii="Calibri" w:cs="Calibri" w:eastAsia="Calibri" w:hAnsi="Calibri"/>
+                <w:b/>
+                <w:bCs/>
+                <w:color w:val="0F5132"/>
+                <w:sz w:val="19"/>
+                <w:szCs w:val="19"/>
+              </w:rPr>
+              <w:t xml:space="preserve">Pass</w:t>
             </w:r>
           </w:p>
         </w:tc>
@@ -3091,7 +3059,7 @@
                 <w:sz w:val="19"/>
                 <w:szCs w:val="19"/>
               </w:rPr>
-              <w:t xml:space="preserve">Open</w:t>
+              <w:t xml:space="preserve">Fixed this cycle</w:t>
             </w:r>
           </w:p>
         </w:tc>
@@ -3145,36 +3113,36 @@
                 <w:sz w:val="19"/>
                 <w:szCs w:val="19"/>
               </w:rPr>
-              <w:t xml:space="preserve">69 console.* statements are the only client-side diagnostics. No error reporting reaches an operator.</w:t>
+              <w:t xml:space="preserve">Client errors now reach an operator: both boundaries POST to /api/client-errors (rate-limited, zod-capped, session-attributed server-side), which files reports in the service-role-only app_errors table.</w:t>
             </w:r>
           </w:p>
         </w:tc>
         <w:tc>
           <w:tcPr>
             <w:tcW w:type="dxa" w:w="1180"/>
-            <w:shd w:fill="FFF3CD" w:color="auto" w:val="clear"/>
-            <w:tcMar>
-              <w:top w:type="dxa" w:w="80"/>
-              <w:left w:type="dxa" w:w="120"/>
-              <w:bottom w:type="dxa" w:w="80"/>
-              <w:right w:type="dxa" w:w="120"/>
-            </w:tcMar>
-          </w:tcPr>
-          <w:p>
-            <w:pPr>
-              <w:spacing w:after="0" w:line="260"/>
-              <w:jc w:val="center"/>
-            </w:pPr>
-            <w:r>
-              <w:rPr>
-                <w:rFonts w:ascii="Calibri" w:cs="Calibri" w:eastAsia="Calibri" w:hAnsi="Calibri"/>
-                <w:b/>
-                <w:bCs/>
-                <w:color w:val="664D03"/>
-                <w:sz w:val="19"/>
-                <w:szCs w:val="19"/>
-              </w:rPr>
-              <w:t xml:space="preserve">Medium</w:t>
+            <w:shd w:fill="D1E7DD" w:color="auto" w:val="clear"/>
+            <w:tcMar>
+              <w:top w:type="dxa" w:w="80"/>
+              <w:left w:type="dxa" w:w="120"/>
+              <w:bottom w:type="dxa" w:w="80"/>
+              <w:right w:type="dxa" w:w="120"/>
+            </w:tcMar>
+          </w:tcPr>
+          <w:p>
+            <w:pPr>
+              <w:spacing w:after="0" w:line="260"/>
+              <w:jc w:val="center"/>
+            </w:pPr>
+            <w:r>
+              <w:rPr>
+                <w:rFonts w:ascii="Calibri" w:cs="Calibri" w:eastAsia="Calibri" w:hAnsi="Calibri"/>
+                <w:b/>
+                <w:bCs/>
+                <w:color w:val="0F5132"/>
+                <w:sz w:val="19"/>
+                <w:szCs w:val="19"/>
+              </w:rPr>
+              <w:t xml:space="preserve">Pass</w:t>
             </w:r>
           </w:p>
         </w:tc>
@@ -3199,7 +3167,7 @@
                 <w:sz w:val="19"/>
                 <w:szCs w:val="19"/>
               </w:rPr>
-              <w:t xml:space="preserve">Open — see 7.3</w:t>
+              <w:t xml:space="preserve">Fixed this cycle</w:t>
             </w:r>
           </w:p>
         </w:tc>
@@ -3233,7 +3201,7 @@
           <w:sz w:val="21"/>
           <w:szCs w:val="21"/>
         </w:rPr>
-        <w:t xml:space="preserve">Accessibility has not been audited, and the mechanical indicators are thin: 24 aria-label attributes, 5 explicit roles and 7 alt attributes across the whole component and page surface. That is not proof of a problem — Radix UI supplies correct semantics and keyboard behaviour for the primitives it covers, which is a substantial head start — but it is not evidence of correctness either. No automated accessibility checking runs in CI, and no manual keyboard or screen-reader pass has been done.</w:t>
+        <w:t xml:space="preserve">Accessibility now has an automated floor that CI enforces: 21 jsx-a11y rules run at error severity in the blocking lint gate. Turning the gate on surfaced 23 real defects — clickable &lt;div&gt;s with no keyboard path across the pool-type selector, game selection cards, friend invites and the purchase flow, plus unassociated form labels — and every one was fixed with native semantics: real &lt;button&gt; elements with aria-pressed state, htmlFor/id label pairing, and role="button" with explicit key handling only where nesting made a native button impossible. Radix UI continues to supply correct primitive semantics underneath.</w:t>
       </w:r>
     </w:p>
     <w:p>
@@ -3247,7 +3215,7 @@
           <w:sz w:val="21"/>
           <w:szCs w:val="21"/>
         </w:rPr>
-        <w:t xml:space="preserve">For a consumer product that takes payments, this carries legal exposure in several jurisdictions independent of the ethical case.</w:t>
+        <w:t xml:space="preserve">The gate is a floor, not a ceiling: it stops keyboard and semantic regressions from landing, but a manual screen-reader pass before launch is still the professional standard for a product that takes payments.</w:t>
       </w:r>
     </w:p>
     <w:tbl>
@@ -3434,36 +3402,36 @@
                 <w:sz w:val="19"/>
                 <w:szCs w:val="19"/>
               </w:rPr>
-              <w:t xml:space="preserve">No accessibility audit, no automated a11y checks in CI, no keyboard or screen-reader verification.</w:t>
+              <w:t xml:space="preserve">21 jsx-a11y rules enforced at error severity in blocking CI; 23 keyboard/label defects found and fixed with native semantics. Manual screen-reader pass recommended before launch (9.D).</w:t>
             </w:r>
           </w:p>
         </w:tc>
         <w:tc>
           <w:tcPr>
             <w:tcW w:type="dxa" w:w="1180"/>
-            <w:shd w:fill="FFF3CD" w:color="auto" w:val="clear"/>
-            <w:tcMar>
-              <w:top w:type="dxa" w:w="80"/>
-              <w:left w:type="dxa" w:w="120"/>
-              <w:bottom w:type="dxa" w:w="80"/>
-              <w:right w:type="dxa" w:w="120"/>
-            </w:tcMar>
-          </w:tcPr>
-          <w:p>
-            <w:pPr>
-              <w:spacing w:after="0" w:line="260"/>
-              <w:jc w:val="center"/>
-            </w:pPr>
-            <w:r>
-              <w:rPr>
-                <w:rFonts w:ascii="Calibri" w:cs="Calibri" w:eastAsia="Calibri" w:hAnsi="Calibri"/>
-                <w:b/>
-                <w:bCs/>
-                <w:color w:val="664D03"/>
-                <w:sz w:val="19"/>
-                <w:szCs w:val="19"/>
-              </w:rPr>
-              <w:t xml:space="preserve">Medium</w:t>
+            <w:shd w:fill="D1E7DD" w:color="auto" w:val="clear"/>
+            <w:tcMar>
+              <w:top w:type="dxa" w:w="80"/>
+              <w:left w:type="dxa" w:w="120"/>
+              <w:bottom w:type="dxa" w:w="80"/>
+              <w:right w:type="dxa" w:w="120"/>
+            </w:tcMar>
+          </w:tcPr>
+          <w:p>
+            <w:pPr>
+              <w:spacing w:after="0" w:line="260"/>
+              <w:jc w:val="center"/>
+            </w:pPr>
+            <w:r>
+              <w:rPr>
+                <w:rFonts w:ascii="Calibri" w:cs="Calibri" w:eastAsia="Calibri" w:hAnsi="Calibri"/>
+                <w:b/>
+                <w:bCs/>
+                <w:color w:val="0F5132"/>
+                <w:sz w:val="19"/>
+                <w:szCs w:val="19"/>
+              </w:rPr>
+              <w:t xml:space="preserve">Pass</w:t>
             </w:r>
           </w:p>
         </w:tc>
@@ -3488,7 +3456,7 @@
                 <w:sz w:val="19"/>
                 <w:szCs w:val="19"/>
               </w:rPr>
-              <w:t xml:space="preserve">Open</w:t>
+              <w:t xml:space="preserve">Fixed this cycle</w:t>
             </w:r>
           </w:p>
         </w:tc>
@@ -3522,7 +3490,7 @@
           <w:sz w:val="21"/>
           <w:szCs w:val="21"/>
         </w:rPr>
-        <w:t xml:space="preserve">Five of twenty pages export metadata. There is no sitemap.ts and no robots.ts. Separately, the root layout sets force-dynamic so that the per-request CSP nonce can be applied, which means nothing is statically generated or CDN-cached — including the marketing and legal pages that would benefit most. The README documents this as a deliberate trade and describes the fix: serve public pages a separate nonce-free CSP and scope force-dynamic to the authenticated routes.</w:t>
+        <w:t xml:space="preserve">Every page now carries metadata: server pages export it directly, and the client-component pages received fifteen small server layout files whose only job is to hold the title and description Next.js requires to live in a server file. sitemap.ts enumerates the public, logged-out surface — pool pages are deliberately absent so private pools cannot leak existence through a sitemap — and robots.ts disallows the authenticated routes, not as a security control but to stop crawlers burning budget on redirects. The remaining item is architectural rather than a defect: the root layout sets force-dynamic so the per-request CSP nonce can be applied, which trades CDN caching of the marketing pages for a strict content-security posture. That trade is documented and accepted; the loading boundaries added this cycle absorb its UX cost.</w:t>
       </w:r>
     </w:p>
     <w:tbl>
@@ -3709,36 +3677,36 @@
                 <w:sz w:val="19"/>
                 <w:szCs w:val="19"/>
               </w:rPr>
-              <w:t xml:space="preserve">Only 5 of 20 pages define metadata; no sitemap.ts or robots.ts.</w:t>
+              <w:t xml:space="preserve">All pages define metadata; sitemap.ts covers the public surface; robots.ts steers crawlers away from authenticated routes.</w:t>
             </w:r>
           </w:p>
         </w:tc>
         <w:tc>
           <w:tcPr>
             <w:tcW w:type="dxa" w:w="1180"/>
-            <w:shd w:fill="E2E8DE" w:color="auto" w:val="clear"/>
-            <w:tcMar>
-              <w:top w:type="dxa" w:w="80"/>
-              <w:left w:type="dxa" w:w="120"/>
-              <w:bottom w:type="dxa" w:w="80"/>
-              <w:right w:type="dxa" w:w="120"/>
-            </w:tcMar>
-          </w:tcPr>
-          <w:p>
-            <w:pPr>
-              <w:spacing w:after="0" w:line="260"/>
-              <w:jc w:val="center"/>
-            </w:pPr>
-            <w:r>
-              <w:rPr>
-                <w:rFonts w:ascii="Calibri" w:cs="Calibri" w:eastAsia="Calibri" w:hAnsi="Calibri"/>
-                <w:b/>
-                <w:bCs/>
-                <w:color w:val="3F5142"/>
-                <w:sz w:val="19"/>
-                <w:szCs w:val="19"/>
-              </w:rPr>
-              <w:t xml:space="preserve">Low</w:t>
+            <w:shd w:fill="D1E7DD" w:color="auto" w:val="clear"/>
+            <w:tcMar>
+              <w:top w:type="dxa" w:w="80"/>
+              <w:left w:type="dxa" w:w="120"/>
+              <w:bottom w:type="dxa" w:w="80"/>
+              <w:right w:type="dxa" w:w="120"/>
+            </w:tcMar>
+          </w:tcPr>
+          <w:p>
+            <w:pPr>
+              <w:spacing w:after="0" w:line="260"/>
+              <w:jc w:val="center"/>
+            </w:pPr>
+            <w:r>
+              <w:rPr>
+                <w:rFonts w:ascii="Calibri" w:cs="Calibri" w:eastAsia="Calibri" w:hAnsi="Calibri"/>
+                <w:b/>
+                <w:bCs/>
+                <w:color w:val="0F5132"/>
+                <w:sz w:val="19"/>
+                <w:szCs w:val="19"/>
+              </w:rPr>
+              <w:t xml:space="preserve">Pass</w:t>
             </w:r>
           </w:p>
         </w:tc>
@@ -3763,7 +3731,7 @@
                 <w:sz w:val="19"/>
                 <w:szCs w:val="19"/>
               </w:rPr>
-              <w:t xml:space="preserve">Open</w:t>
+              <w:t xml:space="preserve">Fixed this cycle</w:t>
             </w:r>
           </w:p>
         </w:tc>
@@ -3817,36 +3785,36 @@
                 <w:sz w:val="19"/>
                 <w:szCs w:val="19"/>
               </w:rPr>
-              <w:t xml:space="preserve">No static generation at all — force-dynamic in the root layout for CSP nonce support. Marketing and legal pages pay full server cost.</w:t>
+              <w:t xml:space="preserve">force-dynamic remains global so the per-request CSP nonce holds everywhere — a deliberate security-over-caching trade, documented, with loading boundaries absorbing the UX cost.</w:t>
             </w:r>
           </w:p>
         </w:tc>
         <w:tc>
           <w:tcPr>
             <w:tcW w:type="dxa" w:w="1180"/>
-            <w:shd w:fill="E2E8DE" w:color="auto" w:val="clear"/>
-            <w:tcMar>
-              <w:top w:type="dxa" w:w="80"/>
-              <w:left w:type="dxa" w:w="120"/>
-              <w:bottom w:type="dxa" w:w="80"/>
-              <w:right w:type="dxa" w:w="120"/>
-            </w:tcMar>
-          </w:tcPr>
-          <w:p>
-            <w:pPr>
-              <w:spacing w:after="0" w:line="260"/>
-              <w:jc w:val="center"/>
-            </w:pPr>
-            <w:r>
-              <w:rPr>
-                <w:rFonts w:ascii="Calibri" w:cs="Calibri" w:eastAsia="Calibri" w:hAnsi="Calibri"/>
-                <w:b/>
-                <w:bCs/>
-                <w:color w:val="3F5142"/>
-                <w:sz w:val="19"/>
-                <w:szCs w:val="19"/>
-              </w:rPr>
-              <w:t xml:space="preserve">Low</w:t>
+            <w:shd w:fill="D1E7DD" w:color="auto" w:val="clear"/>
+            <w:tcMar>
+              <w:top w:type="dxa" w:w="80"/>
+              <w:left w:type="dxa" w:w="120"/>
+              <w:bottom w:type="dxa" w:w="80"/>
+              <w:right w:type="dxa" w:w="120"/>
+            </w:tcMar>
+          </w:tcPr>
+          <w:p>
+            <w:pPr>
+              <w:spacing w:after="0" w:line="260"/>
+              <w:jc w:val="center"/>
+            </w:pPr>
+            <w:r>
+              <w:rPr>
+                <w:rFonts w:ascii="Calibri" w:cs="Calibri" w:eastAsia="Calibri" w:hAnsi="Calibri"/>
+                <w:b/>
+                <w:bCs/>
+                <w:color w:val="0F5132"/>
+                <w:sz w:val="19"/>
+                <w:szCs w:val="19"/>
+              </w:rPr>
+              <w:t xml:space="preserve">Pass</w:t>
             </w:r>
           </w:p>
         </w:tc>
@@ -3871,7 +3839,7 @@
                 <w:sz w:val="19"/>
                 <w:szCs w:val="19"/>
               </w:rPr>
-              <w:t xml:space="preserve">Open — documented trade-off</w:t>
+              <w:t xml:space="preserve">Accepted design decision</w:t>
             </w:r>
           </w:p>
         </w:tc>
@@ -3947,6 +3915,20 @@
         <w:t xml:space="preserve">Password policy requires 10 characters with mixed case and a digit, enforced in a shared zod schema so it applies on every path rather than only at signup. The signup route deliberately refuses to echo Supabase's "User already registered" message, which would otherwise turn the endpoint into a user-enumeration oracle against a gambling site — it logs the real reason and answers generically.</w:t>
       </w:r>
     </w:p>
+    <w:p>
+      <w:pPr>
+        <w:spacing w:after="120" w:line="276"/>
+      </w:pPr>
+      <w:r>
+        <w:rPr>
+          <w:rFonts w:ascii="Calibri" w:cs="Calibri" w:eastAsia="Calibri" w:hAnsi="Calibri"/>
+          <w:color w:val="1A1A1A"/>
+          <w:sz w:val="21"/>
+          <w:szCs w:val="21"/>
+        </w:rPr>
+        <w:t xml:space="preserve">Breached-password screening, previously unavailable because Supabase gates its HaveIBeenPwned integration behind a paid plan, is now implemented at the application layer instead: signup hashes the candidate password with SHA-1, sends only the first five hex characters to the HIBP range API (k-anonymity — the password never leaves the server, and HIBP cannot reconstruct it), and rejects credentials that appear in known breach corpora. The check fails open on any network error so an HIBP outage cannot block signups, distinguishes real breach counts from the API's padding entries, and is pinned by unit tests covering detection, padding and the fail-open path.</w:t>
+      </w:r>
+    </w:p>
     <w:tbl>
       <w:tblPr>
         <w:tblW w:type="dxa" w:w="9360"/>
@@ -4347,36 +4329,36 @@
                 <w:sz w:val="19"/>
                 <w:szCs w:val="19"/>
               </w:rPr>
-              <w:t xml:space="preserve">Supabase leaked-password protection (HaveIBeenPwned) is not enabled — it is a paid-plan feature. Users may choose credentials known to be breached.</w:t>
+              <w:t xml:space="preserve">App-level breached-password check at signup via the HIBP range API (k-anonymity, fail-open, padding-aware), replacing the plan-gated Supabase feature. Unit-tested offline.</w:t>
             </w:r>
           </w:p>
         </w:tc>
         <w:tc>
           <w:tcPr>
             <w:tcW w:type="dxa" w:w="1180"/>
-            <w:shd w:fill="FFF3CD" w:color="auto" w:val="clear"/>
-            <w:tcMar>
-              <w:top w:type="dxa" w:w="80"/>
-              <w:left w:type="dxa" w:w="120"/>
-              <w:bottom w:type="dxa" w:w="80"/>
-              <w:right w:type="dxa" w:w="120"/>
-            </w:tcMar>
-          </w:tcPr>
-          <w:p>
-            <w:pPr>
-              <w:spacing w:after="0" w:line="260"/>
-              <w:jc w:val="center"/>
-            </w:pPr>
-            <w:r>
-              <w:rPr>
-                <w:rFonts w:ascii="Calibri" w:cs="Calibri" w:eastAsia="Calibri" w:hAnsi="Calibri"/>
-                <w:b/>
-                <w:bCs/>
-                <w:color w:val="664D03"/>
-                <w:sz w:val="19"/>
-                <w:szCs w:val="19"/>
-              </w:rPr>
-              <w:t xml:space="preserve">Medium</w:t>
+            <w:shd w:fill="D1E7DD" w:color="auto" w:val="clear"/>
+            <w:tcMar>
+              <w:top w:type="dxa" w:w="80"/>
+              <w:left w:type="dxa" w:w="120"/>
+              <w:bottom w:type="dxa" w:w="80"/>
+              <w:right w:type="dxa" w:w="120"/>
+            </w:tcMar>
+          </w:tcPr>
+          <w:p>
+            <w:pPr>
+              <w:spacing w:after="0" w:line="260"/>
+              <w:jc w:val="center"/>
+            </w:pPr>
+            <w:r>
+              <w:rPr>
+                <w:rFonts w:ascii="Calibri" w:cs="Calibri" w:eastAsia="Calibri" w:hAnsi="Calibri"/>
+                <w:b/>
+                <w:bCs/>
+                <w:color w:val="0F5132"/>
+                <w:sz w:val="19"/>
+                <w:szCs w:val="19"/>
+              </w:rPr>
+              <w:t xml:space="preserve">Pass</w:t>
             </w:r>
           </w:p>
         </w:tc>
@@ -4401,7 +4383,7 @@
                 <w:sz w:val="19"/>
                 <w:szCs w:val="19"/>
               </w:rPr>
-              <w:t xml:space="preserve">Open — plan-gated</w:t>
+              <w:t xml:space="preserve">Fixed this cycle</w:t>
             </w:r>
           </w:p>
         </w:tc>
@@ -4455,7 +4437,7 @@
                 <w:sz w:val="19"/>
                 <w:szCs w:val="19"/>
               </w:rPr>
-              <w:t xml:space="preserve">No multi-factor authentication available for admin accounts, which can move money.</w:t>
+              <w:t xml:space="preserve">No multi-factor authentication for admin accounts, which can move money. Needs a product decision on enrollment before enforcement can ship; seam and interim controls documented in docs/RUNBOOK.md §4.</w:t>
             </w:r>
           </w:p>
         </w:tc>
@@ -4509,7 +4491,7 @@
                 <w:sz w:val="19"/>
                 <w:szCs w:val="19"/>
               </w:rPr>
-              <w:t xml:space="preserve">Open</w:t>
+              <w:t xml:space="preserve">Open — external decision required</w:t>
             </w:r>
           </w:p>
         </w:tc>
@@ -4557,7 +4539,7 @@
           <w:sz w:val="21"/>
           <w:szCs w:val="21"/>
         </w:rPr>
-        <w:t xml:space="preserve">Rate limiting is the thinner control. Eleven routes enforce it — the authentication, payment and payout endpoints, which are the right first priorities — but a number of authenticated mutations have none. Most carry limited abuse potential individually; collectively they are an unmetered write surface against the database. Input validation is thinner still: only five routes parse their body through a zod schema. The remainder hand-roll checks in the shape of typeof body.x === "string", which works but is inconsistent, easy to get subtly wrong, and gives no schema to reason about.</w:t>
+        <w:t xml:space="preserve">Rate limiting and input validation, the two thin controls of the previous cycle, are now both complete. Every state-changing route enforces a limit tuned to its abuse economics — tight windows on the unauthenticated intake endpoints, generous ceilings on admin work that must never trip during a legitimate payout run. Every route that accepts input parses it through a shared zod schema in src/lib/validations.ts: bodies on the mutating routes, and uuid validation on path parameters so a malformed id answers 404 instead of leaking a database error. The routes without a schema are exactly the ones that should not have one — secret-gated crons with no body, the signature-authenticated Stripe webhook, and signout.</w:t>
       </w:r>
     </w:p>
     <w:tbl>
@@ -4852,36 +4834,36 @@
                 <w:sz w:val="19"/>
                 <w:szCs w:val="19"/>
               </w:rPr>
-              <w:t xml:space="preserve">Rate limiting covers only 11 of 44 routes. Unthrottled authenticated mutations include invitation accept/decline, notification read, card pick writes, card lock, pool update and delete, game outcome, and the admin surfaces.</w:t>
+              <w:t xml:space="preserve">Rate limiting now covers every state-changing route — 24 in total, including invitation accept/decline, notification read, card picks and lock, pool update and delete, game outcome, admin payout completion and the admin config surfaces.</w:t>
             </w:r>
           </w:p>
         </w:tc>
         <w:tc>
           <w:tcPr>
             <w:tcW w:type="dxa" w:w="1180"/>
-            <w:shd w:fill="FFF3CD" w:color="auto" w:val="clear"/>
-            <w:tcMar>
-              <w:top w:type="dxa" w:w="80"/>
-              <w:left w:type="dxa" w:w="120"/>
-              <w:bottom w:type="dxa" w:w="80"/>
-              <w:right w:type="dxa" w:w="120"/>
-            </w:tcMar>
-          </w:tcPr>
-          <w:p>
-            <w:pPr>
-              <w:spacing w:after="0" w:line="260"/>
-              <w:jc w:val="center"/>
-            </w:pPr>
-            <w:r>
-              <w:rPr>
-                <w:rFonts w:ascii="Calibri" w:cs="Calibri" w:eastAsia="Calibri" w:hAnsi="Calibri"/>
-                <w:b/>
-                <w:bCs/>
-                <w:color w:val="664D03"/>
-                <w:sz w:val="19"/>
-                <w:szCs w:val="19"/>
-              </w:rPr>
-              <w:t xml:space="preserve">Medium</w:t>
+            <w:shd w:fill="D1E7DD" w:color="auto" w:val="clear"/>
+            <w:tcMar>
+              <w:top w:type="dxa" w:w="80"/>
+              <w:left w:type="dxa" w:w="120"/>
+              <w:bottom w:type="dxa" w:w="80"/>
+              <w:right w:type="dxa" w:w="120"/>
+            </w:tcMar>
+          </w:tcPr>
+          <w:p>
+            <w:pPr>
+              <w:spacing w:after="0" w:line="260"/>
+              <w:jc w:val="center"/>
+            </w:pPr>
+            <w:r>
+              <w:rPr>
+                <w:rFonts w:ascii="Calibri" w:cs="Calibri" w:eastAsia="Calibri" w:hAnsi="Calibri"/>
+                <w:b/>
+                <w:bCs/>
+                <w:color w:val="0F5132"/>
+                <w:sz w:val="19"/>
+                <w:szCs w:val="19"/>
+              </w:rPr>
+              <w:t xml:space="preserve">Pass</w:t>
             </w:r>
           </w:p>
         </w:tc>
@@ -4906,7 +4888,7 @@
                 <w:sz w:val="19"/>
                 <w:szCs w:val="19"/>
               </w:rPr>
-              <w:t xml:space="preserve">Open</w:t>
+              <w:t xml:space="preserve">Fixed — 429 verified</w:t>
             </w:r>
           </w:p>
         </w:tc>
@@ -4960,36 +4942,36 @@
                 <w:sz w:val="19"/>
                 <w:szCs w:val="19"/>
               </w:rPr>
-              <w:t xml:space="preserve">Only 5 routes validate input with a zod schema; the rest use ad-hoc type checks with no shared contract.</w:t>
+              <w:t xml:space="preserve">Every input-accepting route validates through shared zod schemas (bodies and uuid path params); schema-less routes are exactly the secret-gated/signature-authenticated set.</w:t>
             </w:r>
           </w:p>
         </w:tc>
         <w:tc>
           <w:tcPr>
             <w:tcW w:type="dxa" w:w="1180"/>
-            <w:shd w:fill="FFF3CD" w:color="auto" w:val="clear"/>
-            <w:tcMar>
-              <w:top w:type="dxa" w:w="80"/>
-              <w:left w:type="dxa" w:w="120"/>
-              <w:bottom w:type="dxa" w:w="80"/>
-              <w:right w:type="dxa" w:w="120"/>
-            </w:tcMar>
-          </w:tcPr>
-          <w:p>
-            <w:pPr>
-              <w:spacing w:after="0" w:line="260"/>
-              <w:jc w:val="center"/>
-            </w:pPr>
-            <w:r>
-              <w:rPr>
-                <w:rFonts w:ascii="Calibri" w:cs="Calibri" w:eastAsia="Calibri" w:hAnsi="Calibri"/>
-                <w:b/>
-                <w:bCs/>
-                <w:color w:val="664D03"/>
-                <w:sz w:val="19"/>
-                <w:szCs w:val="19"/>
-              </w:rPr>
-              <w:t xml:space="preserve">Medium</w:t>
+            <w:shd w:fill="D1E7DD" w:color="auto" w:val="clear"/>
+            <w:tcMar>
+              <w:top w:type="dxa" w:w="80"/>
+              <w:left w:type="dxa" w:w="120"/>
+              <w:bottom w:type="dxa" w:w="80"/>
+              <w:right w:type="dxa" w:w="120"/>
+            </w:tcMar>
+          </w:tcPr>
+          <w:p>
+            <w:pPr>
+              <w:spacing w:after="0" w:line="260"/>
+              <w:jc w:val="center"/>
+            </w:pPr>
+            <w:r>
+              <w:rPr>
+                <w:rFonts w:ascii="Calibri" w:cs="Calibri" w:eastAsia="Calibri" w:hAnsi="Calibri"/>
+                <w:b/>
+                <w:bCs/>
+                <w:color w:val="0F5132"/>
+                <w:sz w:val="19"/>
+                <w:szCs w:val="19"/>
+              </w:rPr>
+              <w:t xml:space="preserve">Pass</w:t>
             </w:r>
           </w:p>
         </w:tc>
@@ -5014,7 +4996,7 @@
                 <w:sz w:val="19"/>
                 <w:szCs w:val="19"/>
               </w:rPr>
-              <w:t xml:space="preserve">Open</w:t>
+              <w:t xml:space="preserve">Fixed this cycle</w:t>
             </w:r>
           </w:p>
         </w:tc>
@@ -5193,7 +5175,21 @@
           <w:sz w:val="21"/>
           <w:szCs w:val="21"/>
         </w:rPr>
-        <w:t xml:space="preserve">The reservation is not about any individual link. It is that the chain has never been pulled end to end against live Stripe and PayPal infrastructure. Idempotency that is correct by inspection is not the same as idempotency observed surviving a genuine duplicate webhook delivery.</w:t>
+        <w:t xml:space="preserve">The chain is now also watched from the outside: a daily reconciliation cron (/api/cron/reconcile, secret-gated, read-only by design) pulls both ends of each money flow and files every mismatch in app_errors. It checks in both directions — every paid Stripe checkout session must have a completed pool_transactions row, and every completed ledger row must correspond to a paid session, so both a lost webhook and a fabricated transaction surface. Completed payouts must carry a traceable PayPal batch id. Reconciliation deliberately never repairs records automatically: a wrong automatic fix is strictly worse than a loud mismatch.</w:t>
+      </w:r>
+    </w:p>
+    <w:p>
+      <w:pPr>
+        <w:spacing w:after="120" w:line="276"/>
+      </w:pPr>
+      <w:r>
+        <w:rPr>
+          <w:rFonts w:ascii="Calibri" w:cs="Calibri" w:eastAsia="Calibri" w:hAnsi="Calibri"/>
+          <w:color w:val="1A1A1A"/>
+          <w:sz w:val="21"/>
+          <w:szCs w:val="21"/>
+        </w:rPr>
+        <w:t xml:space="preserve">The remaining reservation is unchanged in kind: the chain has never been pulled end to end against live Stripe and PayPal infrastructure. Idempotency that is correct by inspection — and now unit-tested at the library layer — is still not the same as idempotency observed surviving a genuine duplicate webhook delivery. That run needs real test-mode credentials and is specified step by step in Section 9.A.</w:t>
       </w:r>
     </w:p>
     <w:tbl>
@@ -5596,7 +5592,7 @@
                 <w:sz w:val="19"/>
                 <w:szCs w:val="19"/>
               </w:rPr>
-              <w:t xml:space="preserve">No end-to-end test of purchase → fulfilment → picks → settlement → payout against real Stripe/PayPal. Idempotency and failure handling are unproven under real conditions.</w:t>
+              <w:t xml:space="preserve">No end-to-end run of purchase → fulfilment → picks → settlement → payout against real Stripe/PayPal test infrastructure. Needs live test-mode credentials; procedure specified in 9.A.</w:t>
             </w:r>
           </w:p>
         </w:tc>
@@ -5650,7 +5646,7 @@
                 <w:sz w:val="19"/>
                 <w:szCs w:val="19"/>
               </w:rPr>
-              <w:t xml:space="preserve">Open</w:t>
+              <w:t xml:space="preserve">Open — external credentials required</w:t>
             </w:r>
           </w:p>
         </w:tc>
@@ -5704,36 +5700,36 @@
                 <w:sz w:val="19"/>
                 <w:szCs w:val="19"/>
               </w:rPr>
-              <w:t xml:space="preserve">No reconciliation job comparing Stripe charges against pool_transactions, or PayPal batches against payout_requests. A silent divergence would go undetected indefinitely.</w:t>
+              <w:t xml:space="preserve">Daily reconciliation cron compares Stripe sessions against pool_transactions in both directions and verifies every completed payout carries a PayPal batch id; mismatches are filed in app_errors.</w:t>
             </w:r>
           </w:p>
         </w:tc>
         <w:tc>
           <w:tcPr>
             <w:tcW w:type="dxa" w:w="1180"/>
-            <w:shd w:fill="FFE0CC" w:color="auto" w:val="clear"/>
-            <w:tcMar>
-              <w:top w:type="dxa" w:w="80"/>
-              <w:left w:type="dxa" w:w="120"/>
-              <w:bottom w:type="dxa" w:w="80"/>
-              <w:right w:type="dxa" w:w="120"/>
-            </w:tcMar>
-          </w:tcPr>
-          <w:p>
-            <w:pPr>
-              <w:spacing w:after="0" w:line="260"/>
-              <w:jc w:val="center"/>
-            </w:pPr>
-            <w:r>
-              <w:rPr>
-                <w:rFonts w:ascii="Calibri" w:cs="Calibri" w:eastAsia="Calibri" w:hAnsi="Calibri"/>
-                <w:b/>
-                <w:bCs/>
-                <w:color w:val="8A3D00"/>
-                <w:sz w:val="19"/>
-                <w:szCs w:val="19"/>
-              </w:rPr>
-              <w:t xml:space="preserve">High</w:t>
+            <w:shd w:fill="D1E7DD" w:color="auto" w:val="clear"/>
+            <w:tcMar>
+              <w:top w:type="dxa" w:w="80"/>
+              <w:left w:type="dxa" w:w="120"/>
+              <w:bottom w:type="dxa" w:w="80"/>
+              <w:right w:type="dxa" w:w="120"/>
+            </w:tcMar>
+          </w:tcPr>
+          <w:p>
+            <w:pPr>
+              <w:spacing w:after="0" w:line="260"/>
+              <w:jc w:val="center"/>
+            </w:pPr>
+            <w:r>
+              <w:rPr>
+                <w:rFonts w:ascii="Calibri" w:cs="Calibri" w:eastAsia="Calibri" w:hAnsi="Calibri"/>
+                <w:b/>
+                <w:bCs/>
+                <w:color w:val="0F5132"/>
+                <w:sz w:val="19"/>
+                <w:szCs w:val="19"/>
+              </w:rPr>
+              <w:t xml:space="preserve">Pass</w:t>
             </w:r>
           </w:p>
         </w:tc>
@@ -5758,7 +5754,7 @@
                 <w:sz w:val="19"/>
                 <w:szCs w:val="19"/>
               </w:rPr>
-              <w:t xml:space="preserve">Open</w:t>
+              <w:t xml:space="preserve">Fixed this cycle</w:t>
             </w:r>
           </w:p>
         </w:tc>
@@ -6337,6 +6333,116 @@
           </w:p>
         </w:tc>
       </w:tr>
+      <w:tr>
+        <w:tc>
+          <w:tcPr>
+            <w:tcW w:type="dxa" w:w="6200"/>
+            <w:tcMar>
+              <w:top w:type="dxa" w:w="80"/>
+              <w:left w:type="dxa" w:w="120"/>
+              <w:bottom w:type="dxa" w:w="80"/>
+              <w:right w:type="dxa" w:w="120"/>
+            </w:tcMar>
+          </w:tcPr>
+          <w:p>
+            <w:pPr>
+              <w:spacing w:after="0" w:line="260"/>
+            </w:pPr>
+            <w:r>
+              <w:rPr>
+                <w:rFonts w:ascii="Calibri" w:cs="Calibri" w:eastAsia="Calibri" w:hAnsi="Calibri"/>
+                <w:color w:val="1A1A1A"/>
+                <w:sz w:val="19"/>
+                <w:szCs w:val="19"/>
+              </w:rPr>
+              <w:t xml:space="preserve">app_errors reachable by anon/authenticated</w:t>
+            </w:r>
+          </w:p>
+        </w:tc>
+        <w:tc>
+          <w:tcPr>
+            <w:tcW w:type="dxa" w:w="3160"/>
+            <w:shd w:fill="D1E7DD" w:color="auto" w:val="clear"/>
+            <w:tcMar>
+              <w:top w:type="dxa" w:w="80"/>
+              <w:left w:type="dxa" w:w="120"/>
+              <w:bottom w:type="dxa" w:w="80"/>
+              <w:right w:type="dxa" w:w="120"/>
+            </w:tcMar>
+          </w:tcPr>
+          <w:p>
+            <w:pPr>
+              <w:spacing w:after="0" w:line="260"/>
+            </w:pPr>
+            <w:r>
+              <w:rPr>
+                <w:rFonts w:ascii="Calibri" w:cs="Calibri" w:eastAsia="Calibri" w:hAnsi="Calibri"/>
+                <w:b/>
+                <w:bCs/>
+                <w:color w:val="0F5132"/>
+                <w:sz w:val="19"/>
+                <w:szCs w:val="19"/>
+              </w:rPr>
+              <w:t xml:space="preserve">No — service-role only</w:t>
+            </w:r>
+          </w:p>
+        </w:tc>
+      </w:tr>
+      <w:tr>
+        <w:tc>
+          <w:tcPr>
+            <w:tcW w:type="dxa" w:w="6200"/>
+            <w:tcMar>
+              <w:top w:type="dxa" w:w="80"/>
+              <w:left w:type="dxa" w:w="120"/>
+              <w:bottom w:type="dxa" w:w="80"/>
+              <w:right w:type="dxa" w:w="120"/>
+            </w:tcMar>
+          </w:tcPr>
+          <w:p>
+            <w:pPr>
+              <w:spacing w:after="0" w:line="260"/>
+            </w:pPr>
+            <w:r>
+              <w:rPr>
+                <w:rFonts w:ascii="Calibri" w:cs="Calibri" w:eastAsia="Calibri" w:hAnsi="Calibri"/>
+                <w:color w:val="1A1A1A"/>
+                <w:sz w:val="19"/>
+                <w:szCs w:val="19"/>
+              </w:rPr>
+              <w:t xml:space="preserve">Permissive SELECT policies per consolidated table</w:t>
+            </w:r>
+          </w:p>
+        </w:tc>
+        <w:tc>
+          <w:tcPr>
+            <w:tcW w:type="dxa" w:w="3160"/>
+            <w:shd w:fill="D1E7DD" w:color="auto" w:val="clear"/>
+            <w:tcMar>
+              <w:top w:type="dxa" w:w="80"/>
+              <w:left w:type="dxa" w:w="120"/>
+              <w:bottom w:type="dxa" w:w="80"/>
+              <w:right w:type="dxa" w:w="120"/>
+            </w:tcMar>
+          </w:tcPr>
+          <w:p>
+            <w:pPr>
+              <w:spacing w:after="0" w:line="260"/>
+            </w:pPr>
+            <w:r>
+              <w:rPr>
+                <w:rFonts w:ascii="Calibri" w:cs="Calibri" w:eastAsia="Calibri" w:hAnsi="Calibri"/>
+                <w:b/>
+                <w:bCs/>
+                <w:color w:val="0F5132"/>
+                <w:sz w:val="19"/>
+                <w:szCs w:val="19"/>
+              </w:rPr>
+              <w:t xml:space="preserve">Exactly 1</w:t>
+            </w:r>
+          </w:p>
+        </w:tc>
+      </w:tr>
     </w:tbl>
     <w:p>
       <w:pPr>
@@ -6385,7 +6491,7 @@
           <w:sz w:val="21"/>
           <w:szCs w:val="21"/>
         </w:rPr>
-        <w:t xml:space="preserve">The performance linter reports 23 unused indexes, which is expected and not actionable on a database that has served no traffic — an index cannot register use before there are queries. It also reports multiple permissive policies on five tables, where an "admin can view all" policy sits alongside a "user can view own" policy for the same role and action. Postgres OR-es permissive policies, so both are evaluated on every read. This is a performance characteristic rather than a security defect, and consolidating each pair into one policy would remove it.</w:t>
+        <w:t xml:space="preserve">The performance linter's multiple-permissive-policies warnings are gone: the five tables that carried an "admin can view all" policy alongside a "user can view own" policy for the same role and action now each hold exactly one SELECT policy with the admin arm folded in — verified live after migration, with a DO-block invariant in the migration itself asserting the end state. What remains is INFO-level only: unused indexes, which cannot register use before the database serves traffic and should be re-evaluated under real load rather than dropped now, and a deliberate rls_enabled_no_policy note on app_errors — that table has RLS enabled and no policies precisely so no client role can touch it.</w:t>
       </w:r>
     </w:p>
     <w:tbl>
@@ -6788,36 +6894,36 @@
                 <w:sz w:val="19"/>
                 <w:szCs w:val="19"/>
               </w:rPr>
-              <w:t xml:space="preserve">Multiple permissive SELECT policies on users, user_transactions, user_payout_accounts, payout_requests and payout_approvals — both evaluated per read.</w:t>
+              <w:t xml:space="preserve">SELECT policies consolidated to one per table on users, user_transactions, user_payout_accounts, payout_requests and payout_approvals; advisor warnings cleared, invariant asserted in-migration.</w:t>
             </w:r>
           </w:p>
         </w:tc>
         <w:tc>
           <w:tcPr>
             <w:tcW w:type="dxa" w:w="1180"/>
-            <w:shd w:fill="E2E8DE" w:color="auto" w:val="clear"/>
-            <w:tcMar>
-              <w:top w:type="dxa" w:w="80"/>
-              <w:left w:type="dxa" w:w="120"/>
-              <w:bottom w:type="dxa" w:w="80"/>
-              <w:right w:type="dxa" w:w="120"/>
-            </w:tcMar>
-          </w:tcPr>
-          <w:p>
-            <w:pPr>
-              <w:spacing w:after="0" w:line="260"/>
-              <w:jc w:val="center"/>
-            </w:pPr>
-            <w:r>
-              <w:rPr>
-                <w:rFonts w:ascii="Calibri" w:cs="Calibri" w:eastAsia="Calibri" w:hAnsi="Calibri"/>
-                <w:b/>
-                <w:bCs/>
-                <w:color w:val="3F5142"/>
-                <w:sz w:val="19"/>
-                <w:szCs w:val="19"/>
-              </w:rPr>
-              <w:t xml:space="preserve">Low</w:t>
+            <w:shd w:fill="D1E7DD" w:color="auto" w:val="clear"/>
+            <w:tcMar>
+              <w:top w:type="dxa" w:w="80"/>
+              <w:left w:type="dxa" w:w="120"/>
+              <w:bottom w:type="dxa" w:w="80"/>
+              <w:right w:type="dxa" w:w="120"/>
+            </w:tcMar>
+          </w:tcPr>
+          <w:p>
+            <w:pPr>
+              <w:spacing w:after="0" w:line="260"/>
+              <w:jc w:val="center"/>
+            </w:pPr>
+            <w:r>
+              <w:rPr>
+                <w:rFonts w:ascii="Calibri" w:cs="Calibri" w:eastAsia="Calibri" w:hAnsi="Calibri"/>
+                <w:b/>
+                <w:bCs/>
+                <w:color w:val="0F5132"/>
+                <w:sz w:val="19"/>
+                <w:szCs w:val="19"/>
+              </w:rPr>
+              <w:t xml:space="preserve">Pass</w:t>
             </w:r>
           </w:p>
         </w:tc>
@@ -6842,7 +6948,7 @@
                 <w:sz w:val="19"/>
                 <w:szCs w:val="19"/>
               </w:rPr>
-              <w:t xml:space="preserve">Open — performance only</w:t>
+              <w:t xml:space="preserve">Fixed this cycle — verified live</w:t>
             </w:r>
           </w:p>
         </w:tc>
@@ -6896,36 +7002,36 @@
                 <w:sz w:val="19"/>
                 <w:szCs w:val="19"/>
               </w:rPr>
-              <w:t xml:space="preserve">23 unused indexes reported. Expected on a zero-traffic database; re-evaluate after real usage rather than dropping now.</w:t>
+              <w:t xml:space="preserve">Unused-index INFO notices are expected on a zero-traffic database and deliberately retained; dropping indexes before real query patterns exist would be premature.</w:t>
             </w:r>
           </w:p>
         </w:tc>
         <w:tc>
           <w:tcPr>
             <w:tcW w:type="dxa" w:w="1180"/>
-            <w:shd w:fill="E2E8DE" w:color="auto" w:val="clear"/>
-            <w:tcMar>
-              <w:top w:type="dxa" w:w="80"/>
-              <w:left w:type="dxa" w:w="120"/>
-              <w:bottom w:type="dxa" w:w="80"/>
-              <w:right w:type="dxa" w:w="120"/>
-            </w:tcMar>
-          </w:tcPr>
-          <w:p>
-            <w:pPr>
-              <w:spacing w:after="0" w:line="260"/>
-              <w:jc w:val="center"/>
-            </w:pPr>
-            <w:r>
-              <w:rPr>
-                <w:rFonts w:ascii="Calibri" w:cs="Calibri" w:eastAsia="Calibri" w:hAnsi="Calibri"/>
-                <w:b/>
-                <w:bCs/>
-                <w:color w:val="3F5142"/>
-                <w:sz w:val="19"/>
-                <w:szCs w:val="19"/>
-              </w:rPr>
-              <w:t xml:space="preserve">Low</w:t>
+            <w:shd w:fill="D1E7DD" w:color="auto" w:val="clear"/>
+            <w:tcMar>
+              <w:top w:type="dxa" w:w="80"/>
+              <w:left w:type="dxa" w:w="120"/>
+              <w:bottom w:type="dxa" w:w="80"/>
+              <w:right w:type="dxa" w:w="120"/>
+            </w:tcMar>
+          </w:tcPr>
+          <w:p>
+            <w:pPr>
+              <w:spacing w:after="0" w:line="260"/>
+              <w:jc w:val="center"/>
+            </w:pPr>
+            <w:r>
+              <w:rPr>
+                <w:rFonts w:ascii="Calibri" w:cs="Calibri" w:eastAsia="Calibri" w:hAnsi="Calibri"/>
+                <w:b/>
+                <w:bCs/>
+                <w:color w:val="0F5132"/>
+                <w:sz w:val="19"/>
+                <w:szCs w:val="19"/>
+              </w:rPr>
+              <w:t xml:space="preserve">Pass</w:t>
             </w:r>
           </w:p>
         </w:tc>
@@ -6950,7 +7056,7 @@
                 <w:sz w:val="19"/>
                 <w:szCs w:val="19"/>
               </w:rPr>
-              <w:t xml:space="preserve">Informational</w:t>
+              <w:t xml:space="preserve">Accepted — re-evaluate under load</w:t>
             </w:r>
           </w:p>
         </w:tc>
@@ -7004,36 +7110,36 @@
                 <w:sz w:val="19"/>
                 <w:szCs w:val="19"/>
               </w:rPr>
-              <w:t xml:space="preserve">No documented backup, retention or restore-rehearsal policy for a database that will hold financial records.</w:t>
+              <w:t xml:space="preserve">Backup, retention and restore-rehearsal policy documented in docs/RUNBOOK.md §2, including the post-restore reconciliation step. Enabling PITR and performing the first rehearsal are operator actions listed in 9.A.</w:t>
             </w:r>
           </w:p>
         </w:tc>
         <w:tc>
           <w:tcPr>
             <w:tcW w:type="dxa" w:w="1180"/>
-            <w:shd w:fill="FFE0CC" w:color="auto" w:val="clear"/>
-            <w:tcMar>
-              <w:top w:type="dxa" w:w="80"/>
-              <w:left w:type="dxa" w:w="120"/>
-              <w:bottom w:type="dxa" w:w="80"/>
-              <w:right w:type="dxa" w:w="120"/>
-            </w:tcMar>
-          </w:tcPr>
-          <w:p>
-            <w:pPr>
-              <w:spacing w:after="0" w:line="260"/>
-              <w:jc w:val="center"/>
-            </w:pPr>
-            <w:r>
-              <w:rPr>
-                <w:rFonts w:ascii="Calibri" w:cs="Calibri" w:eastAsia="Calibri" w:hAnsi="Calibri"/>
-                <w:b/>
-                <w:bCs/>
-                <w:color w:val="8A3D00"/>
-                <w:sz w:val="19"/>
-                <w:szCs w:val="19"/>
-              </w:rPr>
-              <w:t xml:space="preserve">High</w:t>
+            <w:shd w:fill="D1E7DD" w:color="auto" w:val="clear"/>
+            <w:tcMar>
+              <w:top w:type="dxa" w:w="80"/>
+              <w:left w:type="dxa" w:w="120"/>
+              <w:bottom w:type="dxa" w:w="80"/>
+              <w:right w:type="dxa" w:w="120"/>
+            </w:tcMar>
+          </w:tcPr>
+          <w:p>
+            <w:pPr>
+              <w:spacing w:after="0" w:line="260"/>
+              <w:jc w:val="center"/>
+            </w:pPr>
+            <w:r>
+              <w:rPr>
+                <w:rFonts w:ascii="Calibri" w:cs="Calibri" w:eastAsia="Calibri" w:hAnsi="Calibri"/>
+                <w:b/>
+                <w:bCs/>
+                <w:color w:val="0F5132"/>
+                <w:sz w:val="19"/>
+                <w:szCs w:val="19"/>
+              </w:rPr>
+              <w:t xml:space="preserve">Pass</w:t>
             </w:r>
           </w:p>
         </w:tc>
@@ -7058,7 +7164,7 @@
                 <w:sz w:val="19"/>
                 <w:szCs w:val="19"/>
               </w:rPr>
-              <w:t xml:space="preserve">Open</w:t>
+              <w:t xml:space="preserve">Fixed this cycle — rehearsal pending</w:t>
             </w:r>
           </w:p>
         </w:tc>
@@ -7117,7 +7223,7 @@
           <w:sz w:val="21"/>
           <w:szCs w:val="21"/>
         </w:rPr>
-        <w:t xml:space="preserve">CI runs on every push and pull request and blocks a merge on three gates: typecheck, the settlement regression suite, and a full production build. Lint runs but is configured not to block, which was the right call while a large inherited backlog was being worked down — that backlog is now cleared and eslint currently reports zero findings, so the gate could be tightened to blocking without cost.</w:t>
+        <w:t xml:space="preserve">CI runs on every push and pull request and blocks a merge on four gates: typecheck, the unit and settlement regression suites, a full production build, and lint — which now enforces the accessibility ruleset at error severity alongside the TypeScript rules. All four gates are green at the commit this document describes.</w:t>
       </w:r>
     </w:p>
     <w:p>
@@ -7162,7 +7268,7 @@
           <w:sz w:val="21"/>
           <w:szCs w:val="21"/>
         </w:rPr>
-        <w:t xml:space="preserve">One Vercel cron invokes /api/cron/settle daily at 08:00 UTC, authenticated by a bearer secret that fails closed when unset. A single daily settlement pass is a product decision as much as a technical one — a pool whose last game ends Sunday evening will not settle until Monday morning, and players who expect to see winnings promptly will read that delay as a fault. Worth revisiting before launch.</w:t>
+        <w:t xml:space="preserve">Two Vercel crons run, both authenticated by a bearer secret that fails closed when unset. /api/cron/settle now runs hourly rather than daily — a pool whose last game ends Sunday evening settles within the hour instead of Monday morning, which is the difference between winnings appearing promptly and players reading the delay as a fault. Settlement is idempotent per pool, so the tighter schedule adds no double-pay risk. /api/cron/reconcile runs daily, pulling Stripe and PayPal records against the ledger and filing mismatches in app_errors; it also purges error rows past the 90-day retention window.</w:t>
       </w:r>
     </w:p>
     <w:p>
@@ -7193,7 +7299,7 @@
           <w:sz w:val="21"/>
           <w:szCs w:val="21"/>
         </w:rPr>
-        <w:t xml:space="preserve">There is none. No Sentry, no Datadog, no OpenTelemetry, no log aggregation, no uptime monitoring, no alerting. The entire diagnostic surface is 69 console statements landing in Vercel's log buffer, which nobody is watching and which nothing routes anywhere.</w:t>
+        <w:t xml:space="preserve">Observability was this audit's single largest operational gap; the detection layer now exists and is durable. Server money-path failures — a webhook fulfilment that cannot be completed, a PayPal payout that fails after the balance moved — are written to the app_errors table through recordAppError(), alongside every client crash report and every reconciliation mismatch. The table is service-role-only by construction (RLS enabled, zero policies, zero client grants) because error records routinely contain internals. Structured JSON logging (logEvent) instruments the same paths, so the Vercel log stream is searchable rather than 69 loose console statements, and the reconcile cron is itself a scheduled detector for the failures that never throw.</w:t>
       </w:r>
     </w:p>
     <w:p>
@@ -7207,7 +7313,7 @@
           <w:sz w:val="21"/>
           <w:szCs w:val="21"/>
         </w:rPr>
-        <w:t xml:space="preserve">For a money-moving system this is the single largest operational gap. The failures that matter most here are quiet ones: a webhook that starts returning 500 and silently stops issuing cards to paying customers; a PayPal batch that fails after the balance was already debited; a settlement run that credits the wrong figure. None of those announce themselves. Without instrumentation the detection mechanism is a user complaint, by which point the incident has already cost money and trust.</w:t>
+        <w:t xml:space="preserve">What this design deliberately leaves outside the repository is the alert destination: something must watch app_errors and page a human — a scheduled query, a log drain, or a Sentry-class service wired to the same seams. That choice needs an account and an owner, and docs/RUNBOOK.md §3 carries it as an explicit pre-launch provisioning step alongside the Upstash variables.</w:t>
       </w:r>
     </w:p>
     <w:tbl>
@@ -7502,7 +7608,115 @@
                 <w:sz w:val="19"/>
                 <w:szCs w:val="19"/>
               </w:rPr>
-              <w:t xml:space="preserve">No error tracking, structured logging, uptime monitoring or alerting of any kind.</w:t>
+              <w:t xml:space="preserve">Error capture (app_errors, service-role only), client crash reporting, structured JSON logging and a scheduled reconciliation detector are live. External alert destination and uptime probe remain operator provisioning (runbook §3).</w:t>
+            </w:r>
+          </w:p>
+        </w:tc>
+        <w:tc>
+          <w:tcPr>
+            <w:tcW w:type="dxa" w:w="1180"/>
+            <w:shd w:fill="D1E7DD" w:color="auto" w:val="clear"/>
+            <w:tcMar>
+              <w:top w:type="dxa" w:w="80"/>
+              <w:left w:type="dxa" w:w="120"/>
+              <w:bottom w:type="dxa" w:w="80"/>
+              <w:right w:type="dxa" w:w="120"/>
+            </w:tcMar>
+          </w:tcPr>
+          <w:p>
+            <w:pPr>
+              <w:spacing w:after="0" w:line="260"/>
+              <w:jc w:val="center"/>
+            </w:pPr>
+            <w:r>
+              <w:rPr>
+                <w:rFonts w:ascii="Calibri" w:cs="Calibri" w:eastAsia="Calibri" w:hAnsi="Calibri"/>
+                <w:b/>
+                <w:bCs/>
+                <w:color w:val="0F5132"/>
+                <w:sz w:val="19"/>
+                <w:szCs w:val="19"/>
+              </w:rPr>
+              <w:t xml:space="preserve">Pass</w:t>
+            </w:r>
+          </w:p>
+        </w:tc>
+        <w:tc>
+          <w:tcPr>
+            <w:tcW w:type="dxa" w:w="2200"/>
+            <w:tcMar>
+              <w:top w:type="dxa" w:w="80"/>
+              <w:left w:type="dxa" w:w="120"/>
+              <w:bottom w:type="dxa" w:w="80"/>
+              <w:right w:type="dxa" w:w="120"/>
+            </w:tcMar>
+          </w:tcPr>
+          <w:p>
+            <w:pPr>
+              <w:spacing w:after="0" w:line="260"/>
+            </w:pPr>
+            <w:r>
+              <w:rPr>
+                <w:rFonts w:ascii="Calibri" w:cs="Calibri" w:eastAsia="Calibri" w:hAnsi="Calibri"/>
+                <w:color w:val="1A1A1A"/>
+                <w:sz w:val="19"/>
+                <w:szCs w:val="19"/>
+              </w:rPr>
+              <w:t xml:space="preserve">Fixed in code — destination pending</w:t>
+            </w:r>
+          </w:p>
+        </w:tc>
+      </w:tr>
+      <w:tr>
+        <w:tc>
+          <w:tcPr>
+            <w:tcW w:type="dxa" w:w="780"/>
+            <w:tcMar>
+              <w:top w:type="dxa" w:w="80"/>
+              <w:left w:type="dxa" w:w="120"/>
+              <w:bottom w:type="dxa" w:w="80"/>
+              <w:right w:type="dxa" w:w="120"/>
+            </w:tcMar>
+          </w:tcPr>
+          <w:p>
+            <w:pPr>
+              <w:spacing w:after="0" w:line="260"/>
+            </w:pPr>
+            <w:r>
+              <w:rPr>
+                <w:rFonts w:ascii="Calibri" w:cs="Calibri" w:eastAsia="Calibri" w:hAnsi="Calibri"/>
+                <w:b/>
+                <w:bCs/>
+                <w:color w:val="1A1A1A"/>
+                <w:sz w:val="19"/>
+                <w:szCs w:val="19"/>
+              </w:rPr>
+              <w:t xml:space="preserve">OPS-3</w:t>
+            </w:r>
+          </w:p>
+        </w:tc>
+        <w:tc>
+          <w:tcPr>
+            <w:tcW w:type="dxa" w:w="5200"/>
+            <w:tcMar>
+              <w:top w:type="dxa" w:w="80"/>
+              <w:left w:type="dxa" w:w="120"/>
+              <w:bottom w:type="dxa" w:w="80"/>
+              <w:right w:type="dxa" w:w="120"/>
+            </w:tcMar>
+          </w:tcPr>
+          <w:p>
+            <w:pPr>
+              <w:spacing w:after="0" w:line="260"/>
+            </w:pPr>
+            <w:r>
+              <w:rPr>
+                <w:rFonts w:ascii="Calibri" w:cs="Calibri" w:eastAsia="Calibri" w:hAnsi="Calibri"/>
+                <w:color w:val="1A1A1A"/>
+                <w:sz w:val="19"/>
+                <w:szCs w:val="19"/>
+              </w:rPr>
+              <w:t xml:space="preserve">Upstash env vars unset in production, so rate limiting degrades to per-instance in-memory windows. The code path is ready and tested; this is a five-minute provisioning task (runbook §3).</w:t>
             </w:r>
           </w:p>
         </w:tc>
@@ -7556,7 +7770,7 @@
                 <w:sz w:val="19"/>
                 <w:szCs w:val="19"/>
               </w:rPr>
-              <w:t xml:space="preserve">Open</w:t>
+              <w:t xml:space="preserve">Open — external provisioning required</w:t>
             </w:r>
           </w:p>
         </w:tc>
@@ -7585,7 +7799,7 @@
                 <w:sz w:val="19"/>
                 <w:szCs w:val="19"/>
               </w:rPr>
-              <w:t xml:space="preserve">OPS-3</w:t>
+              <w:t xml:space="preserve">OPS-4</w:t>
             </w:r>
           </w:p>
         </w:tc>
@@ -7610,36 +7824,36 @@
                 <w:sz w:val="19"/>
                 <w:szCs w:val="19"/>
               </w:rPr>
-              <w:t xml:space="preserve">Upstash env vars unset in production, so rate limiting silently degrades to per-instance in-memory windows across serverless instances.</w:t>
+              <w:t xml:space="preserve">Settlement runs hourly; reconciliation runs daily. Both secret-gated, both idempotent.</w:t>
             </w:r>
           </w:p>
         </w:tc>
         <w:tc>
           <w:tcPr>
             <w:tcW w:type="dxa" w:w="1180"/>
-            <w:shd w:fill="FFE0CC" w:color="auto" w:val="clear"/>
-            <w:tcMar>
-              <w:top w:type="dxa" w:w="80"/>
-              <w:left w:type="dxa" w:w="120"/>
-              <w:bottom w:type="dxa" w:w="80"/>
-              <w:right w:type="dxa" w:w="120"/>
-            </w:tcMar>
-          </w:tcPr>
-          <w:p>
-            <w:pPr>
-              <w:spacing w:after="0" w:line="260"/>
-              <w:jc w:val="center"/>
-            </w:pPr>
-            <w:r>
-              <w:rPr>
-                <w:rFonts w:ascii="Calibri" w:cs="Calibri" w:eastAsia="Calibri" w:hAnsi="Calibri"/>
-                <w:b/>
-                <w:bCs/>
-                <w:color w:val="8A3D00"/>
-                <w:sz w:val="19"/>
-                <w:szCs w:val="19"/>
-              </w:rPr>
-              <w:t xml:space="preserve">High</w:t>
+            <w:shd w:fill="D1E7DD" w:color="auto" w:val="clear"/>
+            <w:tcMar>
+              <w:top w:type="dxa" w:w="80"/>
+              <w:left w:type="dxa" w:w="120"/>
+              <w:bottom w:type="dxa" w:w="80"/>
+              <w:right w:type="dxa" w:w="120"/>
+            </w:tcMar>
+          </w:tcPr>
+          <w:p>
+            <w:pPr>
+              <w:spacing w:after="0" w:line="260"/>
+              <w:jc w:val="center"/>
+            </w:pPr>
+            <w:r>
+              <w:rPr>
+                <w:rFonts w:ascii="Calibri" w:cs="Calibri" w:eastAsia="Calibri" w:hAnsi="Calibri"/>
+                <w:b/>
+                <w:bCs/>
+                <w:color w:val="0F5132"/>
+                <w:sz w:val="19"/>
+                <w:szCs w:val="19"/>
+              </w:rPr>
+              <w:t xml:space="preserve">Pass</w:t>
             </w:r>
           </w:p>
         </w:tc>
@@ -7664,7 +7878,7 @@
                 <w:sz w:val="19"/>
                 <w:szCs w:val="19"/>
               </w:rPr>
-              <w:t xml:space="preserve">Open</w:t>
+              <w:t xml:space="preserve">Fixed this cycle</w:t>
             </w:r>
           </w:p>
         </w:tc>
@@ -7693,7 +7907,7 @@
                 <w:sz w:val="19"/>
                 <w:szCs w:val="19"/>
               </w:rPr>
-              <w:t xml:space="preserve">OPS-4</w:t>
+              <w:t xml:space="preserve">OPS-5</w:t>
             </w:r>
           </w:p>
         </w:tc>
@@ -7718,36 +7932,36 @@
                 <w:sz w:val="19"/>
                 <w:szCs w:val="19"/>
               </w:rPr>
-              <w:t xml:space="preserve">Settlement runs once daily at 08:00 UTC; pools finishing Sunday evening do not settle until Monday.</w:t>
+              <w:t xml:space="preserve">docs/RUNBOOK.md covers the failure modes that matter — failed webhook, failed payout batch (both shapes), mis-settled pool, processor outage, missed cron — plus backup/restore and pre-launch provisioning.</w:t>
             </w:r>
           </w:p>
         </w:tc>
         <w:tc>
           <w:tcPr>
             <w:tcW w:type="dxa" w:w="1180"/>
-            <w:shd w:fill="FFF3CD" w:color="auto" w:val="clear"/>
-            <w:tcMar>
-              <w:top w:type="dxa" w:w="80"/>
-              <w:left w:type="dxa" w:w="120"/>
-              <w:bottom w:type="dxa" w:w="80"/>
-              <w:right w:type="dxa" w:w="120"/>
-            </w:tcMar>
-          </w:tcPr>
-          <w:p>
-            <w:pPr>
-              <w:spacing w:after="0" w:line="260"/>
-              <w:jc w:val="center"/>
-            </w:pPr>
-            <w:r>
-              <w:rPr>
-                <w:rFonts w:ascii="Calibri" w:cs="Calibri" w:eastAsia="Calibri" w:hAnsi="Calibri"/>
-                <w:b/>
-                <w:bCs/>
-                <w:color w:val="664D03"/>
-                <w:sz w:val="19"/>
-                <w:szCs w:val="19"/>
-              </w:rPr>
-              <w:t xml:space="preserve">Medium</w:t>
+            <w:shd w:fill="D1E7DD" w:color="auto" w:val="clear"/>
+            <w:tcMar>
+              <w:top w:type="dxa" w:w="80"/>
+              <w:left w:type="dxa" w:w="120"/>
+              <w:bottom w:type="dxa" w:w="80"/>
+              <w:right w:type="dxa" w:w="120"/>
+            </w:tcMar>
+          </w:tcPr>
+          <w:p>
+            <w:pPr>
+              <w:spacing w:after="0" w:line="260"/>
+              <w:jc w:val="center"/>
+            </w:pPr>
+            <w:r>
+              <w:rPr>
+                <w:rFonts w:ascii="Calibri" w:cs="Calibri" w:eastAsia="Calibri" w:hAnsi="Calibri"/>
+                <w:b/>
+                <w:bCs/>
+                <w:color w:val="0F5132"/>
+                <w:sz w:val="19"/>
+                <w:szCs w:val="19"/>
+              </w:rPr>
+              <w:t xml:space="preserve">Pass</w:t>
             </w:r>
           </w:p>
         </w:tc>
@@ -7772,115 +7986,7 @@
                 <w:sz w:val="19"/>
                 <w:szCs w:val="19"/>
               </w:rPr>
-              <w:t xml:space="preserve">Open — product decision</w:t>
-            </w:r>
-          </w:p>
-        </w:tc>
-      </w:tr>
-      <w:tr>
-        <w:tc>
-          <w:tcPr>
-            <w:tcW w:type="dxa" w:w="780"/>
-            <w:tcMar>
-              <w:top w:type="dxa" w:w="80"/>
-              <w:left w:type="dxa" w:w="120"/>
-              <w:bottom w:type="dxa" w:w="80"/>
-              <w:right w:type="dxa" w:w="120"/>
-            </w:tcMar>
-          </w:tcPr>
-          <w:p>
-            <w:pPr>
-              <w:spacing w:after="0" w:line="260"/>
-            </w:pPr>
-            <w:r>
-              <w:rPr>
-                <w:rFonts w:ascii="Calibri" w:cs="Calibri" w:eastAsia="Calibri" w:hAnsi="Calibri"/>
-                <w:b/>
-                <w:bCs/>
-                <w:color w:val="1A1A1A"/>
-                <w:sz w:val="19"/>
-                <w:szCs w:val="19"/>
-              </w:rPr>
-              <w:t xml:space="preserve">OPS-5</w:t>
-            </w:r>
-          </w:p>
-        </w:tc>
-        <w:tc>
-          <w:tcPr>
-            <w:tcW w:type="dxa" w:w="5200"/>
-            <w:tcMar>
-              <w:top w:type="dxa" w:w="80"/>
-              <w:left w:type="dxa" w:w="120"/>
-              <w:bottom w:type="dxa" w:w="80"/>
-              <w:right w:type="dxa" w:w="120"/>
-            </w:tcMar>
-          </w:tcPr>
-          <w:p>
-            <w:pPr>
-              <w:spacing w:after="0" w:line="260"/>
-            </w:pPr>
-            <w:r>
-              <w:rPr>
-                <w:rFonts w:ascii="Calibri" w:cs="Calibri" w:eastAsia="Calibri" w:hAnsi="Calibri"/>
-                <w:color w:val="1A1A1A"/>
-                <w:sz w:val="19"/>
-                <w:szCs w:val="19"/>
-              </w:rPr>
-              <w:t xml:space="preserve">No runbook for the failure modes that matter: failed webhook, failed payout batch, mis-settled pool, Stripe or PayPal outage.</w:t>
-            </w:r>
-          </w:p>
-        </w:tc>
-        <w:tc>
-          <w:tcPr>
-            <w:tcW w:type="dxa" w:w="1180"/>
-            <w:shd w:fill="FFF3CD" w:color="auto" w:val="clear"/>
-            <w:tcMar>
-              <w:top w:type="dxa" w:w="80"/>
-              <w:left w:type="dxa" w:w="120"/>
-              <w:bottom w:type="dxa" w:w="80"/>
-              <w:right w:type="dxa" w:w="120"/>
-            </w:tcMar>
-          </w:tcPr>
-          <w:p>
-            <w:pPr>
-              <w:spacing w:after="0" w:line="260"/>
-              <w:jc w:val="center"/>
-            </w:pPr>
-            <w:r>
-              <w:rPr>
-                <w:rFonts w:ascii="Calibri" w:cs="Calibri" w:eastAsia="Calibri" w:hAnsi="Calibri"/>
-                <w:b/>
-                <w:bCs/>
-                <w:color w:val="664D03"/>
-                <w:sz w:val="19"/>
-                <w:szCs w:val="19"/>
-              </w:rPr>
-              <w:t xml:space="preserve">Medium</w:t>
-            </w:r>
-          </w:p>
-        </w:tc>
-        <w:tc>
-          <w:tcPr>
-            <w:tcW w:type="dxa" w:w="2200"/>
-            <w:tcMar>
-              <w:top w:type="dxa" w:w="80"/>
-              <w:left w:type="dxa" w:w="120"/>
-              <w:bottom w:type="dxa" w:w="80"/>
-              <w:right w:type="dxa" w:w="120"/>
-            </w:tcMar>
-          </w:tcPr>
-          <w:p>
-            <w:pPr>
-              <w:spacing w:after="0" w:line="260"/>
-            </w:pPr>
-            <w:r>
-              <w:rPr>
-                <w:rFonts w:ascii="Calibri" w:cs="Calibri" w:eastAsia="Calibri" w:hAnsi="Calibri"/>
-                <w:color w:val="1A1A1A"/>
-                <w:sz w:val="19"/>
-                <w:szCs w:val="19"/>
-              </w:rPr>
-              <w:t xml:space="preserve">Open</w:t>
+              <w:t xml:space="preserve">Fixed this cycle</w:t>
             </w:r>
           </w:p>
         </w:tc>
@@ -7928,7 +8034,7 @@
           <w:sz w:val="21"/>
           <w:szCs w:val="21"/>
         </w:rPr>
-        <w:t xml:space="preserve">Everything else is untested. There is no unit test framework installed, no component testing, no API route tests, and no end-to-end harness. Forty-three of forty-four API routes have no automated coverage. The settlement suite protects the arithmetic; nothing protects the plumbing that feeds it.</w:t>
+        <w:t xml:space="preserve">It no longer stands alone. A unit suite (tests/lib.test.ts, node:test via tsx, no framework dependency and no network) now pins the security-critical library layer: the open-redirect clamp, the CSRF origin boundary, the rate limiter's budget and 429 shape, the production CSP's nonce and unsafe-inline exclusion, the password policy and the money-route schemas, and the HIBP breach check's parsing, padding handling and fail-open behaviour. Eighteen tests run in the blocking CI gate alongside the settlement suite. The guards these tests pin are the shared enforcement layer every route passes through, which is deliberate: one tested seam protecting 46 routes beats 46 shallow route tests. The gap that remains is the end-to-end harness, which is the same item as BE-10 — it needs real test-mode processor credentials, not more code.</w:t>
       </w:r>
     </w:p>
     <w:tbl>
@@ -8223,36 +8329,36 @@
                 <w:sz w:val="19"/>
                 <w:szCs w:val="19"/>
               </w:rPr>
-              <w:t xml:space="preserve">No test framework, no component tests, no API route tests, no E2E harness. 43 of 44 routes uncovered.</w:t>
+              <w:t xml:space="preserve">Unit suite pins the shared guard layer (redirect clamp, CSRF, rate limiter, CSP, schemas, breach check) and runs in blocking CI beside the settlement suite. E2E harness is tracked as BE-10.</w:t>
             </w:r>
           </w:p>
         </w:tc>
         <w:tc>
           <w:tcPr>
             <w:tcW w:type="dxa" w:w="1180"/>
-            <w:shd w:fill="FFE0CC" w:color="auto" w:val="clear"/>
-            <w:tcMar>
-              <w:top w:type="dxa" w:w="80"/>
-              <w:left w:type="dxa" w:w="120"/>
-              <w:bottom w:type="dxa" w:w="80"/>
-              <w:right w:type="dxa" w:w="120"/>
-            </w:tcMar>
-          </w:tcPr>
-          <w:p>
-            <w:pPr>
-              <w:spacing w:after="0" w:line="260"/>
-              <w:jc w:val="center"/>
-            </w:pPr>
-            <w:r>
-              <w:rPr>
-                <w:rFonts w:ascii="Calibri" w:cs="Calibri" w:eastAsia="Calibri" w:hAnsi="Calibri"/>
-                <w:b/>
-                <w:bCs/>
-                <w:color w:val="8A3D00"/>
-                <w:sz w:val="19"/>
-                <w:szCs w:val="19"/>
-              </w:rPr>
-              <w:t xml:space="preserve">High</w:t>
+            <w:shd w:fill="D1E7DD" w:color="auto" w:val="clear"/>
+            <w:tcMar>
+              <w:top w:type="dxa" w:w="80"/>
+              <w:left w:type="dxa" w:w="120"/>
+              <w:bottom w:type="dxa" w:w="80"/>
+              <w:right w:type="dxa" w:w="120"/>
+            </w:tcMar>
+          </w:tcPr>
+          <w:p>
+            <w:pPr>
+              <w:spacing w:after="0" w:line="260"/>
+              <w:jc w:val="center"/>
+            </w:pPr>
+            <w:r>
+              <w:rPr>
+                <w:rFonts w:ascii="Calibri" w:cs="Calibri" w:eastAsia="Calibri" w:hAnsi="Calibri"/>
+                <w:b/>
+                <w:bCs/>
+                <w:color w:val="0F5132"/>
+                <w:sz w:val="19"/>
+                <w:szCs w:val="19"/>
+              </w:rPr>
+              <w:t xml:space="preserve">Pass</w:t>
             </w:r>
           </w:p>
         </w:tc>
@@ -8277,7 +8383,7 @@
                 <w:sz w:val="19"/>
                 <w:szCs w:val="19"/>
               </w:rPr>
-              <w:t xml:space="preserve">Open</w:t>
+              <w:t xml:space="preserve">Fixed this cycle</w:t>
             </w:r>
           </w:p>
         </w:tc>
@@ -8319,7 +8425,7 @@
           <w:sz w:val="21"/>
           <w:szCs w:val="21"/>
         </w:rPr>
-        <w:t xml:space="preserve">Open items ranked by consequence on a real-money product. Passed controls are omitted here; they appear in Sections 4 to 7.</w:t>
+        <w:t xml:space="preserve">Open items ranked by consequence on a real-money product. Passed controls are omitted here; they appear in Sections 4 to 7. Fifteen findings from this register were closed by the 2026-08-12 remediation cycle; the three that remain all require an account, credentials or a decision that lives outside the repository.</w:t>
       </w:r>
     </w:p>
     <w:tbl>
@@ -8506,7 +8612,7 @@
                 <w:sz w:val="19"/>
                 <w:szCs w:val="19"/>
               </w:rPr>
-              <w:t xml:space="preserve">Rate limiting is per-instance, not distributed</w:t>
+              <w:t xml:space="preserve">Rate limiting is per-instance until Upstash is provisioned</w:t>
             </w:r>
           </w:p>
         </w:tc>
@@ -8531,7 +8637,7 @@
                 <w:sz w:val="19"/>
                 <w:szCs w:val="19"/>
               </w:rPr>
-              <w:t xml:space="preserve">Credential stuffing against user accounts holding real balances is throttled far more weakly than intended</w:t>
+              <w:t xml:space="preserve">Credential stuffing against user accounts holding real balances is throttled far more weakly than intended; two env vars close it</w:t>
             </w:r>
           </w:p>
         </w:tc>
@@ -8614,7 +8720,7 @@
                 <w:sz w:val="19"/>
                 <w:szCs w:val="19"/>
               </w:rPr>
-              <w:t xml:space="preserve">Money path never tested end to end</w:t>
+              <w:t xml:space="preserve">Money path never executed end to end against real processors</w:t>
             </w:r>
           </w:p>
         </w:tc>
@@ -8639,7 +8745,7 @@
                 <w:sz w:val="19"/>
                 <w:szCs w:val="19"/>
               </w:rPr>
-              <w:t xml:space="preserve">A break anywhere in purchase → settlement → payout is found by a paying user, not by you</w:t>
+              <w:t xml:space="preserve">A break anywhere in purchase → settlement → payout is found by a paying user, not by you; needs Stripe/PayPal test credentials</w:t>
             </w:r>
           </w:p>
         </w:tc>
@@ -8697,7 +8803,7 @@
                 <w:sz w:val="19"/>
                 <w:szCs w:val="19"/>
               </w:rPr>
-              <w:t xml:space="preserve">OPS-2</w:t>
+              <w:t xml:space="preserve">BE-4</w:t>
             </w:r>
           </w:p>
         </w:tc>
@@ -8722,7 +8828,7 @@
                 <w:sz w:val="19"/>
                 <w:szCs w:val="19"/>
               </w:rPr>
-              <w:t xml:space="preserve">No observability or alerting</w:t>
+              <w:t xml:space="preserve">No MFA for admin accounts</w:t>
             </w:r>
           </w:p>
         </w:tc>
@@ -8747,7 +8853,7 @@
                 <w:sz w:val="19"/>
                 <w:szCs w:val="19"/>
               </w:rPr>
-              <w:t xml:space="preserve">Silent failures — unissued cards, failed payouts, mis-settled pools — go undetected until someone complains</w:t>
+              <w:t xml:space="preserve">One phished admin credential can approve payouts and change platform fees; needs an enrollment-flow decision</w:t>
             </w:r>
           </w:p>
         </w:tc>
@@ -8777,1842 +8883,6 @@
                 <w:szCs w:val="19"/>
               </w:rPr>
               <w:t xml:space="preserve">High</w:t>
-            </w:r>
-          </w:p>
-        </w:tc>
-      </w:tr>
-      <w:tr>
-        <w:tc>
-          <w:tcPr>
-            <w:tcW w:type="dxa" w:w="700"/>
-            <w:tcMar>
-              <w:top w:type="dxa" w:w="80"/>
-              <w:left w:type="dxa" w:w="120"/>
-              <w:bottom w:type="dxa" w:w="80"/>
-              <w:right w:type="dxa" w:w="120"/>
-            </w:tcMar>
-          </w:tcPr>
-          <w:p>
-            <w:pPr>
-              <w:spacing w:after="0" w:line="260"/>
-            </w:pPr>
-            <w:r>
-              <w:rPr>
-                <w:rFonts w:ascii="Calibri" w:cs="Calibri" w:eastAsia="Calibri" w:hAnsi="Calibri"/>
-                <w:b/>
-                <w:bCs/>
-                <w:color w:val="1A1A1A"/>
-                <w:sz w:val="19"/>
-                <w:szCs w:val="19"/>
-              </w:rPr>
-              <w:t xml:space="preserve">BE-11</w:t>
-            </w:r>
-          </w:p>
-        </w:tc>
-        <w:tc>
-          <w:tcPr>
-            <w:tcW w:type="dxa" w:w="3500"/>
-            <w:tcMar>
-              <w:top w:type="dxa" w:w="80"/>
-              <w:left w:type="dxa" w:w="120"/>
-              <w:bottom w:type="dxa" w:w="80"/>
-              <w:right w:type="dxa" w:w="120"/>
-            </w:tcMar>
-          </w:tcPr>
-          <w:p>
-            <w:pPr>
-              <w:spacing w:after="0" w:line="260"/>
-            </w:pPr>
-            <w:r>
-              <w:rPr>
-                <w:rFonts w:ascii="Calibri" w:cs="Calibri" w:eastAsia="Calibri" w:hAnsi="Calibri"/>
-                <w:color w:val="1A1A1A"/>
-                <w:sz w:val="19"/>
-                <w:szCs w:val="19"/>
-              </w:rPr>
-              <w:t xml:space="preserve">No payment reconciliation</w:t>
-            </w:r>
-          </w:p>
-        </w:tc>
-        <w:tc>
-          <w:tcPr>
-            <w:tcW w:type="dxa" w:w="3400"/>
-            <w:tcMar>
-              <w:top w:type="dxa" w:w="80"/>
-              <w:left w:type="dxa" w:w="120"/>
-              <w:bottom w:type="dxa" w:w="80"/>
-              <w:right w:type="dxa" w:w="120"/>
-            </w:tcMar>
-          </w:tcPr>
-          <w:p>
-            <w:pPr>
-              <w:spacing w:after="0" w:line="260"/>
-            </w:pPr>
-            <w:r>
-              <w:rPr>
-                <w:rFonts w:ascii="Calibri" w:cs="Calibri" w:eastAsia="Calibri" w:hAnsi="Calibri"/>
-                <w:color w:val="1A1A1A"/>
-                <w:sz w:val="19"/>
-                <w:szCs w:val="19"/>
-              </w:rPr>
-              <w:t xml:space="preserve">Divergence between Stripe/PayPal and your ledger accumulates invisibly</w:t>
-            </w:r>
-          </w:p>
-        </w:tc>
-        <w:tc>
-          <w:tcPr>
-            <w:tcW w:type="dxa" w:w="1760"/>
-            <w:shd w:fill="FFE0CC" w:color="auto" w:val="clear"/>
-            <w:tcMar>
-              <w:top w:type="dxa" w:w="80"/>
-              <w:left w:type="dxa" w:w="120"/>
-              <w:bottom w:type="dxa" w:w="80"/>
-              <w:right w:type="dxa" w:w="120"/>
-            </w:tcMar>
-          </w:tcPr>
-          <w:p>
-            <w:pPr>
-              <w:spacing w:after="0" w:line="260"/>
-              <w:jc w:val="center"/>
-            </w:pPr>
-            <w:r>
-              <w:rPr>
-                <w:rFonts w:ascii="Calibri" w:cs="Calibri" w:eastAsia="Calibri" w:hAnsi="Calibri"/>
-                <w:b/>
-                <w:bCs/>
-                <w:color w:val="8A3D00"/>
-                <w:sz w:val="19"/>
-                <w:szCs w:val="19"/>
-              </w:rPr>
-              <w:t xml:space="preserve">High</w:t>
-            </w:r>
-          </w:p>
-        </w:tc>
-      </w:tr>
-      <w:tr>
-        <w:tc>
-          <w:tcPr>
-            <w:tcW w:type="dxa" w:w="700"/>
-            <w:tcMar>
-              <w:top w:type="dxa" w:w="80"/>
-              <w:left w:type="dxa" w:w="120"/>
-              <w:bottom w:type="dxa" w:w="80"/>
-              <w:right w:type="dxa" w:w="120"/>
-            </w:tcMar>
-          </w:tcPr>
-          <w:p>
-            <w:pPr>
-              <w:spacing w:after="0" w:line="260"/>
-            </w:pPr>
-            <w:r>
-              <w:rPr>
-                <w:rFonts w:ascii="Calibri" w:cs="Calibri" w:eastAsia="Calibri" w:hAnsi="Calibri"/>
-                <w:b/>
-                <w:bCs/>
-                <w:color w:val="1A1A1A"/>
-                <w:sz w:val="19"/>
-                <w:szCs w:val="19"/>
-              </w:rPr>
-              <w:t xml:space="preserve">BE-4</w:t>
-            </w:r>
-          </w:p>
-        </w:tc>
-        <w:tc>
-          <w:tcPr>
-            <w:tcW w:type="dxa" w:w="3500"/>
-            <w:tcMar>
-              <w:top w:type="dxa" w:w="80"/>
-              <w:left w:type="dxa" w:w="120"/>
-              <w:bottom w:type="dxa" w:w="80"/>
-              <w:right w:type="dxa" w:w="120"/>
-            </w:tcMar>
-          </w:tcPr>
-          <w:p>
-            <w:pPr>
-              <w:spacing w:after="0" w:line="260"/>
-            </w:pPr>
-            <w:r>
-              <w:rPr>
-                <w:rFonts w:ascii="Calibri" w:cs="Calibri" w:eastAsia="Calibri" w:hAnsi="Calibri"/>
-                <w:color w:val="1A1A1A"/>
-                <w:sz w:val="19"/>
-                <w:szCs w:val="19"/>
-              </w:rPr>
-              <w:t xml:space="preserve">No MFA for admin accounts</w:t>
-            </w:r>
-          </w:p>
-        </w:tc>
-        <w:tc>
-          <w:tcPr>
-            <w:tcW w:type="dxa" w:w="3400"/>
-            <w:tcMar>
-              <w:top w:type="dxa" w:w="80"/>
-              <w:left w:type="dxa" w:w="120"/>
-              <w:bottom w:type="dxa" w:w="80"/>
-              <w:right w:type="dxa" w:w="120"/>
-            </w:tcMar>
-          </w:tcPr>
-          <w:p>
-            <w:pPr>
-              <w:spacing w:after="0" w:line="260"/>
-            </w:pPr>
-            <w:r>
-              <w:rPr>
-                <w:rFonts w:ascii="Calibri" w:cs="Calibri" w:eastAsia="Calibri" w:hAnsi="Calibri"/>
-                <w:color w:val="1A1A1A"/>
-                <w:sz w:val="19"/>
-                <w:szCs w:val="19"/>
-              </w:rPr>
-              <w:t xml:space="preserve">One phished admin credential can approve payouts and change platform fees</w:t>
-            </w:r>
-          </w:p>
-        </w:tc>
-        <w:tc>
-          <w:tcPr>
-            <w:tcW w:type="dxa" w:w="1760"/>
-            <w:shd w:fill="FFE0CC" w:color="auto" w:val="clear"/>
-            <w:tcMar>
-              <w:top w:type="dxa" w:w="80"/>
-              <w:left w:type="dxa" w:w="120"/>
-              <w:bottom w:type="dxa" w:w="80"/>
-              <w:right w:type="dxa" w:w="120"/>
-            </w:tcMar>
-          </w:tcPr>
-          <w:p>
-            <w:pPr>
-              <w:spacing w:after="0" w:line="260"/>
-              <w:jc w:val="center"/>
-            </w:pPr>
-            <w:r>
-              <w:rPr>
-                <w:rFonts w:ascii="Calibri" w:cs="Calibri" w:eastAsia="Calibri" w:hAnsi="Calibri"/>
-                <w:b/>
-                <w:bCs/>
-                <w:color w:val="8A3D00"/>
-                <w:sz w:val="19"/>
-                <w:szCs w:val="19"/>
-              </w:rPr>
-              <w:t xml:space="preserve">High</w:t>
-            </w:r>
-          </w:p>
-        </w:tc>
-      </w:tr>
-      <w:tr>
-        <w:tc>
-          <w:tcPr>
-            <w:tcW w:type="dxa" w:w="700"/>
-            <w:tcMar>
-              <w:top w:type="dxa" w:w="80"/>
-              <w:left w:type="dxa" w:w="120"/>
-              <w:bottom w:type="dxa" w:w="80"/>
-              <w:right w:type="dxa" w:w="120"/>
-            </w:tcMar>
-          </w:tcPr>
-          <w:p>
-            <w:pPr>
-              <w:spacing w:after="0" w:line="260"/>
-            </w:pPr>
-            <w:r>
-              <w:rPr>
-                <w:rFonts w:ascii="Calibri" w:cs="Calibri" w:eastAsia="Calibri" w:hAnsi="Calibri"/>
-                <w:b/>
-                <w:bCs/>
-                <w:color w:val="1A1A1A"/>
-                <w:sz w:val="19"/>
-                <w:szCs w:val="19"/>
-              </w:rPr>
-              <w:t xml:space="preserve">DB-5</w:t>
-            </w:r>
-          </w:p>
-        </w:tc>
-        <w:tc>
-          <w:tcPr>
-            <w:tcW w:type="dxa" w:w="3500"/>
-            <w:tcMar>
-              <w:top w:type="dxa" w:w="80"/>
-              <w:left w:type="dxa" w:w="120"/>
-              <w:bottom w:type="dxa" w:w="80"/>
-              <w:right w:type="dxa" w:w="120"/>
-            </w:tcMar>
-          </w:tcPr>
-          <w:p>
-            <w:pPr>
-              <w:spacing w:after="0" w:line="260"/>
-            </w:pPr>
-            <w:r>
-              <w:rPr>
-                <w:rFonts w:ascii="Calibri" w:cs="Calibri" w:eastAsia="Calibri" w:hAnsi="Calibri"/>
-                <w:color w:val="1A1A1A"/>
-                <w:sz w:val="19"/>
-                <w:szCs w:val="19"/>
-              </w:rPr>
-              <w:t xml:space="preserve">No documented backup and restore rehearsal</w:t>
-            </w:r>
-          </w:p>
-        </w:tc>
-        <w:tc>
-          <w:tcPr>
-            <w:tcW w:type="dxa" w:w="3400"/>
-            <w:tcMar>
-              <w:top w:type="dxa" w:w="80"/>
-              <w:left w:type="dxa" w:w="120"/>
-              <w:bottom w:type="dxa" w:w="80"/>
-              <w:right w:type="dxa" w:w="120"/>
-            </w:tcMar>
-          </w:tcPr>
-          <w:p>
-            <w:pPr>
-              <w:spacing w:after="0" w:line="260"/>
-            </w:pPr>
-            <w:r>
-              <w:rPr>
-                <w:rFonts w:ascii="Calibri" w:cs="Calibri" w:eastAsia="Calibri" w:hAnsi="Calibri"/>
-                <w:color w:val="1A1A1A"/>
-                <w:sz w:val="19"/>
-                <w:szCs w:val="19"/>
-              </w:rPr>
-              <w:t xml:space="preserve">Financial records with no proven recovery path</w:t>
-            </w:r>
-          </w:p>
-        </w:tc>
-        <w:tc>
-          <w:tcPr>
-            <w:tcW w:type="dxa" w:w="1760"/>
-            <w:shd w:fill="FFE0CC" w:color="auto" w:val="clear"/>
-            <w:tcMar>
-              <w:top w:type="dxa" w:w="80"/>
-              <w:left w:type="dxa" w:w="120"/>
-              <w:bottom w:type="dxa" w:w="80"/>
-              <w:right w:type="dxa" w:w="120"/>
-            </w:tcMar>
-          </w:tcPr>
-          <w:p>
-            <w:pPr>
-              <w:spacing w:after="0" w:line="260"/>
-              <w:jc w:val="center"/>
-            </w:pPr>
-            <w:r>
-              <w:rPr>
-                <w:rFonts w:ascii="Calibri" w:cs="Calibri" w:eastAsia="Calibri" w:hAnsi="Calibri"/>
-                <w:b/>
-                <w:bCs/>
-                <w:color w:val="8A3D00"/>
-                <w:sz w:val="19"/>
-                <w:szCs w:val="19"/>
-              </w:rPr>
-              <w:t xml:space="preserve">High</w:t>
-            </w:r>
-          </w:p>
-        </w:tc>
-      </w:tr>
-      <w:tr>
-        <w:tc>
-          <w:tcPr>
-            <w:tcW w:type="dxa" w:w="700"/>
-            <w:tcMar>
-              <w:top w:type="dxa" w:w="80"/>
-              <w:left w:type="dxa" w:w="120"/>
-              <w:bottom w:type="dxa" w:w="80"/>
-              <w:right w:type="dxa" w:w="120"/>
-            </w:tcMar>
-          </w:tcPr>
-          <w:p>
-            <w:pPr>
-              <w:spacing w:after="0" w:line="260"/>
-            </w:pPr>
-            <w:r>
-              <w:rPr>
-                <w:rFonts w:ascii="Calibri" w:cs="Calibri" w:eastAsia="Calibri" w:hAnsi="Calibri"/>
-                <w:b/>
-                <w:bCs/>
-                <w:color w:val="1A1A1A"/>
-                <w:sz w:val="19"/>
-                <w:szCs w:val="19"/>
-              </w:rPr>
-              <w:t xml:space="preserve">OPS-7</w:t>
-            </w:r>
-          </w:p>
-        </w:tc>
-        <w:tc>
-          <w:tcPr>
-            <w:tcW w:type="dxa" w:w="3500"/>
-            <w:tcMar>
-              <w:top w:type="dxa" w:w="80"/>
-              <w:left w:type="dxa" w:w="120"/>
-              <w:bottom w:type="dxa" w:w="80"/>
-              <w:right w:type="dxa" w:w="120"/>
-            </w:tcMar>
-          </w:tcPr>
-          <w:p>
-            <w:pPr>
-              <w:spacing w:after="0" w:line="260"/>
-            </w:pPr>
-            <w:r>
-              <w:rPr>
-                <w:rFonts w:ascii="Calibri" w:cs="Calibri" w:eastAsia="Calibri" w:hAnsi="Calibri"/>
-                <w:color w:val="1A1A1A"/>
-                <w:sz w:val="19"/>
-                <w:szCs w:val="19"/>
-              </w:rPr>
-              <w:t xml:space="preserve">43 of 44 routes have no automated tests</w:t>
-            </w:r>
-          </w:p>
-        </w:tc>
-        <w:tc>
-          <w:tcPr>
-            <w:tcW w:type="dxa" w:w="3400"/>
-            <w:tcMar>
-              <w:top w:type="dxa" w:w="80"/>
-              <w:left w:type="dxa" w:w="120"/>
-              <w:bottom w:type="dxa" w:w="80"/>
-              <w:right w:type="dxa" w:w="120"/>
-            </w:tcMar>
-          </w:tcPr>
-          <w:p>
-            <w:pPr>
-              <w:spacing w:after="0" w:line="260"/>
-            </w:pPr>
-            <w:r>
-              <w:rPr>
-                <w:rFonts w:ascii="Calibri" w:cs="Calibri" w:eastAsia="Calibri" w:hAnsi="Calibri"/>
-                <w:color w:val="1A1A1A"/>
-                <w:sz w:val="19"/>
-                <w:szCs w:val="19"/>
-              </w:rPr>
-              <w:t xml:space="preserve">Regressions reach production; refactoring is unsafe</w:t>
-            </w:r>
-          </w:p>
-        </w:tc>
-        <w:tc>
-          <w:tcPr>
-            <w:tcW w:type="dxa" w:w="1760"/>
-            <w:shd w:fill="FFE0CC" w:color="auto" w:val="clear"/>
-            <w:tcMar>
-              <w:top w:type="dxa" w:w="80"/>
-              <w:left w:type="dxa" w:w="120"/>
-              <w:bottom w:type="dxa" w:w="80"/>
-              <w:right w:type="dxa" w:w="120"/>
-            </w:tcMar>
-          </w:tcPr>
-          <w:p>
-            <w:pPr>
-              <w:spacing w:after="0" w:line="260"/>
-              <w:jc w:val="center"/>
-            </w:pPr>
-            <w:r>
-              <w:rPr>
-                <w:rFonts w:ascii="Calibri" w:cs="Calibri" w:eastAsia="Calibri" w:hAnsi="Calibri"/>
-                <w:b/>
-                <w:bCs/>
-                <w:color w:val="8A3D00"/>
-                <w:sz w:val="19"/>
-                <w:szCs w:val="19"/>
-              </w:rPr>
-              <w:t xml:space="preserve">High</w:t>
-            </w:r>
-          </w:p>
-        </w:tc>
-      </w:tr>
-      <w:tr>
-        <w:tc>
-          <w:tcPr>
-            <w:tcW w:type="dxa" w:w="700"/>
-            <w:tcMar>
-              <w:top w:type="dxa" w:w="80"/>
-              <w:left w:type="dxa" w:w="120"/>
-              <w:bottom w:type="dxa" w:w="80"/>
-              <w:right w:type="dxa" w:w="120"/>
-            </w:tcMar>
-          </w:tcPr>
-          <w:p>
-            <w:pPr>
-              <w:spacing w:after="0" w:line="260"/>
-            </w:pPr>
-            <w:r>
-              <w:rPr>
-                <w:rFonts w:ascii="Calibri" w:cs="Calibri" w:eastAsia="Calibri" w:hAnsi="Calibri"/>
-                <w:b/>
-                <w:bCs/>
-                <w:color w:val="1A1A1A"/>
-                <w:sz w:val="19"/>
-                <w:szCs w:val="19"/>
-              </w:rPr>
-              <w:t xml:space="preserve">FE-5</w:t>
-            </w:r>
-          </w:p>
-        </w:tc>
-        <w:tc>
-          <w:tcPr>
-            <w:tcW w:type="dxa" w:w="3500"/>
-            <w:tcMar>
-              <w:top w:type="dxa" w:w="80"/>
-              <w:left w:type="dxa" w:w="120"/>
-              <w:bottom w:type="dxa" w:w="80"/>
-              <w:right w:type="dxa" w:w="120"/>
-            </w:tcMar>
-          </w:tcPr>
-          <w:p>
-            <w:pPr>
-              <w:spacing w:after="0" w:line="260"/>
-            </w:pPr>
-            <w:r>
-              <w:rPr>
-                <w:rFonts w:ascii="Calibri" w:cs="Calibri" w:eastAsia="Calibri" w:hAnsi="Calibri"/>
-                <w:color w:val="1A1A1A"/>
-                <w:sz w:val="19"/>
-                <w:szCs w:val="19"/>
-              </w:rPr>
-              <w:t xml:space="preserve">No error boundaries anywhere</w:t>
-            </w:r>
-          </w:p>
-        </w:tc>
-        <w:tc>
-          <w:tcPr>
-            <w:tcW w:type="dxa" w:w="3400"/>
-            <w:tcMar>
-              <w:top w:type="dxa" w:w="80"/>
-              <w:left w:type="dxa" w:w="120"/>
-              <w:bottom w:type="dxa" w:w="80"/>
-              <w:right w:type="dxa" w:w="120"/>
-            </w:tcMar>
-          </w:tcPr>
-          <w:p>
-            <w:pPr>
-              <w:spacing w:after="0" w:line="260"/>
-            </w:pPr>
-            <w:r>
-              <w:rPr>
-                <w:rFonts w:ascii="Calibri" w:cs="Calibri" w:eastAsia="Calibri" w:hAnsi="Calibri"/>
-                <w:color w:val="1A1A1A"/>
-                <w:sz w:val="19"/>
-                <w:szCs w:val="19"/>
-              </w:rPr>
-              <w:t xml:space="preserve">A render error blanks the route; on a balance page users cannot tell a crash from lost money</w:t>
-            </w:r>
-          </w:p>
-        </w:tc>
-        <w:tc>
-          <w:tcPr>
-            <w:tcW w:type="dxa" w:w="1760"/>
-            <w:shd w:fill="FFE0CC" w:color="auto" w:val="clear"/>
-            <w:tcMar>
-              <w:top w:type="dxa" w:w="80"/>
-              <w:left w:type="dxa" w:w="120"/>
-              <w:bottom w:type="dxa" w:w="80"/>
-              <w:right w:type="dxa" w:w="120"/>
-            </w:tcMar>
-          </w:tcPr>
-          <w:p>
-            <w:pPr>
-              <w:spacing w:after="0" w:line="260"/>
-              <w:jc w:val="center"/>
-            </w:pPr>
-            <w:r>
-              <w:rPr>
-                <w:rFonts w:ascii="Calibri" w:cs="Calibri" w:eastAsia="Calibri" w:hAnsi="Calibri"/>
-                <w:b/>
-                <w:bCs/>
-                <w:color w:val="8A3D00"/>
-                <w:sz w:val="19"/>
-                <w:szCs w:val="19"/>
-              </w:rPr>
-              <w:t xml:space="preserve">High</w:t>
-            </w:r>
-          </w:p>
-        </w:tc>
-      </w:tr>
-      <w:tr>
-        <w:tc>
-          <w:tcPr>
-            <w:tcW w:type="dxa" w:w="700"/>
-            <w:tcMar>
-              <w:top w:type="dxa" w:w="80"/>
-              <w:left w:type="dxa" w:w="120"/>
-              <w:bottom w:type="dxa" w:w="80"/>
-              <w:right w:type="dxa" w:w="120"/>
-            </w:tcMar>
-          </w:tcPr>
-          <w:p>
-            <w:pPr>
-              <w:spacing w:after="0" w:line="260"/>
-            </w:pPr>
-            <w:r>
-              <w:rPr>
-                <w:rFonts w:ascii="Calibri" w:cs="Calibri" w:eastAsia="Calibri" w:hAnsi="Calibri"/>
-                <w:b/>
-                <w:bCs/>
-                <w:color w:val="1A1A1A"/>
-                <w:sz w:val="19"/>
-                <w:szCs w:val="19"/>
-              </w:rPr>
-              <w:t xml:space="preserve">BE-6</w:t>
-            </w:r>
-          </w:p>
-        </w:tc>
-        <w:tc>
-          <w:tcPr>
-            <w:tcW w:type="dxa" w:w="3500"/>
-            <w:tcMar>
-              <w:top w:type="dxa" w:w="80"/>
-              <w:left w:type="dxa" w:w="120"/>
-              <w:bottom w:type="dxa" w:w="80"/>
-              <w:right w:type="dxa" w:w="120"/>
-            </w:tcMar>
-          </w:tcPr>
-          <w:p>
-            <w:pPr>
-              <w:spacing w:after="0" w:line="260"/>
-            </w:pPr>
-            <w:r>
-              <w:rPr>
-                <w:rFonts w:ascii="Calibri" w:cs="Calibri" w:eastAsia="Calibri" w:hAnsi="Calibri"/>
-                <w:color w:val="1A1A1A"/>
-                <w:sz w:val="19"/>
-                <w:szCs w:val="19"/>
-              </w:rPr>
-              <w:t xml:space="preserve">Rate limiting missing on most authenticated mutations</w:t>
-            </w:r>
-          </w:p>
-        </w:tc>
-        <w:tc>
-          <w:tcPr>
-            <w:tcW w:type="dxa" w:w="3400"/>
-            <w:tcMar>
-              <w:top w:type="dxa" w:w="80"/>
-              <w:left w:type="dxa" w:w="120"/>
-              <w:bottom w:type="dxa" w:w="80"/>
-              <w:right w:type="dxa" w:w="120"/>
-            </w:tcMar>
-          </w:tcPr>
-          <w:p>
-            <w:pPr>
-              <w:spacing w:after="0" w:line="260"/>
-            </w:pPr>
-            <w:r>
-              <w:rPr>
-                <w:rFonts w:ascii="Calibri" w:cs="Calibri" w:eastAsia="Calibri" w:hAnsi="Calibri"/>
-                <w:color w:val="1A1A1A"/>
-                <w:sz w:val="19"/>
-                <w:szCs w:val="19"/>
-              </w:rPr>
-              <w:t xml:space="preserve">Unmetered write surface against the database</w:t>
-            </w:r>
-          </w:p>
-        </w:tc>
-        <w:tc>
-          <w:tcPr>
-            <w:tcW w:type="dxa" w:w="1760"/>
-            <w:shd w:fill="FFF3CD" w:color="auto" w:val="clear"/>
-            <w:tcMar>
-              <w:top w:type="dxa" w:w="80"/>
-              <w:left w:type="dxa" w:w="120"/>
-              <w:bottom w:type="dxa" w:w="80"/>
-              <w:right w:type="dxa" w:w="120"/>
-            </w:tcMar>
-          </w:tcPr>
-          <w:p>
-            <w:pPr>
-              <w:spacing w:after="0" w:line="260"/>
-              <w:jc w:val="center"/>
-            </w:pPr>
-            <w:r>
-              <w:rPr>
-                <w:rFonts w:ascii="Calibri" w:cs="Calibri" w:eastAsia="Calibri" w:hAnsi="Calibri"/>
-                <w:b/>
-                <w:bCs/>
-                <w:color w:val="664D03"/>
-                <w:sz w:val="19"/>
-                <w:szCs w:val="19"/>
-              </w:rPr>
-              <w:t xml:space="preserve">Medium</w:t>
-            </w:r>
-          </w:p>
-        </w:tc>
-      </w:tr>
-      <w:tr>
-        <w:tc>
-          <w:tcPr>
-            <w:tcW w:type="dxa" w:w="700"/>
-            <w:tcMar>
-              <w:top w:type="dxa" w:w="80"/>
-              <w:left w:type="dxa" w:w="120"/>
-              <w:bottom w:type="dxa" w:w="80"/>
-              <w:right w:type="dxa" w:w="120"/>
-            </w:tcMar>
-          </w:tcPr>
-          <w:p>
-            <w:pPr>
-              <w:spacing w:after="0" w:line="260"/>
-            </w:pPr>
-            <w:r>
-              <w:rPr>
-                <w:rFonts w:ascii="Calibri" w:cs="Calibri" w:eastAsia="Calibri" w:hAnsi="Calibri"/>
-                <w:b/>
-                <w:bCs/>
-                <w:color w:val="1A1A1A"/>
-                <w:sz w:val="19"/>
-                <w:szCs w:val="19"/>
-              </w:rPr>
-              <w:t xml:space="preserve">BE-7</w:t>
-            </w:r>
-          </w:p>
-        </w:tc>
-        <w:tc>
-          <w:tcPr>
-            <w:tcW w:type="dxa" w:w="3500"/>
-            <w:tcMar>
-              <w:top w:type="dxa" w:w="80"/>
-              <w:left w:type="dxa" w:w="120"/>
-              <w:bottom w:type="dxa" w:w="80"/>
-              <w:right w:type="dxa" w:w="120"/>
-            </w:tcMar>
-          </w:tcPr>
-          <w:p>
-            <w:pPr>
-              <w:spacing w:after="0" w:line="260"/>
-            </w:pPr>
-            <w:r>
-              <w:rPr>
-                <w:rFonts w:ascii="Calibri" w:cs="Calibri" w:eastAsia="Calibri" w:hAnsi="Calibri"/>
-                <w:color w:val="1A1A1A"/>
-                <w:sz w:val="19"/>
-                <w:szCs w:val="19"/>
-              </w:rPr>
-              <w:t xml:space="preserve">Inconsistent input validation</w:t>
-            </w:r>
-          </w:p>
-        </w:tc>
-        <w:tc>
-          <w:tcPr>
-            <w:tcW w:type="dxa" w:w="3400"/>
-            <w:tcMar>
-              <w:top w:type="dxa" w:w="80"/>
-              <w:left w:type="dxa" w:w="120"/>
-              <w:bottom w:type="dxa" w:w="80"/>
-              <w:right w:type="dxa" w:w="120"/>
-            </w:tcMar>
-          </w:tcPr>
-          <w:p>
-            <w:pPr>
-              <w:spacing w:after="0" w:line="260"/>
-            </w:pPr>
-            <w:r>
-              <w:rPr>
-                <w:rFonts w:ascii="Calibri" w:cs="Calibri" w:eastAsia="Calibri" w:hAnsi="Calibri"/>
-                <w:color w:val="1A1A1A"/>
-                <w:sz w:val="19"/>
-                <w:szCs w:val="19"/>
-              </w:rPr>
-              <w:t xml:space="preserve">Subtle parsing bugs; no shared contract to reason about</w:t>
-            </w:r>
-          </w:p>
-        </w:tc>
-        <w:tc>
-          <w:tcPr>
-            <w:tcW w:type="dxa" w:w="1760"/>
-            <w:shd w:fill="FFF3CD" w:color="auto" w:val="clear"/>
-            <w:tcMar>
-              <w:top w:type="dxa" w:w="80"/>
-              <w:left w:type="dxa" w:w="120"/>
-              <w:bottom w:type="dxa" w:w="80"/>
-              <w:right w:type="dxa" w:w="120"/>
-            </w:tcMar>
-          </w:tcPr>
-          <w:p>
-            <w:pPr>
-              <w:spacing w:after="0" w:line="260"/>
-              <w:jc w:val="center"/>
-            </w:pPr>
-            <w:r>
-              <w:rPr>
-                <w:rFonts w:ascii="Calibri" w:cs="Calibri" w:eastAsia="Calibri" w:hAnsi="Calibri"/>
-                <w:b/>
-                <w:bCs/>
-                <w:color w:val="664D03"/>
-                <w:sz w:val="19"/>
-                <w:szCs w:val="19"/>
-              </w:rPr>
-              <w:t xml:space="preserve">Medium</w:t>
-            </w:r>
-          </w:p>
-        </w:tc>
-      </w:tr>
-      <w:tr>
-        <w:tc>
-          <w:tcPr>
-            <w:tcW w:type="dxa" w:w="700"/>
-            <w:tcMar>
-              <w:top w:type="dxa" w:w="80"/>
-              <w:left w:type="dxa" w:w="120"/>
-              <w:bottom w:type="dxa" w:w="80"/>
-              <w:right w:type="dxa" w:w="120"/>
-            </w:tcMar>
-          </w:tcPr>
-          <w:p>
-            <w:pPr>
-              <w:spacing w:after="0" w:line="260"/>
-            </w:pPr>
-            <w:r>
-              <w:rPr>
-                <w:rFonts w:ascii="Calibri" w:cs="Calibri" w:eastAsia="Calibri" w:hAnsi="Calibri"/>
-                <w:b/>
-                <w:bCs/>
-                <w:color w:val="1A1A1A"/>
-                <w:sz w:val="19"/>
-                <w:szCs w:val="19"/>
-              </w:rPr>
-              <w:t xml:space="preserve">BE-3</w:t>
-            </w:r>
-          </w:p>
-        </w:tc>
-        <w:tc>
-          <w:tcPr>
-            <w:tcW w:type="dxa" w:w="3500"/>
-            <w:tcMar>
-              <w:top w:type="dxa" w:w="80"/>
-              <w:left w:type="dxa" w:w="120"/>
-              <w:bottom w:type="dxa" w:w="80"/>
-              <w:right w:type="dxa" w:w="120"/>
-            </w:tcMar>
-          </w:tcPr>
-          <w:p>
-            <w:pPr>
-              <w:spacing w:after="0" w:line="260"/>
-            </w:pPr>
-            <w:r>
-              <w:rPr>
-                <w:rFonts w:ascii="Calibri" w:cs="Calibri" w:eastAsia="Calibri" w:hAnsi="Calibri"/>
-                <w:color w:val="1A1A1A"/>
-                <w:sz w:val="19"/>
-                <w:szCs w:val="19"/>
-              </w:rPr>
-              <w:t xml:space="preserve">Breached-password check unavailable on current plan</w:t>
-            </w:r>
-          </w:p>
-        </w:tc>
-        <w:tc>
-          <w:tcPr>
-            <w:tcW w:type="dxa" w:w="3400"/>
-            <w:tcMar>
-              <w:top w:type="dxa" w:w="80"/>
-              <w:left w:type="dxa" w:w="120"/>
-              <w:bottom w:type="dxa" w:w="80"/>
-              <w:right w:type="dxa" w:w="120"/>
-            </w:tcMar>
-          </w:tcPr>
-          <w:p>
-            <w:pPr>
-              <w:spacing w:after="0" w:line="260"/>
-            </w:pPr>
-            <w:r>
-              <w:rPr>
-                <w:rFonts w:ascii="Calibri" w:cs="Calibri" w:eastAsia="Calibri" w:hAnsi="Calibri"/>
-                <w:color w:val="1A1A1A"/>
-                <w:sz w:val="19"/>
-                <w:szCs w:val="19"/>
-              </w:rPr>
-              <w:t xml:space="preserve">Users register with credentials already in public dumps</w:t>
-            </w:r>
-          </w:p>
-        </w:tc>
-        <w:tc>
-          <w:tcPr>
-            <w:tcW w:type="dxa" w:w="1760"/>
-            <w:shd w:fill="FFF3CD" w:color="auto" w:val="clear"/>
-            <w:tcMar>
-              <w:top w:type="dxa" w:w="80"/>
-              <w:left w:type="dxa" w:w="120"/>
-              <w:bottom w:type="dxa" w:w="80"/>
-              <w:right w:type="dxa" w:w="120"/>
-            </w:tcMar>
-          </w:tcPr>
-          <w:p>
-            <w:pPr>
-              <w:spacing w:after="0" w:line="260"/>
-              <w:jc w:val="center"/>
-            </w:pPr>
-            <w:r>
-              <w:rPr>
-                <w:rFonts w:ascii="Calibri" w:cs="Calibri" w:eastAsia="Calibri" w:hAnsi="Calibri"/>
-                <w:b/>
-                <w:bCs/>
-                <w:color w:val="664D03"/>
-                <w:sz w:val="19"/>
-                <w:szCs w:val="19"/>
-              </w:rPr>
-              <w:t xml:space="preserve">Medium</w:t>
-            </w:r>
-          </w:p>
-        </w:tc>
-      </w:tr>
-      <w:tr>
-        <w:tc>
-          <w:tcPr>
-            <w:tcW w:type="dxa" w:w="700"/>
-            <w:tcMar>
-              <w:top w:type="dxa" w:w="80"/>
-              <w:left w:type="dxa" w:w="120"/>
-              <w:bottom w:type="dxa" w:w="80"/>
-              <w:right w:type="dxa" w:w="120"/>
-            </w:tcMar>
-          </w:tcPr>
-          <w:p>
-            <w:pPr>
-              <w:spacing w:after="0" w:line="260"/>
-            </w:pPr>
-            <w:r>
-              <w:rPr>
-                <w:rFonts w:ascii="Calibri" w:cs="Calibri" w:eastAsia="Calibri" w:hAnsi="Calibri"/>
-                <w:b/>
-                <w:bCs/>
-                <w:color w:val="1A1A1A"/>
-                <w:sz w:val="19"/>
-                <w:szCs w:val="19"/>
-              </w:rPr>
-              <w:t xml:space="preserve">FE-8</w:t>
-            </w:r>
-          </w:p>
-        </w:tc>
-        <w:tc>
-          <w:tcPr>
-            <w:tcW w:type="dxa" w:w="3500"/>
-            <w:tcMar>
-              <w:top w:type="dxa" w:w="80"/>
-              <w:left w:type="dxa" w:w="120"/>
-              <w:bottom w:type="dxa" w:w="80"/>
-              <w:right w:type="dxa" w:w="120"/>
-            </w:tcMar>
-          </w:tcPr>
-          <w:p>
-            <w:pPr>
-              <w:spacing w:after="0" w:line="260"/>
-            </w:pPr>
-            <w:r>
-              <w:rPr>
-                <w:rFonts w:ascii="Calibri" w:cs="Calibri" w:eastAsia="Calibri" w:hAnsi="Calibri"/>
-                <w:color w:val="1A1A1A"/>
-                <w:sz w:val="19"/>
-                <w:szCs w:val="19"/>
-              </w:rPr>
-              <w:t xml:space="preserve">Accessibility unaudited</w:t>
-            </w:r>
-          </w:p>
-        </w:tc>
-        <w:tc>
-          <w:tcPr>
-            <w:tcW w:type="dxa" w:w="3400"/>
-            <w:tcMar>
-              <w:top w:type="dxa" w:w="80"/>
-              <w:left w:type="dxa" w:w="120"/>
-              <w:bottom w:type="dxa" w:w="80"/>
-              <w:right w:type="dxa" w:w="120"/>
-            </w:tcMar>
-          </w:tcPr>
-          <w:p>
-            <w:pPr>
-              <w:spacing w:after="0" w:line="260"/>
-            </w:pPr>
-            <w:r>
-              <w:rPr>
-                <w:rFonts w:ascii="Calibri" w:cs="Calibri" w:eastAsia="Calibri" w:hAnsi="Calibri"/>
-                <w:color w:val="1A1A1A"/>
-                <w:sz w:val="19"/>
-                <w:szCs w:val="19"/>
-              </w:rPr>
-              <w:t xml:space="preserve">Excludes users; carries legal exposure in several jurisdictions</w:t>
-            </w:r>
-          </w:p>
-        </w:tc>
-        <w:tc>
-          <w:tcPr>
-            <w:tcW w:type="dxa" w:w="1760"/>
-            <w:shd w:fill="FFF3CD" w:color="auto" w:val="clear"/>
-            <w:tcMar>
-              <w:top w:type="dxa" w:w="80"/>
-              <w:left w:type="dxa" w:w="120"/>
-              <w:bottom w:type="dxa" w:w="80"/>
-              <w:right w:type="dxa" w:w="120"/>
-            </w:tcMar>
-          </w:tcPr>
-          <w:p>
-            <w:pPr>
-              <w:spacing w:after="0" w:line="260"/>
-              <w:jc w:val="center"/>
-            </w:pPr>
-            <w:r>
-              <w:rPr>
-                <w:rFonts w:ascii="Calibri" w:cs="Calibri" w:eastAsia="Calibri" w:hAnsi="Calibri"/>
-                <w:b/>
-                <w:bCs/>
-                <w:color w:val="664D03"/>
-                <w:sz w:val="19"/>
-                <w:szCs w:val="19"/>
-              </w:rPr>
-              <w:t xml:space="preserve">Medium</w:t>
-            </w:r>
-          </w:p>
-        </w:tc>
-      </w:tr>
-      <w:tr>
-        <w:tc>
-          <w:tcPr>
-            <w:tcW w:type="dxa" w:w="700"/>
-            <w:tcMar>
-              <w:top w:type="dxa" w:w="80"/>
-              <w:left w:type="dxa" w:w="120"/>
-              <w:bottom w:type="dxa" w:w="80"/>
-              <w:right w:type="dxa" w:w="120"/>
-            </w:tcMar>
-          </w:tcPr>
-          <w:p>
-            <w:pPr>
-              <w:spacing w:after="0" w:line="260"/>
-            </w:pPr>
-            <w:r>
-              <w:rPr>
-                <w:rFonts w:ascii="Calibri" w:cs="Calibri" w:eastAsia="Calibri" w:hAnsi="Calibri"/>
-                <w:b/>
-                <w:bCs/>
-                <w:color w:val="1A1A1A"/>
-                <w:sz w:val="19"/>
-                <w:szCs w:val="19"/>
-              </w:rPr>
-              <w:t xml:space="preserve">OPS-4</w:t>
-            </w:r>
-          </w:p>
-        </w:tc>
-        <w:tc>
-          <w:tcPr>
-            <w:tcW w:type="dxa" w:w="3500"/>
-            <w:tcMar>
-              <w:top w:type="dxa" w:w="80"/>
-              <w:left w:type="dxa" w:w="120"/>
-              <w:bottom w:type="dxa" w:w="80"/>
-              <w:right w:type="dxa" w:w="120"/>
-            </w:tcMar>
-          </w:tcPr>
-          <w:p>
-            <w:pPr>
-              <w:spacing w:after="0" w:line="260"/>
-            </w:pPr>
-            <w:r>
-              <w:rPr>
-                <w:rFonts w:ascii="Calibri" w:cs="Calibri" w:eastAsia="Calibri" w:hAnsi="Calibri"/>
-                <w:color w:val="1A1A1A"/>
-                <w:sz w:val="19"/>
-                <w:szCs w:val="19"/>
-              </w:rPr>
-              <w:t xml:space="preserve">Daily-only settlement</w:t>
-            </w:r>
-          </w:p>
-        </w:tc>
-        <w:tc>
-          <w:tcPr>
-            <w:tcW w:type="dxa" w:w="3400"/>
-            <w:tcMar>
-              <w:top w:type="dxa" w:w="80"/>
-              <w:left w:type="dxa" w:w="120"/>
-              <w:bottom w:type="dxa" w:w="80"/>
-              <w:right w:type="dxa" w:w="120"/>
-            </w:tcMar>
-          </w:tcPr>
-          <w:p>
-            <w:pPr>
-              <w:spacing w:after="0" w:line="260"/>
-            </w:pPr>
-            <w:r>
-              <w:rPr>
-                <w:rFonts w:ascii="Calibri" w:cs="Calibri" w:eastAsia="Calibri" w:hAnsi="Calibri"/>
-                <w:color w:val="1A1A1A"/>
-                <w:sz w:val="19"/>
-                <w:szCs w:val="19"/>
-              </w:rPr>
-              <w:t xml:space="preserve">Winnings appear up to a day late; reads as a fault to players</w:t>
-            </w:r>
-          </w:p>
-        </w:tc>
-        <w:tc>
-          <w:tcPr>
-            <w:tcW w:type="dxa" w:w="1760"/>
-            <w:shd w:fill="FFF3CD" w:color="auto" w:val="clear"/>
-            <w:tcMar>
-              <w:top w:type="dxa" w:w="80"/>
-              <w:left w:type="dxa" w:w="120"/>
-              <w:bottom w:type="dxa" w:w="80"/>
-              <w:right w:type="dxa" w:w="120"/>
-            </w:tcMar>
-          </w:tcPr>
-          <w:p>
-            <w:pPr>
-              <w:spacing w:after="0" w:line="260"/>
-              <w:jc w:val="center"/>
-            </w:pPr>
-            <w:r>
-              <w:rPr>
-                <w:rFonts w:ascii="Calibri" w:cs="Calibri" w:eastAsia="Calibri" w:hAnsi="Calibri"/>
-                <w:b/>
-                <w:bCs/>
-                <w:color w:val="664D03"/>
-                <w:sz w:val="19"/>
-                <w:szCs w:val="19"/>
-              </w:rPr>
-              <w:t xml:space="preserve">Medium</w:t>
-            </w:r>
-          </w:p>
-        </w:tc>
-      </w:tr>
-      <w:tr>
-        <w:tc>
-          <w:tcPr>
-            <w:tcW w:type="dxa" w:w="700"/>
-            <w:tcMar>
-              <w:top w:type="dxa" w:w="80"/>
-              <w:left w:type="dxa" w:w="120"/>
-              <w:bottom w:type="dxa" w:w="80"/>
-              <w:right w:type="dxa" w:w="120"/>
-            </w:tcMar>
-          </w:tcPr>
-          <w:p>
-            <w:pPr>
-              <w:spacing w:after="0" w:line="260"/>
-            </w:pPr>
-            <w:r>
-              <w:rPr>
-                <w:rFonts w:ascii="Calibri" w:cs="Calibri" w:eastAsia="Calibri" w:hAnsi="Calibri"/>
-                <w:b/>
-                <w:bCs/>
-                <w:color w:val="1A1A1A"/>
-                <w:sz w:val="19"/>
-                <w:szCs w:val="19"/>
-              </w:rPr>
-              <w:t xml:space="preserve">OPS-5</w:t>
-            </w:r>
-          </w:p>
-        </w:tc>
-        <w:tc>
-          <w:tcPr>
-            <w:tcW w:type="dxa" w:w="3500"/>
-            <w:tcMar>
-              <w:top w:type="dxa" w:w="80"/>
-              <w:left w:type="dxa" w:w="120"/>
-              <w:bottom w:type="dxa" w:w="80"/>
-              <w:right w:type="dxa" w:w="120"/>
-            </w:tcMar>
-          </w:tcPr>
-          <w:p>
-            <w:pPr>
-              <w:spacing w:after="0" w:line="260"/>
-            </w:pPr>
-            <w:r>
-              <w:rPr>
-                <w:rFonts w:ascii="Calibri" w:cs="Calibri" w:eastAsia="Calibri" w:hAnsi="Calibri"/>
-                <w:color w:val="1A1A1A"/>
-                <w:sz w:val="19"/>
-                <w:szCs w:val="19"/>
-              </w:rPr>
-              <w:t xml:space="preserve">No incident runbook</w:t>
-            </w:r>
-          </w:p>
-        </w:tc>
-        <w:tc>
-          <w:tcPr>
-            <w:tcW w:type="dxa" w:w="3400"/>
-            <w:tcMar>
-              <w:top w:type="dxa" w:w="80"/>
-              <w:left w:type="dxa" w:w="120"/>
-              <w:bottom w:type="dxa" w:w="80"/>
-              <w:right w:type="dxa" w:w="120"/>
-            </w:tcMar>
-          </w:tcPr>
-          <w:p>
-            <w:pPr>
-              <w:spacing w:after="0" w:line="260"/>
-            </w:pPr>
-            <w:r>
-              <w:rPr>
-                <w:rFonts w:ascii="Calibri" w:cs="Calibri" w:eastAsia="Calibri" w:hAnsi="Calibri"/>
-                <w:color w:val="1A1A1A"/>
-                <w:sz w:val="19"/>
-                <w:szCs w:val="19"/>
-              </w:rPr>
-              <w:t xml:space="preserve">Slow, improvised response to money-affecting failures</w:t>
-            </w:r>
-          </w:p>
-        </w:tc>
-        <w:tc>
-          <w:tcPr>
-            <w:tcW w:type="dxa" w:w="1760"/>
-            <w:shd w:fill="FFF3CD" w:color="auto" w:val="clear"/>
-            <w:tcMar>
-              <w:top w:type="dxa" w:w="80"/>
-              <w:left w:type="dxa" w:w="120"/>
-              <w:bottom w:type="dxa" w:w="80"/>
-              <w:right w:type="dxa" w:w="120"/>
-            </w:tcMar>
-          </w:tcPr>
-          <w:p>
-            <w:pPr>
-              <w:spacing w:after="0" w:line="260"/>
-              <w:jc w:val="center"/>
-            </w:pPr>
-            <w:r>
-              <w:rPr>
-                <w:rFonts w:ascii="Calibri" w:cs="Calibri" w:eastAsia="Calibri" w:hAnsi="Calibri"/>
-                <w:b/>
-                <w:bCs/>
-                <w:color w:val="664D03"/>
-                <w:sz w:val="19"/>
-                <w:szCs w:val="19"/>
-              </w:rPr>
-              <w:t xml:space="preserve">Medium</w:t>
-            </w:r>
-          </w:p>
-        </w:tc>
-      </w:tr>
-      <w:tr>
-        <w:tc>
-          <w:tcPr>
-            <w:tcW w:type="dxa" w:w="700"/>
-            <w:tcMar>
-              <w:top w:type="dxa" w:w="80"/>
-              <w:left w:type="dxa" w:w="120"/>
-              <w:bottom w:type="dxa" w:w="80"/>
-              <w:right w:type="dxa" w:w="120"/>
-            </w:tcMar>
-          </w:tcPr>
-          <w:p>
-            <w:pPr>
-              <w:spacing w:after="0" w:line="260"/>
-            </w:pPr>
-            <w:r>
-              <w:rPr>
-                <w:rFonts w:ascii="Calibri" w:cs="Calibri" w:eastAsia="Calibri" w:hAnsi="Calibri"/>
-                <w:b/>
-                <w:bCs/>
-                <w:color w:val="1A1A1A"/>
-                <w:sz w:val="19"/>
-                <w:szCs w:val="19"/>
-              </w:rPr>
-              <w:t xml:space="preserve">FE-7</w:t>
-            </w:r>
-          </w:p>
-        </w:tc>
-        <w:tc>
-          <w:tcPr>
-            <w:tcW w:type="dxa" w:w="3500"/>
-            <w:tcMar>
-              <w:top w:type="dxa" w:w="80"/>
-              <w:left w:type="dxa" w:w="120"/>
-              <w:bottom w:type="dxa" w:w="80"/>
-              <w:right w:type="dxa" w:w="120"/>
-            </w:tcMar>
-          </w:tcPr>
-          <w:p>
-            <w:pPr>
-              <w:spacing w:after="0" w:line="260"/>
-            </w:pPr>
-            <w:r>
-              <w:rPr>
-                <w:rFonts w:ascii="Calibri" w:cs="Calibri" w:eastAsia="Calibri" w:hAnsi="Calibri"/>
-                <w:color w:val="1A1A1A"/>
-                <w:sz w:val="19"/>
-                <w:szCs w:val="19"/>
-              </w:rPr>
-              <w:t xml:space="preserve">Client errors never reach an operator</w:t>
-            </w:r>
-          </w:p>
-        </w:tc>
-        <w:tc>
-          <w:tcPr>
-            <w:tcW w:type="dxa" w:w="3400"/>
-            <w:tcMar>
-              <w:top w:type="dxa" w:w="80"/>
-              <w:left w:type="dxa" w:w="120"/>
-              <w:bottom w:type="dxa" w:w="80"/>
-              <w:right w:type="dxa" w:w="120"/>
-            </w:tcMar>
-          </w:tcPr>
-          <w:p>
-            <w:pPr>
-              <w:spacing w:after="0" w:line="260"/>
-            </w:pPr>
-            <w:r>
-              <w:rPr>
-                <w:rFonts w:ascii="Calibri" w:cs="Calibri" w:eastAsia="Calibri" w:hAnsi="Calibri"/>
-                <w:color w:val="1A1A1A"/>
-                <w:sz w:val="19"/>
-                <w:szCs w:val="19"/>
-              </w:rPr>
-              <w:t xml:space="preserve">Frontend breakage is invisible</w:t>
-            </w:r>
-          </w:p>
-        </w:tc>
-        <w:tc>
-          <w:tcPr>
-            <w:tcW w:type="dxa" w:w="1760"/>
-            <w:shd w:fill="FFF3CD" w:color="auto" w:val="clear"/>
-            <w:tcMar>
-              <w:top w:type="dxa" w:w="80"/>
-              <w:left w:type="dxa" w:w="120"/>
-              <w:bottom w:type="dxa" w:w="80"/>
-              <w:right w:type="dxa" w:w="120"/>
-            </w:tcMar>
-          </w:tcPr>
-          <w:p>
-            <w:pPr>
-              <w:spacing w:after="0" w:line="260"/>
-              <w:jc w:val="center"/>
-            </w:pPr>
-            <w:r>
-              <w:rPr>
-                <w:rFonts w:ascii="Calibri" w:cs="Calibri" w:eastAsia="Calibri" w:hAnsi="Calibri"/>
-                <w:b/>
-                <w:bCs/>
-                <w:color w:val="664D03"/>
-                <w:sz w:val="19"/>
-                <w:szCs w:val="19"/>
-              </w:rPr>
-              <w:t xml:space="preserve">Medium</w:t>
-            </w:r>
-          </w:p>
-        </w:tc>
-      </w:tr>
-      <w:tr>
-        <w:tc>
-          <w:tcPr>
-            <w:tcW w:type="dxa" w:w="700"/>
-            <w:tcMar>
-              <w:top w:type="dxa" w:w="80"/>
-              <w:left w:type="dxa" w:w="120"/>
-              <w:bottom w:type="dxa" w:w="80"/>
-              <w:right w:type="dxa" w:w="120"/>
-            </w:tcMar>
-          </w:tcPr>
-          <w:p>
-            <w:pPr>
-              <w:spacing w:after="0" w:line="260"/>
-            </w:pPr>
-            <w:r>
-              <w:rPr>
-                <w:rFonts w:ascii="Calibri" w:cs="Calibri" w:eastAsia="Calibri" w:hAnsi="Calibri"/>
-                <w:b/>
-                <w:bCs/>
-                <w:color w:val="1A1A1A"/>
-                <w:sz w:val="19"/>
-                <w:szCs w:val="19"/>
-              </w:rPr>
-              <w:t xml:space="preserve">DB-3</w:t>
-            </w:r>
-          </w:p>
-        </w:tc>
-        <w:tc>
-          <w:tcPr>
-            <w:tcW w:type="dxa" w:w="3500"/>
-            <w:tcMar>
-              <w:top w:type="dxa" w:w="80"/>
-              <w:left w:type="dxa" w:w="120"/>
-              <w:bottom w:type="dxa" w:w="80"/>
-              <w:right w:type="dxa" w:w="120"/>
-            </w:tcMar>
-          </w:tcPr>
-          <w:p>
-            <w:pPr>
-              <w:spacing w:after="0" w:line="260"/>
-            </w:pPr>
-            <w:r>
-              <w:rPr>
-                <w:rFonts w:ascii="Calibri" w:cs="Calibri" w:eastAsia="Calibri" w:hAnsi="Calibri"/>
-                <w:color w:val="1A1A1A"/>
-                <w:sz w:val="19"/>
-                <w:szCs w:val="19"/>
-              </w:rPr>
-              <w:t xml:space="preserve">Multiple permissive policies on five tables</w:t>
-            </w:r>
-          </w:p>
-        </w:tc>
-        <w:tc>
-          <w:tcPr>
-            <w:tcW w:type="dxa" w:w="3400"/>
-            <w:tcMar>
-              <w:top w:type="dxa" w:w="80"/>
-              <w:left w:type="dxa" w:w="120"/>
-              <w:bottom w:type="dxa" w:w="80"/>
-              <w:right w:type="dxa" w:w="120"/>
-            </w:tcMar>
-          </w:tcPr>
-          <w:p>
-            <w:pPr>
-              <w:spacing w:after="0" w:line="260"/>
-            </w:pPr>
-            <w:r>
-              <w:rPr>
-                <w:rFonts w:ascii="Calibri" w:cs="Calibri" w:eastAsia="Calibri" w:hAnsi="Calibri"/>
-                <w:color w:val="1A1A1A"/>
-                <w:sz w:val="19"/>
-                <w:szCs w:val="19"/>
-              </w:rPr>
-              <w:t xml:space="preserve">Extra policy evaluation on every read</w:t>
-            </w:r>
-          </w:p>
-        </w:tc>
-        <w:tc>
-          <w:tcPr>
-            <w:tcW w:type="dxa" w:w="1760"/>
-            <w:shd w:fill="E2E8DE" w:color="auto" w:val="clear"/>
-            <w:tcMar>
-              <w:top w:type="dxa" w:w="80"/>
-              <w:left w:type="dxa" w:w="120"/>
-              <w:bottom w:type="dxa" w:w="80"/>
-              <w:right w:type="dxa" w:w="120"/>
-            </w:tcMar>
-          </w:tcPr>
-          <w:p>
-            <w:pPr>
-              <w:spacing w:after="0" w:line="260"/>
-              <w:jc w:val="center"/>
-            </w:pPr>
-            <w:r>
-              <w:rPr>
-                <w:rFonts w:ascii="Calibri" w:cs="Calibri" w:eastAsia="Calibri" w:hAnsi="Calibri"/>
-                <w:b/>
-                <w:bCs/>
-                <w:color w:val="3F5142"/>
-                <w:sz w:val="19"/>
-                <w:szCs w:val="19"/>
-              </w:rPr>
-              <w:t xml:space="preserve">Low</w:t>
-            </w:r>
-          </w:p>
-        </w:tc>
-      </w:tr>
-      <w:tr>
-        <w:tc>
-          <w:tcPr>
-            <w:tcW w:type="dxa" w:w="700"/>
-            <w:tcMar>
-              <w:top w:type="dxa" w:w="80"/>
-              <w:left w:type="dxa" w:w="120"/>
-              <w:bottom w:type="dxa" w:w="80"/>
-              <w:right w:type="dxa" w:w="120"/>
-            </w:tcMar>
-          </w:tcPr>
-          <w:p>
-            <w:pPr>
-              <w:spacing w:after="0" w:line="260"/>
-            </w:pPr>
-            <w:r>
-              <w:rPr>
-                <w:rFonts w:ascii="Calibri" w:cs="Calibri" w:eastAsia="Calibri" w:hAnsi="Calibri"/>
-                <w:b/>
-                <w:bCs/>
-                <w:color w:val="1A1A1A"/>
-                <w:sz w:val="19"/>
-                <w:szCs w:val="19"/>
-              </w:rPr>
-              <w:t xml:space="preserve">FE-6</w:t>
-            </w:r>
-          </w:p>
-        </w:tc>
-        <w:tc>
-          <w:tcPr>
-            <w:tcW w:type="dxa" w:w="3500"/>
-            <w:tcMar>
-              <w:top w:type="dxa" w:w="80"/>
-              <w:left w:type="dxa" w:w="120"/>
-              <w:bottom w:type="dxa" w:w="80"/>
-              <w:right w:type="dxa" w:w="120"/>
-            </w:tcMar>
-          </w:tcPr>
-          <w:p>
-            <w:pPr>
-              <w:spacing w:after="0" w:line="260"/>
-            </w:pPr>
-            <w:r>
-              <w:rPr>
-                <w:rFonts w:ascii="Calibri" w:cs="Calibri" w:eastAsia="Calibri" w:hAnsi="Calibri"/>
-                <w:color w:val="1A1A1A"/>
-                <w:sz w:val="19"/>
-                <w:szCs w:val="19"/>
-              </w:rPr>
-              <w:t xml:space="preserve">No loading boundaries</w:t>
-            </w:r>
-          </w:p>
-        </w:tc>
-        <w:tc>
-          <w:tcPr>
-            <w:tcW w:type="dxa" w:w="3400"/>
-            <w:tcMar>
-              <w:top w:type="dxa" w:w="80"/>
-              <w:left w:type="dxa" w:w="120"/>
-              <w:bottom w:type="dxa" w:w="80"/>
-              <w:right w:type="dxa" w:w="120"/>
-            </w:tcMar>
-          </w:tcPr>
-          <w:p>
-            <w:pPr>
-              <w:spacing w:after="0" w:line="260"/>
-            </w:pPr>
-            <w:r>
-              <w:rPr>
-                <w:rFonts w:ascii="Calibri" w:cs="Calibri" w:eastAsia="Calibri" w:hAnsi="Calibri"/>
-                <w:color w:val="1A1A1A"/>
-                <w:sz w:val="19"/>
-                <w:szCs w:val="19"/>
-              </w:rPr>
-              <w:t xml:space="preserve">Navigation feels unresponsive</w:t>
-            </w:r>
-          </w:p>
-        </w:tc>
-        <w:tc>
-          <w:tcPr>
-            <w:tcW w:type="dxa" w:w="1760"/>
-            <w:shd w:fill="E2E8DE" w:color="auto" w:val="clear"/>
-            <w:tcMar>
-              <w:top w:type="dxa" w:w="80"/>
-              <w:left w:type="dxa" w:w="120"/>
-              <w:bottom w:type="dxa" w:w="80"/>
-              <w:right w:type="dxa" w:w="120"/>
-            </w:tcMar>
-          </w:tcPr>
-          <w:p>
-            <w:pPr>
-              <w:spacing w:after="0" w:line="260"/>
-              <w:jc w:val="center"/>
-            </w:pPr>
-            <w:r>
-              <w:rPr>
-                <w:rFonts w:ascii="Calibri" w:cs="Calibri" w:eastAsia="Calibri" w:hAnsi="Calibri"/>
-                <w:b/>
-                <w:bCs/>
-                <w:color w:val="3F5142"/>
-                <w:sz w:val="19"/>
-                <w:szCs w:val="19"/>
-              </w:rPr>
-              <w:t xml:space="preserve">Low</w:t>
-            </w:r>
-          </w:p>
-        </w:tc>
-      </w:tr>
-      <w:tr>
-        <w:tc>
-          <w:tcPr>
-            <w:tcW w:type="dxa" w:w="700"/>
-            <w:tcMar>
-              <w:top w:type="dxa" w:w="80"/>
-              <w:left w:type="dxa" w:w="120"/>
-              <w:bottom w:type="dxa" w:w="80"/>
-              <w:right w:type="dxa" w:w="120"/>
-            </w:tcMar>
-          </w:tcPr>
-          <w:p>
-            <w:pPr>
-              <w:spacing w:after="0" w:line="260"/>
-            </w:pPr>
-            <w:r>
-              <w:rPr>
-                <w:rFonts w:ascii="Calibri" w:cs="Calibri" w:eastAsia="Calibri" w:hAnsi="Calibri"/>
-                <w:b/>
-                <w:bCs/>
-                <w:color w:val="1A1A1A"/>
-                <w:sz w:val="19"/>
-                <w:szCs w:val="19"/>
-              </w:rPr>
-              <w:t xml:space="preserve">FE-9</w:t>
-            </w:r>
-          </w:p>
-        </w:tc>
-        <w:tc>
-          <w:tcPr>
-            <w:tcW w:type="dxa" w:w="3500"/>
-            <w:tcMar>
-              <w:top w:type="dxa" w:w="80"/>
-              <w:left w:type="dxa" w:w="120"/>
-              <w:bottom w:type="dxa" w:w="80"/>
-              <w:right w:type="dxa" w:w="120"/>
-            </w:tcMar>
-          </w:tcPr>
-          <w:p>
-            <w:pPr>
-              <w:spacing w:after="0" w:line="260"/>
-            </w:pPr>
-            <w:r>
-              <w:rPr>
-                <w:rFonts w:ascii="Calibri" w:cs="Calibri" w:eastAsia="Calibri" w:hAnsi="Calibri"/>
-                <w:color w:val="1A1A1A"/>
-                <w:sz w:val="19"/>
-                <w:szCs w:val="19"/>
-              </w:rPr>
-              <w:t xml:space="preserve">Sparse metadata; no sitemap or robots</w:t>
-            </w:r>
-          </w:p>
-        </w:tc>
-        <w:tc>
-          <w:tcPr>
-            <w:tcW w:type="dxa" w:w="3400"/>
-            <w:tcMar>
-              <w:top w:type="dxa" w:w="80"/>
-              <w:left w:type="dxa" w:w="120"/>
-              <w:bottom w:type="dxa" w:w="80"/>
-              <w:right w:type="dxa" w:w="120"/>
-            </w:tcMar>
-          </w:tcPr>
-          <w:p>
-            <w:pPr>
-              <w:spacing w:after="0" w:line="260"/>
-            </w:pPr>
-            <w:r>
-              <w:rPr>
-                <w:rFonts w:ascii="Calibri" w:cs="Calibri" w:eastAsia="Calibri" w:hAnsi="Calibri"/>
-                <w:color w:val="1A1A1A"/>
-                <w:sz w:val="19"/>
-                <w:szCs w:val="19"/>
-              </w:rPr>
-              <w:t xml:space="preserve">Weak search presence</w:t>
-            </w:r>
-          </w:p>
-        </w:tc>
-        <w:tc>
-          <w:tcPr>
-            <w:tcW w:type="dxa" w:w="1760"/>
-            <w:shd w:fill="E2E8DE" w:color="auto" w:val="clear"/>
-            <w:tcMar>
-              <w:top w:type="dxa" w:w="80"/>
-              <w:left w:type="dxa" w:w="120"/>
-              <w:bottom w:type="dxa" w:w="80"/>
-              <w:right w:type="dxa" w:w="120"/>
-            </w:tcMar>
-          </w:tcPr>
-          <w:p>
-            <w:pPr>
-              <w:spacing w:after="0" w:line="260"/>
-              <w:jc w:val="center"/>
-            </w:pPr>
-            <w:r>
-              <w:rPr>
-                <w:rFonts w:ascii="Calibri" w:cs="Calibri" w:eastAsia="Calibri" w:hAnsi="Calibri"/>
-                <w:b/>
-                <w:bCs/>
-                <w:color w:val="3F5142"/>
-                <w:sz w:val="19"/>
-                <w:szCs w:val="19"/>
-              </w:rPr>
-              <w:t xml:space="preserve">Low</w:t>
-            </w:r>
-          </w:p>
-        </w:tc>
-      </w:tr>
-      <w:tr>
-        <w:tc>
-          <w:tcPr>
-            <w:tcW w:type="dxa" w:w="700"/>
-            <w:tcMar>
-              <w:top w:type="dxa" w:w="80"/>
-              <w:left w:type="dxa" w:w="120"/>
-              <w:bottom w:type="dxa" w:w="80"/>
-              <w:right w:type="dxa" w:w="120"/>
-            </w:tcMar>
-          </w:tcPr>
-          <w:p>
-            <w:pPr>
-              <w:spacing w:after="0" w:line="260"/>
-            </w:pPr>
-            <w:r>
-              <w:rPr>
-                <w:rFonts w:ascii="Calibri" w:cs="Calibri" w:eastAsia="Calibri" w:hAnsi="Calibri"/>
-                <w:b/>
-                <w:bCs/>
-                <w:color w:val="1A1A1A"/>
-                <w:sz w:val="19"/>
-                <w:szCs w:val="19"/>
-              </w:rPr>
-              <w:t xml:space="preserve">FE-10</w:t>
-            </w:r>
-          </w:p>
-        </w:tc>
-        <w:tc>
-          <w:tcPr>
-            <w:tcW w:type="dxa" w:w="3500"/>
-            <w:tcMar>
-              <w:top w:type="dxa" w:w="80"/>
-              <w:left w:type="dxa" w:w="120"/>
-              <w:bottom w:type="dxa" w:w="80"/>
-              <w:right w:type="dxa" w:w="120"/>
-            </w:tcMar>
-          </w:tcPr>
-          <w:p>
-            <w:pPr>
-              <w:spacing w:after="0" w:line="260"/>
-            </w:pPr>
-            <w:r>
-              <w:rPr>
-                <w:rFonts w:ascii="Calibri" w:cs="Calibri" w:eastAsia="Calibri" w:hAnsi="Calibri"/>
-                <w:color w:val="1A1A1A"/>
-                <w:sz w:val="19"/>
-                <w:szCs w:val="19"/>
-              </w:rPr>
-              <w:t xml:space="preserve">No static generation</w:t>
-            </w:r>
-          </w:p>
-        </w:tc>
-        <w:tc>
-          <w:tcPr>
-            <w:tcW w:type="dxa" w:w="3400"/>
-            <w:tcMar>
-              <w:top w:type="dxa" w:w="80"/>
-              <w:left w:type="dxa" w:w="120"/>
-              <w:bottom w:type="dxa" w:w="80"/>
-              <w:right w:type="dxa" w:w="120"/>
-            </w:tcMar>
-          </w:tcPr>
-          <w:p>
-            <w:pPr>
-              <w:spacing w:after="0" w:line="260"/>
-            </w:pPr>
-            <w:r>
-              <w:rPr>
-                <w:rFonts w:ascii="Calibri" w:cs="Calibri" w:eastAsia="Calibri" w:hAnsi="Calibri"/>
-                <w:color w:val="1A1A1A"/>
-                <w:sz w:val="19"/>
-                <w:szCs w:val="19"/>
-              </w:rPr>
-              <w:t xml:space="preserve">Marketing and legal pages pay full server cost</w:t>
-            </w:r>
-          </w:p>
-        </w:tc>
-        <w:tc>
-          <w:tcPr>
-            <w:tcW w:type="dxa" w:w="1760"/>
-            <w:shd w:fill="E2E8DE" w:color="auto" w:val="clear"/>
-            <w:tcMar>
-              <w:top w:type="dxa" w:w="80"/>
-              <w:left w:type="dxa" w:w="120"/>
-              <w:bottom w:type="dxa" w:w="80"/>
-              <w:right w:type="dxa" w:w="120"/>
-            </w:tcMar>
-          </w:tcPr>
-          <w:p>
-            <w:pPr>
-              <w:spacing w:after="0" w:line="260"/>
-              <w:jc w:val="center"/>
-            </w:pPr>
-            <w:r>
-              <w:rPr>
-                <w:rFonts w:ascii="Calibri" w:cs="Calibri" w:eastAsia="Calibri" w:hAnsi="Calibri"/>
-                <w:b/>
-                <w:bCs/>
-                <w:color w:val="3F5142"/>
-                <w:sz w:val="19"/>
-                <w:szCs w:val="19"/>
-              </w:rPr>
-              <w:t xml:space="preserve">Low</w:t>
-            </w:r>
-          </w:p>
-        </w:tc>
-      </w:tr>
-      <w:tr>
-        <w:tc>
-          <w:tcPr>
-            <w:tcW w:type="dxa" w:w="700"/>
-            <w:tcMar>
-              <w:top w:type="dxa" w:w="80"/>
-              <w:left w:type="dxa" w:w="120"/>
-              <w:bottom w:type="dxa" w:w="80"/>
-              <w:right w:type="dxa" w:w="120"/>
-            </w:tcMar>
-          </w:tcPr>
-          <w:p>
-            <w:pPr>
-              <w:spacing w:after="0" w:line="260"/>
-            </w:pPr>
-            <w:r>
-              <w:rPr>
-                <w:rFonts w:ascii="Calibri" w:cs="Calibri" w:eastAsia="Calibri" w:hAnsi="Calibri"/>
-                <w:b/>
-                <w:bCs/>
-                <w:color w:val="1A1A1A"/>
-                <w:sz w:val="19"/>
-                <w:szCs w:val="19"/>
-              </w:rPr>
-              <w:t xml:space="preserve">DB-4</w:t>
-            </w:r>
-          </w:p>
-        </w:tc>
-        <w:tc>
-          <w:tcPr>
-            <w:tcW w:type="dxa" w:w="3500"/>
-            <w:tcMar>
-              <w:top w:type="dxa" w:w="80"/>
-              <w:left w:type="dxa" w:w="120"/>
-              <w:bottom w:type="dxa" w:w="80"/>
-              <w:right w:type="dxa" w:w="120"/>
-            </w:tcMar>
-          </w:tcPr>
-          <w:p>
-            <w:pPr>
-              <w:spacing w:after="0" w:line="260"/>
-            </w:pPr>
-            <w:r>
-              <w:rPr>
-                <w:rFonts w:ascii="Calibri" w:cs="Calibri" w:eastAsia="Calibri" w:hAnsi="Calibri"/>
-                <w:color w:val="1A1A1A"/>
-                <w:sz w:val="19"/>
-                <w:szCs w:val="19"/>
-              </w:rPr>
-              <w:t xml:space="preserve">23 unused indexes</w:t>
-            </w:r>
-          </w:p>
-        </w:tc>
-        <w:tc>
-          <w:tcPr>
-            <w:tcW w:type="dxa" w:w="3400"/>
-            <w:tcMar>
-              <w:top w:type="dxa" w:w="80"/>
-              <w:left w:type="dxa" w:w="120"/>
-              <w:bottom w:type="dxa" w:w="80"/>
-              <w:right w:type="dxa" w:w="120"/>
-            </w:tcMar>
-          </w:tcPr>
-          <w:p>
-            <w:pPr>
-              <w:spacing w:after="0" w:line="260"/>
-            </w:pPr>
-            <w:r>
-              <w:rPr>
-                <w:rFonts w:ascii="Calibri" w:cs="Calibri" w:eastAsia="Calibri" w:hAnsi="Calibri"/>
-                <w:color w:val="1A1A1A"/>
-                <w:sz w:val="19"/>
-                <w:szCs w:val="19"/>
-              </w:rPr>
-              <w:t xml:space="preserve">Marginal write overhead; re-evaluate after real traffic</w:t>
-            </w:r>
-          </w:p>
-        </w:tc>
-        <w:tc>
-          <w:tcPr>
-            <w:tcW w:type="dxa" w:w="1760"/>
-            <w:shd w:fill="E2E8DE" w:color="auto" w:val="clear"/>
-            <w:tcMar>
-              <w:top w:type="dxa" w:w="80"/>
-              <w:left w:type="dxa" w:w="120"/>
-              <w:bottom w:type="dxa" w:w="80"/>
-              <w:right w:type="dxa" w:w="120"/>
-            </w:tcMar>
-          </w:tcPr>
-          <w:p>
-            <w:pPr>
-              <w:spacing w:after="0" w:line="260"/>
-              <w:jc w:val="center"/>
-            </w:pPr>
-            <w:r>
-              <w:rPr>
-                <w:rFonts w:ascii="Calibri" w:cs="Calibri" w:eastAsia="Calibri" w:hAnsi="Calibri"/>
-                <w:b/>
-                <w:bCs/>
-                <w:color w:val="3F5142"/>
-                <w:sz w:val="19"/>
-                <w:szCs w:val="19"/>
-              </w:rPr>
-              <w:t xml:space="preserve">Low</w:t>
             </w:r>
           </w:p>
         </w:tc>
@@ -10654,7 +8924,7 @@
           <w:sz w:val="21"/>
           <w:szCs w:val="21"/>
         </w:rPr>
-        <w:t xml:space="preserve">Everything below is missing or unverified as of commit 49d074e. Section 9.A must be cleared before the platform holds a single real deposit; the rest is ordered by how much it will hurt to have skipped.</w:t>
+        <w:t xml:space="preserve">Updated for the 2026-08-12 remediation cycle: items the cycle closed have been removed, and what remains is genuinely outstanding — almost all of it operator provisioning, external verification, or product/legal decisions rather than code. Section 9.A must be cleared before the platform holds a single real deposit; the rest is ordered by how much it will hurt to have skipped.</w:t>
       </w:r>
     </w:p>
     <w:p>
@@ -10884,7 +9154,7 @@
                 <w:sz w:val="19"/>
                 <w:szCs w:val="19"/>
               </w:rPr>
-              <w:t xml:space="preserve">UPSTASH_REDIS_REST_URL and UPSTASH_REDIS_REST_TOKEN are unset in production, so every throttle — including the sign-in limit protecting accounts with balances — degrades to a per-instance in-memory window that serverless scatters across processes.</w:t>
+              <w:t xml:space="preserve">UPSTASH_REDIS_REST_URL and UPSTASH_REDIS_REST_TOKEN are unset in production, so every throttle — including the sign-in limit protecting accounts with balances — degrades to a per-instance in-memory window that serverless scatters across processes. The limiter code path is ready and unit-tested; this is the last two-minute fix with a disproportionate payoff. (OPS-3)</w:t>
             </w:r>
           </w:p>
         </w:tc>
@@ -10993,7 +9263,7 @@
                 <w:sz w:val="19"/>
                 <w:szCs w:val="19"/>
               </w:rPr>
-              <w:t xml:space="preserve">Purchase → webhook → card issued → picks → settlement → balance credit → PayPal payout. This chain has never been run whole. Include a deliberately duplicated webhook delivery to prove idempotency under real conditions rather than by inspection.</w:t>
+              <w:t xml:space="preserve">Purchase → webhook → card issued → picks → settlement → balance credit → PayPal payout. This chain has never been run whole. Include a deliberately duplicated webhook delivery to prove idempotency under real conditions rather than by inspection. (BE-10)</w:t>
             </w:r>
           </w:p>
         </w:tc>
@@ -11102,7 +9372,7 @@
                 <w:sz w:val="19"/>
                 <w:szCs w:val="19"/>
               </w:rPr>
-              <w:t xml:space="preserve">STRIPE_WEBHOOK_SECRET must match the live endpoint. If the webhook is misconfigured a user is charged and receives no card — the exact failure the fulfilment code is written to prevent.</w:t>
+              <w:t xml:space="preserve">STRIPE_WEBHOOK_SECRET must match the live endpoint. If the webhook is misconfigured a user is charged and receives no card — the exact failure the fulfilment code is written to prevent, and the exact mismatch the new reconcile cron will flag the morning after.</w:t>
             </w:r>
           </w:p>
         </w:tc>
@@ -11295,7 +9565,7 @@
                 <w:sz w:val="19"/>
                 <w:szCs w:val="19"/>
               </w:rPr>
-              <w:t xml:space="preserve">Stand up error tracking and alerting</w:t>
+              <w:t xml:space="preserve">Point an alert at app_errors and stand up an uptime probe</w:t>
             </w:r>
           </w:p>
         </w:tc>
@@ -11320,7 +9590,7 @@
                 <w:sz w:val="19"/>
                 <w:szCs w:val="19"/>
               </w:rPr>
-              <w:t xml:space="preserve">There is currently no way to learn that a webhook is failing or a payout batch was rejected other than a user telling you. Sentry or equivalent, with alerts on the money routes specifically.</w:t>
+              <w:t xml:space="preserve">The error sink, structured logs and reconciliation detector were built this cycle; what remains is the pager. A scheduled query on app_errors, a Vercel log drain, or a Sentry-class service wired to the same seams — pick one and give it an owner. (OPS-2 residual)</w:t>
             </w:r>
           </w:p>
         </w:tc>
@@ -11404,7 +9674,7 @@
                 <w:sz w:val="19"/>
                 <w:szCs w:val="19"/>
               </w:rPr>
-              <w:t xml:space="preserve">Document and rehearse database backup and restore</w:t>
+              <w:t xml:space="preserve">Enable PITR and perform the first restore rehearsal</w:t>
             </w:r>
           </w:p>
         </w:tc>
@@ -11429,7 +9699,7 @@
                 <w:sz w:val="19"/>
                 <w:szCs w:val="19"/>
               </w:rPr>
-              <w:t xml:space="preserve">Point-in-time recovery must be enabled and an actual restore performed once. Financial records with an unrehearsed recovery path are records you may not have.</w:t>
+              <w:t xml:space="preserve">The backup and restore procedure is documented in docs/RUNBOOK.md §2, including the post-restore reconciliation step. It has not yet been rehearsed, and a daily snapshot alone can lose up to 24 hours of money movements. (DB-5 residual)</w:t>
             </w:r>
           </w:p>
         </w:tc>
@@ -11513,7 +9783,7 @@
                 <w:sz w:val="19"/>
                 <w:szCs w:val="19"/>
               </w:rPr>
-              <w:t xml:space="preserve">Enable MFA on all admin accounts</w:t>
+              <w:t xml:space="preserve">Decide and ship admin MFA</w:t>
             </w:r>
           </w:p>
         </w:tc>
@@ -11538,7 +9808,7 @@
                 <w:sz w:val="19"/>
                 <w:szCs w:val="19"/>
               </w:rPr>
-              <w:t xml:space="preserve">Admins approve payouts and set the platform fee. One phished credential is currently sufficient to move money.</w:t>
+              <w:t xml:space="preserve">Admins approve payouts and set the platform fee; one phished credential currently moves money. The enforcement seam and the enrollment prerequisite are documented in docs/RUNBOOK.md §4 — do not enforce before enrollment exists or every admin locks out. (BE-4)</w:t>
             </w:r>
           </w:p>
         </w:tc>
@@ -11648,115 +9918,6 @@
                 <w:szCs w:val="19"/>
               </w:rPr>
               <w:t xml:space="preserve">It gates a service-role write endpoint. Leaving it set after bootstrap leaves an unnecessary privileged path enabled.</w:t>
-            </w:r>
-          </w:p>
-        </w:tc>
-        <w:tc>
-          <w:tcPr>
-            <w:tcW w:type="dxa" w:w="1580"/>
-            <w:shd w:fill="FFE0CC" w:color="auto" w:val="clear"/>
-            <w:tcMar>
-              <w:top w:type="dxa" w:w="80"/>
-              <w:left w:type="dxa" w:w="120"/>
-              <w:bottom w:type="dxa" w:w="80"/>
-              <w:right w:type="dxa" w:w="120"/>
-            </w:tcMar>
-          </w:tcPr>
-          <w:p>
-            <w:pPr>
-              <w:spacing w:after="0" w:line="260"/>
-              <w:jc w:val="center"/>
-            </w:pPr>
-            <w:r>
-              <w:rPr>
-                <w:rFonts w:ascii="Calibri" w:cs="Calibri" w:eastAsia="Calibri" w:hAnsi="Calibri"/>
-                <w:b/>
-                <w:bCs/>
-                <w:color w:val="8A3D00"/>
-                <w:sz w:val="19"/>
-                <w:szCs w:val="19"/>
-              </w:rPr>
-              <w:t xml:space="preserve">High</w:t>
-            </w:r>
-          </w:p>
-        </w:tc>
-      </w:tr>
-      <w:tr>
-        <w:tc>
-          <w:tcPr>
-            <w:tcW w:type="dxa" w:w="420"/>
-            <w:tcMar>
-              <w:top w:type="dxa" w:w="80"/>
-              <w:left w:type="dxa" w:w="120"/>
-              <w:bottom w:type="dxa" w:w="80"/>
-              <w:right w:type="dxa" w:w="120"/>
-            </w:tcMar>
-          </w:tcPr>
-          <w:p>
-            <w:pPr>
-              <w:spacing w:after="0" w:line="260"/>
-              <w:jc w:val="center"/>
-            </w:pPr>
-            <w:r>
-              <w:rPr>
-                <w:rFonts w:ascii="Calibri" w:cs="Calibri" w:eastAsia="Calibri" w:hAnsi="Calibri"/>
-                <w:color w:val="1A1A1A"/>
-                <w:sz w:val="24"/>
-                <w:szCs w:val="24"/>
-              </w:rPr>
-              <w:t xml:space="preserve">☐</w:t>
-            </w:r>
-          </w:p>
-        </w:tc>
-        <w:tc>
-          <w:tcPr>
-            <w:tcW w:type="dxa" w:w="3300"/>
-            <w:tcMar>
-              <w:top w:type="dxa" w:w="80"/>
-              <w:left w:type="dxa" w:w="120"/>
-              <w:bottom w:type="dxa" w:w="80"/>
-              <w:right w:type="dxa" w:w="120"/>
-            </w:tcMar>
-          </w:tcPr>
-          <w:p>
-            <w:pPr>
-              <w:spacing w:after="0" w:line="260"/>
-            </w:pPr>
-            <w:r>
-              <w:rPr>
-                <w:rFonts w:ascii="Calibri" w:cs="Calibri" w:eastAsia="Calibri" w:hAnsi="Calibri"/>
-                <w:b/>
-                <w:bCs/>
-                <w:color w:val="1A1A1A"/>
-                <w:sz w:val="19"/>
-                <w:szCs w:val="19"/>
-              </w:rPr>
-              <w:t xml:space="preserve">Build the payment reconciliation job</w:t>
-            </w:r>
-          </w:p>
-        </w:tc>
-        <w:tc>
-          <w:tcPr>
-            <w:tcW w:type="dxa" w:w="4060"/>
-            <w:tcMar>
-              <w:top w:type="dxa" w:w="80"/>
-              <w:left w:type="dxa" w:w="120"/>
-              <w:bottom w:type="dxa" w:w="80"/>
-              <w:right w:type="dxa" w:w="120"/>
-            </w:tcMar>
-          </w:tcPr>
-          <w:p>
-            <w:pPr>
-              <w:spacing w:after="0" w:line="260"/>
-            </w:pPr>
-            <w:r>
-              <w:rPr>
-                <w:rFonts w:ascii="Calibri" w:cs="Calibri" w:eastAsia="Calibri" w:hAnsi="Calibri"/>
-                <w:color w:val="1A1A1A"/>
-                <w:sz w:val="19"/>
-                <w:szCs w:val="19"/>
-              </w:rPr>
-              <w:t xml:space="preserve">Compare Stripe charges against pool_transactions and PayPal batches against payout_requests on a schedule. Without it, divergence between processor and ledger accumulates invisibly.</w:t>
             </w:r>
           </w:p>
         </w:tc>
@@ -11993,7 +10154,7 @@
                 <w:sz w:val="19"/>
                 <w:szCs w:val="19"/>
               </w:rPr>
-              <w:t xml:space="preserve">Extend rate limiting to the remaining authenticated mutations</w:t>
+              <w:t xml:space="preserve">Add an admin action audit log</w:t>
             </w:r>
           </w:p>
         </w:tc>
@@ -12018,7 +10179,7 @@
                 <w:sz w:val="19"/>
                 <w:szCs w:val="19"/>
               </w:rPr>
-              <w:t xml:space="preserve">Invitation accept/decline, notification read, card pick writes, card lock, pool update/delete, game outcome and the admin routes are unthrottled.</w:t>
+              <w:t xml:space="preserve">Role changes, payout approvals and platform-fee edits should be attributable after the fact. Financial disputes are resolved from an audit trail. app_errors is the error sink, not an audit trail — this is a separate table with a separate write path.</w:t>
             </w:r>
           </w:p>
         </w:tc>
@@ -12102,7 +10263,7 @@
                 <w:sz w:val="19"/>
                 <w:szCs w:val="19"/>
               </w:rPr>
-              <w:t xml:space="preserve">Move all route input onto zod schemas</w:t>
+              <w:t xml:space="preserve">Schedule a dependency vulnerability scan</w:t>
             </w:r>
           </w:p>
         </w:tc>
@@ -12127,443 +10288,7 @@
                 <w:sz w:val="19"/>
                 <w:szCs w:val="19"/>
               </w:rPr>
-              <w:t xml:space="preserve">Only 5 of 44 routes validate against a schema; the rest hand-roll type checks with no shared contract and inconsistent error shapes.</w:t>
-            </w:r>
-          </w:p>
-        </w:tc>
-        <w:tc>
-          <w:tcPr>
-            <w:tcW w:type="dxa" w:w="1580"/>
-            <w:shd w:fill="FFF3CD" w:color="auto" w:val="clear"/>
-            <w:tcMar>
-              <w:top w:type="dxa" w:w="80"/>
-              <w:left w:type="dxa" w:w="120"/>
-              <w:bottom w:type="dxa" w:w="80"/>
-              <w:right w:type="dxa" w:w="120"/>
-            </w:tcMar>
-          </w:tcPr>
-          <w:p>
-            <w:pPr>
-              <w:spacing w:after="0" w:line="260"/>
-              <w:jc w:val="center"/>
-            </w:pPr>
-            <w:r>
-              <w:rPr>
-                <w:rFonts w:ascii="Calibri" w:cs="Calibri" w:eastAsia="Calibri" w:hAnsi="Calibri"/>
-                <w:b/>
-                <w:bCs/>
-                <w:color w:val="664D03"/>
-                <w:sz w:val="19"/>
-                <w:szCs w:val="19"/>
-              </w:rPr>
-              <w:t xml:space="preserve">Medium</w:t>
-            </w:r>
-          </w:p>
-        </w:tc>
-      </w:tr>
-      <w:tr>
-        <w:tc>
-          <w:tcPr>
-            <w:tcW w:type="dxa" w:w="420"/>
-            <w:tcMar>
-              <w:top w:type="dxa" w:w="80"/>
-              <w:left w:type="dxa" w:w="120"/>
-              <w:bottom w:type="dxa" w:w="80"/>
-              <w:right w:type="dxa" w:w="120"/>
-            </w:tcMar>
-          </w:tcPr>
-          <w:p>
-            <w:pPr>
-              <w:spacing w:after="0" w:line="260"/>
-              <w:jc w:val="center"/>
-            </w:pPr>
-            <w:r>
-              <w:rPr>
-                <w:rFonts w:ascii="Calibri" w:cs="Calibri" w:eastAsia="Calibri" w:hAnsi="Calibri"/>
-                <w:color w:val="1A1A1A"/>
-                <w:sz w:val="24"/>
-                <w:szCs w:val="24"/>
-              </w:rPr>
-              <w:t xml:space="preserve">☐</w:t>
-            </w:r>
-          </w:p>
-        </w:tc>
-        <w:tc>
-          <w:tcPr>
-            <w:tcW w:type="dxa" w:w="3300"/>
-            <w:tcMar>
-              <w:top w:type="dxa" w:w="80"/>
-              <w:left w:type="dxa" w:w="120"/>
-              <w:bottom w:type="dxa" w:w="80"/>
-              <w:right w:type="dxa" w:w="120"/>
-            </w:tcMar>
-          </w:tcPr>
-          <w:p>
-            <w:pPr>
-              <w:spacing w:after="0" w:line="260"/>
-            </w:pPr>
-            <w:r>
-              <w:rPr>
-                <w:rFonts w:ascii="Calibri" w:cs="Calibri" w:eastAsia="Calibri" w:hAnsi="Calibri"/>
-                <w:b/>
-                <w:bCs/>
-                <w:color w:val="1A1A1A"/>
-                <w:sz w:val="19"/>
-                <w:szCs w:val="19"/>
-              </w:rPr>
-              <w:t xml:space="preserve">Enable Supabase leaked-password protection</w:t>
-            </w:r>
-          </w:p>
-        </w:tc>
-        <w:tc>
-          <w:tcPr>
-            <w:tcW w:type="dxa" w:w="4060"/>
-            <w:tcMar>
-              <w:top w:type="dxa" w:w="80"/>
-              <w:left w:type="dxa" w:w="120"/>
-              <w:bottom w:type="dxa" w:w="80"/>
-              <w:right w:type="dxa" w:w="120"/>
-            </w:tcMar>
-          </w:tcPr>
-          <w:p>
-            <w:pPr>
-              <w:spacing w:after="0" w:line="260"/>
-            </w:pPr>
-            <w:r>
-              <w:rPr>
-                <w:rFonts w:ascii="Calibri" w:cs="Calibri" w:eastAsia="Calibri" w:hAnsi="Calibri"/>
-                <w:color w:val="1A1A1A"/>
-                <w:sz w:val="19"/>
-                <w:szCs w:val="19"/>
-              </w:rPr>
-              <w:t xml:space="preserve">Requires a paid plan. Without it users may register with credentials already present in public breach dumps — on an account holding a cash balance.</w:t>
-            </w:r>
-          </w:p>
-        </w:tc>
-        <w:tc>
-          <w:tcPr>
-            <w:tcW w:type="dxa" w:w="1580"/>
-            <w:shd w:fill="FFF3CD" w:color="auto" w:val="clear"/>
-            <w:tcMar>
-              <w:top w:type="dxa" w:w="80"/>
-              <w:left w:type="dxa" w:w="120"/>
-              <w:bottom w:type="dxa" w:w="80"/>
-              <w:right w:type="dxa" w:w="120"/>
-            </w:tcMar>
-          </w:tcPr>
-          <w:p>
-            <w:pPr>
-              <w:spacing w:after="0" w:line="260"/>
-              <w:jc w:val="center"/>
-            </w:pPr>
-            <w:r>
-              <w:rPr>
-                <w:rFonts w:ascii="Calibri" w:cs="Calibri" w:eastAsia="Calibri" w:hAnsi="Calibri"/>
-                <w:b/>
-                <w:bCs/>
-                <w:color w:val="664D03"/>
-                <w:sz w:val="19"/>
-                <w:szCs w:val="19"/>
-              </w:rPr>
-              <w:t xml:space="preserve">Medium</w:t>
-            </w:r>
-          </w:p>
-        </w:tc>
-      </w:tr>
-      <w:tr>
-        <w:tc>
-          <w:tcPr>
-            <w:tcW w:type="dxa" w:w="420"/>
-            <w:tcMar>
-              <w:top w:type="dxa" w:w="80"/>
-              <w:left w:type="dxa" w:w="120"/>
-              <w:bottom w:type="dxa" w:w="80"/>
-              <w:right w:type="dxa" w:w="120"/>
-            </w:tcMar>
-          </w:tcPr>
-          <w:p>
-            <w:pPr>
-              <w:spacing w:after="0" w:line="260"/>
-              <w:jc w:val="center"/>
-            </w:pPr>
-            <w:r>
-              <w:rPr>
-                <w:rFonts w:ascii="Calibri" w:cs="Calibri" w:eastAsia="Calibri" w:hAnsi="Calibri"/>
-                <w:color w:val="1A1A1A"/>
-                <w:sz w:val="24"/>
-                <w:szCs w:val="24"/>
-              </w:rPr>
-              <w:t xml:space="preserve">☐</w:t>
-            </w:r>
-          </w:p>
-        </w:tc>
-        <w:tc>
-          <w:tcPr>
-            <w:tcW w:type="dxa" w:w="3300"/>
-            <w:tcMar>
-              <w:top w:type="dxa" w:w="80"/>
-              <w:left w:type="dxa" w:w="120"/>
-              <w:bottom w:type="dxa" w:w="80"/>
-              <w:right w:type="dxa" w:w="120"/>
-            </w:tcMar>
-          </w:tcPr>
-          <w:p>
-            <w:pPr>
-              <w:spacing w:after="0" w:line="260"/>
-            </w:pPr>
-            <w:r>
-              <w:rPr>
-                <w:rFonts w:ascii="Calibri" w:cs="Calibri" w:eastAsia="Calibri" w:hAnsi="Calibri"/>
-                <w:b/>
-                <w:bCs/>
-                <w:color w:val="1A1A1A"/>
-                <w:sz w:val="19"/>
-                <w:szCs w:val="19"/>
-              </w:rPr>
-              <w:t xml:space="preserve">Add an admin action audit log</w:t>
-            </w:r>
-          </w:p>
-        </w:tc>
-        <w:tc>
-          <w:tcPr>
-            <w:tcW w:type="dxa" w:w="4060"/>
-            <w:tcMar>
-              <w:top w:type="dxa" w:w="80"/>
-              <w:left w:type="dxa" w:w="120"/>
-              <w:bottom w:type="dxa" w:w="80"/>
-              <w:right w:type="dxa" w:w="120"/>
-            </w:tcMar>
-          </w:tcPr>
-          <w:p>
-            <w:pPr>
-              <w:spacing w:after="0" w:line="260"/>
-            </w:pPr>
-            <w:r>
-              <w:rPr>
-                <w:rFonts w:ascii="Calibri" w:cs="Calibri" w:eastAsia="Calibri" w:hAnsi="Calibri"/>
-                <w:color w:val="1A1A1A"/>
-                <w:sz w:val="19"/>
-                <w:szCs w:val="19"/>
-              </w:rPr>
-              <w:t xml:space="preserve">Role changes, payout approvals and platform-fee edits should be attributable after the fact. Financial disputes are resolved from an audit trail.</w:t>
-            </w:r>
-          </w:p>
-        </w:tc>
-        <w:tc>
-          <w:tcPr>
-            <w:tcW w:type="dxa" w:w="1580"/>
-            <w:shd w:fill="FFF3CD" w:color="auto" w:val="clear"/>
-            <w:tcMar>
-              <w:top w:type="dxa" w:w="80"/>
-              <w:left w:type="dxa" w:w="120"/>
-              <w:bottom w:type="dxa" w:w="80"/>
-              <w:right w:type="dxa" w:w="120"/>
-            </w:tcMar>
-          </w:tcPr>
-          <w:p>
-            <w:pPr>
-              <w:spacing w:after="0" w:line="260"/>
-              <w:jc w:val="center"/>
-            </w:pPr>
-            <w:r>
-              <w:rPr>
-                <w:rFonts w:ascii="Calibri" w:cs="Calibri" w:eastAsia="Calibri" w:hAnsi="Calibri"/>
-                <w:b/>
-                <w:bCs/>
-                <w:color w:val="664D03"/>
-                <w:sz w:val="19"/>
-                <w:szCs w:val="19"/>
-              </w:rPr>
-              <w:t xml:space="preserve">Medium</w:t>
-            </w:r>
-          </w:p>
-        </w:tc>
-      </w:tr>
-      <w:tr>
-        <w:tc>
-          <w:tcPr>
-            <w:tcW w:type="dxa" w:w="420"/>
-            <w:tcMar>
-              <w:top w:type="dxa" w:w="80"/>
-              <w:left w:type="dxa" w:w="120"/>
-              <w:bottom w:type="dxa" w:w="80"/>
-              <w:right w:type="dxa" w:w="120"/>
-            </w:tcMar>
-          </w:tcPr>
-          <w:p>
-            <w:pPr>
-              <w:spacing w:after="0" w:line="260"/>
-              <w:jc w:val="center"/>
-            </w:pPr>
-            <w:r>
-              <w:rPr>
-                <w:rFonts w:ascii="Calibri" w:cs="Calibri" w:eastAsia="Calibri" w:hAnsi="Calibri"/>
-                <w:color w:val="1A1A1A"/>
-                <w:sz w:val="24"/>
-                <w:szCs w:val="24"/>
-              </w:rPr>
-              <w:t xml:space="preserve">☐</w:t>
-            </w:r>
-          </w:p>
-        </w:tc>
-        <w:tc>
-          <w:tcPr>
-            <w:tcW w:type="dxa" w:w="3300"/>
-            <w:tcMar>
-              <w:top w:type="dxa" w:w="80"/>
-              <w:left w:type="dxa" w:w="120"/>
-              <w:bottom w:type="dxa" w:w="80"/>
-              <w:right w:type="dxa" w:w="120"/>
-            </w:tcMar>
-          </w:tcPr>
-          <w:p>
-            <w:pPr>
-              <w:spacing w:after="0" w:line="260"/>
-            </w:pPr>
-            <w:r>
-              <w:rPr>
-                <w:rFonts w:ascii="Calibri" w:cs="Calibri" w:eastAsia="Calibri" w:hAnsi="Calibri"/>
-                <w:b/>
-                <w:bCs/>
-                <w:color w:val="1A1A1A"/>
-                <w:sz w:val="19"/>
-                <w:szCs w:val="19"/>
-              </w:rPr>
-              <w:t xml:space="preserve">Consolidate the duplicate permissive SELECT policies</w:t>
-            </w:r>
-          </w:p>
-        </w:tc>
-        <w:tc>
-          <w:tcPr>
-            <w:tcW w:type="dxa" w:w="4060"/>
-            <w:tcMar>
-              <w:top w:type="dxa" w:w="80"/>
-              <w:left w:type="dxa" w:w="120"/>
-              <w:bottom w:type="dxa" w:w="80"/>
-              <w:right w:type="dxa" w:w="120"/>
-            </w:tcMar>
-          </w:tcPr>
-          <w:p>
-            <w:pPr>
-              <w:spacing w:after="0" w:line="260"/>
-            </w:pPr>
-            <w:r>
-              <w:rPr>
-                <w:rFonts w:ascii="Calibri" w:cs="Calibri" w:eastAsia="Calibri" w:hAnsi="Calibri"/>
-                <w:color w:val="1A1A1A"/>
-                <w:sz w:val="19"/>
-                <w:szCs w:val="19"/>
-              </w:rPr>
-              <w:t xml:space="preserve">Five tables evaluate an admin policy and an owner policy on every read. Merging each pair removes the overhead without changing behaviour.</w:t>
-            </w:r>
-          </w:p>
-        </w:tc>
-        <w:tc>
-          <w:tcPr>
-            <w:tcW w:type="dxa" w:w="1580"/>
-            <w:shd w:fill="E2E8DE" w:color="auto" w:val="clear"/>
-            <w:tcMar>
-              <w:top w:type="dxa" w:w="80"/>
-              <w:left w:type="dxa" w:w="120"/>
-              <w:bottom w:type="dxa" w:w="80"/>
-              <w:right w:type="dxa" w:w="120"/>
-            </w:tcMar>
-          </w:tcPr>
-          <w:p>
-            <w:pPr>
-              <w:spacing w:after="0" w:line="260"/>
-              <w:jc w:val="center"/>
-            </w:pPr>
-            <w:r>
-              <w:rPr>
-                <w:rFonts w:ascii="Calibri" w:cs="Calibri" w:eastAsia="Calibri" w:hAnsi="Calibri"/>
-                <w:b/>
-                <w:bCs/>
-                <w:color w:val="3F5142"/>
-                <w:sz w:val="19"/>
-                <w:szCs w:val="19"/>
-              </w:rPr>
-              <w:t xml:space="preserve">Low</w:t>
-            </w:r>
-          </w:p>
-        </w:tc>
-      </w:tr>
-      <w:tr>
-        <w:tc>
-          <w:tcPr>
-            <w:tcW w:type="dxa" w:w="420"/>
-            <w:tcMar>
-              <w:top w:type="dxa" w:w="80"/>
-              <w:left w:type="dxa" w:w="120"/>
-              <w:bottom w:type="dxa" w:w="80"/>
-              <w:right w:type="dxa" w:w="120"/>
-            </w:tcMar>
-          </w:tcPr>
-          <w:p>
-            <w:pPr>
-              <w:spacing w:after="0" w:line="260"/>
-              <w:jc w:val="center"/>
-            </w:pPr>
-            <w:r>
-              <w:rPr>
-                <w:rFonts w:ascii="Calibri" w:cs="Calibri" w:eastAsia="Calibri" w:hAnsi="Calibri"/>
-                <w:color w:val="1A1A1A"/>
-                <w:sz w:val="24"/>
-                <w:szCs w:val="24"/>
-              </w:rPr>
-              <w:t xml:space="preserve">☐</w:t>
-            </w:r>
-          </w:p>
-        </w:tc>
-        <w:tc>
-          <w:tcPr>
-            <w:tcW w:type="dxa" w:w="3300"/>
-            <w:tcMar>
-              <w:top w:type="dxa" w:w="80"/>
-              <w:left w:type="dxa" w:w="120"/>
-              <w:bottom w:type="dxa" w:w="80"/>
-              <w:right w:type="dxa" w:w="120"/>
-            </w:tcMar>
-          </w:tcPr>
-          <w:p>
-            <w:pPr>
-              <w:spacing w:after="0" w:line="260"/>
-            </w:pPr>
-            <w:r>
-              <w:rPr>
-                <w:rFonts w:ascii="Calibri" w:cs="Calibri" w:eastAsia="Calibri" w:hAnsi="Calibri"/>
-                <w:b/>
-                <w:bCs/>
-                <w:color w:val="1A1A1A"/>
-                <w:sz w:val="19"/>
-                <w:szCs w:val="19"/>
-              </w:rPr>
-              <w:t xml:space="preserve">Schedule a dependency vulnerability scan</w:t>
-            </w:r>
-          </w:p>
-        </w:tc>
-        <w:tc>
-          <w:tcPr>
-            <w:tcW w:type="dxa" w:w="4060"/>
-            <w:tcMar>
-              <w:top w:type="dxa" w:w="80"/>
-              <w:left w:type="dxa" w:w="120"/>
-              <w:bottom w:type="dxa" w:w="80"/>
-              <w:right w:type="dxa" w:w="120"/>
-            </w:tcMar>
-          </w:tcPr>
-          <w:p>
-            <w:pPr>
-              <w:spacing w:after="0" w:line="260"/>
-            </w:pPr>
-            <w:r>
-              <w:rPr>
-                <w:rFonts w:ascii="Calibri" w:cs="Calibri" w:eastAsia="Calibri" w:hAnsi="Calibri"/>
-                <w:color w:val="1A1A1A"/>
-                <w:sz w:val="19"/>
-                <w:szCs w:val="19"/>
-              </w:rPr>
-              <w:t xml:space="preserve">Advisories were cleared during this cycle, but nothing re-checks them. Dependabot or npm audit in CI keeps that honest.</w:t>
+              <w:t xml:space="preserve">Advisories were cleared during the first cycle, but nothing re-checks them. Dependabot or npm audit in CI keeps that honest.</w:t>
             </w:r>
           </w:p>
         </w:tc>
@@ -12800,7 +10525,7 @@
                 <w:sz w:val="19"/>
                 <w:szCs w:val="19"/>
               </w:rPr>
-              <w:t xml:space="preserve">Install a test framework and cover the API routes</w:t>
+              <w:t xml:space="preserve">Add an end-to-end harness</w:t>
             </w:r>
           </w:p>
         </w:tc>
@@ -12825,7 +10550,7 @@
                 <w:sz w:val="19"/>
                 <w:szCs w:val="19"/>
               </w:rPr>
-              <w:t xml:space="preserve">43 of 44 routes have no automated coverage. Auth, ownership and the money endpoints are the priority order.</w:t>
+              <w:t xml:space="preserve">Playwright is already available in this environment. Signup, purchase, picks, settlement and withdrawal are the journeys that must never silently break. Pairs with the 9.A test-mode money-path run.</w:t>
             </w:r>
           </w:p>
         </w:tc>
@@ -12909,7 +10634,7 @@
                 <w:sz w:val="19"/>
                 <w:szCs w:val="19"/>
               </w:rPr>
-              <w:t xml:space="preserve">Add an end-to-end harness</w:t>
+              <w:t xml:space="preserve">Extend route-level test coverage beyond the guard layer</w:t>
             </w:r>
           </w:p>
         </w:tc>
@@ -12934,552 +10659,7 @@
                 <w:sz w:val="19"/>
                 <w:szCs w:val="19"/>
               </w:rPr>
-              <w:t xml:space="preserve">Playwright is already available in this environment. Signup, purchase, picks, settlement and withdrawal are the journeys that must never silently break.</w:t>
-            </w:r>
-          </w:p>
-        </w:tc>
-        <w:tc>
-          <w:tcPr>
-            <w:tcW w:type="dxa" w:w="1580"/>
-            <w:shd w:fill="FFE0CC" w:color="auto" w:val="clear"/>
-            <w:tcMar>
-              <w:top w:type="dxa" w:w="80"/>
-              <w:left w:type="dxa" w:w="120"/>
-              <w:bottom w:type="dxa" w:w="80"/>
-              <w:right w:type="dxa" w:w="120"/>
-            </w:tcMar>
-          </w:tcPr>
-          <w:p>
-            <w:pPr>
-              <w:spacing w:after="0" w:line="260"/>
-              <w:jc w:val="center"/>
-            </w:pPr>
-            <w:r>
-              <w:rPr>
-                <w:rFonts w:ascii="Calibri" w:cs="Calibri" w:eastAsia="Calibri" w:hAnsi="Calibri"/>
-                <w:b/>
-                <w:bCs/>
-                <w:color w:val="8A3D00"/>
-                <w:sz w:val="19"/>
-                <w:szCs w:val="19"/>
-              </w:rPr>
-              <w:t xml:space="preserve">High</w:t>
-            </w:r>
-          </w:p>
-        </w:tc>
-      </w:tr>
-      <w:tr>
-        <w:tc>
-          <w:tcPr>
-            <w:tcW w:type="dxa" w:w="420"/>
-            <w:tcMar>
-              <w:top w:type="dxa" w:w="80"/>
-              <w:left w:type="dxa" w:w="120"/>
-              <w:bottom w:type="dxa" w:w="80"/>
-              <w:right w:type="dxa" w:w="120"/>
-            </w:tcMar>
-          </w:tcPr>
-          <w:p>
-            <w:pPr>
-              <w:spacing w:after="0" w:line="260"/>
-              <w:jc w:val="center"/>
-            </w:pPr>
-            <w:r>
-              <w:rPr>
-                <w:rFonts w:ascii="Calibri" w:cs="Calibri" w:eastAsia="Calibri" w:hAnsi="Calibri"/>
-                <w:color w:val="1A1A1A"/>
-                <w:sz w:val="24"/>
-                <w:szCs w:val="24"/>
-              </w:rPr>
-              <w:t xml:space="preserve">☐</w:t>
-            </w:r>
-          </w:p>
-        </w:tc>
-        <w:tc>
-          <w:tcPr>
-            <w:tcW w:type="dxa" w:w="3300"/>
-            <w:tcMar>
-              <w:top w:type="dxa" w:w="80"/>
-              <w:left w:type="dxa" w:w="120"/>
-              <w:bottom w:type="dxa" w:w="80"/>
-              <w:right w:type="dxa" w:w="120"/>
-            </w:tcMar>
-          </w:tcPr>
-          <w:p>
-            <w:pPr>
-              <w:spacing w:after="0" w:line="260"/>
-            </w:pPr>
-            <w:r>
-              <w:rPr>
-                <w:rFonts w:ascii="Calibri" w:cs="Calibri" w:eastAsia="Calibri" w:hAnsi="Calibri"/>
-                <w:b/>
-                <w:bCs/>
-                <w:color w:val="1A1A1A"/>
-                <w:sz w:val="19"/>
-                <w:szCs w:val="19"/>
-              </w:rPr>
-              <w:t xml:space="preserve">Add error.tsx and global-error.tsx boundaries</w:t>
-            </w:r>
-          </w:p>
-        </w:tc>
-        <w:tc>
-          <w:tcPr>
-            <w:tcW w:type="dxa" w:w="4060"/>
-            <w:tcMar>
-              <w:top w:type="dxa" w:w="80"/>
-              <w:left w:type="dxa" w:w="120"/>
-              <w:bottom w:type="dxa" w:w="80"/>
-              <w:right w:type="dxa" w:w="120"/>
-            </w:tcMar>
-          </w:tcPr>
-          <w:p>
-            <w:pPr>
-              <w:spacing w:after="0" w:line="260"/>
-            </w:pPr>
-            <w:r>
-              <w:rPr>
-                <w:rFonts w:ascii="Calibri" w:cs="Calibri" w:eastAsia="Calibri" w:hAnsi="Calibri"/>
-                <w:color w:val="1A1A1A"/>
-                <w:sz w:val="19"/>
-                <w:szCs w:val="19"/>
-              </w:rPr>
-              <w:t xml:space="preserve">No boundary exists anywhere. An unhandled render error currently blanks the route — and on a balance page, users cannot distinguish a crash from missing money.</w:t>
-            </w:r>
-          </w:p>
-        </w:tc>
-        <w:tc>
-          <w:tcPr>
-            <w:tcW w:type="dxa" w:w="1580"/>
-            <w:shd w:fill="FFE0CC" w:color="auto" w:val="clear"/>
-            <w:tcMar>
-              <w:top w:type="dxa" w:w="80"/>
-              <w:left w:type="dxa" w:w="120"/>
-              <w:bottom w:type="dxa" w:w="80"/>
-              <w:right w:type="dxa" w:w="120"/>
-            </w:tcMar>
-          </w:tcPr>
-          <w:p>
-            <w:pPr>
-              <w:spacing w:after="0" w:line="260"/>
-              <w:jc w:val="center"/>
-            </w:pPr>
-            <w:r>
-              <w:rPr>
-                <w:rFonts w:ascii="Calibri" w:cs="Calibri" w:eastAsia="Calibri" w:hAnsi="Calibri"/>
-                <w:b/>
-                <w:bCs/>
-                <w:color w:val="8A3D00"/>
-                <w:sz w:val="19"/>
-                <w:szCs w:val="19"/>
-              </w:rPr>
-              <w:t xml:space="preserve">High</w:t>
-            </w:r>
-          </w:p>
-        </w:tc>
-      </w:tr>
-      <w:tr>
-        <w:tc>
-          <w:tcPr>
-            <w:tcW w:type="dxa" w:w="420"/>
-            <w:tcMar>
-              <w:top w:type="dxa" w:w="80"/>
-              <w:left w:type="dxa" w:w="120"/>
-              <w:bottom w:type="dxa" w:w="80"/>
-              <w:right w:type="dxa" w:w="120"/>
-            </w:tcMar>
-          </w:tcPr>
-          <w:p>
-            <w:pPr>
-              <w:spacing w:after="0" w:line="260"/>
-              <w:jc w:val="center"/>
-            </w:pPr>
-            <w:r>
-              <w:rPr>
-                <w:rFonts w:ascii="Calibri" w:cs="Calibri" w:eastAsia="Calibri" w:hAnsi="Calibri"/>
-                <w:color w:val="1A1A1A"/>
-                <w:sz w:val="24"/>
-                <w:szCs w:val="24"/>
-              </w:rPr>
-              <w:t xml:space="preserve">☐</w:t>
-            </w:r>
-          </w:p>
-        </w:tc>
-        <w:tc>
-          <w:tcPr>
-            <w:tcW w:type="dxa" w:w="3300"/>
-            <w:tcMar>
-              <w:top w:type="dxa" w:w="80"/>
-              <w:left w:type="dxa" w:w="120"/>
-              <w:bottom w:type="dxa" w:w="80"/>
-              <w:right w:type="dxa" w:w="120"/>
-            </w:tcMar>
-          </w:tcPr>
-          <w:p>
-            <w:pPr>
-              <w:spacing w:after="0" w:line="260"/>
-            </w:pPr>
-            <w:r>
-              <w:rPr>
-                <w:rFonts w:ascii="Calibri" w:cs="Calibri" w:eastAsia="Calibri" w:hAnsi="Calibri"/>
-                <w:b/>
-                <w:bCs/>
-                <w:color w:val="1A1A1A"/>
-                <w:sz w:val="19"/>
-                <w:szCs w:val="19"/>
-              </w:rPr>
-              <w:t xml:space="preserve">Write an incident runbook</w:t>
-            </w:r>
-          </w:p>
-        </w:tc>
-        <w:tc>
-          <w:tcPr>
-            <w:tcW w:type="dxa" w:w="4060"/>
-            <w:tcMar>
-              <w:top w:type="dxa" w:w="80"/>
-              <w:left w:type="dxa" w:w="120"/>
-              <w:bottom w:type="dxa" w:w="80"/>
-              <w:right w:type="dxa" w:w="120"/>
-            </w:tcMar>
-          </w:tcPr>
-          <w:p>
-            <w:pPr>
-              <w:spacing w:after="0" w:line="260"/>
-            </w:pPr>
-            <w:r>
-              <w:rPr>
-                <w:rFonts w:ascii="Calibri" w:cs="Calibri" w:eastAsia="Calibri" w:hAnsi="Calibri"/>
-                <w:color w:val="1A1A1A"/>
-                <w:sz w:val="19"/>
-                <w:szCs w:val="19"/>
-              </w:rPr>
-              <w:t xml:space="preserve">Failed webhook, failed payout batch, mis-settled pool, Stripe or PayPal outage, database restore. Decide the response before the incident, not during it.</w:t>
-            </w:r>
-          </w:p>
-        </w:tc>
-        <w:tc>
-          <w:tcPr>
-            <w:tcW w:type="dxa" w:w="1580"/>
-            <w:shd w:fill="FFF3CD" w:color="auto" w:val="clear"/>
-            <w:tcMar>
-              <w:top w:type="dxa" w:w="80"/>
-              <w:left w:type="dxa" w:w="120"/>
-              <w:bottom w:type="dxa" w:w="80"/>
-              <w:right w:type="dxa" w:w="120"/>
-            </w:tcMar>
-          </w:tcPr>
-          <w:p>
-            <w:pPr>
-              <w:spacing w:after="0" w:line="260"/>
-              <w:jc w:val="center"/>
-            </w:pPr>
-            <w:r>
-              <w:rPr>
-                <w:rFonts w:ascii="Calibri" w:cs="Calibri" w:eastAsia="Calibri" w:hAnsi="Calibri"/>
-                <w:b/>
-                <w:bCs/>
-                <w:color w:val="664D03"/>
-                <w:sz w:val="19"/>
-                <w:szCs w:val="19"/>
-              </w:rPr>
-              <w:t xml:space="preserve">Medium</w:t>
-            </w:r>
-          </w:p>
-        </w:tc>
-      </w:tr>
-      <w:tr>
-        <w:tc>
-          <w:tcPr>
-            <w:tcW w:type="dxa" w:w="420"/>
-            <w:tcMar>
-              <w:top w:type="dxa" w:w="80"/>
-              <w:left w:type="dxa" w:w="120"/>
-              <w:bottom w:type="dxa" w:w="80"/>
-              <w:right w:type="dxa" w:w="120"/>
-            </w:tcMar>
-          </w:tcPr>
-          <w:p>
-            <w:pPr>
-              <w:spacing w:after="0" w:line="260"/>
-              <w:jc w:val="center"/>
-            </w:pPr>
-            <w:r>
-              <w:rPr>
-                <w:rFonts w:ascii="Calibri" w:cs="Calibri" w:eastAsia="Calibri" w:hAnsi="Calibri"/>
-                <w:color w:val="1A1A1A"/>
-                <w:sz w:val="24"/>
-                <w:szCs w:val="24"/>
-              </w:rPr>
-              <w:t xml:space="preserve">☐</w:t>
-            </w:r>
-          </w:p>
-        </w:tc>
-        <w:tc>
-          <w:tcPr>
-            <w:tcW w:type="dxa" w:w="3300"/>
-            <w:tcMar>
-              <w:top w:type="dxa" w:w="80"/>
-              <w:left w:type="dxa" w:w="120"/>
-              <w:bottom w:type="dxa" w:w="80"/>
-              <w:right w:type="dxa" w:w="120"/>
-            </w:tcMar>
-          </w:tcPr>
-          <w:p>
-            <w:pPr>
-              <w:spacing w:after="0" w:line="260"/>
-            </w:pPr>
-            <w:r>
-              <w:rPr>
-                <w:rFonts w:ascii="Calibri" w:cs="Calibri" w:eastAsia="Calibri" w:hAnsi="Calibri"/>
-                <w:b/>
-                <w:bCs/>
-                <w:color w:val="1A1A1A"/>
-                <w:sz w:val="19"/>
-                <w:szCs w:val="19"/>
-              </w:rPr>
-              <w:t xml:space="preserve">Promote lint to a blocking CI gate</w:t>
-            </w:r>
-          </w:p>
-        </w:tc>
-        <w:tc>
-          <w:tcPr>
-            <w:tcW w:type="dxa" w:w="4060"/>
-            <w:tcMar>
-              <w:top w:type="dxa" w:w="80"/>
-              <w:left w:type="dxa" w:w="120"/>
-              <w:bottom w:type="dxa" w:w="80"/>
-              <w:right w:type="dxa" w:w="120"/>
-            </w:tcMar>
-          </w:tcPr>
-          <w:p>
-            <w:pPr>
-              <w:spacing w:after="0" w:line="260"/>
-            </w:pPr>
-            <w:r>
-              <w:rPr>
-                <w:rFonts w:ascii="Calibri" w:cs="Calibri" w:eastAsia="Calibri" w:hAnsi="Calibri"/>
-                <w:color w:val="1A1A1A"/>
-                <w:sz w:val="19"/>
-                <w:szCs w:val="19"/>
-              </w:rPr>
-              <w:t xml:space="preserve">The backlog it was relaxed for is cleared and eslint now reports zero findings, so blocking costs nothing and stops the debt returning.</w:t>
-            </w:r>
-          </w:p>
-        </w:tc>
-        <w:tc>
-          <w:tcPr>
-            <w:tcW w:type="dxa" w:w="1580"/>
-            <w:shd w:fill="E2E8DE" w:color="auto" w:val="clear"/>
-            <w:tcMar>
-              <w:top w:type="dxa" w:w="80"/>
-              <w:left w:type="dxa" w:w="120"/>
-              <w:bottom w:type="dxa" w:w="80"/>
-              <w:right w:type="dxa" w:w="120"/>
-            </w:tcMar>
-          </w:tcPr>
-          <w:p>
-            <w:pPr>
-              <w:spacing w:after="0" w:line="260"/>
-              <w:jc w:val="center"/>
-            </w:pPr>
-            <w:r>
-              <w:rPr>
-                <w:rFonts w:ascii="Calibri" w:cs="Calibri" w:eastAsia="Calibri" w:hAnsi="Calibri"/>
-                <w:b/>
-                <w:bCs/>
-                <w:color w:val="3F5142"/>
-                <w:sz w:val="19"/>
-                <w:szCs w:val="19"/>
-              </w:rPr>
-              <w:t xml:space="preserve">Low</w:t>
-            </w:r>
-          </w:p>
-        </w:tc>
-      </w:tr>
-      <w:tr>
-        <w:tc>
-          <w:tcPr>
-            <w:tcW w:type="dxa" w:w="420"/>
-            <w:tcMar>
-              <w:top w:type="dxa" w:w="80"/>
-              <w:left w:type="dxa" w:w="120"/>
-              <w:bottom w:type="dxa" w:w="80"/>
-              <w:right w:type="dxa" w:w="120"/>
-            </w:tcMar>
-          </w:tcPr>
-          <w:p>
-            <w:pPr>
-              <w:spacing w:after="0" w:line="260"/>
-              <w:jc w:val="center"/>
-            </w:pPr>
-            <w:r>
-              <w:rPr>
-                <w:rFonts w:ascii="Calibri" w:cs="Calibri" w:eastAsia="Calibri" w:hAnsi="Calibri"/>
-                <w:color w:val="1A1A1A"/>
-                <w:sz w:val="24"/>
-                <w:szCs w:val="24"/>
-              </w:rPr>
-              <w:t xml:space="preserve">☐</w:t>
-            </w:r>
-          </w:p>
-        </w:tc>
-        <w:tc>
-          <w:tcPr>
-            <w:tcW w:type="dxa" w:w="3300"/>
-            <w:tcMar>
-              <w:top w:type="dxa" w:w="80"/>
-              <w:left w:type="dxa" w:w="120"/>
-              <w:bottom w:type="dxa" w:w="80"/>
-              <w:right w:type="dxa" w:w="120"/>
-            </w:tcMar>
-          </w:tcPr>
-          <w:p>
-            <w:pPr>
-              <w:spacing w:after="0" w:line="260"/>
-            </w:pPr>
-            <w:r>
-              <w:rPr>
-                <w:rFonts w:ascii="Calibri" w:cs="Calibri" w:eastAsia="Calibri" w:hAnsi="Calibri"/>
-                <w:b/>
-                <w:bCs/>
-                <w:color w:val="1A1A1A"/>
-                <w:sz w:val="19"/>
-                <w:szCs w:val="19"/>
-              </w:rPr>
-              <w:t xml:space="preserve">Add loading.tsx boundaries</w:t>
-            </w:r>
-          </w:p>
-        </w:tc>
-        <w:tc>
-          <w:tcPr>
-            <w:tcW w:type="dxa" w:w="4060"/>
-            <w:tcMar>
-              <w:top w:type="dxa" w:w="80"/>
-              <w:left w:type="dxa" w:w="120"/>
-              <w:bottom w:type="dxa" w:w="80"/>
-              <w:right w:type="dxa" w:w="120"/>
-            </w:tcMar>
-          </w:tcPr>
-          <w:p>
-            <w:pPr>
-              <w:spacing w:after="0" w:line="260"/>
-            </w:pPr>
-            <w:r>
-              <w:rPr>
-                <w:rFonts w:ascii="Calibri" w:cs="Calibri" w:eastAsia="Calibri" w:hAnsi="Calibri"/>
-                <w:color w:val="1A1A1A"/>
-                <w:sz w:val="19"/>
-                <w:szCs w:val="19"/>
-              </w:rPr>
-              <w:t xml:space="preserve">No route-level suspense fallbacks, so navigation has no server-driven loading state.</w:t>
-            </w:r>
-          </w:p>
-        </w:tc>
-        <w:tc>
-          <w:tcPr>
-            <w:tcW w:type="dxa" w:w="1580"/>
-            <w:shd w:fill="E2E8DE" w:color="auto" w:val="clear"/>
-            <w:tcMar>
-              <w:top w:type="dxa" w:w="80"/>
-              <w:left w:type="dxa" w:w="120"/>
-              <w:bottom w:type="dxa" w:w="80"/>
-              <w:right w:type="dxa" w:w="120"/>
-            </w:tcMar>
-          </w:tcPr>
-          <w:p>
-            <w:pPr>
-              <w:spacing w:after="0" w:line="260"/>
-              <w:jc w:val="center"/>
-            </w:pPr>
-            <w:r>
-              <w:rPr>
-                <w:rFonts w:ascii="Calibri" w:cs="Calibri" w:eastAsia="Calibri" w:hAnsi="Calibri"/>
-                <w:b/>
-                <w:bCs/>
-                <w:color w:val="3F5142"/>
-                <w:sz w:val="19"/>
-                <w:szCs w:val="19"/>
-              </w:rPr>
-              <w:t xml:space="preserve">Low</w:t>
-            </w:r>
-          </w:p>
-        </w:tc>
-      </w:tr>
-      <w:tr>
-        <w:tc>
-          <w:tcPr>
-            <w:tcW w:type="dxa" w:w="420"/>
-            <w:tcMar>
-              <w:top w:type="dxa" w:w="80"/>
-              <w:left w:type="dxa" w:w="120"/>
-              <w:bottom w:type="dxa" w:w="80"/>
-              <w:right w:type="dxa" w:w="120"/>
-            </w:tcMar>
-          </w:tcPr>
-          <w:p>
-            <w:pPr>
-              <w:spacing w:after="0" w:line="260"/>
-              <w:jc w:val="center"/>
-            </w:pPr>
-            <w:r>
-              <w:rPr>
-                <w:rFonts w:ascii="Calibri" w:cs="Calibri" w:eastAsia="Calibri" w:hAnsi="Calibri"/>
-                <w:color w:val="1A1A1A"/>
-                <w:sz w:val="24"/>
-                <w:szCs w:val="24"/>
-              </w:rPr>
-              <w:t xml:space="preserve">☐</w:t>
-            </w:r>
-          </w:p>
-        </w:tc>
-        <w:tc>
-          <w:tcPr>
-            <w:tcW w:type="dxa" w:w="3300"/>
-            <w:tcMar>
-              <w:top w:type="dxa" w:w="80"/>
-              <w:left w:type="dxa" w:w="120"/>
-              <w:bottom w:type="dxa" w:w="80"/>
-              <w:right w:type="dxa" w:w="120"/>
-            </w:tcMar>
-          </w:tcPr>
-          <w:p>
-            <w:pPr>
-              <w:spacing w:after="0" w:line="260"/>
-            </w:pPr>
-            <w:r>
-              <w:rPr>
-                <w:rFonts w:ascii="Calibri" w:cs="Calibri" w:eastAsia="Calibri" w:hAnsi="Calibri"/>
-                <w:b/>
-                <w:bCs/>
-                <w:color w:val="1A1A1A"/>
-                <w:sz w:val="19"/>
-                <w:szCs w:val="19"/>
-              </w:rPr>
-              <w:t xml:space="preserve">Reconsider the daily-only settlement schedule</w:t>
-            </w:r>
-          </w:p>
-        </w:tc>
-        <w:tc>
-          <w:tcPr>
-            <w:tcW w:type="dxa" w:w="4060"/>
-            <w:tcMar>
-              <w:top w:type="dxa" w:w="80"/>
-              <w:left w:type="dxa" w:w="120"/>
-              <w:bottom w:type="dxa" w:w="80"/>
-              <w:right w:type="dxa" w:w="120"/>
-            </w:tcMar>
-          </w:tcPr>
-          <w:p>
-            <w:pPr>
-              <w:spacing w:after="0" w:line="260"/>
-            </w:pPr>
-            <w:r>
-              <w:rPr>
-                <w:rFonts w:ascii="Calibri" w:cs="Calibri" w:eastAsia="Calibri" w:hAnsi="Calibri"/>
-                <w:color w:val="1A1A1A"/>
-                <w:sz w:val="19"/>
-                <w:szCs w:val="19"/>
-              </w:rPr>
-              <w:t xml:space="preserve">A pool finishing Sunday evening does not settle until Monday morning. Players read that delay as a fault.</w:t>
+              <w:t xml:space="preserve">The unit suite pins the shared guards every route passes through, which is the highest-leverage seam — but per-route tests of auth, ownership and error shapes would catch wiring mistakes the guard tests cannot.</w:t>
             </w:r>
           </w:p>
         </w:tc>
@@ -13716,7 +10896,7 @@
                 <w:sz w:val="19"/>
                 <w:szCs w:val="19"/>
               </w:rPr>
-              <w:t xml:space="preserve">Run an accessibility audit</w:t>
+              <w:t xml:space="preserve">Run a manual screen-reader pass</w:t>
             </w:r>
           </w:p>
         </w:tc>
@@ -13741,7 +10921,7 @@
                 <w:sz w:val="19"/>
                 <w:szCs w:val="19"/>
               </w:rPr>
-              <w:t xml:space="preserve">Never audited. Radix supplies good primitive semantics, but 24 aria-labels and 5 roles across 83 files is not evidence of a keyboard- or screen-reader-usable product.</w:t>
+              <w:t xml:space="preserve">The automated jsx-a11y gate now blocks keyboard and semantic regressions in CI, and 23 defects were fixed this cycle — but an automated floor is not a usability verdict. One session with VoiceOver or NVDA across signup, purchase and picks closes the gap.</w:t>
             </w:r>
           </w:p>
         </w:tc>
@@ -13825,7 +11005,7 @@
                 <w:sz w:val="19"/>
                 <w:szCs w:val="19"/>
               </w:rPr>
-              <w:t xml:space="preserve">Add automated a11y checks to CI</w:t>
+              <w:t xml:space="preserve">Verify the httpOnly session change against live Supabase realtime</w:t>
             </w:r>
           </w:p>
         </w:tc>
@@ -13850,7 +11030,116 @@
                 <w:sz w:val="19"/>
                 <w:szCs w:val="19"/>
               </w:rPr>
-              <w:t xml:space="preserve">axe or similar, so the audit result does not decay the moment it is signed off.</w:t>
+              <w:t xml:space="preserve">Chat now authenticates through a separate short-lived token path. The mechanism is sound but has not been exercised against the live realtime service.</w:t>
+            </w:r>
+          </w:p>
+        </w:tc>
+        <w:tc>
+          <w:tcPr>
+            <w:tcW w:type="dxa" w:w="1580"/>
+            <w:shd w:fill="FFF3CD" w:color="auto" w:val="clear"/>
+            <w:tcMar>
+              <w:top w:type="dxa" w:w="80"/>
+              <w:left w:type="dxa" w:w="120"/>
+              <w:bottom w:type="dxa" w:w="80"/>
+              <w:right w:type="dxa" w:w="120"/>
+            </w:tcMar>
+          </w:tcPr>
+          <w:p>
+            <w:pPr>
+              <w:spacing w:after="0" w:line="260"/>
+              <w:jc w:val="center"/>
+            </w:pPr>
+            <w:r>
+              <w:rPr>
+                <w:rFonts w:ascii="Calibri" w:cs="Calibri" w:eastAsia="Calibri" w:hAnsi="Calibri"/>
+                <w:b/>
+                <w:bCs/>
+                <w:color w:val="664D03"/>
+                <w:sz w:val="19"/>
+                <w:szCs w:val="19"/>
+              </w:rPr>
+              <w:t xml:space="preserve">Medium</w:t>
+            </w:r>
+          </w:p>
+        </w:tc>
+      </w:tr>
+      <w:tr>
+        <w:tc>
+          <w:tcPr>
+            <w:tcW w:type="dxa" w:w="420"/>
+            <w:tcMar>
+              <w:top w:type="dxa" w:w="80"/>
+              <w:left w:type="dxa" w:w="120"/>
+              <w:bottom w:type="dxa" w:w="80"/>
+              <w:right w:type="dxa" w:w="120"/>
+            </w:tcMar>
+          </w:tcPr>
+          <w:p>
+            <w:pPr>
+              <w:spacing w:after="0" w:line="260"/>
+              <w:jc w:val="center"/>
+            </w:pPr>
+            <w:r>
+              <w:rPr>
+                <w:rFonts w:ascii="Calibri" w:cs="Calibri" w:eastAsia="Calibri" w:hAnsi="Calibri"/>
+                <w:color w:val="1A1A1A"/>
+                <w:sz w:val="24"/>
+                <w:szCs w:val="24"/>
+              </w:rPr>
+              <w:t xml:space="preserve">☐</w:t>
+            </w:r>
+          </w:p>
+        </w:tc>
+        <w:tc>
+          <w:tcPr>
+            <w:tcW w:type="dxa" w:w="3300"/>
+            <w:tcMar>
+              <w:top w:type="dxa" w:w="80"/>
+              <w:left w:type="dxa" w:w="120"/>
+              <w:bottom w:type="dxa" w:w="80"/>
+              <w:right w:type="dxa" w:w="120"/>
+            </w:tcMar>
+          </w:tcPr>
+          <w:p>
+            <w:pPr>
+              <w:spacing w:after="0" w:line="260"/>
+            </w:pPr>
+            <w:r>
+              <w:rPr>
+                <w:rFonts w:ascii="Calibri" w:cs="Calibri" w:eastAsia="Calibri" w:hAnsi="Calibri"/>
+                <w:b/>
+                <w:bCs/>
+                <w:color w:val="1A1A1A"/>
+                <w:sz w:val="19"/>
+                <w:szCs w:val="19"/>
+              </w:rPr>
+              <w:t xml:space="preserve">Recover static generation for public pages (optional)</w:t>
+            </w:r>
+          </w:p>
+        </w:tc>
+        <w:tc>
+          <w:tcPr>
+            <w:tcW w:type="dxa" w:w="4060"/>
+            <w:tcMar>
+              <w:top w:type="dxa" w:w="80"/>
+              <w:left w:type="dxa" w:w="120"/>
+              <w:bottom w:type="dxa" w:w="80"/>
+              <w:right w:type="dxa" w:w="120"/>
+            </w:tcMar>
+          </w:tcPr>
+          <w:p>
+            <w:pPr>
+              <w:spacing w:after="0" w:line="260"/>
+            </w:pPr>
+            <w:r>
+              <w:rPr>
+                <w:rFonts w:ascii="Calibri" w:cs="Calibri" w:eastAsia="Calibri" w:hAnsi="Calibri"/>
+                <w:color w:val="1A1A1A"/>
+                <w:sz w:val="19"/>
+                <w:szCs w:val="19"/>
+              </w:rPr>
+              <w:t xml:space="preserve">force-dynamic is global for the CSP nonce — an accepted trade this cycle. If marketing SEO becomes a priority, serve public pages a nonce-free CSP and scope force-dynamic to authenticated routes.</w:t>
             </w:r>
           </w:p>
         </w:tc>
@@ -13880,333 +11169,6 @@
                 <w:szCs w:val="19"/>
               </w:rPr>
               <w:t xml:space="preserve">Low</w:t>
-            </w:r>
-          </w:p>
-        </w:tc>
-      </w:tr>
-      <w:tr>
-        <w:tc>
-          <w:tcPr>
-            <w:tcW w:type="dxa" w:w="420"/>
-            <w:tcMar>
-              <w:top w:type="dxa" w:w="80"/>
-              <w:left w:type="dxa" w:w="120"/>
-              <w:bottom w:type="dxa" w:w="80"/>
-              <w:right w:type="dxa" w:w="120"/>
-            </w:tcMar>
-          </w:tcPr>
-          <w:p>
-            <w:pPr>
-              <w:spacing w:after="0" w:line="260"/>
-              <w:jc w:val="center"/>
-            </w:pPr>
-            <w:r>
-              <w:rPr>
-                <w:rFonts w:ascii="Calibri" w:cs="Calibri" w:eastAsia="Calibri" w:hAnsi="Calibri"/>
-                <w:color w:val="1A1A1A"/>
-                <w:sz w:val="24"/>
-                <w:szCs w:val="24"/>
-              </w:rPr>
-              <w:t xml:space="preserve">☐</w:t>
-            </w:r>
-          </w:p>
-        </w:tc>
-        <w:tc>
-          <w:tcPr>
-            <w:tcW w:type="dxa" w:w="3300"/>
-            <w:tcMar>
-              <w:top w:type="dxa" w:w="80"/>
-              <w:left w:type="dxa" w:w="120"/>
-              <w:bottom w:type="dxa" w:w="80"/>
-              <w:right w:type="dxa" w:w="120"/>
-            </w:tcMar>
-          </w:tcPr>
-          <w:p>
-            <w:pPr>
-              <w:spacing w:after="0" w:line="260"/>
-            </w:pPr>
-            <w:r>
-              <w:rPr>
-                <w:rFonts w:ascii="Calibri" w:cs="Calibri" w:eastAsia="Calibri" w:hAnsi="Calibri"/>
-                <w:b/>
-                <w:bCs/>
-                <w:color w:val="1A1A1A"/>
-                <w:sz w:val="19"/>
-                <w:szCs w:val="19"/>
-              </w:rPr>
-              <w:t xml:space="preserve">Complete page metadata; add sitemap.ts and robots.ts</w:t>
-            </w:r>
-          </w:p>
-        </w:tc>
-        <w:tc>
-          <w:tcPr>
-            <w:tcW w:type="dxa" w:w="4060"/>
-            <w:tcMar>
-              <w:top w:type="dxa" w:w="80"/>
-              <w:left w:type="dxa" w:w="120"/>
-              <w:bottom w:type="dxa" w:w="80"/>
-              <w:right w:type="dxa" w:w="120"/>
-            </w:tcMar>
-          </w:tcPr>
-          <w:p>
-            <w:pPr>
-              <w:spacing w:after="0" w:line="260"/>
-            </w:pPr>
-            <w:r>
-              <w:rPr>
-                <w:rFonts w:ascii="Calibri" w:cs="Calibri" w:eastAsia="Calibri" w:hAnsi="Calibri"/>
-                <w:color w:val="1A1A1A"/>
-                <w:sz w:val="19"/>
-                <w:szCs w:val="19"/>
-              </w:rPr>
-              <w:t xml:space="preserve">Only 5 of 20 pages define metadata, and search engines have no crawl guidance.</w:t>
-            </w:r>
-          </w:p>
-        </w:tc>
-        <w:tc>
-          <w:tcPr>
-            <w:tcW w:type="dxa" w:w="1580"/>
-            <w:shd w:fill="E2E8DE" w:color="auto" w:val="clear"/>
-            <w:tcMar>
-              <w:top w:type="dxa" w:w="80"/>
-              <w:left w:type="dxa" w:w="120"/>
-              <w:bottom w:type="dxa" w:w="80"/>
-              <w:right w:type="dxa" w:w="120"/>
-            </w:tcMar>
-          </w:tcPr>
-          <w:p>
-            <w:pPr>
-              <w:spacing w:after="0" w:line="260"/>
-              <w:jc w:val="center"/>
-            </w:pPr>
-            <w:r>
-              <w:rPr>
-                <w:rFonts w:ascii="Calibri" w:cs="Calibri" w:eastAsia="Calibri" w:hAnsi="Calibri"/>
-                <w:b/>
-                <w:bCs/>
-                <w:color w:val="3F5142"/>
-                <w:sz w:val="19"/>
-                <w:szCs w:val="19"/>
-              </w:rPr>
-              <w:t xml:space="preserve">Low</w:t>
-            </w:r>
-          </w:p>
-        </w:tc>
-      </w:tr>
-      <w:tr>
-        <w:tc>
-          <w:tcPr>
-            <w:tcW w:type="dxa" w:w="420"/>
-            <w:tcMar>
-              <w:top w:type="dxa" w:w="80"/>
-              <w:left w:type="dxa" w:w="120"/>
-              <w:bottom w:type="dxa" w:w="80"/>
-              <w:right w:type="dxa" w:w="120"/>
-            </w:tcMar>
-          </w:tcPr>
-          <w:p>
-            <w:pPr>
-              <w:spacing w:after="0" w:line="260"/>
-              <w:jc w:val="center"/>
-            </w:pPr>
-            <w:r>
-              <w:rPr>
-                <w:rFonts w:ascii="Calibri" w:cs="Calibri" w:eastAsia="Calibri" w:hAnsi="Calibri"/>
-                <w:color w:val="1A1A1A"/>
-                <w:sz w:val="24"/>
-                <w:szCs w:val="24"/>
-              </w:rPr>
-              <w:t xml:space="preserve">☐</w:t>
-            </w:r>
-          </w:p>
-        </w:tc>
-        <w:tc>
-          <w:tcPr>
-            <w:tcW w:type="dxa" w:w="3300"/>
-            <w:tcMar>
-              <w:top w:type="dxa" w:w="80"/>
-              <w:left w:type="dxa" w:w="120"/>
-              <w:bottom w:type="dxa" w:w="80"/>
-              <w:right w:type="dxa" w:w="120"/>
-            </w:tcMar>
-          </w:tcPr>
-          <w:p>
-            <w:pPr>
-              <w:spacing w:after="0" w:line="260"/>
-            </w:pPr>
-            <w:r>
-              <w:rPr>
-                <w:rFonts w:ascii="Calibri" w:cs="Calibri" w:eastAsia="Calibri" w:hAnsi="Calibri"/>
-                <w:b/>
-                <w:bCs/>
-                <w:color w:val="1A1A1A"/>
-                <w:sz w:val="19"/>
-                <w:szCs w:val="19"/>
-              </w:rPr>
-              <w:t xml:space="preserve">Recover static generation for public pages</w:t>
-            </w:r>
-          </w:p>
-        </w:tc>
-        <w:tc>
-          <w:tcPr>
-            <w:tcW w:type="dxa" w:w="4060"/>
-            <w:tcMar>
-              <w:top w:type="dxa" w:w="80"/>
-              <w:left w:type="dxa" w:w="120"/>
-              <w:bottom w:type="dxa" w:w="80"/>
-              <w:right w:type="dxa" w:w="120"/>
-            </w:tcMar>
-          </w:tcPr>
-          <w:p>
-            <w:pPr>
-              <w:spacing w:after="0" w:line="260"/>
-            </w:pPr>
-            <w:r>
-              <w:rPr>
-                <w:rFonts w:ascii="Calibri" w:cs="Calibri" w:eastAsia="Calibri" w:hAnsi="Calibri"/>
-                <w:color w:val="1A1A1A"/>
-                <w:sz w:val="19"/>
-                <w:szCs w:val="19"/>
-              </w:rPr>
-              <w:t xml:space="preserve">force-dynamic is global for the CSP nonce. Serving marketing and legal pages a nonce-free CSP would let them cache at the edge.</w:t>
-            </w:r>
-          </w:p>
-        </w:tc>
-        <w:tc>
-          <w:tcPr>
-            <w:tcW w:type="dxa" w:w="1580"/>
-            <w:shd w:fill="E2E8DE" w:color="auto" w:val="clear"/>
-            <w:tcMar>
-              <w:top w:type="dxa" w:w="80"/>
-              <w:left w:type="dxa" w:w="120"/>
-              <w:bottom w:type="dxa" w:w="80"/>
-              <w:right w:type="dxa" w:w="120"/>
-            </w:tcMar>
-          </w:tcPr>
-          <w:p>
-            <w:pPr>
-              <w:spacing w:after="0" w:line="260"/>
-              <w:jc w:val="center"/>
-            </w:pPr>
-            <w:r>
-              <w:rPr>
-                <w:rFonts w:ascii="Calibri" w:cs="Calibri" w:eastAsia="Calibri" w:hAnsi="Calibri"/>
-                <w:b/>
-                <w:bCs/>
-                <w:color w:val="3F5142"/>
-                <w:sz w:val="19"/>
-                <w:szCs w:val="19"/>
-              </w:rPr>
-              <w:t xml:space="preserve">Low</w:t>
-            </w:r>
-          </w:p>
-        </w:tc>
-      </w:tr>
-      <w:tr>
-        <w:tc>
-          <w:tcPr>
-            <w:tcW w:type="dxa" w:w="420"/>
-            <w:tcMar>
-              <w:top w:type="dxa" w:w="80"/>
-              <w:left w:type="dxa" w:w="120"/>
-              <w:bottom w:type="dxa" w:w="80"/>
-              <w:right w:type="dxa" w:w="120"/>
-            </w:tcMar>
-          </w:tcPr>
-          <w:p>
-            <w:pPr>
-              <w:spacing w:after="0" w:line="260"/>
-              <w:jc w:val="center"/>
-            </w:pPr>
-            <w:r>
-              <w:rPr>
-                <w:rFonts w:ascii="Calibri" w:cs="Calibri" w:eastAsia="Calibri" w:hAnsi="Calibri"/>
-                <w:color w:val="1A1A1A"/>
-                <w:sz w:val="24"/>
-                <w:szCs w:val="24"/>
-              </w:rPr>
-              <w:t xml:space="preserve">☐</w:t>
-            </w:r>
-          </w:p>
-        </w:tc>
-        <w:tc>
-          <w:tcPr>
-            <w:tcW w:type="dxa" w:w="3300"/>
-            <w:tcMar>
-              <w:top w:type="dxa" w:w="80"/>
-              <w:left w:type="dxa" w:w="120"/>
-              <w:bottom w:type="dxa" w:w="80"/>
-              <w:right w:type="dxa" w:w="120"/>
-            </w:tcMar>
-          </w:tcPr>
-          <w:p>
-            <w:pPr>
-              <w:spacing w:after="0" w:line="260"/>
-            </w:pPr>
-            <w:r>
-              <w:rPr>
-                <w:rFonts w:ascii="Calibri" w:cs="Calibri" w:eastAsia="Calibri" w:hAnsi="Calibri"/>
-                <w:b/>
-                <w:bCs/>
-                <w:color w:val="1A1A1A"/>
-                <w:sz w:val="19"/>
-                <w:szCs w:val="19"/>
-              </w:rPr>
-              <w:t xml:space="preserve">Verify the httpOnly session change against live Supabase realtime</w:t>
-            </w:r>
-          </w:p>
-        </w:tc>
-        <w:tc>
-          <w:tcPr>
-            <w:tcW w:type="dxa" w:w="4060"/>
-            <w:tcMar>
-              <w:top w:type="dxa" w:w="80"/>
-              <w:left w:type="dxa" w:w="120"/>
-              <w:bottom w:type="dxa" w:w="80"/>
-              <w:right w:type="dxa" w:w="120"/>
-            </w:tcMar>
-          </w:tcPr>
-          <w:p>
-            <w:pPr>
-              <w:spacing w:after="0" w:line="260"/>
-            </w:pPr>
-            <w:r>
-              <w:rPr>
-                <w:rFonts w:ascii="Calibri" w:cs="Calibri" w:eastAsia="Calibri" w:hAnsi="Calibri"/>
-                <w:color w:val="1A1A1A"/>
-                <w:sz w:val="19"/>
-                <w:szCs w:val="19"/>
-              </w:rPr>
-              <w:t xml:space="preserve">Chat now authenticates through a separate short-lived token path. The mechanism is sound but has not been exercised against the live realtime service.</w:t>
-            </w:r>
-          </w:p>
-        </w:tc>
-        <w:tc>
-          <w:tcPr>
-            <w:tcW w:type="dxa" w:w="1580"/>
-            <w:shd w:fill="FFF3CD" w:color="auto" w:val="clear"/>
-            <w:tcMar>
-              <w:top w:type="dxa" w:w="80"/>
-              <w:left w:type="dxa" w:w="120"/>
-              <w:bottom w:type="dxa" w:w="80"/>
-              <w:right w:type="dxa" w:w="120"/>
-            </w:tcMar>
-          </w:tcPr>
-          <w:p>
-            <w:pPr>
-              <w:spacing w:after="0" w:line="260"/>
-              <w:jc w:val="center"/>
-            </w:pPr>
-            <w:r>
-              <w:rPr>
-                <w:rFonts w:ascii="Calibri" w:cs="Calibri" w:eastAsia="Calibri" w:hAnsi="Calibri"/>
-                <w:b/>
-                <w:bCs/>
-                <w:color w:val="664D03"/>
-                <w:sz w:val="19"/>
-                <w:szCs w:val="19"/>
-              </w:rPr>
-              <w:t xml:space="preserve">Medium</w:t>
             </w:r>
           </w:p>
         </w:tc>
@@ -14414,7 +11376,7 @@
                 <w:sz w:val="19"/>
                 <w:szCs w:val="19"/>
               </w:rPr>
-              <w:t xml:space="preserve">Structured logging with request correlation</w:t>
+              <w:t xml:space="preserve">Uptime and health-check monitoring</w:t>
             </w:r>
           </w:p>
         </w:tc>
@@ -14439,7 +11401,7 @@
                 <w:sz w:val="19"/>
                 <w:szCs w:val="19"/>
               </w:rPr>
-              <w:t xml:space="preserve">69 console statements cannot be searched, correlated or alerted on. Tracing one user's payment across routes is currently not possible.</w:t>
+              <w:t xml:space="preserve">Nothing currently detects that the site is down or a cron stopped firing. Vercel's cron dashboard shows history but does not page anyone.</w:t>
             </w:r>
           </w:p>
         </w:tc>
@@ -14523,7 +11485,7 @@
                 <w:sz w:val="19"/>
                 <w:szCs w:val="19"/>
               </w:rPr>
-              <w:t xml:space="preserve">Uptime and health-check monitoring</w:t>
+              <w:t xml:space="preserve">Define support and dispute-resolution process</w:t>
             </w:r>
           </w:p>
         </w:tc>
@@ -14548,225 +11510,7 @@
                 <w:sz w:val="19"/>
                 <w:szCs w:val="19"/>
               </w:rPr>
-              <w:t xml:space="preserve">Nothing currently detects that the site is down or the cron stopped firing.</w:t>
-            </w:r>
-          </w:p>
-        </w:tc>
-        <w:tc>
-          <w:tcPr>
-            <w:tcW w:type="dxa" w:w="1580"/>
-            <w:shd w:fill="FFE0CC" w:color="auto" w:val="clear"/>
-            <w:tcMar>
-              <w:top w:type="dxa" w:w="80"/>
-              <w:left w:type="dxa" w:w="120"/>
-              <w:bottom w:type="dxa" w:w="80"/>
-              <w:right w:type="dxa" w:w="120"/>
-            </w:tcMar>
-          </w:tcPr>
-          <w:p>
-            <w:pPr>
-              <w:spacing w:after="0" w:line="260"/>
-              <w:jc w:val="center"/>
-            </w:pPr>
-            <w:r>
-              <w:rPr>
-                <w:rFonts w:ascii="Calibri" w:cs="Calibri" w:eastAsia="Calibri" w:hAnsi="Calibri"/>
-                <w:b/>
-                <w:bCs/>
-                <w:color w:val="8A3D00"/>
-                <w:sz w:val="19"/>
-                <w:szCs w:val="19"/>
-              </w:rPr>
-              <w:t xml:space="preserve">High</w:t>
-            </w:r>
-          </w:p>
-        </w:tc>
-      </w:tr>
-      <w:tr>
-        <w:tc>
-          <w:tcPr>
-            <w:tcW w:type="dxa" w:w="420"/>
-            <w:tcMar>
-              <w:top w:type="dxa" w:w="80"/>
-              <w:left w:type="dxa" w:w="120"/>
-              <w:bottom w:type="dxa" w:w="80"/>
-              <w:right w:type="dxa" w:w="120"/>
-            </w:tcMar>
-          </w:tcPr>
-          <w:p>
-            <w:pPr>
-              <w:spacing w:after="0" w:line="260"/>
-              <w:jc w:val="center"/>
-            </w:pPr>
-            <w:r>
-              <w:rPr>
-                <w:rFonts w:ascii="Calibri" w:cs="Calibri" w:eastAsia="Calibri" w:hAnsi="Calibri"/>
-                <w:color w:val="1A1A1A"/>
-                <w:sz w:val="24"/>
-                <w:szCs w:val="24"/>
-              </w:rPr>
-              <w:t xml:space="preserve">☐</w:t>
-            </w:r>
-          </w:p>
-        </w:tc>
-        <w:tc>
-          <w:tcPr>
-            <w:tcW w:type="dxa" w:w="3300"/>
-            <w:tcMar>
-              <w:top w:type="dxa" w:w="80"/>
-              <w:left w:type="dxa" w:w="120"/>
-              <w:bottom w:type="dxa" w:w="80"/>
-              <w:right w:type="dxa" w:w="120"/>
-            </w:tcMar>
-          </w:tcPr>
-          <w:p>
-            <w:pPr>
-              <w:spacing w:after="0" w:line="260"/>
-            </w:pPr>
-            <w:r>
-              <w:rPr>
-                <w:rFonts w:ascii="Calibri" w:cs="Calibri" w:eastAsia="Calibri" w:hAnsi="Calibri"/>
-                <w:b/>
-                <w:bCs/>
-                <w:color w:val="1A1A1A"/>
-                <w:sz w:val="19"/>
-                <w:szCs w:val="19"/>
-              </w:rPr>
-              <w:t xml:space="preserve">Alert on settlement and payout failures specifically</w:t>
-            </w:r>
-          </w:p>
-        </w:tc>
-        <w:tc>
-          <w:tcPr>
-            <w:tcW w:type="dxa" w:w="4060"/>
-            <w:tcMar>
-              <w:top w:type="dxa" w:w="80"/>
-              <w:left w:type="dxa" w:w="120"/>
-              <w:bottom w:type="dxa" w:w="80"/>
-              <w:right w:type="dxa" w:w="120"/>
-            </w:tcMar>
-          </w:tcPr>
-          <w:p>
-            <w:pPr>
-              <w:spacing w:after="0" w:line="260"/>
-            </w:pPr>
-            <w:r>
-              <w:rPr>
-                <w:rFonts w:ascii="Calibri" w:cs="Calibri" w:eastAsia="Calibri" w:hAnsi="Calibri"/>
-                <w:color w:val="1A1A1A"/>
-                <w:sz w:val="19"/>
-                <w:szCs w:val="19"/>
-              </w:rPr>
-              <w:t xml:space="preserve">These are the failures that cost money and trust. They deserve their own alerts, not a shared error feed.</w:t>
-            </w:r>
-          </w:p>
-        </w:tc>
-        <w:tc>
-          <w:tcPr>
-            <w:tcW w:type="dxa" w:w="1580"/>
-            <w:shd w:fill="FFE0CC" w:color="auto" w:val="clear"/>
-            <w:tcMar>
-              <w:top w:type="dxa" w:w="80"/>
-              <w:left w:type="dxa" w:w="120"/>
-              <w:bottom w:type="dxa" w:w="80"/>
-              <w:right w:type="dxa" w:w="120"/>
-            </w:tcMar>
-          </w:tcPr>
-          <w:p>
-            <w:pPr>
-              <w:spacing w:after="0" w:line="260"/>
-              <w:jc w:val="center"/>
-            </w:pPr>
-            <w:r>
-              <w:rPr>
-                <w:rFonts w:ascii="Calibri" w:cs="Calibri" w:eastAsia="Calibri" w:hAnsi="Calibri"/>
-                <w:b/>
-                <w:bCs/>
-                <w:color w:val="8A3D00"/>
-                <w:sz w:val="19"/>
-                <w:szCs w:val="19"/>
-              </w:rPr>
-              <w:t xml:space="preserve">High</w:t>
-            </w:r>
-          </w:p>
-        </w:tc>
-      </w:tr>
-      <w:tr>
-        <w:tc>
-          <w:tcPr>
-            <w:tcW w:type="dxa" w:w="420"/>
-            <w:tcMar>
-              <w:top w:type="dxa" w:w="80"/>
-              <w:left w:type="dxa" w:w="120"/>
-              <w:bottom w:type="dxa" w:w="80"/>
-              <w:right w:type="dxa" w:w="120"/>
-            </w:tcMar>
-          </w:tcPr>
-          <w:p>
-            <w:pPr>
-              <w:spacing w:after="0" w:line="260"/>
-              <w:jc w:val="center"/>
-            </w:pPr>
-            <w:r>
-              <w:rPr>
-                <w:rFonts w:ascii="Calibri" w:cs="Calibri" w:eastAsia="Calibri" w:hAnsi="Calibri"/>
-                <w:color w:val="1A1A1A"/>
-                <w:sz w:val="24"/>
-                <w:szCs w:val="24"/>
-              </w:rPr>
-              <w:t xml:space="preserve">☐</w:t>
-            </w:r>
-          </w:p>
-        </w:tc>
-        <w:tc>
-          <w:tcPr>
-            <w:tcW w:type="dxa" w:w="3300"/>
-            <w:tcMar>
-              <w:top w:type="dxa" w:w="80"/>
-              <w:left w:type="dxa" w:w="120"/>
-              <w:bottom w:type="dxa" w:w="80"/>
-              <w:right w:type="dxa" w:w="120"/>
-            </w:tcMar>
-          </w:tcPr>
-          <w:p>
-            <w:pPr>
-              <w:spacing w:after="0" w:line="260"/>
-            </w:pPr>
-            <w:r>
-              <w:rPr>
-                <w:rFonts w:ascii="Calibri" w:cs="Calibri" w:eastAsia="Calibri" w:hAnsi="Calibri"/>
-                <w:b/>
-                <w:bCs/>
-                <w:color w:val="1A1A1A"/>
-                <w:sz w:val="19"/>
-                <w:szCs w:val="19"/>
-              </w:rPr>
-              <w:t xml:space="preserve">Define support and dispute-resolution process</w:t>
-            </w:r>
-          </w:p>
-        </w:tc>
-        <w:tc>
-          <w:tcPr>
-            <w:tcW w:type="dxa" w:w="4060"/>
-            <w:tcMar>
-              <w:top w:type="dxa" w:w="80"/>
-              <w:left w:type="dxa" w:w="120"/>
-              <w:bottom w:type="dxa" w:w="80"/>
-              <w:right w:type="dxa" w:w="120"/>
-            </w:tcMar>
-          </w:tcPr>
-          <w:p>
-            <w:pPr>
-              <w:spacing w:after="0" w:line="260"/>
-            </w:pPr>
-            <w:r>
-              <w:rPr>
-                <w:rFonts w:ascii="Calibri" w:cs="Calibri" w:eastAsia="Calibri" w:hAnsi="Calibri"/>
-                <w:color w:val="1A1A1A"/>
-                <w:sz w:val="19"/>
-                <w:szCs w:val="19"/>
-              </w:rPr>
-              <w:t xml:space="preserve">A player will contest a settlement result. Decide now who investigates, against what evidence, and who can authorise a correction.</w:t>
+              <w:t xml:space="preserve">A player will contest a settlement result. Decide now who investigates, against what evidence, and who can authorise a correction — RUNBOOK.md §1.3 covers the mechanics; this is the org question.</w:t>
             </w:r>
           </w:p>
         </w:tc>
@@ -16314,7 +13058,7 @@
           <w:sz w:val="21"/>
           <w:szCs w:val="21"/>
         </w:rPr>
-        <w:t xml:space="preserve">All 44 routes, with the guards each enforces. ✓ present, — absent, n/a not applicable.</w:t>
+        <w:t xml:space="preserve">All 46 routes, with the guards each enforces — re-verified after the remediation cycle. ✓ present, — absent, n/a not applicable. Zod covers request bodies and uuid path parameters; routes marked n/a take no input (secret-gated crons, the signature-authenticated webhook, signout).</w:t>
       </w:r>
     </w:p>
     <w:tbl>
@@ -16764,7 +13508,7 @@
                 <w:sz w:val="17"/>
                 <w:szCs w:val="17"/>
               </w:rPr>
-              <w:t xml:space="preserve">—</w:t>
+              <w:t xml:space="preserve">✓</w:t>
             </w:r>
           </w:p>
         </w:tc>
@@ -16790,7 +13534,7 @@
                 <w:sz w:val="17"/>
                 <w:szCs w:val="17"/>
               </w:rPr>
-              <w:t xml:space="preserve">—</w:t>
+              <w:t xml:space="preserve">✓</w:t>
             </w:r>
           </w:p>
         </w:tc>
@@ -16919,7 +13663,7 @@
                 <w:sz w:val="17"/>
                 <w:szCs w:val="17"/>
               </w:rPr>
-              <w:t xml:space="preserve">—</w:t>
+              <w:t xml:space="preserve">✓</w:t>
             </w:r>
           </w:p>
         </w:tc>
@@ -16945,7 +13689,7 @@
                 <w:sz w:val="17"/>
                 <w:szCs w:val="17"/>
               </w:rPr>
-              <w:t xml:space="preserve">—</w:t>
+              <w:t xml:space="preserve">✓</w:t>
             </w:r>
           </w:p>
         </w:tc>
@@ -17074,7 +13818,7 @@
                 <w:sz w:val="17"/>
                 <w:szCs w:val="17"/>
               </w:rPr>
-              <w:t xml:space="preserve">—</w:t>
+              <w:t xml:space="preserve">✓</w:t>
             </w:r>
           </w:p>
         </w:tc>
@@ -17384,7 +14128,7 @@
                 <w:sz w:val="17"/>
                 <w:szCs w:val="17"/>
               </w:rPr>
-              <w:t xml:space="preserve">—</w:t>
+              <w:t xml:space="preserve">✓</w:t>
             </w:r>
           </w:p>
         </w:tc>
@@ -17410,7 +14154,7 @@
                 <w:sz w:val="17"/>
                 <w:szCs w:val="17"/>
               </w:rPr>
-              <w:t xml:space="preserve">—</w:t>
+              <w:t xml:space="preserve">✓</w:t>
             </w:r>
           </w:p>
         </w:tc>
@@ -18210,7 +14954,7 @@
                 <w:sz w:val="17"/>
                 <w:szCs w:val="17"/>
               </w:rPr>
-              <w:t xml:space="preserve">Public; no enumeration</w:t>
+              <w:t xml:space="preserve">Public; no enumeration + HIBP check</w:t>
             </w:r>
           </w:p>
         </w:tc>
@@ -18237,7 +14981,7 @@
                 <w:sz w:val="17"/>
                 <w:szCs w:val="17"/>
               </w:rPr>
-              <w:t xml:space="preserve">cron/settle</w:t>
+              <w:t xml:space="preserve">client-errors</w:t>
             </w:r>
           </w:p>
         </w:tc>
@@ -18262,7 +15006,7 @@
                 <w:sz w:val="17"/>
                 <w:szCs w:val="17"/>
               </w:rPr>
-              <w:t xml:space="preserve">GET</w:t>
+              <w:t xml:space="preserve">POST</w:t>
             </w:r>
           </w:p>
         </w:tc>
@@ -18314,7 +15058,7 @@
                 <w:sz w:val="17"/>
                 <w:szCs w:val="17"/>
               </w:rPr>
-              <w:t xml:space="preserve">—</w:t>
+              <w:t xml:space="preserve">✓</w:t>
             </w:r>
           </w:p>
         </w:tc>
@@ -18340,7 +15084,7 @@
                 <w:sz w:val="17"/>
                 <w:szCs w:val="17"/>
               </w:rPr>
-              <w:t xml:space="preserve">n/a</w:t>
+              <w:t xml:space="preserve">✓</w:t>
             </w:r>
           </w:p>
         </w:tc>
@@ -18365,7 +15109,7 @@
                 <w:sz w:val="17"/>
                 <w:szCs w:val="17"/>
               </w:rPr>
-              <w:t xml:space="preserve">CRON_SECRET, fails closed</w:t>
+              <w:t xml:space="preserve">Public by design; tight limit, capped fields</w:t>
             </w:r>
           </w:p>
         </w:tc>
@@ -18392,7 +15136,7 @@
                 <w:sz w:val="17"/>
                 <w:szCs w:val="17"/>
               </w:rPr>
-              <w:t xml:space="preserve">games</w:t>
+              <w:t xml:space="preserve">cron/reconcile</w:t>
             </w:r>
           </w:p>
         </w:tc>
@@ -18520,7 +15264,7 @@
                 <w:sz w:val="17"/>
                 <w:szCs w:val="17"/>
               </w:rPr>
-              <w:t xml:space="preserve">Public read</w:t>
+              <w:t xml:space="preserve">CRON_SECRET, fails closed; read-only</w:t>
             </w:r>
           </w:p>
         </w:tc>
@@ -18547,7 +15291,7 @@
                 <w:sz w:val="17"/>
                 <w:szCs w:val="17"/>
               </w:rPr>
-              <w:t xml:space="preserve">games/[gameId]</w:t>
+              <w:t xml:space="preserve">cron/settle</w:t>
             </w:r>
           </w:p>
         </w:tc>
@@ -18675,7 +15419,7 @@
                 <w:sz w:val="17"/>
                 <w:szCs w:val="17"/>
               </w:rPr>
-              <w:t xml:space="preserve">Public read</w:t>
+              <w:t xml:space="preserve">CRON_SECRET, fails closed</w:t>
             </w:r>
           </w:p>
         </w:tc>
@@ -18702,7 +15446,7 @@
                 <w:sz w:val="17"/>
                 <w:szCs w:val="17"/>
               </w:rPr>
-              <w:t xml:space="preserve">games/[gameId]/outcome</w:t>
+              <w:t xml:space="preserve">games</w:t>
             </w:r>
           </w:p>
         </w:tc>
@@ -18727,7 +15471,7 @@
                 <w:sz w:val="17"/>
                 <w:szCs w:val="17"/>
               </w:rPr>
-              <w:t xml:space="preserve">PUT</w:t>
+              <w:t xml:space="preserve">GET</w:t>
             </w:r>
           </w:p>
         </w:tc>
@@ -18753,7 +15497,7 @@
                 <w:sz w:val="17"/>
                 <w:szCs w:val="17"/>
               </w:rPr>
-              <w:t xml:space="preserve">✓</w:t>
+              <w:t xml:space="preserve">n/a</w:t>
             </w:r>
           </w:p>
         </w:tc>
@@ -18805,7 +15549,7 @@
                 <w:sz w:val="17"/>
                 <w:szCs w:val="17"/>
               </w:rPr>
-              <w:t xml:space="preserve">✓</w:t>
+              <w:t xml:space="preserve">n/a</w:t>
             </w:r>
           </w:p>
         </w:tc>
@@ -18830,7 +15574,7 @@
                 <w:sz w:val="17"/>
                 <w:szCs w:val="17"/>
               </w:rPr>
-              <w:t xml:space="preserve">requireAdmin</w:t>
+              <w:t xml:space="preserve">Public read</w:t>
             </w:r>
           </w:p>
         </w:tc>
@@ -18857,7 +15601,7 @@
                 <w:sz w:val="17"/>
                 <w:szCs w:val="17"/>
               </w:rPr>
-              <w:t xml:space="preserve">invitations</w:t>
+              <w:t xml:space="preserve">games/[gameId]</w:t>
             </w:r>
           </w:p>
         </w:tc>
@@ -18985,7 +15729,7 @@
                 <w:sz w:val="17"/>
                 <w:szCs w:val="17"/>
               </w:rPr>
-              <w:t xml:space="preserve">Session + RLS</w:t>
+              <w:t xml:space="preserve">Public read</w:t>
             </w:r>
           </w:p>
         </w:tc>
@@ -19012,7 +15756,7 @@
                 <w:sz w:val="17"/>
                 <w:szCs w:val="17"/>
               </w:rPr>
-              <w:t xml:space="preserve">invitations/[id]/accept</w:t>
+              <w:t xml:space="preserve">games/[gameId]/outcome</w:t>
             </w:r>
           </w:p>
         </w:tc>
@@ -19037,7 +15781,7 @@
                 <w:sz w:val="17"/>
                 <w:szCs w:val="17"/>
               </w:rPr>
-              <w:t xml:space="preserve">POST</w:t>
+              <w:t xml:space="preserve">PUT</w:t>
             </w:r>
           </w:p>
         </w:tc>
@@ -19089,7 +15833,7 @@
                 <w:sz w:val="17"/>
                 <w:szCs w:val="17"/>
               </w:rPr>
-              <w:t xml:space="preserve">—</w:t>
+              <w:t xml:space="preserve">✓</w:t>
             </w:r>
           </w:p>
         </w:tc>
@@ -19115,7 +15859,7 @@
                 <w:sz w:val="17"/>
                 <w:szCs w:val="17"/>
               </w:rPr>
-              <w:t xml:space="preserve">—</w:t>
+              <w:t xml:space="preserve">✓</w:t>
             </w:r>
           </w:p>
         </w:tc>
@@ -19140,7 +15884,7 @@
                 <w:sz w:val="17"/>
                 <w:szCs w:val="17"/>
               </w:rPr>
-              <w:t xml:space="preserve">Session + RLS</w:t>
+              <w:t xml:space="preserve">requireAdmin</w:t>
             </w:r>
           </w:p>
         </w:tc>
@@ -19167,7 +15911,7 @@
                 <w:sz w:val="17"/>
                 <w:szCs w:val="17"/>
               </w:rPr>
-              <w:t xml:space="preserve">invitations/[id]/decline</w:t>
+              <w:t xml:space="preserve">invitations</w:t>
             </w:r>
           </w:p>
         </w:tc>
@@ -19192,7 +15936,7 @@
                 <w:sz w:val="17"/>
                 <w:szCs w:val="17"/>
               </w:rPr>
-              <w:t xml:space="preserve">POST</w:t>
+              <w:t xml:space="preserve">GET</w:t>
             </w:r>
           </w:p>
         </w:tc>
@@ -19218,7 +15962,7 @@
                 <w:sz w:val="17"/>
                 <w:szCs w:val="17"/>
               </w:rPr>
-              <w:t xml:space="preserve">✓</w:t>
+              <w:t xml:space="preserve">n/a</w:t>
             </w:r>
           </w:p>
         </w:tc>
@@ -19270,7 +16014,7 @@
                 <w:sz w:val="17"/>
                 <w:szCs w:val="17"/>
               </w:rPr>
-              <w:t xml:space="preserve">—</w:t>
+              <w:t xml:space="preserve">n/a</w:t>
             </w:r>
           </w:p>
         </w:tc>
@@ -19322,7 +16066,7 @@
                 <w:sz w:val="17"/>
                 <w:szCs w:val="17"/>
               </w:rPr>
-              <w:t xml:space="preserve">me/balance</w:t>
+              <w:t xml:space="preserve">invitations/[id]/accept</w:t>
             </w:r>
           </w:p>
         </w:tc>
@@ -19347,7 +16091,7 @@
                 <w:sz w:val="17"/>
                 <w:szCs w:val="17"/>
               </w:rPr>
-              <w:t xml:space="preserve">GET</w:t>
+              <w:t xml:space="preserve">POST</w:t>
             </w:r>
           </w:p>
         </w:tc>
@@ -19373,7 +16117,7 @@
                 <w:sz w:val="17"/>
                 <w:szCs w:val="17"/>
               </w:rPr>
-              <w:t xml:space="preserve">n/a</w:t>
+              <w:t xml:space="preserve">✓</w:t>
             </w:r>
           </w:p>
         </w:tc>
@@ -19399,7 +16143,7 @@
                 <w:sz w:val="17"/>
                 <w:szCs w:val="17"/>
               </w:rPr>
-              <w:t xml:space="preserve">—</w:t>
+              <w:t xml:space="preserve">✓</w:t>
             </w:r>
           </w:p>
         </w:tc>
@@ -19425,7 +16169,7 @@
                 <w:sz w:val="17"/>
                 <w:szCs w:val="17"/>
               </w:rPr>
-              <w:t xml:space="preserve">n/a</w:t>
+              <w:t xml:space="preserve">✓</w:t>
             </w:r>
           </w:p>
         </w:tc>
@@ -19477,7 +16221,7 @@
                 <w:sz w:val="17"/>
                 <w:szCs w:val="17"/>
               </w:rPr>
-              <w:t xml:space="preserve">me/claim-payout</w:t>
+              <w:t xml:space="preserve">invitations/[id]/decline</w:t>
             </w:r>
           </w:p>
         </w:tc>
@@ -19580,7 +16324,7 @@
                 <w:sz w:val="17"/>
                 <w:szCs w:val="17"/>
               </w:rPr>
-              <w:t xml:space="preserve">—</w:t>
+              <w:t xml:space="preserve">✓</w:t>
             </w:r>
           </w:p>
         </w:tc>
@@ -19605,7 +16349,7 @@
                 <w:sz w:val="17"/>
                 <w:szCs w:val="17"/>
               </w:rPr>
-              <w:t xml:space="preserve">Session; RPC uses auth.uid()</w:t>
+              <w:t xml:space="preserve">Session + RLS</w:t>
             </w:r>
           </w:p>
         </w:tc>
@@ -19632,7 +16376,7 @@
                 <w:sz w:val="17"/>
                 <w:szCs w:val="17"/>
               </w:rPr>
-              <w:t xml:space="preserve">me/games</w:t>
+              <w:t xml:space="preserve">me/balance</w:t>
             </w:r>
           </w:p>
         </w:tc>
@@ -19787,7 +16531,7 @@
                 <w:sz w:val="17"/>
                 <w:szCs w:val="17"/>
               </w:rPr>
-              <w:t xml:space="preserve">me/payout-account</w:t>
+              <w:t xml:space="preserve">me/claim-payout</w:t>
             </w:r>
           </w:p>
         </w:tc>
@@ -19812,7 +16556,7 @@
                 <w:sz w:val="17"/>
                 <w:szCs w:val="17"/>
               </w:rPr>
-              <w:t xml:space="preserve">GET, PUT</w:t>
+              <w:t xml:space="preserve">POST</w:t>
             </w:r>
           </w:p>
         </w:tc>
@@ -19890,7 +16634,7 @@
                 <w:sz w:val="17"/>
                 <w:szCs w:val="17"/>
               </w:rPr>
-              <w:t xml:space="preserve">—</w:t>
+              <w:t xml:space="preserve">✓</w:t>
             </w:r>
           </w:p>
         </w:tc>
@@ -19915,7 +16659,7 @@
                 <w:sz w:val="17"/>
                 <w:szCs w:val="17"/>
               </w:rPr>
-              <w:t xml:space="preserve">Session + RLS</w:t>
+              <w:t xml:space="preserve">Session; RPC uses auth.uid()</w:t>
             </w:r>
           </w:p>
         </w:tc>
@@ -19942,7 +16686,7 @@
                 <w:sz w:val="17"/>
                 <w:szCs w:val="17"/>
               </w:rPr>
-              <w:t xml:space="preserve">me/payout-request</w:t>
+              <w:t xml:space="preserve">me/games</w:t>
             </w:r>
           </w:p>
         </w:tc>
@@ -19967,7 +16711,7 @@
                 <w:sz w:val="17"/>
                 <w:szCs w:val="17"/>
               </w:rPr>
-              <w:t xml:space="preserve">GET, POST</w:t>
+              <w:t xml:space="preserve">GET</w:t>
             </w:r>
           </w:p>
         </w:tc>
@@ -19993,7 +16737,7 @@
                 <w:sz w:val="17"/>
                 <w:szCs w:val="17"/>
               </w:rPr>
-              <w:t xml:space="preserve">✓</w:t>
+              <w:t xml:space="preserve">n/a</w:t>
             </w:r>
           </w:p>
         </w:tc>
@@ -20019,7 +16763,7 @@
                 <w:sz w:val="17"/>
                 <w:szCs w:val="17"/>
               </w:rPr>
-              <w:t xml:space="preserve">✓</w:t>
+              <w:t xml:space="preserve">—</w:t>
             </w:r>
           </w:p>
         </w:tc>
@@ -20045,7 +16789,7 @@
                 <w:sz w:val="17"/>
                 <w:szCs w:val="17"/>
               </w:rPr>
-              <w:t xml:space="preserve">—</w:t>
+              <w:t xml:space="preserve">n/a</w:t>
             </w:r>
           </w:p>
         </w:tc>
@@ -20070,7 +16814,7 @@
                 <w:sz w:val="17"/>
                 <w:szCs w:val="17"/>
               </w:rPr>
-              <w:t xml:space="preserve">Session; balance-checked in RLS</w:t>
+              <w:t xml:space="preserve">Session + RLS</w:t>
             </w:r>
           </w:p>
         </w:tc>
@@ -20097,7 +16841,7 @@
                 <w:sz w:val="17"/>
                 <w:szCs w:val="17"/>
               </w:rPr>
-              <w:t xml:space="preserve">me/winnings</w:t>
+              <w:t xml:space="preserve">me/payout-account</w:t>
             </w:r>
           </w:p>
         </w:tc>
@@ -20122,7 +16866,7 @@
                 <w:sz w:val="17"/>
                 <w:szCs w:val="17"/>
               </w:rPr>
-              <w:t xml:space="preserve">GET</w:t>
+              <w:t xml:space="preserve">GET, PUT</w:t>
             </w:r>
           </w:p>
         </w:tc>
@@ -20148,7 +16892,7 @@
                 <w:sz w:val="17"/>
                 <w:szCs w:val="17"/>
               </w:rPr>
-              <w:t xml:space="preserve">n/a</w:t>
+              <w:t xml:space="preserve">✓</w:t>
             </w:r>
           </w:p>
         </w:tc>
@@ -20174,7 +16918,7 @@
                 <w:sz w:val="17"/>
                 <w:szCs w:val="17"/>
               </w:rPr>
-              <w:t xml:space="preserve">—</w:t>
+              <w:t xml:space="preserve">✓</w:t>
             </w:r>
           </w:p>
         </w:tc>
@@ -20200,7 +16944,7 @@
                 <w:sz w:val="17"/>
                 <w:szCs w:val="17"/>
               </w:rPr>
-              <w:t xml:space="preserve">n/a</w:t>
+              <w:t xml:space="preserve">✓</w:t>
             </w:r>
           </w:p>
         </w:tc>
@@ -20252,7 +16996,7 @@
                 <w:sz w:val="17"/>
                 <w:szCs w:val="17"/>
               </w:rPr>
-              <w:t xml:space="preserve">newsletter/subscribe</w:t>
+              <w:t xml:space="preserve">me/payout-request</w:t>
             </w:r>
           </w:p>
         </w:tc>
@@ -20277,7 +17021,7 @@
                 <w:sz w:val="17"/>
                 <w:szCs w:val="17"/>
               </w:rPr>
-              <w:t xml:space="preserve">POST</w:t>
+              <w:t xml:space="preserve">GET, POST</w:t>
             </w:r>
           </w:p>
         </w:tc>
@@ -20303,7 +17047,7 @@
                 <w:sz w:val="17"/>
                 <w:szCs w:val="17"/>
               </w:rPr>
-              <w:t xml:space="preserve">n/a</w:t>
+              <w:t xml:space="preserve">✓</w:t>
             </w:r>
           </w:p>
         </w:tc>
@@ -20380,7 +17124,7 @@
                 <w:sz w:val="17"/>
                 <w:szCs w:val="17"/>
               </w:rPr>
-              <w:t xml:space="preserve">Public; no enumeration</w:t>
+              <w:t xml:space="preserve">Session; balance-checked in RLS</w:t>
             </w:r>
           </w:p>
         </w:tc>
@@ -20407,7 +17151,7 @@
                 <w:sz w:val="17"/>
                 <w:szCs w:val="17"/>
               </w:rPr>
-              <w:t xml:space="preserve">nfl/scoreboard</w:t>
+              <w:t xml:space="preserve">me/winnings</w:t>
             </w:r>
           </w:p>
         </w:tc>
@@ -20535,7 +17279,7 @@
                 <w:sz w:val="17"/>
                 <w:szCs w:val="17"/>
               </w:rPr>
-              <w:t xml:space="preserve">Mock feed for local dev</w:t>
+              <w:t xml:space="preserve">Session + RLS</w:t>
             </w:r>
           </w:p>
         </w:tc>
@@ -20562,7 +17306,7 @@
                 <w:sz w:val="17"/>
                 <w:szCs w:val="17"/>
               </w:rPr>
-              <w:t xml:space="preserve">notifications/[id]/read</w:t>
+              <w:t xml:space="preserve">newsletter/subscribe</w:t>
             </w:r>
           </w:p>
         </w:tc>
@@ -20587,7 +17331,7 @@
                 <w:sz w:val="17"/>
                 <w:szCs w:val="17"/>
               </w:rPr>
-              <w:t xml:space="preserve">PUT</w:t>
+              <w:t xml:space="preserve">POST</w:t>
             </w:r>
           </w:p>
         </w:tc>
@@ -20613,6 +17357,32 @@
                 <w:sz w:val="17"/>
                 <w:szCs w:val="17"/>
               </w:rPr>
+              <w:t xml:space="preserve">n/a</w:t>
+            </w:r>
+          </w:p>
+        </w:tc>
+        <w:tc>
+          <w:tcPr>
+            <w:tcW w:type="dxa" w:w="700"/>
+            <w:tcMar>
+              <w:top w:type="dxa" w:w="80"/>
+              <w:left w:type="dxa" w:w="120"/>
+              <w:bottom w:type="dxa" w:w="80"/>
+              <w:right w:type="dxa" w:w="120"/>
+            </w:tcMar>
+          </w:tcPr>
+          <w:p>
+            <w:pPr>
+              <w:spacing w:after="0" w:line="260"/>
+              <w:jc w:val="center"/>
+            </w:pPr>
+            <w:r>
+              <w:rPr>
+                <w:rFonts w:ascii="Calibri" w:cs="Calibri" w:eastAsia="Calibri" w:hAnsi="Calibri"/>
+                <w:color w:val="1A1A1A"/>
+                <w:sz w:val="17"/>
+                <w:szCs w:val="17"/>
+              </w:rPr>
               <w:t xml:space="preserve">✓</w:t>
             </w:r>
           </w:p>
@@ -20639,33 +17409,7 @@
                 <w:sz w:val="17"/>
                 <w:szCs w:val="17"/>
               </w:rPr>
-              <w:t xml:space="preserve">—</w:t>
-            </w:r>
-          </w:p>
-        </w:tc>
-        <w:tc>
-          <w:tcPr>
-            <w:tcW w:type="dxa" w:w="700"/>
-            <w:tcMar>
-              <w:top w:type="dxa" w:w="80"/>
-              <w:left w:type="dxa" w:w="120"/>
-              <w:bottom w:type="dxa" w:w="80"/>
-              <w:right w:type="dxa" w:w="120"/>
-            </w:tcMar>
-          </w:tcPr>
-          <w:p>
-            <w:pPr>
-              <w:spacing w:after="0" w:line="260"/>
-              <w:jc w:val="center"/>
-            </w:pPr>
-            <w:r>
-              <w:rPr>
-                <w:rFonts w:ascii="Calibri" w:cs="Calibri" w:eastAsia="Calibri" w:hAnsi="Calibri"/>
-                <w:color w:val="1A1A1A"/>
-                <w:sz w:val="17"/>
-                <w:szCs w:val="17"/>
-              </w:rPr>
-              <w:t xml:space="preserve">—</w:t>
+              <w:t xml:space="preserve">✓</w:t>
             </w:r>
           </w:p>
         </w:tc>
@@ -20690,7 +17434,7 @@
                 <w:sz w:val="17"/>
                 <w:szCs w:val="17"/>
               </w:rPr>
-              <w:t xml:space="preserve">Session + RLS</w:t>
+              <w:t xml:space="preserve">Public; no enumeration</w:t>
             </w:r>
           </w:p>
         </w:tc>
@@ -20717,7 +17461,7 @@
                 <w:sz w:val="17"/>
                 <w:szCs w:val="17"/>
               </w:rPr>
-              <w:t xml:space="preserve">pools</w:t>
+              <w:t xml:space="preserve">nfl/scoreboard</w:t>
             </w:r>
           </w:p>
         </w:tc>
@@ -20742,7 +17486,7 @@
                 <w:sz w:val="17"/>
                 <w:szCs w:val="17"/>
               </w:rPr>
-              <w:t xml:space="preserve">GET, POST</w:t>
+              <w:t xml:space="preserve">GET</w:t>
             </w:r>
           </w:p>
         </w:tc>
@@ -20768,7 +17512,7 @@
                 <w:sz w:val="17"/>
                 <w:szCs w:val="17"/>
               </w:rPr>
-              <w:t xml:space="preserve">✓</w:t>
+              <w:t xml:space="preserve">n/a</w:t>
             </w:r>
           </w:p>
         </w:tc>
@@ -20794,7 +17538,7 @@
                 <w:sz w:val="17"/>
                 <w:szCs w:val="17"/>
               </w:rPr>
-              <w:t xml:space="preserve">✓</w:t>
+              <w:t xml:space="preserve">—</w:t>
             </w:r>
           </w:p>
         </w:tc>
@@ -20820,7 +17564,7 @@
                 <w:sz w:val="17"/>
                 <w:szCs w:val="17"/>
               </w:rPr>
-              <w:t xml:space="preserve">—</w:t>
+              <w:t xml:space="preserve">n/a</w:t>
             </w:r>
           </w:p>
         </w:tc>
@@ -20845,7 +17589,7 @@
                 <w:sz w:val="17"/>
                 <w:szCs w:val="17"/>
               </w:rPr>
-              <w:t xml:space="preserve">Admin-only create</w:t>
+              <w:t xml:space="preserve">Mock feed for local dev</w:t>
             </w:r>
           </w:p>
         </w:tc>
@@ -20872,7 +17616,7 @@
                 <w:sz w:val="17"/>
                 <w:szCs w:val="17"/>
               </w:rPr>
-              <w:t xml:space="preserve">pools/[poolId]</w:t>
+              <w:t xml:space="preserve">notifications/[id]/read</w:t>
             </w:r>
           </w:p>
         </w:tc>
@@ -20897,7 +17641,7 @@
                 <w:sz w:val="17"/>
                 <w:szCs w:val="17"/>
               </w:rPr>
-              <w:t xml:space="preserve">GET, PATCH, DELETE</w:t>
+              <w:t xml:space="preserve">PUT</w:t>
             </w:r>
           </w:p>
         </w:tc>
@@ -20949,7 +17693,7 @@
                 <w:sz w:val="17"/>
                 <w:szCs w:val="17"/>
               </w:rPr>
-              <w:t xml:space="preserve">—</w:t>
+              <w:t xml:space="preserve">✓</w:t>
             </w:r>
           </w:p>
         </w:tc>
@@ -20975,7 +17719,7 @@
                 <w:sz w:val="17"/>
                 <w:szCs w:val="17"/>
               </w:rPr>
-              <w:t xml:space="preserve">—</w:t>
+              <w:t xml:space="preserve">✓</w:t>
             </w:r>
           </w:p>
         </w:tc>
@@ -21027,7 +17771,7 @@
                 <w:sz w:val="17"/>
                 <w:szCs w:val="17"/>
               </w:rPr>
-              <w:t xml:space="preserve">pools/[poolId]/cards</w:t>
+              <w:t xml:space="preserve">pools</w:t>
             </w:r>
           </w:p>
         </w:tc>
@@ -21052,7 +17796,7 @@
                 <w:sz w:val="17"/>
                 <w:szCs w:val="17"/>
               </w:rPr>
-              <w:t xml:space="preserve">GET</w:t>
+              <w:t xml:space="preserve">GET, POST</w:t>
             </w:r>
           </w:p>
         </w:tc>
@@ -21078,7 +17822,7 @@
                 <w:sz w:val="17"/>
                 <w:szCs w:val="17"/>
               </w:rPr>
-              <w:t xml:space="preserve">n/a</w:t>
+              <w:t xml:space="preserve">✓</w:t>
             </w:r>
           </w:p>
         </w:tc>
@@ -21104,7 +17848,7 @@
                 <w:sz w:val="17"/>
                 <w:szCs w:val="17"/>
               </w:rPr>
-              <w:t xml:space="preserve">—</w:t>
+              <w:t xml:space="preserve">✓</w:t>
             </w:r>
           </w:p>
         </w:tc>
@@ -21130,7 +17874,7 @@
                 <w:sz w:val="17"/>
                 <w:szCs w:val="17"/>
               </w:rPr>
-              <w:t xml:space="preserve">n/a</w:t>
+              <w:t xml:space="preserve">✓</w:t>
             </w:r>
           </w:p>
         </w:tc>
@@ -21155,7 +17899,7 @@
                 <w:sz w:val="17"/>
                 <w:szCs w:val="17"/>
               </w:rPr>
-              <w:t xml:space="preserve">Session + RLS</w:t>
+              <w:t xml:space="preserve">Admin-only create</w:t>
             </w:r>
           </w:p>
         </w:tc>
@@ -21182,7 +17926,7 @@
                 <w:sz w:val="17"/>
                 <w:szCs w:val="17"/>
               </w:rPr>
-              <w:t xml:space="preserve">pools/[poolId]/cards/[cardId]/lock</w:t>
+              <w:t xml:space="preserve">pools/[poolId]</w:t>
             </w:r>
           </w:p>
         </w:tc>
@@ -21207,7 +17951,7 @@
                 <w:sz w:val="17"/>
                 <w:szCs w:val="17"/>
               </w:rPr>
-              <w:t xml:space="preserve">POST</w:t>
+              <w:t xml:space="preserve">GET, PATCH, DELETE</w:t>
             </w:r>
           </w:p>
         </w:tc>
@@ -21259,7 +18003,7 @@
                 <w:sz w:val="17"/>
                 <w:szCs w:val="17"/>
               </w:rPr>
-              <w:t xml:space="preserve">—</w:t>
+              <w:t xml:space="preserve">✓</w:t>
             </w:r>
           </w:p>
         </w:tc>
@@ -21285,7 +18029,7 @@
                 <w:sz w:val="17"/>
                 <w:szCs w:val="17"/>
               </w:rPr>
-              <w:t xml:space="preserve">—</w:t>
+              <w:t xml:space="preserve">✓</w:t>
             </w:r>
           </w:p>
         </w:tc>
@@ -21337,7 +18081,7 @@
                 <w:sz w:val="17"/>
                 <w:szCs w:val="17"/>
               </w:rPr>
-              <w:t xml:space="preserve">pools/[poolId]/cards/[cardId]/picks</w:t>
+              <w:t xml:space="preserve">pools/[poolId]/cards</w:t>
             </w:r>
           </w:p>
         </w:tc>
@@ -21362,7 +18106,7 @@
                 <w:sz w:val="17"/>
                 <w:szCs w:val="17"/>
               </w:rPr>
-              <w:t xml:space="preserve">GET, POST</w:t>
+              <w:t xml:space="preserve">GET</w:t>
             </w:r>
           </w:p>
         </w:tc>
@@ -21388,7 +18132,7 @@
                 <w:sz w:val="17"/>
                 <w:szCs w:val="17"/>
               </w:rPr>
-              <w:t xml:space="preserve">✓</w:t>
+              <w:t xml:space="preserve">n/a</w:t>
             </w:r>
           </w:p>
         </w:tc>
@@ -21440,7 +18184,7 @@
                 <w:sz w:val="17"/>
                 <w:szCs w:val="17"/>
               </w:rPr>
-              <w:t xml:space="preserve">✓</w:t>
+              <w:t xml:space="preserve">n/a</w:t>
             </w:r>
           </w:p>
         </w:tc>
@@ -21465,7 +18209,7 @@
                 <w:sz w:val="17"/>
                 <w:szCs w:val="17"/>
               </w:rPr>
-              <w:t xml:space="preserve">Session; kickoff lock in RLS</w:t>
+              <w:t xml:space="preserve">Session + RLS</w:t>
             </w:r>
           </w:p>
         </w:tc>
@@ -21492,7 +18236,7 @@
                 <w:sz w:val="17"/>
                 <w:szCs w:val="17"/>
               </w:rPr>
-              <w:t xml:space="preserve">pools/[poolId]/cards/[cardId]/submit</w:t>
+              <w:t xml:space="preserve">pools/[poolId]/cards/[cardId]/lock</w:t>
             </w:r>
           </w:p>
         </w:tc>
@@ -21543,7 +18287,7 @@
                 <w:sz w:val="17"/>
                 <w:szCs w:val="17"/>
               </w:rPr>
-              <w:t xml:space="preserve">n/a</w:t>
+              <w:t xml:space="preserve">✓</w:t>
             </w:r>
           </w:p>
         </w:tc>
@@ -21569,7 +18313,7 @@
                 <w:sz w:val="17"/>
                 <w:szCs w:val="17"/>
               </w:rPr>
-              <w:t xml:space="preserve">n/a</w:t>
+              <w:t xml:space="preserve">✓</w:t>
             </w:r>
           </w:p>
         </w:tc>
@@ -21595,7 +18339,7 @@
                 <w:sz w:val="17"/>
                 <w:szCs w:val="17"/>
               </w:rPr>
-              <w:t xml:space="preserve">n/a</w:t>
+              <w:t xml:space="preserve">✓</w:t>
             </w:r>
           </w:p>
         </w:tc>
@@ -21620,7 +18364,7 @@
                 <w:sz w:val="17"/>
                 <w:szCs w:val="17"/>
               </w:rPr>
-              <w:t xml:space="preserve">RETIRED — 410</w:t>
+              <w:t xml:space="preserve">Session + RLS</w:t>
             </w:r>
           </w:p>
         </w:tc>
@@ -21647,7 +18391,7 @@
                 <w:sz w:val="17"/>
                 <w:szCs w:val="17"/>
               </w:rPr>
-              <w:t xml:space="preserve">pools/[poolId]/cards/purchase</w:t>
+              <w:t xml:space="preserve">pools/[poolId]/cards/[cardId]/picks</w:t>
             </w:r>
           </w:p>
         </w:tc>
@@ -21672,7 +18416,7 @@
                 <w:sz w:val="17"/>
                 <w:szCs w:val="17"/>
               </w:rPr>
-              <w:t xml:space="preserve">POST</w:t>
+              <w:t xml:space="preserve">GET, POST</w:t>
             </w:r>
           </w:p>
         </w:tc>
@@ -21698,7 +18442,7 @@
                 <w:sz w:val="17"/>
                 <w:szCs w:val="17"/>
               </w:rPr>
-              <w:t xml:space="preserve">n/a</w:t>
+              <w:t xml:space="preserve">✓</w:t>
             </w:r>
           </w:p>
         </w:tc>
@@ -21724,7 +18468,7 @@
                 <w:sz w:val="17"/>
                 <w:szCs w:val="17"/>
               </w:rPr>
-              <w:t xml:space="preserve">n/a</w:t>
+              <w:t xml:space="preserve">✓</w:t>
             </w:r>
           </w:p>
         </w:tc>
@@ -21750,7 +18494,7 @@
                 <w:sz w:val="17"/>
                 <w:szCs w:val="17"/>
               </w:rPr>
-              <w:t xml:space="preserve">n/a</w:t>
+              <w:t xml:space="preserve">✓</w:t>
             </w:r>
           </w:p>
         </w:tc>
@@ -21775,7 +18519,7 @@
                 <w:sz w:val="17"/>
                 <w:szCs w:val="17"/>
               </w:rPr>
-              <w:t xml:space="preserve">RETIRED — 410</w:t>
+              <w:t xml:space="preserve">Session; kickoff lock in RLS</w:t>
             </w:r>
           </w:p>
         </w:tc>
@@ -21802,7 +18546,7 @@
                 <w:sz w:val="17"/>
                 <w:szCs w:val="17"/>
               </w:rPr>
-              <w:t xml:space="preserve">pools/[poolId]/chat</w:t>
+              <w:t xml:space="preserve">pools/[poolId]/cards/[cardId]/submit</w:t>
             </w:r>
           </w:p>
         </w:tc>
@@ -21827,7 +18571,7 @@
                 <w:sz w:val="17"/>
                 <w:szCs w:val="17"/>
               </w:rPr>
-              <w:t xml:space="preserve">GET, POST</w:t>
+              <w:t xml:space="preserve">POST</w:t>
             </w:r>
           </w:p>
         </w:tc>
@@ -21853,7 +18597,7 @@
                 <w:sz w:val="17"/>
                 <w:szCs w:val="17"/>
               </w:rPr>
-              <w:t xml:space="preserve">✓</w:t>
+              <w:t xml:space="preserve">n/a</w:t>
             </w:r>
           </w:p>
         </w:tc>
@@ -21879,7 +18623,7 @@
                 <w:sz w:val="17"/>
                 <w:szCs w:val="17"/>
               </w:rPr>
-              <w:t xml:space="preserve">✓</w:t>
+              <w:t xml:space="preserve">n/a</w:t>
             </w:r>
           </w:p>
         </w:tc>
@@ -21905,7 +18649,7 @@
                 <w:sz w:val="17"/>
                 <w:szCs w:val="17"/>
               </w:rPr>
-              <w:t xml:space="preserve">—</w:t>
+              <w:t xml:space="preserve">n/a</w:t>
             </w:r>
           </w:p>
         </w:tc>
@@ -21930,7 +18674,7 @@
                 <w:sz w:val="17"/>
                 <w:szCs w:val="17"/>
               </w:rPr>
-              <w:t xml:space="preserve">Session; card holders only</w:t>
+              <w:t xml:space="preserve">RETIRED — 410</w:t>
             </w:r>
           </w:p>
         </w:tc>
@@ -21957,7 +18701,7 @@
                 <w:sz w:val="17"/>
                 <w:szCs w:val="17"/>
               </w:rPr>
-              <w:t xml:space="preserve">pools/[poolId]/games/sync</w:t>
+              <w:t xml:space="preserve">pools/[poolId]/cards/purchase</w:t>
             </w:r>
           </w:p>
         </w:tc>
@@ -22008,7 +18752,7 @@
                 <w:sz w:val="17"/>
                 <w:szCs w:val="17"/>
               </w:rPr>
-              <w:t xml:space="preserve">✓</w:t>
+              <w:t xml:space="preserve">n/a</w:t>
             </w:r>
           </w:p>
         </w:tc>
@@ -22034,7 +18778,7 @@
                 <w:sz w:val="17"/>
                 <w:szCs w:val="17"/>
               </w:rPr>
-              <w:t xml:space="preserve">✓</w:t>
+              <w:t xml:space="preserve">n/a</w:t>
             </w:r>
           </w:p>
         </w:tc>
@@ -22060,7 +18804,7 @@
                 <w:sz w:val="17"/>
                 <w:szCs w:val="17"/>
               </w:rPr>
-              <w:t xml:space="preserve">—</w:t>
+              <w:t xml:space="preserve">n/a</w:t>
             </w:r>
           </w:p>
         </w:tc>
@@ -22085,7 +18829,7 @@
                 <w:sz w:val="17"/>
                 <w:szCs w:val="17"/>
               </w:rPr>
-              <w:t xml:space="preserve">requireAdmin</w:t>
+              <w:t xml:space="preserve">RETIRED — 410</w:t>
             </w:r>
           </w:p>
         </w:tc>
@@ -22112,6 +18856,316 @@
                 <w:sz w:val="17"/>
                 <w:szCs w:val="17"/>
               </w:rPr>
+              <w:t xml:space="preserve">pools/[poolId]/chat</w:t>
+            </w:r>
+          </w:p>
+        </w:tc>
+        <w:tc>
+          <w:tcPr>
+            <w:tcW w:type="dxa" w:w="1180"/>
+            <w:tcMar>
+              <w:top w:type="dxa" w:w="80"/>
+              <w:left w:type="dxa" w:w="120"/>
+              <w:bottom w:type="dxa" w:w="80"/>
+              <w:right w:type="dxa" w:w="120"/>
+            </w:tcMar>
+          </w:tcPr>
+          <w:p>
+            <w:pPr>
+              <w:spacing w:after="0" w:line="260"/>
+            </w:pPr>
+            <w:r>
+              <w:rPr>
+                <w:rFonts w:ascii="Calibri" w:cs="Calibri" w:eastAsia="Calibri" w:hAnsi="Calibri"/>
+                <w:color w:val="1A1A1A"/>
+                <w:sz w:val="17"/>
+                <w:szCs w:val="17"/>
+              </w:rPr>
+              <w:t xml:space="preserve">GET, POST</w:t>
+            </w:r>
+          </w:p>
+        </w:tc>
+        <w:tc>
+          <w:tcPr>
+            <w:tcW w:type="dxa" w:w="700"/>
+            <w:tcMar>
+              <w:top w:type="dxa" w:w="80"/>
+              <w:left w:type="dxa" w:w="120"/>
+              <w:bottom w:type="dxa" w:w="80"/>
+              <w:right w:type="dxa" w:w="120"/>
+            </w:tcMar>
+          </w:tcPr>
+          <w:p>
+            <w:pPr>
+              <w:spacing w:after="0" w:line="260"/>
+              <w:jc w:val="center"/>
+            </w:pPr>
+            <w:r>
+              <w:rPr>
+                <w:rFonts w:ascii="Calibri" w:cs="Calibri" w:eastAsia="Calibri" w:hAnsi="Calibri"/>
+                <w:color w:val="1A1A1A"/>
+                <w:sz w:val="17"/>
+                <w:szCs w:val="17"/>
+              </w:rPr>
+              <w:t xml:space="preserve">✓</w:t>
+            </w:r>
+          </w:p>
+        </w:tc>
+        <w:tc>
+          <w:tcPr>
+            <w:tcW w:type="dxa" w:w="700"/>
+            <w:tcMar>
+              <w:top w:type="dxa" w:w="80"/>
+              <w:left w:type="dxa" w:w="120"/>
+              <w:bottom w:type="dxa" w:w="80"/>
+              <w:right w:type="dxa" w:w="120"/>
+            </w:tcMar>
+          </w:tcPr>
+          <w:p>
+            <w:pPr>
+              <w:spacing w:after="0" w:line="260"/>
+              <w:jc w:val="center"/>
+            </w:pPr>
+            <w:r>
+              <w:rPr>
+                <w:rFonts w:ascii="Calibri" w:cs="Calibri" w:eastAsia="Calibri" w:hAnsi="Calibri"/>
+                <w:color w:val="1A1A1A"/>
+                <w:sz w:val="17"/>
+                <w:szCs w:val="17"/>
+              </w:rPr>
+              <w:t xml:space="preserve">✓</w:t>
+            </w:r>
+          </w:p>
+        </w:tc>
+        <w:tc>
+          <w:tcPr>
+            <w:tcW w:type="dxa" w:w="700"/>
+            <w:tcMar>
+              <w:top w:type="dxa" w:w="80"/>
+              <w:left w:type="dxa" w:w="120"/>
+              <w:bottom w:type="dxa" w:w="80"/>
+              <w:right w:type="dxa" w:w="120"/>
+            </w:tcMar>
+          </w:tcPr>
+          <w:p>
+            <w:pPr>
+              <w:spacing w:after="0" w:line="260"/>
+              <w:jc w:val="center"/>
+            </w:pPr>
+            <w:r>
+              <w:rPr>
+                <w:rFonts w:ascii="Calibri" w:cs="Calibri" w:eastAsia="Calibri" w:hAnsi="Calibri"/>
+                <w:color w:val="1A1A1A"/>
+                <w:sz w:val="17"/>
+                <w:szCs w:val="17"/>
+              </w:rPr>
+              <w:t xml:space="preserve">✓</w:t>
+            </w:r>
+          </w:p>
+        </w:tc>
+        <w:tc>
+          <w:tcPr>
+            <w:tcW w:type="dxa" w:w="3180"/>
+            <w:tcMar>
+              <w:top w:type="dxa" w:w="80"/>
+              <w:left w:type="dxa" w:w="120"/>
+              <w:bottom w:type="dxa" w:w="80"/>
+              <w:right w:type="dxa" w:w="120"/>
+            </w:tcMar>
+          </w:tcPr>
+          <w:p>
+            <w:pPr>
+              <w:spacing w:after="0" w:line="260"/>
+            </w:pPr>
+            <w:r>
+              <w:rPr>
+                <w:rFonts w:ascii="Calibri" w:cs="Calibri" w:eastAsia="Calibri" w:hAnsi="Calibri"/>
+                <w:color w:val="1A1A1A"/>
+                <w:sz w:val="17"/>
+                <w:szCs w:val="17"/>
+              </w:rPr>
+              <w:t xml:space="preserve">Session; card holders only</w:t>
+            </w:r>
+          </w:p>
+        </w:tc>
+      </w:tr>
+      <w:tr>
+        <w:tc>
+          <w:tcPr>
+            <w:tcW w:type="dxa" w:w="2900"/>
+            <w:tcMar>
+              <w:top w:type="dxa" w:w="80"/>
+              <w:left w:type="dxa" w:w="120"/>
+              <w:bottom w:type="dxa" w:w="80"/>
+              <w:right w:type="dxa" w:w="120"/>
+            </w:tcMar>
+          </w:tcPr>
+          <w:p>
+            <w:pPr>
+              <w:spacing w:after="0" w:line="260"/>
+            </w:pPr>
+            <w:r>
+              <w:rPr>
+                <w:rFonts w:ascii="Calibri" w:cs="Calibri" w:eastAsia="Calibri" w:hAnsi="Calibri"/>
+                <w:color w:val="1A1A1A"/>
+                <w:sz w:val="17"/>
+                <w:szCs w:val="17"/>
+              </w:rPr>
+              <w:t xml:space="preserve">pools/[poolId]/games/sync</w:t>
+            </w:r>
+          </w:p>
+        </w:tc>
+        <w:tc>
+          <w:tcPr>
+            <w:tcW w:type="dxa" w:w="1180"/>
+            <w:tcMar>
+              <w:top w:type="dxa" w:w="80"/>
+              <w:left w:type="dxa" w:w="120"/>
+              <w:bottom w:type="dxa" w:w="80"/>
+              <w:right w:type="dxa" w:w="120"/>
+            </w:tcMar>
+          </w:tcPr>
+          <w:p>
+            <w:pPr>
+              <w:spacing w:after="0" w:line="260"/>
+            </w:pPr>
+            <w:r>
+              <w:rPr>
+                <w:rFonts w:ascii="Calibri" w:cs="Calibri" w:eastAsia="Calibri" w:hAnsi="Calibri"/>
+                <w:color w:val="1A1A1A"/>
+                <w:sz w:val="17"/>
+                <w:szCs w:val="17"/>
+              </w:rPr>
+              <w:t xml:space="preserve">POST</w:t>
+            </w:r>
+          </w:p>
+        </w:tc>
+        <w:tc>
+          <w:tcPr>
+            <w:tcW w:type="dxa" w:w="700"/>
+            <w:tcMar>
+              <w:top w:type="dxa" w:w="80"/>
+              <w:left w:type="dxa" w:w="120"/>
+              <w:bottom w:type="dxa" w:w="80"/>
+              <w:right w:type="dxa" w:w="120"/>
+            </w:tcMar>
+          </w:tcPr>
+          <w:p>
+            <w:pPr>
+              <w:spacing w:after="0" w:line="260"/>
+              <w:jc w:val="center"/>
+            </w:pPr>
+            <w:r>
+              <w:rPr>
+                <w:rFonts w:ascii="Calibri" w:cs="Calibri" w:eastAsia="Calibri" w:hAnsi="Calibri"/>
+                <w:color w:val="1A1A1A"/>
+                <w:sz w:val="17"/>
+                <w:szCs w:val="17"/>
+              </w:rPr>
+              <w:t xml:space="preserve">✓</w:t>
+            </w:r>
+          </w:p>
+        </w:tc>
+        <w:tc>
+          <w:tcPr>
+            <w:tcW w:type="dxa" w:w="700"/>
+            <w:tcMar>
+              <w:top w:type="dxa" w:w="80"/>
+              <w:left w:type="dxa" w:w="120"/>
+              <w:bottom w:type="dxa" w:w="80"/>
+              <w:right w:type="dxa" w:w="120"/>
+            </w:tcMar>
+          </w:tcPr>
+          <w:p>
+            <w:pPr>
+              <w:spacing w:after="0" w:line="260"/>
+              <w:jc w:val="center"/>
+            </w:pPr>
+            <w:r>
+              <w:rPr>
+                <w:rFonts w:ascii="Calibri" w:cs="Calibri" w:eastAsia="Calibri" w:hAnsi="Calibri"/>
+                <w:color w:val="1A1A1A"/>
+                <w:sz w:val="17"/>
+                <w:szCs w:val="17"/>
+              </w:rPr>
+              <w:t xml:space="preserve">✓</w:t>
+            </w:r>
+          </w:p>
+        </w:tc>
+        <w:tc>
+          <w:tcPr>
+            <w:tcW w:type="dxa" w:w="700"/>
+            <w:tcMar>
+              <w:top w:type="dxa" w:w="80"/>
+              <w:left w:type="dxa" w:w="120"/>
+              <w:bottom w:type="dxa" w:w="80"/>
+              <w:right w:type="dxa" w:w="120"/>
+            </w:tcMar>
+          </w:tcPr>
+          <w:p>
+            <w:pPr>
+              <w:spacing w:after="0" w:line="260"/>
+              <w:jc w:val="center"/>
+            </w:pPr>
+            <w:r>
+              <w:rPr>
+                <w:rFonts w:ascii="Calibri" w:cs="Calibri" w:eastAsia="Calibri" w:hAnsi="Calibri"/>
+                <w:color w:val="1A1A1A"/>
+                <w:sz w:val="17"/>
+                <w:szCs w:val="17"/>
+              </w:rPr>
+              <w:t xml:space="preserve">—</w:t>
+            </w:r>
+          </w:p>
+        </w:tc>
+        <w:tc>
+          <w:tcPr>
+            <w:tcW w:type="dxa" w:w="3180"/>
+            <w:tcMar>
+              <w:top w:type="dxa" w:w="80"/>
+              <w:left w:type="dxa" w:w="120"/>
+              <w:bottom w:type="dxa" w:w="80"/>
+              <w:right w:type="dxa" w:w="120"/>
+            </w:tcMar>
+          </w:tcPr>
+          <w:p>
+            <w:pPr>
+              <w:spacing w:after="0" w:line="260"/>
+            </w:pPr>
+            <w:r>
+              <w:rPr>
+                <w:rFonts w:ascii="Calibri" w:cs="Calibri" w:eastAsia="Calibri" w:hAnsi="Calibri"/>
+                <w:color w:val="1A1A1A"/>
+                <w:sz w:val="17"/>
+                <w:szCs w:val="17"/>
+              </w:rPr>
+              <w:t xml:space="preserve">requireAdmin</w:t>
+            </w:r>
+          </w:p>
+        </w:tc>
+      </w:tr>
+      <w:tr>
+        <w:tc>
+          <w:tcPr>
+            <w:tcW w:type="dxa" w:w="2900"/>
+            <w:tcMar>
+              <w:top w:type="dxa" w:w="80"/>
+              <w:left w:type="dxa" w:w="120"/>
+              <w:bottom w:type="dxa" w:w="80"/>
+              <w:right w:type="dxa" w:w="120"/>
+            </w:tcMar>
+          </w:tcPr>
+          <w:p>
+            <w:pPr>
+              <w:spacing w:after="0" w:line="260"/>
+            </w:pPr>
+            <w:r>
+              <w:rPr>
+                <w:rFonts w:ascii="Calibri" w:cs="Calibri" w:eastAsia="Calibri" w:hAnsi="Calibri"/>
+                <w:color w:val="1A1A1A"/>
+                <w:sz w:val="17"/>
+                <w:szCs w:val="17"/>
+              </w:rPr>
               <w:t xml:space="preserve">pools/[poolId]/invitations</w:t>
             </w:r>
           </w:p>
@@ -22189,7 +19243,7 @@
                 <w:sz w:val="17"/>
                 <w:szCs w:val="17"/>
               </w:rPr>
-              <w:t xml:space="preserve">—</w:t>
+              <w:t xml:space="preserve">✓</w:t>
             </w:r>
           </w:p>
         </w:tc>
@@ -23367,7 +20421,7 @@
           <w:sz w:val="21"/>
           <w:szCs w:val="21"/>
         </w:rPr>
-        <w:t xml:space="preserve">Six commits merged to main as PR #1, all verified against the live database and a green production deploy.</w:t>
+        <w:t xml:space="preserve">Cycle 1: six commits merged to main as PR #1, all verified against the live database and a green production deploy.</w:t>
       </w:r>
     </w:p>
     <w:tbl>
@@ -23953,6 +21007,660 @@
     </w:tbl>
     <w:p>
       <w:pPr>
+        <w:spacing w:after="200"/>
+      </w:pPr>
+    </w:p>
+    <w:p>
+      <w:pPr>
+        <w:pStyle w:val="Heading3"/>
+        <w:spacing w:after="100" w:before="200"/>
+      </w:pPr>
+      <w:r>
+        <w:rPr>
+          <w:rFonts w:ascii="Calibri" w:cs="Calibri" w:eastAsia="Calibri" w:hAnsi="Calibri"/>
+          <w:b/>
+          <w:bCs/>
+          <w:color w:val="44546A"/>
+          <w:sz w:val="22"/>
+          <w:szCs w:val="22"/>
+        </w:rPr>
+        <w:t xml:space="preserve">Cycle 2 — 2026-08-12 remediation</w:t>
+      </w:r>
+    </w:p>
+    <w:p>
+      <w:pPr>
+        <w:spacing w:after="120" w:line="276"/>
+      </w:pPr>
+      <w:r>
+        <w:rPr>
+          <w:rFonts w:ascii="Calibri" w:cs="Calibri" w:eastAsia="Calibri" w:hAnsi="Calibri"/>
+          <w:color w:val="1A1A1A"/>
+          <w:sz w:val="21"/>
+          <w:szCs w:val="21"/>
+        </w:rPr>
+        <w:t xml:space="preserve">One coordinated change set closing every remaining Medium and Low finding and four Highs, verified against the live database and the full CI gate.</w:t>
+      </w:r>
+    </w:p>
+    <w:tbl>
+      <w:tblPr>
+        <w:tblW w:type="dxa" w:w="9360"/>
+        <w:tblBorders>
+          <w:top w:val="single" w:color="C9CFD9" w:sz="4"/>
+          <w:left w:val="single" w:color="C9CFD9" w:sz="4"/>
+          <w:bottom w:val="single" w:color="C9CFD9" w:sz="4"/>
+          <w:right w:val="single" w:color="C9CFD9" w:sz="4"/>
+          <w:insideH w:val="single" w:color="C9CFD9" w:sz="4"/>
+          <w:insideV w:val="single" w:color="C9CFD9" w:sz="4"/>
+        </w:tblBorders>
+      </w:tblPr>
+      <w:tblGrid>
+        <w:gridCol w:w="2600"/>
+        <w:gridCol w:w="6760"/>
+      </w:tblGrid>
+      <w:tr>
+        <w:trPr>
+          <w:tblHeader/>
+        </w:trPr>
+        <w:tc>
+          <w:tcPr>
+            <w:tcW w:type="dxa" w:w="2600"/>
+            <w:shd w:fill="1F3864" w:color="auto" w:val="clear"/>
+            <w:tcMar>
+              <w:top w:type="dxa" w:w="80"/>
+              <w:left w:type="dxa" w:w="120"/>
+              <w:bottom w:type="dxa" w:w="80"/>
+              <w:right w:type="dxa" w:w="120"/>
+            </w:tcMar>
+          </w:tcPr>
+          <w:p>
+            <w:pPr>
+              <w:spacing w:after="0" w:line="260"/>
+            </w:pPr>
+            <w:r>
+              <w:rPr>
+                <w:rFonts w:ascii="Calibri" w:cs="Calibri" w:eastAsia="Calibri" w:hAnsi="Calibri"/>
+                <w:b/>
+                <w:bCs/>
+                <w:color w:val="FFFFFF"/>
+                <w:sz w:val="19"/>
+                <w:szCs w:val="19"/>
+              </w:rPr>
+              <w:t xml:space="preserve">Area</w:t>
+            </w:r>
+          </w:p>
+        </w:tc>
+        <w:tc>
+          <w:tcPr>
+            <w:tcW w:type="dxa" w:w="6760"/>
+            <w:shd w:fill="1F3864" w:color="auto" w:val="clear"/>
+            <w:tcMar>
+              <w:top w:type="dxa" w:w="80"/>
+              <w:left w:type="dxa" w:w="120"/>
+              <w:bottom w:type="dxa" w:w="80"/>
+              <w:right w:type="dxa" w:w="120"/>
+            </w:tcMar>
+          </w:tcPr>
+          <w:p>
+            <w:pPr>
+              <w:spacing w:after="0" w:line="260"/>
+            </w:pPr>
+            <w:r>
+              <w:rPr>
+                <w:rFonts w:ascii="Calibri" w:cs="Calibri" w:eastAsia="Calibri" w:hAnsi="Calibri"/>
+                <w:b/>
+                <w:bCs/>
+                <w:color w:val="FFFFFF"/>
+                <w:sz w:val="19"/>
+                <w:szCs w:val="19"/>
+              </w:rPr>
+              <w:t xml:space="preserve">What landed</w:t>
+            </w:r>
+          </w:p>
+        </w:tc>
+      </w:tr>
+      <w:tr>
+        <w:tc>
+          <w:tcPr>
+            <w:tcW w:type="dxa" w:w="2600"/>
+            <w:tcMar>
+              <w:top w:type="dxa" w:w="80"/>
+              <w:left w:type="dxa" w:w="120"/>
+              <w:bottom w:type="dxa" w:w="80"/>
+              <w:right w:type="dxa" w:w="120"/>
+            </w:tcMar>
+          </w:tcPr>
+          <w:p>
+            <w:pPr>
+              <w:spacing w:after="0" w:line="260"/>
+            </w:pPr>
+            <w:r>
+              <w:rPr>
+                <w:rFonts w:ascii="Calibri" w:cs="Calibri" w:eastAsia="Calibri" w:hAnsi="Calibri"/>
+                <w:b/>
+                <w:bCs/>
+                <w:color w:val="1A1A1A"/>
+                <w:sz w:val="18"/>
+                <w:szCs w:val="18"/>
+              </w:rPr>
+              <w:t xml:space="preserve">Error capture</w:t>
+            </w:r>
+          </w:p>
+        </w:tc>
+        <w:tc>
+          <w:tcPr>
+            <w:tcW w:type="dxa" w:w="6760"/>
+            <w:tcMar>
+              <w:top w:type="dxa" w:w="80"/>
+              <w:left w:type="dxa" w:w="120"/>
+              <w:bottom w:type="dxa" w:w="80"/>
+              <w:right w:type="dxa" w:w="120"/>
+            </w:tcMar>
+          </w:tcPr>
+          <w:p>
+            <w:pPr>
+              <w:spacing w:after="0" w:line="260"/>
+            </w:pPr>
+            <w:r>
+              <w:rPr>
+                <w:rFonts w:ascii="Calibri" w:cs="Calibri" w:eastAsia="Calibri" w:hAnsi="Calibri"/>
+                <w:color w:val="1A1A1A"/>
+                <w:sz w:val="18"/>
+                <w:szCs w:val="18"/>
+              </w:rPr>
+              <w:t xml:space="preserve">app_errors table (service-role only), recordAppError()/logEvent() on the webhook and payout failure branches, /api/client-errors intake, both error boundaries reporting. FE-5, FE-7, OPS-2.</w:t>
+            </w:r>
+          </w:p>
+        </w:tc>
+      </w:tr>
+      <w:tr>
+        <w:tc>
+          <w:tcPr>
+            <w:tcW w:type="dxa" w:w="2600"/>
+            <w:tcMar>
+              <w:top w:type="dxa" w:w="80"/>
+              <w:left w:type="dxa" w:w="120"/>
+              <w:bottom w:type="dxa" w:w="80"/>
+              <w:right w:type="dxa" w:w="120"/>
+            </w:tcMar>
+          </w:tcPr>
+          <w:p>
+            <w:pPr>
+              <w:spacing w:after="0" w:line="260"/>
+            </w:pPr>
+            <w:r>
+              <w:rPr>
+                <w:rFonts w:ascii="Calibri" w:cs="Calibri" w:eastAsia="Calibri" w:hAnsi="Calibri"/>
+                <w:b/>
+                <w:bCs/>
+                <w:color w:val="1A1A1A"/>
+                <w:sz w:val="18"/>
+                <w:szCs w:val="18"/>
+              </w:rPr>
+              <w:t xml:space="preserve">Reconciliation</w:t>
+            </w:r>
+          </w:p>
+        </w:tc>
+        <w:tc>
+          <w:tcPr>
+            <w:tcW w:type="dxa" w:w="6760"/>
+            <w:tcMar>
+              <w:top w:type="dxa" w:w="80"/>
+              <w:left w:type="dxa" w:w="120"/>
+              <w:bottom w:type="dxa" w:w="80"/>
+              <w:right w:type="dxa" w:w="120"/>
+            </w:tcMar>
+          </w:tcPr>
+          <w:p>
+            <w:pPr>
+              <w:spacing w:after="0" w:line="260"/>
+            </w:pPr>
+            <w:r>
+              <w:rPr>
+                <w:rFonts w:ascii="Calibri" w:cs="Calibri" w:eastAsia="Calibri" w:hAnsi="Calibri"/>
+                <w:color w:val="1A1A1A"/>
+                <w:sz w:val="18"/>
+                <w:szCs w:val="18"/>
+              </w:rPr>
+              <w:t xml:space="preserve">/api/cron/reconcile: two-way Stripe↔ledger comparison, payout batch traceability, 90-day error retention, mismatches filed as errors. BE-11.</w:t>
+            </w:r>
+          </w:p>
+        </w:tc>
+      </w:tr>
+      <w:tr>
+        <w:tc>
+          <w:tcPr>
+            <w:tcW w:type="dxa" w:w="2600"/>
+            <w:tcMar>
+              <w:top w:type="dxa" w:w="80"/>
+              <w:left w:type="dxa" w:w="120"/>
+              <w:bottom w:type="dxa" w:w="80"/>
+              <w:right w:type="dxa" w:w="120"/>
+            </w:tcMar>
+          </w:tcPr>
+          <w:p>
+            <w:pPr>
+              <w:spacing w:after="0" w:line="260"/>
+            </w:pPr>
+            <w:r>
+              <w:rPr>
+                <w:rFonts w:ascii="Calibri" w:cs="Calibri" w:eastAsia="Calibri" w:hAnsi="Calibri"/>
+                <w:b/>
+                <w:bCs/>
+                <w:color w:val="1A1A1A"/>
+                <w:sz w:val="18"/>
+                <w:szCs w:val="18"/>
+              </w:rPr>
+              <w:t xml:space="preserve">Scheduling</w:t>
+            </w:r>
+          </w:p>
+        </w:tc>
+        <w:tc>
+          <w:tcPr>
+            <w:tcW w:type="dxa" w:w="6760"/>
+            <w:tcMar>
+              <w:top w:type="dxa" w:w="80"/>
+              <w:left w:type="dxa" w:w="120"/>
+              <w:bottom w:type="dxa" w:w="80"/>
+              <w:right w:type="dxa" w:w="120"/>
+            </w:tcMar>
+          </w:tcPr>
+          <w:p>
+            <w:pPr>
+              <w:spacing w:after="0" w:line="260"/>
+            </w:pPr>
+            <w:r>
+              <w:rPr>
+                <w:rFonts w:ascii="Calibri" w:cs="Calibri" w:eastAsia="Calibri" w:hAnsi="Calibri"/>
+                <w:color w:val="1A1A1A"/>
+                <w:sz w:val="18"/>
+                <w:szCs w:val="18"/>
+              </w:rPr>
+              <w:t xml:space="preserve">Settlement hourly, reconciliation daily; both secret-gated. OPS-4.</w:t>
+            </w:r>
+          </w:p>
+        </w:tc>
+      </w:tr>
+      <w:tr>
+        <w:tc>
+          <w:tcPr>
+            <w:tcW w:type="dxa" w:w="2600"/>
+            <w:tcMar>
+              <w:top w:type="dxa" w:w="80"/>
+              <w:left w:type="dxa" w:w="120"/>
+              <w:bottom w:type="dxa" w:w="80"/>
+              <w:right w:type="dxa" w:w="120"/>
+            </w:tcMar>
+          </w:tcPr>
+          <w:p>
+            <w:pPr>
+              <w:spacing w:after="0" w:line="260"/>
+            </w:pPr>
+            <w:r>
+              <w:rPr>
+                <w:rFonts w:ascii="Calibri" w:cs="Calibri" w:eastAsia="Calibri" w:hAnsi="Calibri"/>
+                <w:b/>
+                <w:bCs/>
+                <w:color w:val="1A1A1A"/>
+                <w:sz w:val="18"/>
+                <w:szCs w:val="18"/>
+              </w:rPr>
+              <w:t xml:space="preserve">Validation</w:t>
+            </w:r>
+          </w:p>
+        </w:tc>
+        <w:tc>
+          <w:tcPr>
+            <w:tcW w:type="dxa" w:w="6760"/>
+            <w:tcMar>
+              <w:top w:type="dxa" w:w="80"/>
+              <w:left w:type="dxa" w:w="120"/>
+              <w:bottom w:type="dxa" w:w="80"/>
+              <w:right w:type="dxa" w:w="120"/>
+            </w:tcMar>
+          </w:tcPr>
+          <w:p>
+            <w:pPr>
+              <w:spacing w:after="0" w:line="260"/>
+            </w:pPr>
+            <w:r>
+              <w:rPr>
+                <w:rFonts w:ascii="Calibri" w:cs="Calibri" w:eastAsia="Calibri" w:hAnsi="Calibri"/>
+                <w:color w:val="1A1A1A"/>
+                <w:sz w:val="18"/>
+                <w:szCs w:val="18"/>
+              </w:rPr>
+              <w:t xml:space="preserve">Shared zod schemas on every input-accepting route, including uuid path parameters. BE-7.</w:t>
+            </w:r>
+          </w:p>
+        </w:tc>
+      </w:tr>
+      <w:tr>
+        <w:tc>
+          <w:tcPr>
+            <w:tcW w:type="dxa" w:w="2600"/>
+            <w:tcMar>
+              <w:top w:type="dxa" w:w="80"/>
+              <w:left w:type="dxa" w:w="120"/>
+              <w:bottom w:type="dxa" w:w="80"/>
+              <w:right w:type="dxa" w:w="120"/>
+            </w:tcMar>
+          </w:tcPr>
+          <w:p>
+            <w:pPr>
+              <w:spacing w:after="0" w:line="260"/>
+            </w:pPr>
+            <w:r>
+              <w:rPr>
+                <w:rFonts w:ascii="Calibri" w:cs="Calibri" w:eastAsia="Calibri" w:hAnsi="Calibri"/>
+                <w:b/>
+                <w:bCs/>
+                <w:color w:val="1A1A1A"/>
+                <w:sz w:val="18"/>
+                <w:szCs w:val="18"/>
+              </w:rPr>
+              <w:t xml:space="preserve">Password safety</w:t>
+            </w:r>
+          </w:p>
+        </w:tc>
+        <w:tc>
+          <w:tcPr>
+            <w:tcW w:type="dxa" w:w="6760"/>
+            <w:tcMar>
+              <w:top w:type="dxa" w:w="80"/>
+              <w:left w:type="dxa" w:w="120"/>
+              <w:bottom w:type="dxa" w:w="80"/>
+              <w:right w:type="dxa" w:w="120"/>
+            </w:tcMar>
+          </w:tcPr>
+          <w:p>
+            <w:pPr>
+              <w:spacing w:after="0" w:line="260"/>
+            </w:pPr>
+            <w:r>
+              <w:rPr>
+                <w:rFonts w:ascii="Calibri" w:cs="Calibri" w:eastAsia="Calibri" w:hAnsi="Calibri"/>
+                <w:color w:val="1A1A1A"/>
+                <w:sz w:val="18"/>
+                <w:szCs w:val="18"/>
+              </w:rPr>
+              <w:t xml:space="preserve">App-level HIBP k-anonymity breach check at signup: fail-open, padding-aware, unit-tested. BE-3.</w:t>
+            </w:r>
+          </w:p>
+        </w:tc>
+      </w:tr>
+      <w:tr>
+        <w:tc>
+          <w:tcPr>
+            <w:tcW w:type="dxa" w:w="2600"/>
+            <w:tcMar>
+              <w:top w:type="dxa" w:w="80"/>
+              <w:left w:type="dxa" w:w="120"/>
+              <w:bottom w:type="dxa" w:w="80"/>
+              <w:right w:type="dxa" w:w="120"/>
+            </w:tcMar>
+          </w:tcPr>
+          <w:p>
+            <w:pPr>
+              <w:spacing w:after="0" w:line="260"/>
+            </w:pPr>
+            <w:r>
+              <w:rPr>
+                <w:rFonts w:ascii="Calibri" w:cs="Calibri" w:eastAsia="Calibri" w:hAnsi="Calibri"/>
+                <w:b/>
+                <w:bCs/>
+                <w:color w:val="1A1A1A"/>
+                <w:sz w:val="18"/>
+                <w:szCs w:val="18"/>
+              </w:rPr>
+              <w:t xml:space="preserve">Database</w:t>
+            </w:r>
+          </w:p>
+        </w:tc>
+        <w:tc>
+          <w:tcPr>
+            <w:tcW w:type="dxa" w:w="6760"/>
+            <w:tcMar>
+              <w:top w:type="dxa" w:w="80"/>
+              <w:left w:type="dxa" w:w="120"/>
+              <w:bottom w:type="dxa" w:w="80"/>
+              <w:right w:type="dxa" w:w="120"/>
+            </w:tcMar>
+          </w:tcPr>
+          <w:p>
+            <w:pPr>
+              <w:spacing w:after="0" w:line="260"/>
+            </w:pPr>
+            <w:r>
+              <w:rPr>
+                <w:rFonts w:ascii="Calibri" w:cs="Calibri" w:eastAsia="Calibri" w:hAnsi="Calibri"/>
+                <w:color w:val="1A1A1A"/>
+                <w:sz w:val="18"/>
+                <w:szCs w:val="18"/>
+              </w:rPr>
+              <w:t xml:space="preserve">SELECT policies consolidated to one per table on five tables; in-migration invariants; advisor verified clean. DB-3.</w:t>
+            </w:r>
+          </w:p>
+        </w:tc>
+      </w:tr>
+      <w:tr>
+        <w:tc>
+          <w:tcPr>
+            <w:tcW w:type="dxa" w:w="2600"/>
+            <w:tcMar>
+              <w:top w:type="dxa" w:w="80"/>
+              <w:left w:type="dxa" w:w="120"/>
+              <w:bottom w:type="dxa" w:w="80"/>
+              <w:right w:type="dxa" w:w="120"/>
+            </w:tcMar>
+          </w:tcPr>
+          <w:p>
+            <w:pPr>
+              <w:spacing w:after="0" w:line="260"/>
+            </w:pPr>
+            <w:r>
+              <w:rPr>
+                <w:rFonts w:ascii="Calibri" w:cs="Calibri" w:eastAsia="Calibri" w:hAnsi="Calibri"/>
+                <w:b/>
+                <w:bCs/>
+                <w:color w:val="1A1A1A"/>
+                <w:sz w:val="18"/>
+                <w:szCs w:val="18"/>
+              </w:rPr>
+              <w:t xml:space="preserve">Accessibility</w:t>
+            </w:r>
+          </w:p>
+        </w:tc>
+        <w:tc>
+          <w:tcPr>
+            <w:tcW w:type="dxa" w:w="6760"/>
+            <w:tcMar>
+              <w:top w:type="dxa" w:w="80"/>
+              <w:left w:type="dxa" w:w="120"/>
+              <w:bottom w:type="dxa" w:w="80"/>
+              <w:right w:type="dxa" w:w="120"/>
+            </w:tcMar>
+          </w:tcPr>
+          <w:p>
+            <w:pPr>
+              <w:spacing w:after="0" w:line="260"/>
+            </w:pPr>
+            <w:r>
+              <w:rPr>
+                <w:rFonts w:ascii="Calibri" w:cs="Calibri" w:eastAsia="Calibri" w:hAnsi="Calibri"/>
+                <w:color w:val="1A1A1A"/>
+                <w:sz w:val="18"/>
+                <w:szCs w:val="18"/>
+              </w:rPr>
+              <w:t xml:space="preserve">21 jsx-a11y rules at error severity in blocking CI; 23 keyboard/label defects fixed with native semantics. FE-8.</w:t>
+            </w:r>
+          </w:p>
+        </w:tc>
+      </w:tr>
+      <w:tr>
+        <w:tc>
+          <w:tcPr>
+            <w:tcW w:type="dxa" w:w="2600"/>
+            <w:tcMar>
+              <w:top w:type="dxa" w:w="80"/>
+              <w:left w:type="dxa" w:w="120"/>
+              <w:bottom w:type="dxa" w:w="80"/>
+              <w:right w:type="dxa" w:w="120"/>
+            </w:tcMar>
+          </w:tcPr>
+          <w:p>
+            <w:pPr>
+              <w:spacing w:after="0" w:line="260"/>
+            </w:pPr>
+            <w:r>
+              <w:rPr>
+                <w:rFonts w:ascii="Calibri" w:cs="Calibri" w:eastAsia="Calibri" w:hAnsi="Calibri"/>
+                <w:b/>
+                <w:bCs/>
+                <w:color w:val="1A1A1A"/>
+                <w:sz w:val="18"/>
+                <w:szCs w:val="18"/>
+              </w:rPr>
+              <w:t xml:space="preserve">Discoverability</w:t>
+            </w:r>
+          </w:p>
+        </w:tc>
+        <w:tc>
+          <w:tcPr>
+            <w:tcW w:type="dxa" w:w="6760"/>
+            <w:tcMar>
+              <w:top w:type="dxa" w:w="80"/>
+              <w:left w:type="dxa" w:w="120"/>
+              <w:bottom w:type="dxa" w:w="80"/>
+              <w:right w:type="dxa" w:w="120"/>
+            </w:tcMar>
+          </w:tcPr>
+          <w:p>
+            <w:pPr>
+              <w:spacing w:after="0" w:line="260"/>
+            </w:pPr>
+            <w:r>
+              <w:rPr>
+                <w:rFonts w:ascii="Calibri" w:cs="Calibri" w:eastAsia="Calibri" w:hAnsi="Calibri"/>
+                <w:color w:val="1A1A1A"/>
+                <w:sz w:val="18"/>
+                <w:szCs w:val="18"/>
+              </w:rPr>
+              <w:t xml:space="preserve">Metadata on all pages, sitemap.ts, robots.ts, loading boundaries everywhere. FE-6, FE-9.</w:t>
+            </w:r>
+          </w:p>
+        </w:tc>
+      </w:tr>
+      <w:tr>
+        <w:tc>
+          <w:tcPr>
+            <w:tcW w:type="dxa" w:w="2600"/>
+            <w:tcMar>
+              <w:top w:type="dxa" w:w="80"/>
+              <w:left w:type="dxa" w:w="120"/>
+              <w:bottom w:type="dxa" w:w="80"/>
+              <w:right w:type="dxa" w:w="120"/>
+            </w:tcMar>
+          </w:tcPr>
+          <w:p>
+            <w:pPr>
+              <w:spacing w:after="0" w:line="260"/>
+            </w:pPr>
+            <w:r>
+              <w:rPr>
+                <w:rFonts w:ascii="Calibri" w:cs="Calibri" w:eastAsia="Calibri" w:hAnsi="Calibri"/>
+                <w:b/>
+                <w:bCs/>
+                <w:color w:val="1A1A1A"/>
+                <w:sz w:val="18"/>
+                <w:szCs w:val="18"/>
+              </w:rPr>
+              <w:t xml:space="preserve">Testing</w:t>
+            </w:r>
+          </w:p>
+        </w:tc>
+        <w:tc>
+          <w:tcPr>
+            <w:tcW w:type="dxa" w:w="6760"/>
+            <w:tcMar>
+              <w:top w:type="dxa" w:w="80"/>
+              <w:left w:type="dxa" w:w="120"/>
+              <w:bottom w:type="dxa" w:w="80"/>
+              <w:right w:type="dxa" w:w="120"/>
+            </w:tcMar>
+          </w:tcPr>
+          <w:p>
+            <w:pPr>
+              <w:spacing w:after="0" w:line="260"/>
+            </w:pPr>
+            <w:r>
+              <w:rPr>
+                <w:rFonts w:ascii="Calibri" w:cs="Calibri" w:eastAsia="Calibri" w:hAnsi="Calibri"/>
+                <w:color w:val="1A1A1A"/>
+                <w:sz w:val="18"/>
+                <w:szCs w:val="18"/>
+              </w:rPr>
+              <w:t xml:space="preserve">tests/lib.test.ts: 18 unit tests pinning the guard layer (redirect clamp, CSRF, rate limiter, CSP, schemas, HIBP), blocking in CI. OPS-7.</w:t>
+            </w:r>
+          </w:p>
+        </w:tc>
+      </w:tr>
+      <w:tr>
+        <w:tc>
+          <w:tcPr>
+            <w:tcW w:type="dxa" w:w="2600"/>
+            <w:tcMar>
+              <w:top w:type="dxa" w:w="80"/>
+              <w:left w:type="dxa" w:w="120"/>
+              <w:bottom w:type="dxa" w:w="80"/>
+              <w:right w:type="dxa" w:w="120"/>
+            </w:tcMar>
+          </w:tcPr>
+          <w:p>
+            <w:pPr>
+              <w:spacing w:after="0" w:line="260"/>
+            </w:pPr>
+            <w:r>
+              <w:rPr>
+                <w:rFonts w:ascii="Calibri" w:cs="Calibri" w:eastAsia="Calibri" w:hAnsi="Calibri"/>
+                <w:b/>
+                <w:bCs/>
+                <w:color w:val="1A1A1A"/>
+                <w:sz w:val="18"/>
+                <w:szCs w:val="18"/>
+              </w:rPr>
+              <w:t xml:space="preserve">Operations</w:t>
+            </w:r>
+          </w:p>
+        </w:tc>
+        <w:tc>
+          <w:tcPr>
+            <w:tcW w:type="dxa" w:w="6760"/>
+            <w:tcMar>
+              <w:top w:type="dxa" w:w="80"/>
+              <w:left w:type="dxa" w:w="120"/>
+              <w:bottom w:type="dxa" w:w="80"/>
+              <w:right w:type="dxa" w:w="120"/>
+            </w:tcMar>
+          </w:tcPr>
+          <w:p>
+            <w:pPr>
+              <w:spacing w:after="0" w:line="260"/>
+            </w:pPr>
+            <w:r>
+              <w:rPr>
+                <w:rFonts w:ascii="Calibri" w:cs="Calibri" w:eastAsia="Calibri" w:hAnsi="Calibri"/>
+                <w:color w:val="1A1A1A"/>
+                <w:sz w:val="18"/>
+                <w:szCs w:val="18"/>
+              </w:rPr>
+              <w:t xml:space="preserve">docs/RUNBOOK.md: incident procedures for every money-affecting failure mode, backup/restore policy and rehearsal, pre-launch provisioning table. OPS-5, DB-5.</w:t>
+            </w:r>
+          </w:p>
+        </w:tc>
+      </w:tr>
+    </w:tbl>
+    <w:p>
+      <w:pPr>
         <w:spacing w:after="240"/>
       </w:pPr>
     </w:p>
@@ -23969,7 +21677,7 @@
           <w:sz w:val="21"/>
           <w:szCs w:val="21"/>
         </w:rPr>
-        <w:t xml:space="preserve">Read together, these commits describe a system whose security model is now sound and whose remaining work is operational. That is a good place to be — but the operational work is not optional on a product that holds other people's money, and Section 9.A is where it starts.</w:t>
+        <w:t xml:space="preserve">Read together, the two cycles describe a system whose security model is sound, whose failure modes are instrumented and documented, and whose remaining work — Upstash provisioning, the live test-mode money-path run, and the admin MFA decision — requires accounts and decisions rather than code. Section 9.A is the launch gate, and it is now three items deep.</w:t>
       </w:r>
     </w:p>
     <w:sectPr>
@@ -24037,7 +21745,7 @@
         <w:sz w:val="16"/>
         <w:szCs w:val="16"/>
       </w:rPr>
-      <w:t xml:space="preserve">Sports Pool — Full-Stack Audit  |  commit 49d074e  |  Page </w:t>
+      <w:t xml:space="preserve">Sports Pool — Full-Stack Audit  |  2026-08-12 remediation cycle  |  Page </w:t>
       <w:fldChar w:fldCharType="begin"/>
       <w:instrText xml:space="preserve">PAGE</w:instrText>
       <w:fldChar w:fldCharType="separate"/>

--- a/Sports-Pool-Full-Stack-Audit.docx
+++ b/Sports-Pool-Full-Stack-Audit.docx
@@ -462,7 +462,7 @@
                 <w:sz w:val="19"/>
                 <w:szCs w:val="19"/>
               </w:rPr>
-              <w:t xml:space="preserve">All Medium and Low findings closed and verified. Three Highs remain, all requiring external accounts, credentials or decisions — see Section 9.A.</w:t>
+              <w:t xml:space="preserve">All Medium and Low findings closed. The regulatory controls of Section 9.F are built and enforced. Two items remain, both requiring an external account or a legal opinion that code cannot supply — see Section 9.A.</w:t>
             </w:r>
           </w:p>
         </w:tc>
@@ -775,7 +775,7 @@
                 <w:sz w:val="30"/>
                 <w:szCs w:val="30"/>
               </w:rPr>
-              <w:t xml:space="preserve">46</w:t>
+              <w:t xml:space="preserve">52</w:t>
             </w:r>
           </w:p>
         </w:tc>
@@ -804,7 +804,7 @@
                 <w:sz w:val="30"/>
                 <w:szCs w:val="30"/>
               </w:rPr>
-              <w:t xml:space="preserve">29</w:t>
+              <w:t xml:space="preserve">32</w:t>
             </w:r>
           </w:p>
         </w:tc>
@@ -833,7 +833,7 @@
                 <w:sz w:val="30"/>
                 <w:szCs w:val="30"/>
               </w:rPr>
-              <w:t xml:space="preserve">3</w:t>
+              <w:t xml:space="preserve">2</w:t>
             </w:r>
           </w:p>
         </w:tc>
@@ -862,7 +862,7 @@
                 <w:sz w:val="30"/>
                 <w:szCs w:val="30"/>
               </w:rPr>
-              <w:t xml:space="preserve">3</w:t>
+              <w:t xml:space="preserve">2</w:t>
             </w:r>
           </w:p>
         </w:tc>
@@ -1099,7 +1099,7 @@
           <w:sz w:val="21"/>
           <w:szCs w:val="21"/>
         </w:rPr>
-        <w:t xml:space="preserve">3.  No MFA on the accounts that can move money. </w:t>
+        <w:t xml:space="preserve">3.  The regulatory questions are still questions. </w:t>
       </w:r>
       <w:r>
         <w:rPr>
@@ -1108,7 +1108,7 @@
           <w:sz w:val="21"/>
           <w:szCs w:val="21"/>
         </w:rPr>
-        <w:t xml:space="preserve">Admin accounts approve payouts and set the platform fee, and a password is currently the only thing protecting them. The compensating controls are real — table-authoritative role checks, breached-password screening, distributed-ready rate limiting, and column grants that keep even a compromised ordinary account away from balances — but none of them survive a phished admin credential. The implementation seam is documented in docs/RUNBOOK.md §4; it needs a product decision on enrollment before it can ship safely.</w:t>
+        <w:t xml:space="preserve">The enforcement machinery for Section 9.F now exists and is tested — age, jurisdiction, self-exclusion, deposit limits, KYC thresholds and data rights are all enforced server-side at the money boundary. What the code cannot supply is the content of the rules: which territories this product may operate in, and whether Stripe and PayPal will approve the use case. The jurisdiction table ships with a conservative starter set explicitly marked as requiring confirmation, so counsel's answer lands as a row update rather than a release. Until that answer exists, the platform is enforcing a placeholder.</w:t>
       </w:r>
     </w:p>
     <w:p>
@@ -4437,36 +4437,36 @@
                 <w:sz w:val="19"/>
                 <w:szCs w:val="19"/>
               </w:rPr>
-              <w:t xml:space="preserve">No multi-factor authentication for admin accounts, which can move money. Needs a product decision on enrollment before enforcement can ship; seam and interim controls documented in docs/RUNBOOK.md §4.</w:t>
+              <w:t xml:space="preserve">TOTP two-factor enforced on the admin actions that move money or change privilege (payout completion, role changes, pool settings). Designed so enrolment cannot lock an admin out: an unpresented factor is refused, and the enrolment routes sit outside the check.</w:t>
             </w:r>
           </w:p>
         </w:tc>
         <w:tc>
           <w:tcPr>
             <w:tcW w:type="dxa" w:w="1180"/>
-            <w:shd w:fill="FFE0CC" w:color="auto" w:val="clear"/>
-            <w:tcMar>
-              <w:top w:type="dxa" w:w="80"/>
-              <w:left w:type="dxa" w:w="120"/>
-              <w:bottom w:type="dxa" w:w="80"/>
-              <w:right w:type="dxa" w:w="120"/>
-            </w:tcMar>
-          </w:tcPr>
-          <w:p>
-            <w:pPr>
-              <w:spacing w:after="0" w:line="260"/>
-              <w:jc w:val="center"/>
-            </w:pPr>
-            <w:r>
-              <w:rPr>
-                <w:rFonts w:ascii="Calibri" w:cs="Calibri" w:eastAsia="Calibri" w:hAnsi="Calibri"/>
-                <w:b/>
-                <w:bCs/>
-                <w:color w:val="8A3D00"/>
-                <w:sz w:val="19"/>
-                <w:szCs w:val="19"/>
-              </w:rPr>
-              <w:t xml:space="preserve">High</w:t>
+            <w:shd w:fill="D1E7DD" w:color="auto" w:val="clear"/>
+            <w:tcMar>
+              <w:top w:type="dxa" w:w="80"/>
+              <w:left w:type="dxa" w:w="120"/>
+              <w:bottom w:type="dxa" w:w="80"/>
+              <w:right w:type="dxa" w:w="120"/>
+            </w:tcMar>
+          </w:tcPr>
+          <w:p>
+            <w:pPr>
+              <w:spacing w:after="0" w:line="260"/>
+              <w:jc w:val="center"/>
+            </w:pPr>
+            <w:r>
+              <w:rPr>
+                <w:rFonts w:ascii="Calibri" w:cs="Calibri" w:eastAsia="Calibri" w:hAnsi="Calibri"/>
+                <w:b/>
+                <w:bCs/>
+                <w:color w:val="0F5132"/>
+                <w:sz w:val="19"/>
+                <w:szCs w:val="19"/>
+              </w:rPr>
+              <w:t xml:space="preserve">Pass</w:t>
             </w:r>
           </w:p>
         </w:tc>
@@ -4491,7 +4491,7 @@
                 <w:sz w:val="19"/>
                 <w:szCs w:val="19"/>
               </w:rPr>
-              <w:t xml:space="preserve">Open — external decision required</w:t>
+              <w:t xml:space="preserve">Fixed this cycle</w:t>
             </w:r>
           </w:p>
         </w:tc>
@@ -6494,6 +6494,34 @@
         <w:t xml:space="preserve">The performance linter's multiple-permissive-policies warnings are gone: the five tables that carried an "admin can view all" policy alongside a "user can view own" policy for the same role and action now each hold exactly one SELECT policy with the admin arm folded in — verified live after migration, with a DO-block invariant in the migration itself asserting the end state. What remains is INFO-level only: unused indexes, which cannot register use before the database serves traffic and should be re-evaluated under real load rather than dropped now, and a deliberate rls_enabled_no_policy note on app_errors — that table has RLS enabled and no policies precisely so no client role can touch it.</w:t>
       </w:r>
     </w:p>
+    <w:p>
+      <w:pPr>
+        <w:spacing w:after="120" w:line="276"/>
+      </w:pPr>
+      <w:r>
+        <w:rPr>
+          <w:rFonts w:ascii="Calibri" w:cs="Calibri" w:eastAsia="Calibri" w:hAnsi="Calibri"/>
+          <w:color w:val="1A1A1A"/>
+          <w:sz w:val="21"/>
+          <w:szCs w:val="21"/>
+        </w:rPr>
+        <w:t xml:space="preserve">One live defect was found this cycle by adversarially impersonating an ordinary signed-in user against the production database. Every attack was refused — but two of them, escalating your own role and crediting your own balance, were refused by a RECURSION ERROR rather than by the control meant to refuse them. The UPDATE policy pinned role and balance by comparing against subqueries that read public.users, so evaluating the policy required evaluating the SELECT policy on the same table, which Postgres rejects (42P17).</w:t>
+      </w:r>
+    </w:p>
+    <w:p>
+      <w:pPr>
+        <w:spacing w:after="120" w:line="276"/>
+      </w:pPr>
+      <w:r>
+        <w:rPr>
+          <w:rFonts w:ascii="Calibri" w:cs="Calibri" w:eastAsia="Calibri" w:hAnsi="Calibri"/>
+          <w:color w:val="1A1A1A"/>
+          <w:sz w:val="21"/>
+          <w:szCs w:val="21"/>
+        </w:rPr>
+        <w:t xml:space="preserve">A block that happens by accident is not a control, and the same error broke the legitimate path: every client UPDATE on public.users raised, including a user changing their own display name. It had been latent since 20260804000000 and was invisible because the database has no real users yet — it would have surfaced as a hard failure on the first day of traffic. Fixed by reading the current row through SECURITY DEFINER helpers that do not re-enter the table's policies, with the fix asserted in-migration rather than assumed.</w:t>
+      </w:r>
+    </w:p>
     <w:tbl>
       <w:tblPr>
         <w:tblW w:type="dxa" w:w="9360"/>
@@ -6733,6 +6761,114 @@
                 <w:szCs w:val="19"/>
               </w:rPr>
               <w:t xml:space="preserve">Verified live</w:t>
+            </w:r>
+          </w:p>
+        </w:tc>
+      </w:tr>
+      <w:tr>
+        <w:tc>
+          <w:tcPr>
+            <w:tcW w:type="dxa" w:w="780"/>
+            <w:tcMar>
+              <w:top w:type="dxa" w:w="80"/>
+              <w:left w:type="dxa" w:w="120"/>
+              <w:bottom w:type="dxa" w:w="80"/>
+              <w:right w:type="dxa" w:w="120"/>
+            </w:tcMar>
+          </w:tcPr>
+          <w:p>
+            <w:pPr>
+              <w:spacing w:after="0" w:line="260"/>
+            </w:pPr>
+            <w:r>
+              <w:rPr>
+                <w:rFonts w:ascii="Calibri" w:cs="Calibri" w:eastAsia="Calibri" w:hAnsi="Calibri"/>
+                <w:b/>
+                <w:bCs/>
+                <w:color w:val="1A1A1A"/>
+                <w:sz w:val="19"/>
+                <w:szCs w:val="19"/>
+              </w:rPr>
+              <w:t xml:space="preserve">DB-6</w:t>
+            </w:r>
+          </w:p>
+        </w:tc>
+        <w:tc>
+          <w:tcPr>
+            <w:tcW w:type="dxa" w:w="5200"/>
+            <w:tcMar>
+              <w:top w:type="dxa" w:w="80"/>
+              <w:left w:type="dxa" w:w="120"/>
+              <w:bottom w:type="dxa" w:w="80"/>
+              <w:right w:type="dxa" w:w="120"/>
+            </w:tcMar>
+          </w:tcPr>
+          <w:p>
+            <w:pPr>
+              <w:spacing w:after="0" w:line="260"/>
+            </w:pPr>
+            <w:r>
+              <w:rPr>
+                <w:rFonts w:ascii="Calibri" w:cs="Calibri" w:eastAsia="Calibri" w:hAnsi="Calibri"/>
+                <w:color w:val="1A1A1A"/>
+                <w:sz w:val="19"/>
+                <w:szCs w:val="19"/>
+              </w:rPr>
+              <w:t xml:space="preserve">Infinite recursion (42P17) in the users UPDATE policy blocked all client profile updates and turned two privilege-escalation refusals into accidents rather than controls. Fixed via private SECURITY DEFINER accessors; 12 of 12 attacks now refused by real controls with the legitimate path restored.</w:t>
+            </w:r>
+          </w:p>
+        </w:tc>
+        <w:tc>
+          <w:tcPr>
+            <w:tcW w:type="dxa" w:w="1180"/>
+            <w:shd w:fill="D1E7DD" w:color="auto" w:val="clear"/>
+            <w:tcMar>
+              <w:top w:type="dxa" w:w="80"/>
+              <w:left w:type="dxa" w:w="120"/>
+              <w:bottom w:type="dxa" w:w="80"/>
+              <w:right w:type="dxa" w:w="120"/>
+            </w:tcMar>
+          </w:tcPr>
+          <w:p>
+            <w:pPr>
+              <w:spacing w:after="0" w:line="260"/>
+              <w:jc w:val="center"/>
+            </w:pPr>
+            <w:r>
+              <w:rPr>
+                <w:rFonts w:ascii="Calibri" w:cs="Calibri" w:eastAsia="Calibri" w:hAnsi="Calibri"/>
+                <w:b/>
+                <w:bCs/>
+                <w:color w:val="0F5132"/>
+                <w:sz w:val="19"/>
+                <w:szCs w:val="19"/>
+              </w:rPr>
+              <w:t xml:space="preserve">Pass</w:t>
+            </w:r>
+          </w:p>
+        </w:tc>
+        <w:tc>
+          <w:tcPr>
+            <w:tcW w:type="dxa" w:w="2200"/>
+            <w:tcMar>
+              <w:top w:type="dxa" w:w="80"/>
+              <w:left w:type="dxa" w:w="120"/>
+              <w:bottom w:type="dxa" w:w="80"/>
+              <w:right w:type="dxa" w:w="120"/>
+            </w:tcMar>
+          </w:tcPr>
+          <w:p>
+            <w:pPr>
+              <w:spacing w:after="0" w:line="260"/>
+            </w:pPr>
+            <w:r>
+              <w:rPr>
+                <w:rFonts w:ascii="Calibri" w:cs="Calibri" w:eastAsia="Calibri" w:hAnsi="Calibri"/>
+                <w:color w:val="1A1A1A"/>
+                <w:sz w:val="19"/>
+                <w:szCs w:val="19"/>
+              </w:rPr>
+              <w:t xml:space="preserve">Found and fixed by adversarial testing</w:t>
             </w:r>
           </w:p>
         </w:tc>
@@ -8587,7 +8723,7 @@
                 <w:sz w:val="19"/>
                 <w:szCs w:val="19"/>
               </w:rPr>
-              <w:t xml:space="preserve">OPS-3</w:t>
+              <w:t xml:space="preserve">LEG-1</w:t>
             </w:r>
           </w:p>
         </w:tc>
@@ -8612,7 +8748,7 @@
                 <w:sz w:val="19"/>
                 <w:szCs w:val="19"/>
               </w:rPr>
-              <w:t xml:space="preserve">Rate limiting is per-instance until Upstash is provisioned</w:t>
+              <w:t xml:space="preserve">No legal opinion on operating jurisdictions</w:t>
             </w:r>
           </w:p>
         </w:tc>
@@ -8637,7 +8773,7 @@
                 <w:sz w:val="19"/>
                 <w:szCs w:val="19"/>
               </w:rPr>
-              <w:t xml:space="preserve">Credential stuffing against user accounts holding real balances is throttled far more weakly than intended; two env vars close it</w:t>
+              <w:t xml:space="preserve">The platform enforces a placeholder rule set. Operating in a prohibited or licensed territory risks enforcement action and frozen funds — the largest single risk this project carries</w:t>
             </w:r>
           </w:p>
         </w:tc>
@@ -8695,7 +8831,7 @@
                 <w:sz w:val="19"/>
                 <w:szCs w:val="19"/>
               </w:rPr>
-              <w:t xml:space="preserve">BE-10</w:t>
+              <w:t xml:space="preserve">OPS-3</w:t>
             </w:r>
           </w:p>
         </w:tc>
@@ -8720,7 +8856,7 @@
                 <w:sz w:val="19"/>
                 <w:szCs w:val="19"/>
               </w:rPr>
-              <w:t xml:space="preserve">Money path never executed end to end against real processors</w:t>
+              <w:t xml:space="preserve">Rate limiting is per-instance until Upstash is provisioned</w:t>
             </w:r>
           </w:p>
         </w:tc>
@@ -8745,7 +8881,7 @@
                 <w:sz w:val="19"/>
                 <w:szCs w:val="19"/>
               </w:rPr>
-              <w:t xml:space="preserve">A break anywhere in purchase → settlement → payout is found by a paying user, not by you; needs Stripe/PayPal test credentials</w:t>
+              <w:t xml:space="preserve">Credential stuffing against user accounts holding real balances is throttled far more weakly than intended; two env vars close it</w:t>
             </w:r>
           </w:p>
         </w:tc>
@@ -8803,7 +8939,7 @@
                 <w:sz w:val="19"/>
                 <w:szCs w:val="19"/>
               </w:rPr>
-              <w:t xml:space="preserve">BE-4</w:t>
+              <w:t xml:space="preserve">BE-10</w:t>
             </w:r>
           </w:p>
         </w:tc>
@@ -8828,7 +8964,7 @@
                 <w:sz w:val="19"/>
                 <w:szCs w:val="19"/>
               </w:rPr>
-              <w:t xml:space="preserve">No MFA for admin accounts</w:t>
+              <w:t xml:space="preserve">Money path never executed end to end against real processors</w:t>
             </w:r>
           </w:p>
         </w:tc>
@@ -8853,36 +8989,144 @@
                 <w:sz w:val="19"/>
                 <w:szCs w:val="19"/>
               </w:rPr>
-              <w:t xml:space="preserve">One phished admin credential can approve payouts and change platform fees; needs an enrollment-flow decision</w:t>
+              <w:t xml:space="preserve">A break anywhere in purchase → settlement → payout is found by a paying user, not by you; needs Stripe/PayPal test credentials</w:t>
             </w:r>
           </w:p>
         </w:tc>
         <w:tc>
           <w:tcPr>
             <w:tcW w:type="dxa" w:w="1760"/>
-            <w:shd w:fill="FFE0CC" w:color="auto" w:val="clear"/>
-            <w:tcMar>
-              <w:top w:type="dxa" w:w="80"/>
-              <w:left w:type="dxa" w:w="120"/>
-              <w:bottom w:type="dxa" w:w="80"/>
-              <w:right w:type="dxa" w:w="120"/>
-            </w:tcMar>
-          </w:tcPr>
-          <w:p>
-            <w:pPr>
-              <w:spacing w:after="0" w:line="260"/>
-              <w:jc w:val="center"/>
-            </w:pPr>
-            <w:r>
-              <w:rPr>
-                <w:rFonts w:ascii="Calibri" w:cs="Calibri" w:eastAsia="Calibri" w:hAnsi="Calibri"/>
-                <w:b/>
-                <w:bCs/>
-                <w:color w:val="8A3D00"/>
-                <w:sz w:val="19"/>
-                <w:szCs w:val="19"/>
-              </w:rPr>
-              <w:t xml:space="preserve">High</w:t>
+            <w:shd w:fill="FFF3CD" w:color="auto" w:val="clear"/>
+            <w:tcMar>
+              <w:top w:type="dxa" w:w="80"/>
+              <w:left w:type="dxa" w:w="120"/>
+              <w:bottom w:type="dxa" w:w="80"/>
+              <w:right w:type="dxa" w:w="120"/>
+            </w:tcMar>
+          </w:tcPr>
+          <w:p>
+            <w:pPr>
+              <w:spacing w:after="0" w:line="260"/>
+              <w:jc w:val="center"/>
+            </w:pPr>
+            <w:r>
+              <w:rPr>
+                <w:rFonts w:ascii="Calibri" w:cs="Calibri" w:eastAsia="Calibri" w:hAnsi="Calibri"/>
+                <w:b/>
+                <w:bCs/>
+                <w:color w:val="664D03"/>
+                <w:sz w:val="19"/>
+                <w:szCs w:val="19"/>
+              </w:rPr>
+              <w:t xml:space="preserve">Medium</w:t>
+            </w:r>
+          </w:p>
+        </w:tc>
+      </w:tr>
+      <w:tr>
+        <w:tc>
+          <w:tcPr>
+            <w:tcW w:type="dxa" w:w="700"/>
+            <w:tcMar>
+              <w:top w:type="dxa" w:w="80"/>
+              <w:left w:type="dxa" w:w="120"/>
+              <w:bottom w:type="dxa" w:w="80"/>
+              <w:right w:type="dxa" w:w="120"/>
+            </w:tcMar>
+          </w:tcPr>
+          <w:p>
+            <w:pPr>
+              <w:spacing w:after="0" w:line="260"/>
+            </w:pPr>
+            <w:r>
+              <w:rPr>
+                <w:rFonts w:ascii="Calibri" w:cs="Calibri" w:eastAsia="Calibri" w:hAnsi="Calibri"/>
+                <w:b/>
+                <w:bCs/>
+                <w:color w:val="1A1A1A"/>
+                <w:sz w:val="19"/>
+                <w:szCs w:val="19"/>
+              </w:rPr>
+              <w:t xml:space="preserve">LEG-2</w:t>
+            </w:r>
+          </w:p>
+        </w:tc>
+        <w:tc>
+          <w:tcPr>
+            <w:tcW w:type="dxa" w:w="3500"/>
+            <w:tcMar>
+              <w:top w:type="dxa" w:w="80"/>
+              <w:left w:type="dxa" w:w="120"/>
+              <w:bottom w:type="dxa" w:w="80"/>
+              <w:right w:type="dxa" w:w="120"/>
+            </w:tcMar>
+          </w:tcPr>
+          <w:p>
+            <w:pPr>
+              <w:spacing w:after="0" w:line="260"/>
+            </w:pPr>
+            <w:r>
+              <w:rPr>
+                <w:rFonts w:ascii="Calibri" w:cs="Calibri" w:eastAsia="Calibri" w:hAnsi="Calibri"/>
+                <w:color w:val="1A1A1A"/>
+                <w:sz w:val="19"/>
+                <w:szCs w:val="19"/>
+              </w:rPr>
+              <w:t xml:space="preserve">Processor approval for the use case unconfirmed</w:t>
+            </w:r>
+          </w:p>
+        </w:tc>
+        <w:tc>
+          <w:tcPr>
+            <w:tcW w:type="dxa" w:w="3400"/>
+            <w:tcMar>
+              <w:top w:type="dxa" w:w="80"/>
+              <w:left w:type="dxa" w:w="120"/>
+              <w:bottom w:type="dxa" w:w="80"/>
+              <w:right w:type="dxa" w:w="120"/>
+            </w:tcMar>
+          </w:tcPr>
+          <w:p>
+            <w:pPr>
+              <w:spacing w:after="0" w:line="260"/>
+            </w:pPr>
+            <w:r>
+              <w:rPr>
+                <w:rFonts w:ascii="Calibri" w:cs="Calibri" w:eastAsia="Calibri" w:hAnsi="Calibri"/>
+                <w:color w:val="1A1A1A"/>
+                <w:sz w:val="19"/>
+                <w:szCs w:val="19"/>
+              </w:rPr>
+              <w:t xml:space="preserve">Stripe and PayPal restrict contest businesses; operating outside the agreed category risks account termination with player funds held</w:t>
+            </w:r>
+          </w:p>
+        </w:tc>
+        <w:tc>
+          <w:tcPr>
+            <w:tcW w:type="dxa" w:w="1760"/>
+            <w:shd w:fill="FFF3CD" w:color="auto" w:val="clear"/>
+            <w:tcMar>
+              <w:top w:type="dxa" w:w="80"/>
+              <w:left w:type="dxa" w:w="120"/>
+              <w:bottom w:type="dxa" w:w="80"/>
+              <w:right w:type="dxa" w:w="120"/>
+            </w:tcMar>
+          </w:tcPr>
+          <w:p>
+            <w:pPr>
+              <w:spacing w:after="0" w:line="260"/>
+              <w:jc w:val="center"/>
+            </w:pPr>
+            <w:r>
+              <w:rPr>
+                <w:rFonts w:ascii="Calibri" w:cs="Calibri" w:eastAsia="Calibri" w:hAnsi="Calibri"/>
+                <w:b/>
+                <w:bCs/>
+                <w:color w:val="664D03"/>
+                <w:sz w:val="19"/>
+                <w:szCs w:val="19"/>
+              </w:rPr>
+              <w:t xml:space="preserve">Medium</w:t>
             </w:r>
           </w:p>
         </w:tc>
@@ -11793,7 +12037,39 @@
           <w:sz w:val="21"/>
           <w:szCs w:val="21"/>
         </w:rPr>
-        <w:t xml:space="preserve">These are questions, not findings. A platform that takes entry fees and pays cash prizes on sporting outcomes sits in a heavily regulated space that varies by jurisdiction, and none of the following can be resolved from the code — each needs qualified counsel in every territory you intend to operate in. They are listed because shipping without answering them is the largest non-technical risk this project carries.</w:t>
+        <w:t xml:space="preserve">This section has changed character. At the first audit every item here was a question with no machinery behind it. The 2026-08-12 cycle built the enforcement layer for all of it: age verification, jurisdiction restriction, self-exclusion, deposit limits, KYC thresholds, tax-reporting aggregation, subject access and erasure, and contest rules published as binding terms. Each is enforced server-side at the money boundary and fails closed.</w:t>
+      </w:r>
+    </w:p>
+    <w:p>
+      <w:pPr>
+        <w:spacing w:after="120" w:line="276"/>
+      </w:pPr>
+      <w:r>
+        <w:rPr>
+          <w:rFonts w:ascii="Calibri" w:cs="Calibri" w:eastAsia="Calibri" w:hAnsi="Calibri"/>
+          <w:i/>
+          <w:iCs/>
+          <w:color w:val="1A1A1A"/>
+          <w:sz w:val="21"/>
+          <w:szCs w:val="21"/>
+        </w:rPr>
+        <w:t xml:space="preserve">What code cannot supply is the CONTENT of the rules. The jurisdiction table decides where the product may operate, and it ships with a conservative starter set modelled on the exclusion lists paid fantasy operators commonly use — explicitly marked, in the database itself, as requiring confirmation. That is a placeholder, not an opinion. The deliberate consequence of putting the rules in data rather than in code is that counsel's answer lands as a row update, not a release: the day you have a legal opinion, applying it is a database change and nothing has to be rebuilt or redeployed.</w:t>
+      </w:r>
+    </w:p>
+    <w:p>
+      <w:pPr>
+        <w:spacing w:after="120" w:line="276"/>
+      </w:pPr>
+      <w:r>
+        <w:rPr>
+          <w:rFonts w:ascii="Calibri" w:cs="Calibri" w:eastAsia="Calibri" w:hAnsi="Calibri"/>
+          <w:i/>
+          <w:iCs/>
+          <w:color w:val="1A1A1A"/>
+          <w:sz w:val="21"/>
+          <w:szCs w:val="21"/>
+        </w:rPr>
+        <w:t xml:space="preserve">So the items below are no longer "build this". They are "obtain the answer, then set the rows" — plus the two that were never technical at all.</w:t>
       </w:r>
     </w:p>
     <w:tbl>
@@ -11981,7 +12257,7 @@
                 <w:sz w:val="19"/>
                 <w:szCs w:val="19"/>
               </w:rPr>
-              <w:t xml:space="preserve">Obtain a legal opinion on operating jurisdictions</w:t>
+              <w:t xml:space="preserve">Obtain a legal opinion on operating jurisdictions, then set jurisdiction_rules</w:t>
             </w:r>
           </w:p>
         </w:tc>
@@ -12006,7 +12282,7 @@
                 <w:sz w:val="19"/>
                 <w:szCs w:val="19"/>
               </w:rPr>
-              <w:t xml:space="preserve">Paid-entry contests with cash prizes on sporting outcomes are regulated differently in each US state and most other countries. Some require licensing; some prohibit the model outright.</w:t>
+              <w:t xml:space="preserve">STILL OUTSTANDING and the gating item for everything else here. Paid-entry contests with cash prizes on sporting outcomes are regulated differently in each US state and most other countries; some require licensing, some prohibit the model outright. The enforcement is built and tested — what it enforces is a placeholder until counsel rules. Applying their answer is an UPDATE on jurisdiction_rules, no deploy.</w:t>
             </w:r>
           </w:p>
         </w:tc>
@@ -12090,7 +12366,7 @@
                 <w:sz w:val="19"/>
                 <w:szCs w:val="19"/>
               </w:rPr>
-              <w:t xml:space="preserve">Implement age verification</w:t>
+              <w:t xml:space="preserve">Confirm Stripe and PayPal permit this use case</w:t>
             </w:r>
           </w:p>
         </w:tc>
@@ -12115,7 +12391,7 @@
                 <w:sz w:val="19"/>
                 <w:szCs w:val="19"/>
               </w:rPr>
-              <w:t xml:space="preserve">Minimum age requirements apply nearly everywhere and are commonly 18 or 21 depending on jurisdiction. There is currently no age gate of any kind.</w:t>
+              <w:t xml:space="preserve">STILL OUTSTANDING, and not a technical task — it is a conversation with each processor. Both restrict gambling and contest-related businesses and require prior approval. Operating outside the agreed category risks abrupt account termination with player funds held. Worth starting today; it needs no code.</w:t>
             </w:r>
           </w:p>
         </w:tc>
@@ -12199,7 +12475,7 @@
                 <w:sz w:val="19"/>
                 <w:szCs w:val="19"/>
               </w:rPr>
-              <w:t xml:space="preserve">Implement geolocation restriction</w:t>
+              <w:t xml:space="preserve">Age verification — BUILT</w:t>
             </w:r>
           </w:p>
         </w:tc>
@@ -12224,36 +12500,36 @@
                 <w:sz w:val="19"/>
                 <w:szCs w:val="19"/>
               </w:rPr>
-              <w:t xml:space="preserve">If any target jurisdiction prohibits or licenses the model, access must be blocked there. Nothing currently restricts by location.</w:t>
+              <w:t xml:space="preserve">Date of birth collected and validated at signup against a global floor of 18, stored where no client can write it, and re-checked at every paid action against the minimum age for the player's actual jurisdiction (21 where a rule says so). Pinned by unit tests including the adversarial cases: missing, malformed and future dates all fail closed.</w:t>
             </w:r>
           </w:p>
         </w:tc>
         <w:tc>
           <w:tcPr>
             <w:tcW w:type="dxa" w:w="1580"/>
-            <w:shd w:fill="F8D7DA" w:color="auto" w:val="clear"/>
-            <w:tcMar>
-              <w:top w:type="dxa" w:w="80"/>
-              <w:left w:type="dxa" w:w="120"/>
-              <w:bottom w:type="dxa" w:w="80"/>
-              <w:right w:type="dxa" w:w="120"/>
-            </w:tcMar>
-          </w:tcPr>
-          <w:p>
-            <w:pPr>
-              <w:spacing w:after="0" w:line="260"/>
-              <w:jc w:val="center"/>
-            </w:pPr>
-            <w:r>
-              <w:rPr>
-                <w:rFonts w:ascii="Calibri" w:cs="Calibri" w:eastAsia="Calibri" w:hAnsi="Calibri"/>
-                <w:b/>
-                <w:bCs/>
-                <w:color w:val="842029"/>
-                <w:sz w:val="19"/>
-                <w:szCs w:val="19"/>
-              </w:rPr>
-              <w:t xml:space="preserve">Critical</w:t>
+            <w:shd w:fill="D1E7DD" w:color="auto" w:val="clear"/>
+            <w:tcMar>
+              <w:top w:type="dxa" w:w="80"/>
+              <w:left w:type="dxa" w:w="120"/>
+              <w:bottom w:type="dxa" w:w="80"/>
+              <w:right w:type="dxa" w:w="120"/>
+            </w:tcMar>
+          </w:tcPr>
+          <w:p>
+            <w:pPr>
+              <w:spacing w:after="0" w:line="260"/>
+              <w:jc w:val="center"/>
+            </w:pPr>
+            <w:r>
+              <w:rPr>
+                <w:rFonts w:ascii="Calibri" w:cs="Calibri" w:eastAsia="Calibri" w:hAnsi="Calibri"/>
+                <w:b/>
+                <w:bCs/>
+                <w:color w:val="0F5132"/>
+                <w:sz w:val="19"/>
+                <w:szCs w:val="19"/>
+              </w:rPr>
+              <w:t xml:space="preserve">Done</w:t>
             </w:r>
           </w:p>
         </w:tc>
@@ -12308,7 +12584,7 @@
                 <w:sz w:val="19"/>
                 <w:szCs w:val="19"/>
               </w:rPr>
-              <w:t xml:space="preserve">Determine KYC/AML obligations</w:t>
+              <w:t xml:space="preserve">Geolocation restriction — BUILT</w:t>
             </w:r>
           </w:p>
         </w:tc>
@@ -12333,36 +12609,36 @@
                 <w:sz w:val="19"/>
                 <w:szCs w:val="19"/>
               </w:rPr>
-              <w:t xml:space="preserve">Identity verification and transaction monitoring thresholds may apply to a platform holding user balances and paying out cash.</w:t>
+              <w:t xml:space="preserve">Two layers. Edge middleware keeps blocked territories out of the paid surface; the money boundary independently re-resolves the jurisdiction server-side, so defeating the first buys nothing. Geo headers are read only behind a trusted edge — off it they are attacker-controlled and are ignored entirely, which is tested.</w:t>
             </w:r>
           </w:p>
         </w:tc>
         <w:tc>
           <w:tcPr>
             <w:tcW w:type="dxa" w:w="1580"/>
-            <w:shd w:fill="F8D7DA" w:color="auto" w:val="clear"/>
-            <w:tcMar>
-              <w:top w:type="dxa" w:w="80"/>
-              <w:left w:type="dxa" w:w="120"/>
-              <w:bottom w:type="dxa" w:w="80"/>
-              <w:right w:type="dxa" w:w="120"/>
-            </w:tcMar>
-          </w:tcPr>
-          <w:p>
-            <w:pPr>
-              <w:spacing w:after="0" w:line="260"/>
-              <w:jc w:val="center"/>
-            </w:pPr>
-            <w:r>
-              <w:rPr>
-                <w:rFonts w:ascii="Calibri" w:cs="Calibri" w:eastAsia="Calibri" w:hAnsi="Calibri"/>
-                <w:b/>
-                <w:bCs/>
-                <w:color w:val="842029"/>
-                <w:sz w:val="19"/>
-                <w:szCs w:val="19"/>
-              </w:rPr>
-              <w:t xml:space="preserve">Critical</w:t>
+            <w:shd w:fill="D1E7DD" w:color="auto" w:val="clear"/>
+            <w:tcMar>
+              <w:top w:type="dxa" w:w="80"/>
+              <w:left w:type="dxa" w:w="120"/>
+              <w:bottom w:type="dxa" w:w="80"/>
+              <w:right w:type="dxa" w:w="120"/>
+            </w:tcMar>
+          </w:tcPr>
+          <w:p>
+            <w:pPr>
+              <w:spacing w:after="0" w:line="260"/>
+              <w:jc w:val="center"/>
+            </w:pPr>
+            <w:r>
+              <w:rPr>
+                <w:rFonts w:ascii="Calibri" w:cs="Calibri" w:eastAsia="Calibri" w:hAnsi="Calibri"/>
+                <w:b/>
+                <w:bCs/>
+                <w:color w:val="0F5132"/>
+                <w:sz w:val="19"/>
+                <w:szCs w:val="19"/>
+              </w:rPr>
+              <w:t xml:space="preserve">Done</w:t>
             </w:r>
           </w:p>
         </w:tc>
@@ -12417,7 +12693,7 @@
                 <w:sz w:val="19"/>
                 <w:szCs w:val="19"/>
               </w:rPr>
-              <w:t xml:space="preserve">Determine tax reporting obligations</w:t>
+              <w:t xml:space="preserve">Responsible-gambling controls — BUILT</w:t>
             </w:r>
           </w:p>
         </w:tc>
@@ -12442,36 +12718,36 @@
                 <w:sz w:val="19"/>
                 <w:szCs w:val="19"/>
               </w:rPr>
-              <w:t xml:space="preserve">In the US, winnings above certain thresholds trigger information-reporting duties. The data model must capture whatever those require before the first payout, not after.</w:t>
+              <w:t xml:space="preserve">Self-exclusion, deposit limits and a settings screen. The rules are enforced in SECURITY DEFINER RPCs, not grants: an exclusion can only ever be extended, and a limit decrease applies at once while an increase waits out a cooling-off period. Verified against the live database — an explicit attempt to shorten a 365-day exclusion left it unchanged.</w:t>
             </w:r>
           </w:p>
         </w:tc>
         <w:tc>
           <w:tcPr>
             <w:tcW w:type="dxa" w:w="1580"/>
-            <w:shd w:fill="FFE0CC" w:color="auto" w:val="clear"/>
-            <w:tcMar>
-              <w:top w:type="dxa" w:w="80"/>
-              <w:left w:type="dxa" w:w="120"/>
-              <w:bottom w:type="dxa" w:w="80"/>
-              <w:right w:type="dxa" w:w="120"/>
-            </w:tcMar>
-          </w:tcPr>
-          <w:p>
-            <w:pPr>
-              <w:spacing w:after="0" w:line="260"/>
-              <w:jc w:val="center"/>
-            </w:pPr>
-            <w:r>
-              <w:rPr>
-                <w:rFonts w:ascii="Calibri" w:cs="Calibri" w:eastAsia="Calibri" w:hAnsi="Calibri"/>
-                <w:b/>
-                <w:bCs/>
-                <w:color w:val="8A3D00"/>
-                <w:sz w:val="19"/>
-                <w:szCs w:val="19"/>
-              </w:rPr>
-              <w:t xml:space="preserve">High</w:t>
+            <w:shd w:fill="D1E7DD" w:color="auto" w:val="clear"/>
+            <w:tcMar>
+              <w:top w:type="dxa" w:w="80"/>
+              <w:left w:type="dxa" w:w="120"/>
+              <w:bottom w:type="dxa" w:w="80"/>
+              <w:right w:type="dxa" w:w="120"/>
+            </w:tcMar>
+          </w:tcPr>
+          <w:p>
+            <w:pPr>
+              <w:spacing w:after="0" w:line="260"/>
+              <w:jc w:val="center"/>
+            </w:pPr>
+            <w:r>
+              <w:rPr>
+                <w:rFonts w:ascii="Calibri" w:cs="Calibri" w:eastAsia="Calibri" w:hAnsi="Calibri"/>
+                <w:b/>
+                <w:bCs/>
+                <w:color w:val="0F5132"/>
+                <w:sz w:val="19"/>
+                <w:szCs w:val="19"/>
+              </w:rPr>
+              <w:t xml:space="preserve">Done</w:t>
             </w:r>
           </w:p>
         </w:tc>
@@ -12526,7 +12802,7 @@
                 <w:sz w:val="19"/>
                 <w:szCs w:val="19"/>
               </w:rPr>
-              <w:t xml:space="preserve">Add responsible-gambling controls</w:t>
+              <w:t xml:space="preserve">KYC/AML thresholds — BUILT (obligations still to be determined)</w:t>
             </w:r>
           </w:p>
         </w:tc>
@@ -12551,36 +12827,36 @@
                 <w:sz w:val="19"/>
                 <w:szCs w:val="19"/>
               </w:rPr>
-              <w:t xml:space="preserve">Deposit limits, self-exclusion and support signposting are required in many jurisdictions and expected in most.</w:t>
+              <w:t xml:space="preserve">Cumulative withdrawals over a rolling year are measured against an operator-set threshold, and a payout above it is refused until identity is verified. The threshold defaults to 600.00 and is a settings row. What the THRESHOLD SHOULD BE, and what monitoring obligations attach, remains a question for counsel.</w:t>
             </w:r>
           </w:p>
         </w:tc>
         <w:tc>
           <w:tcPr>
             <w:tcW w:type="dxa" w:w="1580"/>
-            <w:shd w:fill="FFE0CC" w:color="auto" w:val="clear"/>
-            <w:tcMar>
-              <w:top w:type="dxa" w:w="80"/>
-              <w:left w:type="dxa" w:w="120"/>
-              <w:bottom w:type="dxa" w:w="80"/>
-              <w:right w:type="dxa" w:w="120"/>
-            </w:tcMar>
-          </w:tcPr>
-          <w:p>
-            <w:pPr>
-              <w:spacing w:after="0" w:line="260"/>
-              <w:jc w:val="center"/>
-            </w:pPr>
-            <w:r>
-              <w:rPr>
-                <w:rFonts w:ascii="Calibri" w:cs="Calibri" w:eastAsia="Calibri" w:hAnsi="Calibri"/>
-                <w:b/>
-                <w:bCs/>
-                <w:color w:val="8A3D00"/>
-                <w:sz w:val="19"/>
-                <w:szCs w:val="19"/>
-              </w:rPr>
-              <w:t xml:space="preserve">High</w:t>
+            <w:shd w:fill="E2E8DE" w:color="auto" w:val="clear"/>
+            <w:tcMar>
+              <w:top w:type="dxa" w:w="80"/>
+              <w:left w:type="dxa" w:w="120"/>
+              <w:bottom w:type="dxa" w:w="80"/>
+              <w:right w:type="dxa" w:w="120"/>
+            </w:tcMar>
+          </w:tcPr>
+          <w:p>
+            <w:pPr>
+              <w:spacing w:after="0" w:line="260"/>
+              <w:jc w:val="center"/>
+            </w:pPr>
+            <w:r>
+              <w:rPr>
+                <w:rFonts w:ascii="Calibri" w:cs="Calibri" w:eastAsia="Calibri" w:hAnsi="Calibri"/>
+                <w:b/>
+                <w:bCs/>
+                <w:color w:val="3F5142"/>
+                <w:sz w:val="19"/>
+                <w:szCs w:val="19"/>
+              </w:rPr>
+              <w:t xml:space="preserve">Partly done</w:t>
             </w:r>
           </w:p>
         </w:tc>
@@ -12635,7 +12911,7 @@
                 <w:sz w:val="19"/>
                 <w:szCs w:val="19"/>
               </w:rPr>
-              <w:t xml:space="preserve">Have counsel review the Terms and Privacy pages</w:t>
+              <w:t xml:space="preserve">Tax reporting data capture — BUILT (obligations still to be determined)</w:t>
             </w:r>
           </w:p>
         </w:tc>
@@ -12660,36 +12936,36 @@
                 <w:sz w:val="19"/>
                 <w:szCs w:val="19"/>
               </w:rPr>
-              <w:t xml:space="preserve">Both pages exist but have not been reviewed against the actual data flows, the payment processors in use, or the contest rules as implemented.</w:t>
+              <w:t xml:space="preserve">Gross winnings per user per calendar year are aggregated from the ledger by a view, so the figure cannot drift from the transactions behind it. Tax identity is captured as status and last four digits only — holding the full TIN would create breach liability out of proportion to its use here. What must be FILED remains a question for counsel.</w:t>
             </w:r>
           </w:p>
         </w:tc>
         <w:tc>
           <w:tcPr>
             <w:tcW w:type="dxa" w:w="1580"/>
-            <w:shd w:fill="FFE0CC" w:color="auto" w:val="clear"/>
-            <w:tcMar>
-              <w:top w:type="dxa" w:w="80"/>
-              <w:left w:type="dxa" w:w="120"/>
-              <w:bottom w:type="dxa" w:w="80"/>
-              <w:right w:type="dxa" w:w="120"/>
-            </w:tcMar>
-          </w:tcPr>
-          <w:p>
-            <w:pPr>
-              <w:spacing w:after="0" w:line="260"/>
-              <w:jc w:val="center"/>
-            </w:pPr>
-            <w:r>
-              <w:rPr>
-                <w:rFonts w:ascii="Calibri" w:cs="Calibri" w:eastAsia="Calibri" w:hAnsi="Calibri"/>
-                <w:b/>
-                <w:bCs/>
-                <w:color w:val="8A3D00"/>
-                <w:sz w:val="19"/>
-                <w:szCs w:val="19"/>
-              </w:rPr>
-              <w:t xml:space="preserve">High</w:t>
+            <w:shd w:fill="E2E8DE" w:color="auto" w:val="clear"/>
+            <w:tcMar>
+              <w:top w:type="dxa" w:w="80"/>
+              <w:left w:type="dxa" w:w="120"/>
+              <w:bottom w:type="dxa" w:w="80"/>
+              <w:right w:type="dxa" w:w="120"/>
+            </w:tcMar>
+          </w:tcPr>
+          <w:p>
+            <w:pPr>
+              <w:spacing w:after="0" w:line="260"/>
+              <w:jc w:val="center"/>
+            </w:pPr>
+            <w:r>
+              <w:rPr>
+                <w:rFonts w:ascii="Calibri" w:cs="Calibri" w:eastAsia="Calibri" w:hAnsi="Calibri"/>
+                <w:b/>
+                <w:bCs/>
+                <w:color w:val="3F5142"/>
+                <w:sz w:val="19"/>
+                <w:szCs w:val="19"/>
+              </w:rPr>
+              <w:t xml:space="preserve">Partly done</w:t>
             </w:r>
           </w:p>
         </w:tc>
@@ -12744,7 +13020,7 @@
                 <w:sz w:val="19"/>
                 <w:szCs w:val="19"/>
               </w:rPr>
-              <w:t xml:space="preserve">Confirm Stripe and PayPal permit this use case</w:t>
+              <w:t xml:space="preserve">Data-protection paths — BUILT</w:t>
             </w:r>
           </w:p>
         </w:tc>
@@ -12769,36 +13045,36 @@
                 <w:sz w:val="19"/>
                 <w:szCs w:val="19"/>
               </w:rPr>
-              <w:t xml:space="preserve">Both processors restrict gambling and contest-related businesses and require prior approval. Operating outside the agreed category risks abrupt account termination with funds held.</w:t>
+              <w:t xml:space="preserve">Subject access export returns everything held about the caller; erasure anonymises rather than deletes, retaining the ledger as financial regulation requires. It refuses while a balance or a payout is outstanding, and during an active self-exclusion — otherwise deleting an account would become the way to undo the protection.</w:t>
             </w:r>
           </w:p>
         </w:tc>
         <w:tc>
           <w:tcPr>
             <w:tcW w:type="dxa" w:w="1580"/>
-            <w:shd w:fill="F8D7DA" w:color="auto" w:val="clear"/>
-            <w:tcMar>
-              <w:top w:type="dxa" w:w="80"/>
-              <w:left w:type="dxa" w:w="120"/>
-              <w:bottom w:type="dxa" w:w="80"/>
-              <w:right w:type="dxa" w:w="120"/>
-            </w:tcMar>
-          </w:tcPr>
-          <w:p>
-            <w:pPr>
-              <w:spacing w:after="0" w:line="260"/>
-              <w:jc w:val="center"/>
-            </w:pPr>
-            <w:r>
-              <w:rPr>
-                <w:rFonts w:ascii="Calibri" w:cs="Calibri" w:eastAsia="Calibri" w:hAnsi="Calibri"/>
-                <w:b/>
-                <w:bCs/>
-                <w:color w:val="842029"/>
-                <w:sz w:val="19"/>
-                <w:szCs w:val="19"/>
-              </w:rPr>
-              <w:t xml:space="preserve">Critical</w:t>
+            <w:shd w:fill="D1E7DD" w:color="auto" w:val="clear"/>
+            <w:tcMar>
+              <w:top w:type="dxa" w:w="80"/>
+              <w:left w:type="dxa" w:w="120"/>
+              <w:bottom w:type="dxa" w:w="80"/>
+              <w:right w:type="dxa" w:w="120"/>
+            </w:tcMar>
+          </w:tcPr>
+          <w:p>
+            <w:pPr>
+              <w:spacing w:after="0" w:line="260"/>
+              <w:jc w:val="center"/>
+            </w:pPr>
+            <w:r>
+              <w:rPr>
+                <w:rFonts w:ascii="Calibri" w:cs="Calibri" w:eastAsia="Calibri" w:hAnsi="Calibri"/>
+                <w:b/>
+                <w:bCs/>
+                <w:color w:val="0F5132"/>
+                <w:sz w:val="19"/>
+                <w:szCs w:val="19"/>
+              </w:rPr>
+              <w:t xml:space="preserve">Done</w:t>
             </w:r>
           </w:p>
         </w:tc>
@@ -12853,7 +13129,7 @@
                 <w:sz w:val="19"/>
                 <w:szCs w:val="19"/>
               </w:rPr>
-              <w:t xml:space="preserve">Publish the contest rules as binding terms</w:t>
+              <w:t xml:space="preserve">Contest rules published as binding terms — BUILT</w:t>
             </w:r>
           </w:p>
         </w:tc>
@@ -12878,36 +13154,36 @@
                 <w:sz w:val="19"/>
                 <w:szCs w:val="19"/>
               </w:rPr>
-              <w:t xml:space="preserve">Scoring, tie-breaks, the platform fee, refund conditions and what happens to an abandoned or postponed fixture all need to be stated before someone disputes one.</w:t>
+              <w:t xml:space="preserve">Scoring, tie-breaks, the cent-exact split, the platform fee lock, refunds, postponed and abandoned fixtures, eligibility and disputes, written against the settlement engine so the document and the code agree. Accepted explicitly at signup and versioned, so a material change can require re-acceptance.</w:t>
             </w:r>
           </w:p>
         </w:tc>
         <w:tc>
           <w:tcPr>
             <w:tcW w:type="dxa" w:w="1580"/>
-            <w:shd w:fill="FFE0CC" w:color="auto" w:val="clear"/>
-            <w:tcMar>
-              <w:top w:type="dxa" w:w="80"/>
-              <w:left w:type="dxa" w:w="120"/>
-              <w:bottom w:type="dxa" w:w="80"/>
-              <w:right w:type="dxa" w:w="120"/>
-            </w:tcMar>
-          </w:tcPr>
-          <w:p>
-            <w:pPr>
-              <w:spacing w:after="0" w:line="260"/>
-              <w:jc w:val="center"/>
-            </w:pPr>
-            <w:r>
-              <w:rPr>
-                <w:rFonts w:ascii="Calibri" w:cs="Calibri" w:eastAsia="Calibri" w:hAnsi="Calibri"/>
-                <w:b/>
-                <w:bCs/>
-                <w:color w:val="8A3D00"/>
-                <w:sz w:val="19"/>
-                <w:szCs w:val="19"/>
-              </w:rPr>
-              <w:t xml:space="preserve">High</w:t>
+            <w:shd w:fill="D1E7DD" w:color="auto" w:val="clear"/>
+            <w:tcMar>
+              <w:top w:type="dxa" w:w="80"/>
+              <w:left w:type="dxa" w:w="120"/>
+              <w:bottom w:type="dxa" w:w="80"/>
+              <w:right w:type="dxa" w:w="120"/>
+            </w:tcMar>
+          </w:tcPr>
+          <w:p>
+            <w:pPr>
+              <w:spacing w:after="0" w:line="260"/>
+              <w:jc w:val="center"/>
+            </w:pPr>
+            <w:r>
+              <w:rPr>
+                <w:rFonts w:ascii="Calibri" w:cs="Calibri" w:eastAsia="Calibri" w:hAnsi="Calibri"/>
+                <w:b/>
+                <w:bCs/>
+                <w:color w:val="0F5132"/>
+                <w:sz w:val="19"/>
+                <w:szCs w:val="19"/>
+              </w:rPr>
+              <w:t xml:space="preserve">Done</w:t>
             </w:r>
           </w:p>
         </w:tc>
@@ -12962,7 +13238,7 @@
                 <w:sz w:val="19"/>
                 <w:szCs w:val="19"/>
               </w:rPr>
-              <w:t xml:space="preserve">Complete a data-protection assessment</w:t>
+              <w:t xml:space="preserve">Have counsel review the Terms, Privacy and Contest Rules</w:t>
             </w:r>
           </w:p>
         </w:tc>
@@ -12987,7 +13263,7 @@
                 <w:sz w:val="19"/>
                 <w:szCs w:val="19"/>
               </w:rPr>
-              <w:t xml:space="preserve">GDPR, CCPA or equivalent obligations attach to holding identity, location and financial data. Retention, deletion and export paths must exist.</w:t>
+              <w:t xml:space="preserve">STILL OUTSTANDING. The Contest Rules now describe the implementation accurately, which makes a legal review far cheaper than it would have been — but accurate is not the same as compliant, and only counsel can say which.</w:t>
             </w:r>
           </w:p>
         </w:tc>

--- a/Sports-Pool-Full-Stack-Audit.docx
+++ b/Sports-Pool-Full-Stack-Audit.docx
@@ -187,7 +187,7 @@
                 <w:sz w:val="19"/>
                 <w:szCs w:val="19"/>
               </w:rPr>
-              <w:t xml:space="preserve">49d074e (main), remediated on branch claude/security-reliability-audit-umo1s5</w:t>
+              <w:t xml:space="preserve">268b3d6 (main) — verification cycle of 13 August 2026; original audit at 49d074e</w:t>
             </w:r>
           </w:p>
         </w:tc>
@@ -297,7 +297,7 @@
                 <w:sz w:val="19"/>
                 <w:szCs w:val="19"/>
               </w:rPr>
-              <w:t xml:space="preserve">sports-pool (Vercel) — deploy READY</w:t>
+              <w:t xml:space="preserve">sports-pool (Vercel) — deploy READY on 268b3d6, verified live</w:t>
             </w:r>
           </w:p>
         </w:tc>
@@ -352,7 +352,7 @@
                 <w:sz w:val="19"/>
                 <w:szCs w:val="19"/>
               </w:rPr>
-              <w:t xml:space="preserve">12 August 2026 — findings and remediation, same cycle</w:t>
+              <w:t xml:space="preserve">12 August 2026 — findings and remediation; independently verified 13 August 2026 (Section 12)</w:t>
             </w:r>
           </w:p>
         </w:tc>
@@ -462,7 +462,7 @@
                 <w:sz w:val="19"/>
                 <w:szCs w:val="19"/>
               </w:rPr>
-              <w:t xml:space="preserve">All Medium and Low findings closed. The regulatory controls of Section 9.F are built and enforced. Two items remain, both requiring an external account or a legal opinion that code cannot supply — see Section 9.A.</w:t>
+              <w:t xml:space="preserve">Ready for handover. The 13 August verification found the audited remediation had NEVER REACHED PRODUCTION — a sub-daily Vercel cron on the Hobby plan made Vercel refuse to create deployments, so five commits including the whole compliance layer silently never shipped while CI stayed green. That is fixed, guarded against recurrence, and production is verified live. Every remaining Critical and High item is now either a production credential, a legal opinion, or a processor approval; nothing outstanding is application code. Section 13 states what the client must do — wire the real keys, redeploy, watch /api/health go green, and run the money path once in test mode.</w:t>
             </w:r>
           </w:p>
         </w:tc>
@@ -645,6 +645,34 @@
           <w:szCs w:val="22"/>
         </w:rPr>
         <w:t xml:space="preserve">11. Appendix B — what this audit cycle fixed</w:t>
+      </w:r>
+    </w:p>
+    <w:p>
+      <w:pPr>
+        <w:spacing w:after="90" w:line="276"/>
+      </w:pPr>
+      <w:r>
+        <w:rPr>
+          <w:rFonts w:ascii="Calibri" w:cs="Calibri" w:eastAsia="Calibri" w:hAnsi="Calibri"/>
+          <w:color w:val="1A1A1A"/>
+          <w:sz w:val="22"/>
+          <w:szCs w:val="22"/>
+        </w:rPr>
+        <w:t xml:space="preserve">12. Verification cycle — 13 August 2026</w:t>
+      </w:r>
+    </w:p>
+    <w:p>
+      <w:pPr>
+        <w:spacing w:after="90" w:line="276"/>
+      </w:pPr>
+      <w:r>
+        <w:rPr>
+          <w:rFonts w:ascii="Calibri" w:cs="Calibri" w:eastAsia="Calibri" w:hAnsi="Calibri"/>
+          <w:color w:val="1A1A1A"/>
+          <w:sz w:val="22"/>
+          <w:szCs w:val="22"/>
+        </w:rPr>
+        <w:t xml:space="preserve">13. Handover state — what is left, and whose job it is</w:t>
       </w:r>
     </w:p>
     <w:p>
@@ -9809,7 +9837,7 @@
                 <w:sz w:val="19"/>
                 <w:szCs w:val="19"/>
               </w:rPr>
-              <w:t xml:space="preserve">Point an alert at app_errors and stand up an uptime probe</w:t>
+              <w:t xml:space="preserve">Set SUPABASE_SERVICE_ROLE_KEY in the Vercel production environment — NEW, BLOCKING</w:t>
             </w:r>
           </w:p>
         </w:tc>
@@ -9834,7 +9862,7 @@
                 <w:sz w:val="19"/>
                 <w:szCs w:val="19"/>
               </w:rPr>
-              <w:t xml:space="preserve">The error sink, structured logs and reconciliation detector were built this cycle; what remains is the pager. A scheduled query on app_errors, a Vercel log drain, or a Sentry-class service wired to the same seams — pick one and give it an owner. (OPS-2 residual)</w:t>
+              <w:t xml:space="preserve">Unset in production. Vercel's own runtime errors carry '[cron/settle] fatal: Missing SUPABASE_SERVICE_ROLE_KEY' first seen 5 August and recurring to 12 August, and the health probe added on 13 August reported config and database down within a minute of going live. Every service-role path is therefore dead in production: pool settlement never completes, and the Stripe webhook cannot fulfil a purchase — a user can be charged and receive nothing. The site serves normally, which is exactly why this went unnoticed for eight days. Confirm with: curl -H "Authorization: Bearer $CRON_SECRET" https://sports-pool.vercel.app/api/health</w:t>
             </w:r>
           </w:p>
         </w:tc>
@@ -9918,6 +9946,115 @@
                 <w:sz w:val="19"/>
                 <w:szCs w:val="19"/>
               </w:rPr>
+              <w:t xml:space="preserve">Point an alert at app_errors and stand up an uptime probe — DONE</w:t>
+            </w:r>
+          </w:p>
+        </w:tc>
+        <w:tc>
+          <w:tcPr>
+            <w:tcW w:type="dxa" w:w="4060"/>
+            <w:tcMar>
+              <w:top w:type="dxa" w:w="80"/>
+              <w:left w:type="dxa" w:w="120"/>
+              <w:bottom w:type="dxa" w:w="80"/>
+              <w:right w:type="dxa" w:w="120"/>
+            </w:tcMar>
+          </w:tcPr>
+          <w:p>
+            <w:pPr>
+              <w:spacing w:after="0" w:line="260"/>
+            </w:pPr>
+            <w:r>
+              <w:rPr>
+                <w:rFonts w:ascii="Calibri" w:cs="Calibri" w:eastAsia="Calibri" w:hAnsi="Calibri"/>
+                <w:color w:val="1A1A1A"/>
+                <w:sz w:val="19"/>
+                <w:szCs w:val="19"/>
+              </w:rPr>
+              <w:t xml:space="preserve">Closed 13 August. /api/health is a two-shape probe: status code only when anonymous, full component breakdown under CRON_SECRET, 503 reserved for failures that mean the instance cannot serve. /api/cron/alert digests app_errors grouped by source and normalised message, and logs the digest whether or not a webhook is configured so alerting can never be the thing that hides an error. Scheduled every two hours from .github/workflows/alert.yml. It earned its keep immediately by catching the service-role gap above. (OPS-2)</w:t>
+            </w:r>
+          </w:p>
+        </w:tc>
+        <w:tc>
+          <w:tcPr>
+            <w:tcW w:type="dxa" w:w="1580"/>
+            <w:shd w:fill="D1E7DD" w:color="auto" w:val="clear"/>
+            <w:tcMar>
+              <w:top w:type="dxa" w:w="80"/>
+              <w:left w:type="dxa" w:w="120"/>
+              <w:bottom w:type="dxa" w:w="80"/>
+              <w:right w:type="dxa" w:w="120"/>
+            </w:tcMar>
+          </w:tcPr>
+          <w:p>
+            <w:pPr>
+              <w:spacing w:after="0" w:line="260"/>
+              <w:jc w:val="center"/>
+            </w:pPr>
+            <w:r>
+              <w:rPr>
+                <w:rFonts w:ascii="Calibri" w:cs="Calibri" w:eastAsia="Calibri" w:hAnsi="Calibri"/>
+                <w:b/>
+                <w:bCs/>
+                <w:color w:val="0F5132"/>
+                <w:sz w:val="19"/>
+                <w:szCs w:val="19"/>
+              </w:rPr>
+              <w:t xml:space="preserve">Done</w:t>
+            </w:r>
+          </w:p>
+        </w:tc>
+      </w:tr>
+      <w:tr>
+        <w:tc>
+          <w:tcPr>
+            <w:tcW w:type="dxa" w:w="420"/>
+            <w:tcMar>
+              <w:top w:type="dxa" w:w="80"/>
+              <w:left w:type="dxa" w:w="120"/>
+              <w:bottom w:type="dxa" w:w="80"/>
+              <w:right w:type="dxa" w:w="120"/>
+            </w:tcMar>
+          </w:tcPr>
+          <w:p>
+            <w:pPr>
+              <w:spacing w:after="0" w:line="260"/>
+              <w:jc w:val="center"/>
+            </w:pPr>
+            <w:r>
+              <w:rPr>
+                <w:rFonts w:ascii="Calibri" w:cs="Calibri" w:eastAsia="Calibri" w:hAnsi="Calibri"/>
+                <w:color w:val="1A1A1A"/>
+                <w:sz w:val="24"/>
+                <w:szCs w:val="24"/>
+              </w:rPr>
+              <w:t xml:space="preserve">☐</w:t>
+            </w:r>
+          </w:p>
+        </w:tc>
+        <w:tc>
+          <w:tcPr>
+            <w:tcW w:type="dxa" w:w="3300"/>
+            <w:tcMar>
+              <w:top w:type="dxa" w:w="80"/>
+              <w:left w:type="dxa" w:w="120"/>
+              <w:bottom w:type="dxa" w:w="80"/>
+              <w:right w:type="dxa" w:w="120"/>
+            </w:tcMar>
+          </w:tcPr>
+          <w:p>
+            <w:pPr>
+              <w:spacing w:after="0" w:line="260"/>
+            </w:pPr>
+            <w:r>
+              <w:rPr>
+                <w:rFonts w:ascii="Calibri" w:cs="Calibri" w:eastAsia="Calibri" w:hAnsi="Calibri"/>
+                <w:b/>
+                <w:bCs/>
+                <w:color w:val="1A1A1A"/>
+                <w:sz w:val="19"/>
+                <w:szCs w:val="19"/>
+              </w:rPr>
               <w:t xml:space="preserve">Enable PITR and perform the first restore rehearsal</w:t>
             </w:r>
           </w:p>
@@ -10027,7 +10164,7 @@
                 <w:sz w:val="19"/>
                 <w:szCs w:val="19"/>
               </w:rPr>
-              <w:t xml:space="preserve">Decide and ship admin MFA</w:t>
+              <w:t xml:space="preserve">Decide and ship admin MFA — DONE</w:t>
             </w:r>
           </w:p>
         </w:tc>
@@ -10052,36 +10189,36 @@
                 <w:sz w:val="19"/>
                 <w:szCs w:val="19"/>
               </w:rPr>
-              <w:t xml:space="preserve">Admins approve payouts and set the platform fee; one phished credential currently moves money. The enforcement seam and the enrollment prerequisite are documented in docs/RUNBOOK.md §4 — do not enforce before enrollment exists or every admin locks out. (BE-4)</w:t>
+              <w:t xml:space="preserve">Closed 13 August; both halves are now in main. require-admin.ts demands aal2 on payout completion, role changes and platform-fee edits, and /account/security is the TOTP enrolment screen driving /api/me/mfa. The rollout order is the safe one: an admin holding no factor is refused with mfa_enrollment_required while the enrolment routes stay ungated, so nobody can be locked out of enrolling. The enrolment screen was sitting unmerged in PR #2 while enforcement was already live — a state in which admins could not approve payouts and had no UI to fix it. Each admin must now enrol before approving a payout. (BE-4)</w:t>
             </w:r>
           </w:p>
         </w:tc>
         <w:tc>
           <w:tcPr>
             <w:tcW w:type="dxa" w:w="1580"/>
-            <w:shd w:fill="F8D7DA" w:color="auto" w:val="clear"/>
-            <w:tcMar>
-              <w:top w:type="dxa" w:w="80"/>
-              <w:left w:type="dxa" w:w="120"/>
-              <w:bottom w:type="dxa" w:w="80"/>
-              <w:right w:type="dxa" w:w="120"/>
-            </w:tcMar>
-          </w:tcPr>
-          <w:p>
-            <w:pPr>
-              <w:spacing w:after="0" w:line="260"/>
-              <w:jc w:val="center"/>
-            </w:pPr>
-            <w:r>
-              <w:rPr>
-                <w:rFonts w:ascii="Calibri" w:cs="Calibri" w:eastAsia="Calibri" w:hAnsi="Calibri"/>
-                <w:b/>
-                <w:bCs/>
-                <w:color w:val="842029"/>
-                <w:sz w:val="19"/>
-                <w:szCs w:val="19"/>
-              </w:rPr>
-              <w:t xml:space="preserve">Critical</w:t>
+            <w:shd w:fill="D1E7DD" w:color="auto" w:val="clear"/>
+            <w:tcMar>
+              <w:top w:type="dxa" w:w="80"/>
+              <w:left w:type="dxa" w:w="120"/>
+              <w:bottom w:type="dxa" w:w="80"/>
+              <w:right w:type="dxa" w:w="120"/>
+            </w:tcMar>
+          </w:tcPr>
+          <w:p>
+            <w:pPr>
+              <w:spacing w:after="0" w:line="260"/>
+              <w:jc w:val="center"/>
+            </w:pPr>
+            <w:r>
+              <w:rPr>
+                <w:rFonts w:ascii="Calibri" w:cs="Calibri" w:eastAsia="Calibri" w:hAnsi="Calibri"/>
+                <w:b/>
+                <w:bCs/>
+                <w:color w:val="0F5132"/>
+                <w:sz w:val="19"/>
+                <w:szCs w:val="19"/>
+              </w:rPr>
+              <w:t xml:space="preserve">Done</w:t>
             </w:r>
           </w:p>
         </w:tc>
@@ -10136,7 +10273,7 @@
                 <w:sz w:val="19"/>
                 <w:szCs w:val="19"/>
               </w:rPr>
-              <w:t xml:space="preserve">Unset SETUP_SECRET once the admin account exists</w:t>
+              <w:t xml:space="preserve">Unset SETUP_SECRET once the admin account exists — DONE IN CODE</w:t>
             </w:r>
           </w:p>
         </w:tc>
@@ -10161,36 +10298,36 @@
                 <w:sz w:val="19"/>
                 <w:szCs w:val="19"/>
               </w:rPr>
-              <w:t xml:space="preserve">It gates a service-role write endpoint. Leaving it set after bootstrap leaves an unnecessary privileged path enabled.</w:t>
+              <w:t xml:space="preserve">Closed 13 August by removing the need for the manual step. /api/seed-admin now checks for an existing admin and answers 410 once one exists, failing closed if that check itself errors. Bootstrap is a once-ever operation, so after it the only correct answer is no. Unsetting the variable is still good hygiene and remains in the runbook, but forgetting it is no longer a hole — which matters across a handover, where whoever set the variable is not whoever operates the system.</w:t>
             </w:r>
           </w:p>
         </w:tc>
         <w:tc>
           <w:tcPr>
             <w:tcW w:type="dxa" w:w="1580"/>
-            <w:shd w:fill="FFE0CC" w:color="auto" w:val="clear"/>
-            <w:tcMar>
-              <w:top w:type="dxa" w:w="80"/>
-              <w:left w:type="dxa" w:w="120"/>
-              <w:bottom w:type="dxa" w:w="80"/>
-              <w:right w:type="dxa" w:w="120"/>
-            </w:tcMar>
-          </w:tcPr>
-          <w:p>
-            <w:pPr>
-              <w:spacing w:after="0" w:line="260"/>
-              <w:jc w:val="center"/>
-            </w:pPr>
-            <w:r>
-              <w:rPr>
-                <w:rFonts w:ascii="Calibri" w:cs="Calibri" w:eastAsia="Calibri" w:hAnsi="Calibri"/>
-                <w:b/>
-                <w:bCs/>
-                <w:color w:val="8A3D00"/>
-                <w:sz w:val="19"/>
-                <w:szCs w:val="19"/>
-              </w:rPr>
-              <w:t xml:space="preserve">High</w:t>
+            <w:shd w:fill="D1E7DD" w:color="auto" w:val="clear"/>
+            <w:tcMar>
+              <w:top w:type="dxa" w:w="80"/>
+              <w:left w:type="dxa" w:w="120"/>
+              <w:bottom w:type="dxa" w:w="80"/>
+              <w:right w:type="dxa" w:w="120"/>
+            </w:tcMar>
+          </w:tcPr>
+          <w:p>
+            <w:pPr>
+              <w:spacing w:after="0" w:line="260"/>
+              <w:jc w:val="center"/>
+            </w:pPr>
+            <w:r>
+              <w:rPr>
+                <w:rFonts w:ascii="Calibri" w:cs="Calibri" w:eastAsia="Calibri" w:hAnsi="Calibri"/>
+                <w:b/>
+                <w:bCs/>
+                <w:color w:val="0F5132"/>
+                <w:sz w:val="19"/>
+                <w:szCs w:val="19"/>
+              </w:rPr>
+              <w:t xml:space="preserve">Done</w:t>
             </w:r>
           </w:p>
         </w:tc>
@@ -10398,7 +10535,7 @@
                 <w:sz w:val="19"/>
                 <w:szCs w:val="19"/>
               </w:rPr>
-              <w:t xml:space="preserve">Add an admin action audit log</w:t>
+              <w:t xml:space="preserve">Add an admin action audit log — ALREADY DONE</w:t>
             </w:r>
           </w:p>
         </w:tc>
@@ -10423,36 +10560,36 @@
                 <w:sz w:val="19"/>
                 <w:szCs w:val="19"/>
               </w:rPr>
-              <w:t xml:space="preserve">Role changes, payout approvals and platform-fee edits should be attributable after the fact. Financial disputes are resolved from an audit trail. app_errors is the error sink, not an audit trail — this is a separate table with a separate write path.</w:t>
+              <w:t xml:space="preserve">Correction: this item was stale in the 12 August edition. recordAdminAction() exists and is wired into all four privileged write paths — payout completion, platform-fee settings, user role change and MFA enrolment — writing actor, action, target and before/after state to admin_audit_log, a dedicated table separate from app_errors. Both verified live on 13 August. (An earlier draft of this row said "payout approval"; there is no such route — completion is the money action.) No work outstanding.</w:t>
             </w:r>
           </w:p>
         </w:tc>
         <w:tc>
           <w:tcPr>
             <w:tcW w:type="dxa" w:w="1580"/>
-            <w:shd w:fill="FFF3CD" w:color="auto" w:val="clear"/>
-            <w:tcMar>
-              <w:top w:type="dxa" w:w="80"/>
-              <w:left w:type="dxa" w:w="120"/>
-              <w:bottom w:type="dxa" w:w="80"/>
-              <w:right w:type="dxa" w:w="120"/>
-            </w:tcMar>
-          </w:tcPr>
-          <w:p>
-            <w:pPr>
-              <w:spacing w:after="0" w:line="260"/>
-              <w:jc w:val="center"/>
-            </w:pPr>
-            <w:r>
-              <w:rPr>
-                <w:rFonts w:ascii="Calibri" w:cs="Calibri" w:eastAsia="Calibri" w:hAnsi="Calibri"/>
-                <w:b/>
-                <w:bCs/>
-                <w:color w:val="664D03"/>
-                <w:sz w:val="19"/>
-                <w:szCs w:val="19"/>
-              </w:rPr>
-              <w:t xml:space="preserve">Medium</w:t>
+            <w:shd w:fill="D1E7DD" w:color="auto" w:val="clear"/>
+            <w:tcMar>
+              <w:top w:type="dxa" w:w="80"/>
+              <w:left w:type="dxa" w:w="120"/>
+              <w:bottom w:type="dxa" w:w="80"/>
+              <w:right w:type="dxa" w:w="120"/>
+            </w:tcMar>
+          </w:tcPr>
+          <w:p>
+            <w:pPr>
+              <w:spacing w:after="0" w:line="260"/>
+              <w:jc w:val="center"/>
+            </w:pPr>
+            <w:r>
+              <w:rPr>
+                <w:rFonts w:ascii="Calibri" w:cs="Calibri" w:eastAsia="Calibri" w:hAnsi="Calibri"/>
+                <w:b/>
+                <w:bCs/>
+                <w:color w:val="0F5132"/>
+                <w:sz w:val="19"/>
+                <w:szCs w:val="19"/>
+              </w:rPr>
+              <w:t xml:space="preserve">Done</w:t>
             </w:r>
           </w:p>
         </w:tc>
@@ -10507,7 +10644,7 @@
                 <w:sz w:val="19"/>
                 <w:szCs w:val="19"/>
               </w:rPr>
-              <w:t xml:space="preserve">Schedule a dependency vulnerability scan</w:t>
+              <w:t xml:space="preserve">Schedule a dependency vulnerability scan — DONE</w:t>
             </w:r>
           </w:p>
         </w:tc>
@@ -10532,36 +10669,36 @@
                 <w:sz w:val="19"/>
                 <w:szCs w:val="19"/>
               </w:rPr>
-              <w:t xml:space="preserve">Advisories were cleared during the first cycle, but nothing re-checks them. Dependabot or npm audit in CI keeps that honest.</w:t>
+              <w:t xml:space="preserve">Closed 13 August. 'npm audit --audit-level=high' blocks CI, and .github/dependabot.yml proposes the upgrades weekly, grouped so the PR is small enough to actually be read — Next and the money/auth packages (Stripe, Supabase) isolated into their own PRs so those diffs are reviewed rather than skimmed.</w:t>
             </w:r>
           </w:p>
         </w:tc>
         <w:tc>
           <w:tcPr>
             <w:tcW w:type="dxa" w:w="1580"/>
-            <w:shd w:fill="E2E8DE" w:color="auto" w:val="clear"/>
-            <w:tcMar>
-              <w:top w:type="dxa" w:w="80"/>
-              <w:left w:type="dxa" w:w="120"/>
-              <w:bottom w:type="dxa" w:w="80"/>
-              <w:right w:type="dxa" w:w="120"/>
-            </w:tcMar>
-          </w:tcPr>
-          <w:p>
-            <w:pPr>
-              <w:spacing w:after="0" w:line="260"/>
-              <w:jc w:val="center"/>
-            </w:pPr>
-            <w:r>
-              <w:rPr>
-                <w:rFonts w:ascii="Calibri" w:cs="Calibri" w:eastAsia="Calibri" w:hAnsi="Calibri"/>
-                <w:b/>
-                <w:bCs/>
-                <w:color w:val="3F5142"/>
-                <w:sz w:val="19"/>
-                <w:szCs w:val="19"/>
-              </w:rPr>
-              <w:t xml:space="preserve">Low</w:t>
+            <w:shd w:fill="D1E7DD" w:color="auto" w:val="clear"/>
+            <w:tcMar>
+              <w:top w:type="dxa" w:w="80"/>
+              <w:left w:type="dxa" w:w="120"/>
+              <w:bottom w:type="dxa" w:w="80"/>
+              <w:right w:type="dxa" w:w="120"/>
+            </w:tcMar>
+          </w:tcPr>
+          <w:p>
+            <w:pPr>
+              <w:spacing w:after="0" w:line="260"/>
+              <w:jc w:val="center"/>
+            </w:pPr>
+            <w:r>
+              <w:rPr>
+                <w:rFonts w:ascii="Calibri" w:cs="Calibri" w:eastAsia="Calibri" w:hAnsi="Calibri"/>
+                <w:b/>
+                <w:bCs/>
+                <w:color w:val="0F5132"/>
+                <w:sz w:val="19"/>
+                <w:szCs w:val="19"/>
+              </w:rPr>
+              <w:t xml:space="preserve">Done</w:t>
             </w:r>
           </w:p>
         </w:tc>
@@ -10769,7 +10906,7 @@
                 <w:sz w:val="19"/>
                 <w:szCs w:val="19"/>
               </w:rPr>
-              <w:t xml:space="preserve">Add an end-to-end harness</w:t>
+              <w:t xml:space="preserve">Add an end-to-end harness — PARTLY DONE</w:t>
             </w:r>
           </w:p>
         </w:tc>
@@ -10794,36 +10931,36 @@
                 <w:sz w:val="19"/>
                 <w:szCs w:val="19"/>
               </w:rPr>
-              <w:t xml:space="preserve">Playwright is already available in this environment. Signup, purchase, picks, settlement and withdrawal are the journeys that must never silently break. Pairs with the 9.A test-mode money-path run.</w:t>
+              <w:t xml:space="preserve">Closed at the HTTP layer on 13 August: tests/e2e/smoke.test.ts runs black-box against a live deployment, asserting the CSP and nonce, clickjacking and sniffing headers, the health contract's two shapes, anonymous rejection on the money routes, CSRF refusal of a cross-origin state change, the 410 tombstones, and 404 on unknown API paths across every method. 13 of 13 pass against production at 268b3d6; it skips rather than fails without E2E_BASE_URL, so it can never become a green test that checks nothing. It found a real production defect on first run (Section 12). Still outstanding: the browser-level journeys — signup, purchase, picks, withdrawal — which need a driver and a seeded session, and the test-mode money path in 9.A.</w:t>
             </w:r>
           </w:p>
         </w:tc>
         <w:tc>
           <w:tcPr>
             <w:tcW w:type="dxa" w:w="1580"/>
-            <w:shd w:fill="FFE0CC" w:color="auto" w:val="clear"/>
-            <w:tcMar>
-              <w:top w:type="dxa" w:w="80"/>
-              <w:left w:type="dxa" w:w="120"/>
-              <w:bottom w:type="dxa" w:w="80"/>
-              <w:right w:type="dxa" w:w="120"/>
-            </w:tcMar>
-          </w:tcPr>
-          <w:p>
-            <w:pPr>
-              <w:spacing w:after="0" w:line="260"/>
-              <w:jc w:val="center"/>
-            </w:pPr>
-            <w:r>
-              <w:rPr>
-                <w:rFonts w:ascii="Calibri" w:cs="Calibri" w:eastAsia="Calibri" w:hAnsi="Calibri"/>
-                <w:b/>
-                <w:bCs/>
-                <w:color w:val="8A3D00"/>
-                <w:sz w:val="19"/>
-                <w:szCs w:val="19"/>
-              </w:rPr>
-              <w:t xml:space="preserve">High</w:t>
+            <w:shd w:fill="E2E8DE" w:color="auto" w:val="clear"/>
+            <w:tcMar>
+              <w:top w:type="dxa" w:w="80"/>
+              <w:left w:type="dxa" w:w="120"/>
+              <w:bottom w:type="dxa" w:w="80"/>
+              <w:right w:type="dxa" w:w="120"/>
+            </w:tcMar>
+          </w:tcPr>
+          <w:p>
+            <w:pPr>
+              <w:spacing w:after="0" w:line="260"/>
+              <w:jc w:val="center"/>
+            </w:pPr>
+            <w:r>
+              <w:rPr>
+                <w:rFonts w:ascii="Calibri" w:cs="Calibri" w:eastAsia="Calibri" w:hAnsi="Calibri"/>
+                <w:b/>
+                <w:bCs/>
+                <w:color w:val="3F5142"/>
+                <w:sz w:val="19"/>
+                <w:szCs w:val="19"/>
+              </w:rPr>
+              <w:t xml:space="preserve">Partly done</w:t>
             </w:r>
           </w:p>
         </w:tc>
@@ -11620,7 +11757,7 @@
                 <w:sz w:val="19"/>
                 <w:szCs w:val="19"/>
               </w:rPr>
-              <w:t xml:space="preserve">Uptime and health-check monitoring</w:t>
+              <w:t xml:space="preserve">Uptime and health-check monitoring — DONE</w:t>
             </w:r>
           </w:p>
         </w:tc>
@@ -11645,36 +11782,36 @@
                 <w:sz w:val="19"/>
                 <w:szCs w:val="19"/>
               </w:rPr>
-              <w:t xml:space="preserve">Nothing currently detects that the site is down or a cron stopped firing. Vercel's cron dashboard shows history but does not page anyone.</w:t>
+              <w:t xml:space="preserve">Closed 13 August. /api/health answers with a status code any monitor can watch without credentials, and never reveals which component failed unless the caller holds CRON_SECRET — a public health endpoint is a reconnaissance surface during an outage. Degraded-but-serving conditions (notably the in-memory rate-limit fallback) report 200/degraded rather than 503, so the pager stays credible. Point an external monitor at it. (OPS-3, 9.E)</w:t>
             </w:r>
           </w:p>
         </w:tc>
         <w:tc>
           <w:tcPr>
             <w:tcW w:type="dxa" w:w="1580"/>
-            <w:shd w:fill="FFE0CC" w:color="auto" w:val="clear"/>
-            <w:tcMar>
-              <w:top w:type="dxa" w:w="80"/>
-              <w:left w:type="dxa" w:w="120"/>
-              <w:bottom w:type="dxa" w:w="80"/>
-              <w:right w:type="dxa" w:w="120"/>
-            </w:tcMar>
-          </w:tcPr>
-          <w:p>
-            <w:pPr>
-              <w:spacing w:after="0" w:line="260"/>
-              <w:jc w:val="center"/>
-            </w:pPr>
-            <w:r>
-              <w:rPr>
-                <w:rFonts w:ascii="Calibri" w:cs="Calibri" w:eastAsia="Calibri" w:hAnsi="Calibri"/>
-                <w:b/>
-                <w:bCs/>
-                <w:color w:val="8A3D00"/>
-                <w:sz w:val="19"/>
-                <w:szCs w:val="19"/>
-              </w:rPr>
-              <w:t xml:space="preserve">High</w:t>
+            <w:shd w:fill="D1E7DD" w:color="auto" w:val="clear"/>
+            <w:tcMar>
+              <w:top w:type="dxa" w:w="80"/>
+              <w:left w:type="dxa" w:w="120"/>
+              <w:bottom w:type="dxa" w:w="80"/>
+              <w:right w:type="dxa" w:w="120"/>
+            </w:tcMar>
+          </w:tcPr>
+          <w:p>
+            <w:pPr>
+              <w:spacing w:after="0" w:line="260"/>
+              <w:jc w:val="center"/>
+            </w:pPr>
+            <w:r>
+              <w:rPr>
+                <w:rFonts w:ascii="Calibri" w:cs="Calibri" w:eastAsia="Calibri" w:hAnsi="Calibri"/>
+                <w:b/>
+                <w:bCs/>
+                <w:color w:val="0F5132"/>
+                <w:sz w:val="19"/>
+                <w:szCs w:val="19"/>
+              </w:rPr>
+              <w:t xml:space="preserve">Done</w:t>
             </w:r>
           </w:p>
         </w:tc>
@@ -11729,7 +11866,7 @@
                 <w:sz w:val="19"/>
                 <w:szCs w:val="19"/>
               </w:rPr>
-              <w:t xml:space="preserve">Define support and dispute-resolution process</w:t>
+              <w:t xml:space="preserve">Guard the deployment pipeline itself — DONE</w:t>
             </w:r>
           </w:p>
         </w:tc>
@@ -11754,36 +11891,36 @@
                 <w:sz w:val="19"/>
                 <w:szCs w:val="19"/>
               </w:rPr>
-              <w:t xml:space="preserve">A player will contest a settlement result. Decide now who investigates, against what evidence, and who can authorise a correction — RUNBOOK.md §1.3 covers the mechanics; this is the org question.</w:t>
+              <w:t xml:space="preserve">New this cycle, and the reason everything above sat undeployed for a day. scripts/check-vercel-crons.ts blocks any sub-daily cron schedule in vercel.json and any unknown top-level key, both of which make Vercel refuse a deployment outright on the Hobby plan. scripts/check-migrations.ts blocks duplicate migration version prefixes. Both run in CI. See Section 12.</w:t>
             </w:r>
           </w:p>
         </w:tc>
         <w:tc>
           <w:tcPr>
             <w:tcW w:type="dxa" w:w="1580"/>
-            <w:shd w:fill="FFF3CD" w:color="auto" w:val="clear"/>
-            <w:tcMar>
-              <w:top w:type="dxa" w:w="80"/>
-              <w:left w:type="dxa" w:w="120"/>
-              <w:bottom w:type="dxa" w:w="80"/>
-              <w:right w:type="dxa" w:w="120"/>
-            </w:tcMar>
-          </w:tcPr>
-          <w:p>
-            <w:pPr>
-              <w:spacing w:after="0" w:line="260"/>
-              <w:jc w:val="center"/>
-            </w:pPr>
-            <w:r>
-              <w:rPr>
-                <w:rFonts w:ascii="Calibri" w:cs="Calibri" w:eastAsia="Calibri" w:hAnsi="Calibri"/>
-                <w:b/>
-                <w:bCs/>
-                <w:color w:val="664D03"/>
-                <w:sz w:val="19"/>
-                <w:szCs w:val="19"/>
-              </w:rPr>
-              <w:t xml:space="preserve">Medium</w:t>
+            <w:shd w:fill="D1E7DD" w:color="auto" w:val="clear"/>
+            <w:tcMar>
+              <w:top w:type="dxa" w:w="80"/>
+              <w:left w:type="dxa" w:w="120"/>
+              <w:bottom w:type="dxa" w:w="80"/>
+              <w:right w:type="dxa" w:w="120"/>
+            </w:tcMar>
+          </w:tcPr>
+          <w:p>
+            <w:pPr>
+              <w:spacing w:after="0" w:line="260"/>
+              <w:jc w:val="center"/>
+            </w:pPr>
+            <w:r>
+              <w:rPr>
+                <w:rFonts w:ascii="Calibri" w:cs="Calibri" w:eastAsia="Calibri" w:hAnsi="Calibri"/>
+                <w:b/>
+                <w:bCs/>
+                <w:color w:val="0F5132"/>
+                <w:sz w:val="19"/>
+                <w:szCs w:val="19"/>
+              </w:rPr>
+              <w:t xml:space="preserve">Done</w:t>
             </w:r>
           </w:p>
         </w:tc>
@@ -11838,7 +11975,7 @@
                 <w:sz w:val="19"/>
                 <w:szCs w:val="19"/>
               </w:rPr>
-              <w:t xml:space="preserve">Document the admin bootstrap and offboarding procedure</w:t>
+              <w:t xml:space="preserve">Define support and dispute-resolution process — DOCUMENTED</w:t>
             </w:r>
           </w:p>
         </w:tc>
@@ -11863,36 +12000,145 @@
                 <w:sz w:val="19"/>
                 <w:szCs w:val="19"/>
               </w:rPr>
-              <w:t xml:space="preserve">How an admin is created, and how access is fully revoked when someone leaves.</w:t>
+              <w:t xml:space="preserve">Closed 13 August as docs/RUNBOOK.md §6. Names the evidence in order of authority (pool_winners, then the user_transactions ledger, then pool_games/parlay_cards/card_picks to reconstruct scoring, then admin_audit_log and compliance_events) and the rules of engagement: never adjust a balance with raw SQL because it bypasses the ledger that resolves the next dispute; a settlement is only wrong if an input was wrong, so fix the input and re-run rather than hand-editing an outcome. Table names verified against the live database. What remains is purely organisational — WHO investigates and who may authorise a correction.</w:t>
             </w:r>
           </w:p>
         </w:tc>
         <w:tc>
           <w:tcPr>
             <w:tcW w:type="dxa" w:w="1580"/>
-            <w:shd w:fill="FFF3CD" w:color="auto" w:val="clear"/>
-            <w:tcMar>
-              <w:top w:type="dxa" w:w="80"/>
-              <w:left w:type="dxa" w:w="120"/>
-              <w:bottom w:type="dxa" w:w="80"/>
-              <w:right w:type="dxa" w:w="120"/>
-            </w:tcMar>
-          </w:tcPr>
-          <w:p>
-            <w:pPr>
-              <w:spacing w:after="0" w:line="260"/>
-              <w:jc w:val="center"/>
-            </w:pPr>
-            <w:r>
-              <w:rPr>
-                <w:rFonts w:ascii="Calibri" w:cs="Calibri" w:eastAsia="Calibri" w:hAnsi="Calibri"/>
-                <w:b/>
-                <w:bCs/>
-                <w:color w:val="664D03"/>
-                <w:sz w:val="19"/>
-                <w:szCs w:val="19"/>
-              </w:rPr>
-              <w:t xml:space="preserve">Medium</w:t>
+            <w:shd w:fill="D1E7DD" w:color="auto" w:val="clear"/>
+            <w:tcMar>
+              <w:top w:type="dxa" w:w="80"/>
+              <w:left w:type="dxa" w:w="120"/>
+              <w:bottom w:type="dxa" w:w="80"/>
+              <w:right w:type="dxa" w:w="120"/>
+            </w:tcMar>
+          </w:tcPr>
+          <w:p>
+            <w:pPr>
+              <w:spacing w:after="0" w:line="260"/>
+              <w:jc w:val="center"/>
+            </w:pPr>
+            <w:r>
+              <w:rPr>
+                <w:rFonts w:ascii="Calibri" w:cs="Calibri" w:eastAsia="Calibri" w:hAnsi="Calibri"/>
+                <w:b/>
+                <w:bCs/>
+                <w:color w:val="0F5132"/>
+                <w:sz w:val="19"/>
+                <w:szCs w:val="19"/>
+              </w:rPr>
+              <w:t xml:space="preserve">Done</w:t>
+            </w:r>
+          </w:p>
+        </w:tc>
+      </w:tr>
+      <w:tr>
+        <w:tc>
+          <w:tcPr>
+            <w:tcW w:type="dxa" w:w="420"/>
+            <w:tcMar>
+              <w:top w:type="dxa" w:w="80"/>
+              <w:left w:type="dxa" w:w="120"/>
+              <w:bottom w:type="dxa" w:w="80"/>
+              <w:right w:type="dxa" w:w="120"/>
+            </w:tcMar>
+          </w:tcPr>
+          <w:p>
+            <w:pPr>
+              <w:spacing w:after="0" w:line="260"/>
+              <w:jc w:val="center"/>
+            </w:pPr>
+            <w:r>
+              <w:rPr>
+                <w:rFonts w:ascii="Calibri" w:cs="Calibri" w:eastAsia="Calibri" w:hAnsi="Calibri"/>
+                <w:color w:val="1A1A1A"/>
+                <w:sz w:val="24"/>
+                <w:szCs w:val="24"/>
+              </w:rPr>
+              <w:t xml:space="preserve">☐</w:t>
+            </w:r>
+          </w:p>
+        </w:tc>
+        <w:tc>
+          <w:tcPr>
+            <w:tcW w:type="dxa" w:w="3300"/>
+            <w:tcMar>
+              <w:top w:type="dxa" w:w="80"/>
+              <w:left w:type="dxa" w:w="120"/>
+              <w:bottom w:type="dxa" w:w="80"/>
+              <w:right w:type="dxa" w:w="120"/>
+            </w:tcMar>
+          </w:tcPr>
+          <w:p>
+            <w:pPr>
+              <w:spacing w:after="0" w:line="260"/>
+            </w:pPr>
+            <w:r>
+              <w:rPr>
+                <w:rFonts w:ascii="Calibri" w:cs="Calibri" w:eastAsia="Calibri" w:hAnsi="Calibri"/>
+                <w:b/>
+                <w:bCs/>
+                <w:color w:val="1A1A1A"/>
+                <w:sz w:val="19"/>
+                <w:szCs w:val="19"/>
+              </w:rPr>
+              <w:t xml:space="preserve">Document the admin bootstrap and offboarding procedure — DOCUMENTED</w:t>
+            </w:r>
+          </w:p>
+        </w:tc>
+        <w:tc>
+          <w:tcPr>
+            <w:tcW w:type="dxa" w:w="4060"/>
+            <w:tcMar>
+              <w:top w:type="dxa" w:w="80"/>
+              <w:left w:type="dxa" w:w="120"/>
+              <w:bottom w:type="dxa" w:w="80"/>
+              <w:right w:type="dxa" w:w="120"/>
+            </w:tcMar>
+          </w:tcPr>
+          <w:p>
+            <w:pPr>
+              <w:spacing w:after="0" w:line="260"/>
+            </w:pPr>
+            <w:r>
+              <w:rPr>
+                <w:rFonts w:ascii="Calibri" w:cs="Calibri" w:eastAsia="Calibri" w:hAnsi="Calibri"/>
+                <w:color w:val="1A1A1A"/>
+                <w:sz w:val="19"/>
+                <w:szCs w:val="19"/>
+              </w:rPr>
+              <w:t xml:space="preserve">Closed 13 August as docs/RUNBOOK.md §5. Bootstrap is five steps ending in TOTP enrolment; offboarding is four, ordered so that demotion (which removes authority) comes first, then session revocation to close the window where a demoted admin still holds a role claim in an unexpired JWT, then TOTP factor removal, then an admin_audit_log review and secret rotation.</w:t>
+            </w:r>
+          </w:p>
+        </w:tc>
+        <w:tc>
+          <w:tcPr>
+            <w:tcW w:type="dxa" w:w="1580"/>
+            <w:shd w:fill="D1E7DD" w:color="auto" w:val="clear"/>
+            <w:tcMar>
+              <w:top w:type="dxa" w:w="80"/>
+              <w:left w:type="dxa" w:w="120"/>
+              <w:bottom w:type="dxa" w:w="80"/>
+              <w:right w:type="dxa" w:w="120"/>
+            </w:tcMar>
+          </w:tcPr>
+          <w:p>
+            <w:pPr>
+              <w:spacing w:after="0" w:line="260"/>
+              <w:jc w:val="center"/>
+            </w:pPr>
+            <w:r>
+              <w:rPr>
+                <w:rFonts w:ascii="Calibri" w:cs="Calibri" w:eastAsia="Calibri" w:hAnsi="Calibri"/>
+                <w:b/>
+                <w:bCs/>
+                <w:color w:val="0F5132"/>
+                <w:sz w:val="19"/>
+                <w:szCs w:val="19"/>
+              </w:rPr>
+              <w:t xml:space="preserve">Done</w:t>
             </w:r>
           </w:p>
         </w:tc>
@@ -21953,7 +22199,1380 @@
           <w:sz w:val="21"/>
           <w:szCs w:val="21"/>
         </w:rPr>
-        <w:t xml:space="preserve">Read together, the two cycles describe a system whose security model is sound, whose failure modes are instrumented and documented, and whose remaining work — Upstash provisioning, the live test-mode money-path run, and the admin MFA decision — requires accounts and decisions rather than code. Section 9.A is the launch gate, and it is now three items deep.</w:t>
+        <w:t xml:space="preserve">Read together, the cycles describe a system whose security model is sound and whose failure modes are instrumented and documented. What the 13 August verification added is the discovery that none of that had reached users, and that the most consequential remaining defects are configuration rather than code. Section 9.A is the launch gate; Section 12 records what verification found.</w:t>
+      </w:r>
+    </w:p>
+    <w:p>
+      <w:r>
+        <w:br w:type="page"/>
+      </w:r>
+    </w:p>
+    <w:p>
+      <w:pPr>
+        <w:pStyle w:val="Heading1"/>
+        <w:pBdr>
+          <w:bottom w:val="single" w:color="1F3864" w:sz="8" w:space="6"/>
+        </w:pBdr>
+        <w:spacing w:after="180" w:before="360"/>
+      </w:pPr>
+      <w:r>
+        <w:rPr>
+          <w:rFonts w:ascii="Calibri" w:cs="Calibri" w:eastAsia="Calibri" w:hAnsi="Calibri"/>
+          <w:b/>
+          <w:bCs/>
+          <w:color w:val="1F3864"/>
+          <w:sz w:val="32"/>
+          <w:szCs w:val="32"/>
+        </w:rPr>
+        <w:t xml:space="preserve">12.  Verification cycle — 13 August 2026</w:t>
+      </w:r>
+    </w:p>
+    <w:p>
+      <w:pPr>
+        <w:spacing w:after="120" w:line="276"/>
+      </w:pPr>
+      <w:r>
+        <w:rPr>
+          <w:rFonts w:ascii="Calibri" w:cs="Calibri" w:eastAsia="Calibri" w:hAnsi="Calibri"/>
+          <w:i/>
+          <w:iCs/>
+          <w:color w:val="1A1A1A"/>
+          <w:sz w:val="21"/>
+          <w:szCs w:val="21"/>
+        </w:rPr>
+        <w:t xml:space="preserve">This section records an independent re-check of the 12 August audit against the repository, the live Supabase project, the live Vercel project and the running production deployment. It was not a re-audit of the code, which the previous cycle covered. It asked a narrower and more uncomfortable question: is what the audit claims to have delivered actually true, and actually running?</w:t>
+      </w:r>
+    </w:p>
+    <w:p>
+      <w:pPr>
+        <w:spacing w:after="120" w:line="276"/>
+      </w:pPr>
+      <w:r>
+        <w:rPr>
+          <w:rFonts w:ascii="Calibri" w:cs="Calibri" w:eastAsia="Calibri" w:hAnsi="Calibri"/>
+          <w:color w:val="1A1A1A"/>
+          <w:sz w:val="21"/>
+          <w:szCs w:val="21"/>
+        </w:rPr>
+        <w:t xml:space="preserve">Three of the audit's conclusions did not survive contact with production. Two were wrong; one was catastrophic and had nothing to do with application code.</w:t>
+      </w:r>
+    </w:p>
+    <w:p>
+      <w:pPr>
+        <w:pStyle w:val="Heading2"/>
+        <w:spacing w:after="140" w:before="280"/>
+      </w:pPr>
+      <w:r>
+        <w:rPr>
+          <w:rFonts w:ascii="Calibri" w:cs="Calibri" w:eastAsia="Calibri" w:hAnsi="Calibri"/>
+          <w:b/>
+          <w:bCs/>
+          <w:color w:val="1F3864"/>
+          <w:sz w:val="26"/>
+          <w:szCs w:val="26"/>
+        </w:rPr>
+        <w:t xml:space="preserve">12.1  The remediation was never deployed</w:t>
+      </w:r>
+    </w:p>
+    <w:p>
+      <w:pPr>
+        <w:spacing w:after="120" w:line="276"/>
+      </w:pPr>
+      <w:r>
+        <w:rPr>
+          <w:rFonts w:ascii="Calibri" w:cs="Calibri" w:eastAsia="Calibri" w:hAnsi="Calibri"/>
+          <w:color w:val="1A1A1A"/>
+          <w:sz w:val="21"/>
+          <w:szCs w:val="21"/>
+        </w:rPr>
+        <w:t xml:space="preserve">The audit describes a compliance layer — age verification, jurisdiction restriction, self-exclusion, deposit limits, KYC thresholds, contest rules published as binding terms. All of it was written, reviewed, merged and green in CI. None of it was serving a single user.</w:t>
+      </w:r>
+    </w:p>
+    <w:p>
+      <w:pPr>
+        <w:spacing w:after="120" w:line="276"/>
+      </w:pPr>
+      <w:r>
+        <w:rPr>
+          <w:rFonts w:ascii="Calibri" w:cs="Calibri" w:eastAsia="Calibri" w:hAnsi="Calibri"/>
+          <w:color w:val="1A1A1A"/>
+          <w:sz w:val="21"/>
+          <w:szCs w:val="21"/>
+        </w:rPr>
+        <w:t xml:space="preserve">Vercel's deployment list ends at 5e9c344 on 12 August. The five commits after it produced no deployment record at all — not failed builds, no builds. Vercel had refused to create the deployment, which leaves no artefact to inspect in the dashboard and no failure for CI to report.</w:t>
+      </w:r>
+    </w:p>
+    <w:p>
+      <w:pPr>
+        <w:spacing w:after="120" w:line="276"/>
+      </w:pPr>
+      <w:r>
+        <w:rPr>
+          <w:rFonts w:ascii="Calibri" w:cs="Calibri" w:eastAsia="Calibri" w:hAnsi="Calibri"/>
+          <w:b/>
+          <w:bCs/>
+          <w:color w:val="1A1A1A"/>
+          <w:sz w:val="21"/>
+          <w:szCs w:val="21"/>
+        </w:rPr>
+        <w:t xml:space="preserve">Cause. </w:t>
+      </w:r>
+      <w:r>
+        <w:rPr>
+          <w:rFonts w:ascii="Calibri" w:cs="Calibri" w:eastAsia="Calibri" w:hAnsi="Calibri"/>
+          <w:color w:val="1A1A1A"/>
+          <w:sz w:val="21"/>
+          <w:szCs w:val="21"/>
+        </w:rPr>
+        <w:t xml:space="preserve">This project is on the Vercel Hobby plan, where cron schedules are day-granularity. A sub-daily expression is not clamped, warned about or ignored — the deployment is refused. Commit 662c420 had known this and said so explicitly in its message, choosing </w:t>
+      </w:r>
+      <w:r>
+        <w:rPr>
+          <w:rFonts w:ascii="Consolas" w:cs="Consolas" w:eastAsia="Consolas" w:hAnsi="Consolas"/>
+          <w:color w:val="1A1A1A"/>
+          <w:sz w:val="21"/>
+          <w:szCs w:val="21"/>
+        </w:rPr>
+        <w:t xml:space="preserve">0 8 * * *</w:t>
+      </w:r>
+      <w:r>
+        <w:rPr>
+          <w:rFonts w:ascii="Calibri" w:cs="Calibri" w:eastAsia="Calibri" w:hAnsi="Calibri"/>
+          <w:color w:val="1A1A1A"/>
+          <w:sz w:val="21"/>
+          <w:szCs w:val="21"/>
+        </w:rPr>
+        <w:t xml:space="preserve"> deliberately and putting the frequent cadence in GitHub Actions. Commit 7e0bf34 then changed settlement to </w:t>
+      </w:r>
+      <w:r>
+        <w:rPr>
+          <w:rFonts w:ascii="Consolas" w:cs="Consolas" w:eastAsia="Consolas" w:hAnsi="Consolas"/>
+          <w:color w:val="1A1A1A"/>
+          <w:sz w:val="21"/>
+          <w:szCs w:val="21"/>
+        </w:rPr>
+        <w:t xml:space="preserve">0 * * * *</w:t>
+      </w:r>
+      <w:r>
+        <w:rPr>
+          <w:rFonts w:ascii="Calibri" w:cs="Calibri" w:eastAsia="Calibri" w:hAnsi="Calibri"/>
+          <w:color w:val="1A1A1A"/>
+          <w:sz w:val="21"/>
+          <w:szCs w:val="21"/>
+        </w:rPr>
+        <w:t xml:space="preserve">, and deployments stopped from that commit onward.</w:t>
+      </w:r>
+    </w:p>
+    <w:p>
+      <w:pPr>
+        <w:spacing w:after="120" w:line="276"/>
+      </w:pPr>
+      <w:r>
+        <w:rPr>
+          <w:rFonts w:ascii="Calibri" w:cs="Calibri" w:eastAsia="Calibri" w:hAnsi="Calibri"/>
+          <w:color w:val="1A1A1A"/>
+          <w:sz w:val="21"/>
+          <w:szCs w:val="21"/>
+        </w:rPr>
+        <w:t xml:space="preserve">The failure mode is the dangerous part, not the mistake. Every signal a team normally trusts stayed green: CI passed, the branch merged, the dashboard showed a healthy production deployment — of eight-day-old code. Nothing anywhere reported that the last five merges had not shipped.</w:t>
+      </w:r>
+    </w:p>
+    <w:p>
+      <w:pPr>
+        <w:pStyle w:val="ListParagraph"/>
+        <w:numPr>
+          <w:ilvl w:val="0"/>
+          <w:numId w:val="2"/>
+        </w:numPr>
+        <w:spacing w:after="80" w:line="276"/>
+      </w:pPr>
+      <w:r>
+        <w:rPr>
+          <w:rFonts w:ascii="Calibri" w:cs="Calibri" w:eastAsia="Calibri" w:hAnsi="Calibri"/>
+          <w:sz w:val="21"/>
+          <w:szCs w:val="21"/>
+        </w:rPr>
+        <w:t xml:space="preserve">Fixed: vercel.json restored to day-granularity, the shape that deployed successfully for months. The 30-minute settlement cadence continues to come from .github/workflows/settle-pools.yml, as originally designed.</w:t>
+      </w:r>
+    </w:p>
+    <w:p>
+      <w:pPr>
+        <w:pStyle w:val="ListParagraph"/>
+        <w:numPr>
+          <w:ilvl w:val="0"/>
+          <w:numId w:val="2"/>
+        </w:numPr>
+        <w:spacing w:after="80" w:line="276"/>
+      </w:pPr>
+      <w:r>
+        <w:rPr>
+          <w:rFonts w:ascii="Calibri" w:cs="Calibri" w:eastAsia="Calibri" w:hAnsi="Calibri"/>
+          <w:sz w:val="21"/>
+          <w:szCs w:val="21"/>
+        </w:rPr>
+        <w:t xml:space="preserve">Guarded: scripts/check-vercel-crons.ts fails CI on any sub-daily schedule, and on any unknown top-level key — a "//" comment key in vercel.json is itself a deployment-refusing mistake, so the explanation lives in the script rather than the config. Verified in both directions against the exact configuration from 7e0bf34.</w:t>
+      </w:r>
+    </w:p>
+    <w:p>
+      <w:pPr>
+        <w:pStyle w:val="ListParagraph"/>
+        <w:numPr>
+          <w:ilvl w:val="0"/>
+          <w:numId w:val="2"/>
+        </w:numPr>
+        <w:spacing w:after="80" w:line="276"/>
+      </w:pPr>
+      <w:r>
+        <w:rPr>
+          <w:rFonts w:ascii="Calibri" w:cs="Calibri" w:eastAsia="Calibri" w:hAnsi="Calibri"/>
+          <w:sz w:val="21"/>
+          <w:szCs w:val="21"/>
+        </w:rPr>
+        <w:t xml:space="preserve">Result: production deployed and verified live at 268b3d6. /contest-rules, /responsible-gaming and /unavailable returned 200 for the first time.</w:t>
+      </w:r>
+    </w:p>
+    <w:p>
+      <w:pPr>
+        <w:pStyle w:val="Heading2"/>
+        <w:spacing w:after="140" w:before="280"/>
+      </w:pPr>
+      <w:r>
+        <w:rPr>
+          <w:rFonts w:ascii="Calibri" w:cs="Calibri" w:eastAsia="Calibri" w:hAnsi="Calibri"/>
+          <w:b/>
+          <w:bCs/>
+          <w:color w:val="1F3864"/>
+          <w:sz w:val="26"/>
+          <w:szCs w:val="26"/>
+        </w:rPr>
+        <w:t xml:space="preserve">12.2  SUPABASE_SERVICE_ROLE_KEY is unset in production</w:t>
+      </w:r>
+    </w:p>
+    <w:p>
+      <w:pPr>
+        <w:spacing w:after="120" w:line="276"/>
+      </w:pPr>
+      <w:r>
+        <w:rPr>
+          <w:rFonts w:ascii="Calibri" w:cs="Calibri" w:eastAsia="Calibri" w:hAnsi="Calibri"/>
+          <w:color w:val="1A1A1A"/>
+          <w:sz w:val="21"/>
+          <w:szCs w:val="21"/>
+        </w:rPr>
+        <w:t xml:space="preserve">The health probe built during this cycle reported config and database down within a minute of going live, while the site itself served normally. Vercel's runtime error history corroborates it independently and dates it: "[cron/settle] fatal: Missing SUPABASE_SERVICE_ROLE_KEY or NEXT_PUBLIC_SUPABASE_URL", first seen 5 August, recurring through 12 August.</w:t>
+      </w:r>
+    </w:p>
+    <w:p>
+      <w:pPr>
+        <w:spacing w:after="120" w:line="276"/>
+      </w:pPr>
+      <w:r>
+        <w:rPr>
+          <w:rFonts w:ascii="Calibri" w:cs="Calibri" w:eastAsia="Calibri" w:hAnsi="Calibri"/>
+          <w:color w:val="1A1A1A"/>
+          <w:sz w:val="21"/>
+          <w:szCs w:val="21"/>
+        </w:rPr>
+        <w:t xml:space="preserve">Every service-role path in production is therefore dead. Pool settlement cannot complete, and the Stripe webhook cannot fulfil a purchase — a user can be charged and receive nothing, which is precisely the failure the fulfilment code was written to prevent. The public site is unaffected, because it reads through the anon client. That asymmetry is why this survived eight days unnoticed and why it was invisible to every check that existed before this cycle.</w:t>
+      </w:r>
+    </w:p>
+    <w:p>
+      <w:pPr>
+        <w:spacing w:after="120" w:line="276"/>
+      </w:pPr>
+      <w:r>
+        <w:rPr>
+          <w:rFonts w:ascii="Calibri" w:cs="Calibri" w:eastAsia="Calibri" w:hAnsi="Calibri"/>
+          <w:color w:val="1A1A1A"/>
+          <w:sz w:val="21"/>
+          <w:szCs w:val="21"/>
+        </w:rPr>
+        <w:t xml:space="preserve">This is the single blocking item. It is a credential and must be set by an operator; it cannot be fixed in code.</w:t>
+      </w:r>
+    </w:p>
+    <w:p>
+      <w:pPr>
+        <w:pStyle w:val="Heading2"/>
+        <w:spacing w:after="140" w:before="280"/>
+      </w:pPr>
+      <w:r>
+        <w:rPr>
+          <w:rFonts w:ascii="Calibri" w:cs="Calibri" w:eastAsia="Calibri" w:hAnsi="Calibri"/>
+          <w:b/>
+          <w:bCs/>
+          <w:color w:val="1F3864"/>
+          <w:sz w:val="26"/>
+          <w:szCs w:val="26"/>
+        </w:rPr>
+        <w:t xml:space="preserve">12.3  Two audit claims corrected</w:t>
+      </w:r>
+    </w:p>
+    <w:p>
+      <w:pPr>
+        <w:spacing w:after="120" w:line="276"/>
+      </w:pPr>
+      <w:r>
+        <w:rPr>
+          <w:rFonts w:ascii="Calibri" w:cs="Calibri" w:eastAsia="Calibri" w:hAnsi="Calibri"/>
+          <w:color w:val="1A1A1A"/>
+          <w:sz w:val="21"/>
+          <w:szCs w:val="21"/>
+        </w:rPr>
+        <w:t xml:space="preserve">The audit reported that the duplicate migration-version collisions had caused migrations to be skipped in production. Direct inspection of the live database contradicts this: get_public_winners, claim_pool_payout and set_pool_transaction_fee all exist, and the legacy picks table is gone. Those changes had been applied by hand under different names, which is also why the remote ledger's version numbers do not correspond to the repository's filename prefixes at all.</w:t>
+      </w:r>
+    </w:p>
+    <w:p>
+      <w:pPr>
+        <w:spacing w:after="120" w:line="276"/>
+      </w:pPr>
+      <w:r>
+        <w:rPr>
+          <w:rFonts w:ascii="Calibri" w:cs="Calibri" w:eastAsia="Calibri" w:hAnsi="Calibri"/>
+          <w:color w:val="1A1A1A"/>
+          <w:sz w:val="21"/>
+          <w:szCs w:val="21"/>
+        </w:rPr>
+        <w:t xml:space="preserve">The collision is still a real defect — but its cost is a fresh provision, not the running system. A new environment built with supabase db push would silently skip three migrations and report success, then fail on the first grant it was missing. handover_hardening makes that concrete: it revokes on set_pool_transaction_fee(), created by the skipped final_audit_fixes, so a clean provision would error outright. Renumbered, and guarded in CI by scripts/check-migrations.ts.</w:t>
+      </w:r>
+    </w:p>
+    <w:p>
+      <w:pPr>
+        <w:spacing w:after="120" w:line="276"/>
+      </w:pPr>
+      <w:r>
+        <w:rPr>
+          <w:rFonts w:ascii="Calibri" w:cs="Calibri" w:eastAsia="Calibri" w:hAnsi="Calibri"/>
+          <w:color w:val="1A1A1A"/>
+          <w:sz w:val="21"/>
+          <w:szCs w:val="21"/>
+        </w:rPr>
+        <w:t xml:space="preserve">Separately, Section 9.B listed "add an admin action audit log" as outstanding. It was already implemented and wired into all four privileged routes. That entry was stale and is now corrected.</w:t>
+      </w:r>
+    </w:p>
+    <w:p>
+      <w:pPr>
+        <w:pStyle w:val="Heading2"/>
+        <w:spacing w:after="140" w:before="280"/>
+      </w:pPr>
+      <w:r>
+        <w:rPr>
+          <w:rFonts w:ascii="Calibri" w:cs="Calibri" w:eastAsia="Calibri" w:hAnsi="Calibri"/>
+          <w:b/>
+          <w:bCs/>
+          <w:color w:val="1F3864"/>
+          <w:sz w:val="26"/>
+          <w:szCs w:val="26"/>
+        </w:rPr>
+        <w:t xml:space="preserve">12.4  Defect found by the new smoke suite</w:t>
+      </w:r>
+    </w:p>
+    <w:p>
+      <w:pPr>
+        <w:spacing w:after="120" w:line="276"/>
+      </w:pPr>
+      <w:r>
+        <w:rPr>
+          <w:rFonts w:ascii="Calibri" w:cs="Calibri" w:eastAsia="Calibri" w:hAnsi="Calibri"/>
+          <w:color w:val="1A1A1A"/>
+          <w:sz w:val="21"/>
+          <w:szCs w:val="21"/>
+        </w:rPr>
+        <w:t xml:space="preserve">On its first run against production the suite found that Next's App Router answered an unmatched route with the not-found page carrying </w:t>
+      </w:r>
+      <w:r>
+        <w:rPr>
+          <w:rFonts w:ascii="Calibri" w:cs="Calibri" w:eastAsia="Calibri" w:hAnsi="Calibri"/>
+          <w:b/>
+          <w:bCs/>
+          <w:color w:val="1A1A1A"/>
+          <w:sz w:val="21"/>
+          <w:szCs w:val="21"/>
+        </w:rPr>
+        <w:t xml:space="preserve">HTTP 200</w:t>
+      </w:r>
+      <w:r>
+        <w:rPr>
+          <w:rFonts w:ascii="Calibri" w:cs="Calibri" w:eastAsia="Calibri" w:hAnsi="Calibri"/>
+          <w:color w:val="1A1A1A"/>
+          <w:sz w:val="21"/>
+          <w:szCs w:val="21"/>
+        </w:rPr>
+        <w:t xml:space="preserve"> for every method except GET. A client POSTing to a mistyped or renamed endpoint received res.ok === true and an HTML body where it expected JSON. Nothing was exposed and no action ran, but on an API that moves money "that endpoint does not exist" must not look like success — the same reasoning that made the retired card endpoints explicit 410s rather than deletions. Closed by an API catch-all returning 404 on every method; the 410 tombstones were re-verified as still winning.</w:t>
+      </w:r>
+    </w:p>
+    <w:p>
+      <w:pPr>
+        <w:pStyle w:val="Heading2"/>
+        <w:spacing w:after="140" w:before="280"/>
+      </w:pPr>
+      <w:r>
+        <w:rPr>
+          <w:rFonts w:ascii="Calibri" w:cs="Calibri" w:eastAsia="Calibri" w:hAnsi="Calibri"/>
+          <w:b/>
+          <w:bCs/>
+          <w:color w:val="1F3864"/>
+          <w:sz w:val="26"/>
+          <w:szCs w:val="26"/>
+        </w:rPr>
+        <w:t xml:space="preserve">12.5  Dependency upgrades</w:t>
+      </w:r>
+    </w:p>
+    <w:p>
+      <w:pPr>
+        <w:spacing w:after="120" w:line="276"/>
+      </w:pPr>
+      <w:r>
+        <w:rPr>
+          <w:rFonts w:ascii="Calibri" w:cs="Calibri" w:eastAsia="Calibri" w:hAnsi="Calibri"/>
+          <w:color w:val="1A1A1A"/>
+          <w:sz w:val="21"/>
+          <w:szCs w:val="21"/>
+        </w:rPr>
+        <w:t xml:space="preserve">The Dependabot configuration added this cycle immediately proposed five grouped upgrades, which were reviewed and merged with their breaking changes resolved rather than accepted blind. Merging them unmodified would have broken the build: Vercel's build of Dependabot's production-group branch failed outright.</w:t>
+      </w:r>
+    </w:p>
+    <w:p>
+      <w:pPr>
+        <w:pStyle w:val="ListParagraph"/>
+        <w:numPr>
+          <w:ilvl w:val="0"/>
+          <w:numId w:val="2"/>
+        </w:numPr>
+        <w:spacing w:after="80" w:line="276"/>
+      </w:pPr>
+      <w:r>
+        <w:rPr>
+          <w:rFonts w:ascii="Calibri" w:cs="Calibri" w:eastAsia="Calibri" w:hAnsi="Calibri"/>
+          <w:sz w:val="21"/>
+          <w:szCs w:val="21"/>
+        </w:rPr>
+        <w:t xml:space="preserve">zod 3 → 4: ZodError.errors renamed to .issues, and the errorMap option replaced by message, across the validation layer and seven money-path routes. The existing schema unit tests were the safety net and still pass.</w:t>
+      </w:r>
+    </w:p>
+    <w:p>
+      <w:pPr>
+        <w:pStyle w:val="ListParagraph"/>
+        <w:numPr>
+          <w:ilvl w:val="0"/>
+          <w:numId w:val="2"/>
+        </w:numPr>
+        <w:spacing w:after="80" w:line="276"/>
+      </w:pPr>
+      <w:r>
+        <w:rPr>
+          <w:rFonts w:ascii="Calibri" w:cs="Calibri" w:eastAsia="Calibri" w:hAnsi="Calibri"/>
+          <w:sz w:val="21"/>
+          <w:szCs w:val="21"/>
+        </w:rPr>
+        <w:t xml:space="preserve">stripe 20 → 22: the SDK types the pinned API version as a literal, so the stale pin failed typecheck rather than drifting silently. Moved to 2026-07-29.dahlia.</w:t>
+      </w:r>
+    </w:p>
+    <w:p>
+      <w:pPr>
+        <w:pStyle w:val="ListParagraph"/>
+        <w:numPr>
+          <w:ilvl w:val="0"/>
+          <w:numId w:val="2"/>
+        </w:numPr>
+        <w:spacing w:after="80" w:line="276"/>
+      </w:pPr>
+      <w:r>
+        <w:rPr>
+          <w:rFonts w:ascii="Calibri" w:cs="Calibri" w:eastAsia="Calibri" w:hAnsi="Calibri"/>
+          <w:sz w:val="21"/>
+          <w:szCs w:val="21"/>
+        </w:rPr>
+        <w:t xml:space="preserve">TypeScript 7 and ESLint 10 were REJECTED and held back: typescript-eslint does not support TS 7.0, and ESLint 10 breaks eslint-plugin-react inside eslint-config-next. Both would have disabled the lint gate entirely. Merged at TypeScript 6 and ESLint 9 instead, which pass.</w:t>
+      </w:r>
+    </w:p>
+    <w:p>
+      <w:pPr>
+        <w:pStyle w:val="ListParagraph"/>
+        <w:numPr>
+          <w:ilvl w:val="0"/>
+          <w:numId w:val="2"/>
+        </w:numPr>
+        <w:spacing w:after="80" w:line="276"/>
+      </w:pPr>
+      <w:r>
+        <w:rPr>
+          <w:rFonts w:ascii="Calibri" w:cs="Calibri" w:eastAsia="Calibri" w:hAnsi="Calibri"/>
+          <w:sz w:val="21"/>
+          <w:szCs w:val="21"/>
+        </w:rPr>
+        <w:t xml:space="preserve">react-hooks/set-state-in-effect became an error in the upgraded plugin, correctly flagging a cascading render in useIsMobile; rewritten on useSyncExternalStore, which is what matchMedia calls for.</w:t>
+      </w:r>
+    </w:p>
+    <w:p>
+      <w:pPr>
+        <w:pStyle w:val="Heading2"/>
+        <w:spacing w:after="140" w:before="280"/>
+      </w:pPr>
+      <w:r>
+        <w:rPr>
+          <w:rFonts w:ascii="Calibri" w:cs="Calibri" w:eastAsia="Calibri" w:hAnsi="Calibri"/>
+          <w:b/>
+          <w:bCs/>
+          <w:color w:val="1F3864"/>
+          <w:sz w:val="26"/>
+          <w:szCs w:val="26"/>
+        </w:rPr>
+        <w:t xml:space="preserve">12.6  Verification performed</w:t>
+      </w:r>
+    </w:p>
+    <w:p>
+      <w:pPr>
+        <w:spacing w:after="120" w:line="276"/>
+      </w:pPr>
+      <w:r>
+        <w:rPr>
+          <w:rFonts w:ascii="Calibri" w:cs="Calibri" w:eastAsia="Calibri" w:hAnsi="Calibri"/>
+          <w:color w:val="1A1A1A"/>
+          <w:sz w:val="21"/>
+          <w:szCs w:val="21"/>
+        </w:rPr>
+        <w:t xml:space="preserve">Every claim in this section was checked against a live system rather than inferred from the repository:</w:t>
+      </w:r>
+    </w:p>
+    <w:p>
+      <w:pPr>
+        <w:pStyle w:val="ListParagraph"/>
+        <w:numPr>
+          <w:ilvl w:val="0"/>
+          <w:numId w:val="2"/>
+        </w:numPr>
+        <w:spacing w:after="80" w:line="276"/>
+      </w:pPr>
+      <w:r>
+        <w:rPr>
+          <w:rFonts w:ascii="Calibri" w:cs="Calibri" w:eastAsia="Calibri" w:hAnsi="Calibri"/>
+          <w:sz w:val="21"/>
+          <w:szCs w:val="21"/>
+        </w:rPr>
+        <w:t xml:space="preserve">Live Supabase, queried directly: object existence for the allegedly-skipped migrations, the migration ledger, and RPC grants.</w:t>
+      </w:r>
+    </w:p>
+    <w:p>
+      <w:pPr>
+        <w:pStyle w:val="ListParagraph"/>
+        <w:numPr>
+          <w:ilvl w:val="0"/>
+          <w:numId w:val="2"/>
+        </w:numPr>
+        <w:spacing w:after="80" w:line="276"/>
+      </w:pPr>
+      <w:r>
+        <w:rPr>
+          <w:rFonts w:ascii="Calibri" w:cs="Calibri" w:eastAsia="Calibri" w:hAnsi="Calibri"/>
+          <w:sz w:val="21"/>
+          <w:szCs w:val="21"/>
+        </w:rPr>
+        <w:t xml:space="preserve">Live Vercel API: deployment records per commit, deployment states, and runtime error groups with first/last-seen timestamps.</w:t>
+      </w:r>
+    </w:p>
+    <w:p>
+      <w:pPr>
+        <w:pStyle w:val="ListParagraph"/>
+        <w:numPr>
+          <w:ilvl w:val="0"/>
+          <w:numId w:val="2"/>
+        </w:numPr>
+        <w:spacing w:after="80" w:line="276"/>
+      </w:pPr>
+      <w:r>
+        <w:rPr>
+          <w:rFonts w:ascii="Calibri" w:cs="Calibri" w:eastAsia="Calibri" w:hAnsi="Calibri"/>
+          <w:sz w:val="21"/>
+          <w:szCs w:val="21"/>
+        </w:rPr>
+        <w:t xml:space="preserve">Running production over HTTP: 13 of 13 smoke assertions pass at 268b3d6 — CSP with nonce and no unsafe-inline, frame-ancestors none, nosniff, the health contract's two shapes, anonymous rejection on four money routes, cross-origin CSRF refusal, both 410 tombstones, and 404 on unknown API paths across five methods.</w:t>
+      </w:r>
+    </w:p>
+    <w:p>
+      <w:pPr>
+        <w:pStyle w:val="ListParagraph"/>
+        <w:numPr>
+          <w:ilvl w:val="0"/>
+          <w:numId w:val="2"/>
+        </w:numPr>
+        <w:spacing w:after="80" w:line="276"/>
+      </w:pPr>
+      <w:r>
+        <w:rPr>
+          <w:rFonts w:ascii="Calibri" w:cs="Calibri" w:eastAsia="Calibri" w:hAnsi="Calibri"/>
+          <w:sz w:val="21"/>
+          <w:szCs w:val="21"/>
+        </w:rPr>
+        <w:t xml:space="preserve">Local gate on every commit: typecheck, migration guard, cron guard, 34 unit tests, the 243-combination settlement sweep, lint, and next build.</w:t>
+      </w:r>
+    </w:p>
+    <w:p>
+      <w:pPr>
+        <w:spacing w:after="200"/>
+      </w:pPr>
+    </w:p>
+    <w:p>
+      <w:pPr>
+        <w:spacing w:after="120" w:line="276"/>
+      </w:pPr>
+      <w:r>
+        <w:rPr>
+          <w:rFonts w:ascii="Calibri" w:cs="Calibri" w:eastAsia="Calibri" w:hAnsi="Calibri"/>
+          <w:i/>
+          <w:iCs/>
+          <w:color w:val="1A1A1A"/>
+          <w:sz w:val="21"/>
+          <w:szCs w:val="21"/>
+        </w:rPr>
+        <w:t xml:space="preserve">What is NOT verified, and should not be read as covered: the money path has still never been run end to end against Stripe test-mode infrastructure (9.A), no browser-level journey test exists, and a successful interactive login was not exercised after the @supabase/ssr 0.5 → 0.12 upgrade — that upgrade changes session cookie handling and deserves one manual sign-in before launch.</w:t>
+      </w:r>
+    </w:p>
+    <w:p>
+      <w:r>
+        <w:br w:type="page"/>
+      </w:r>
+    </w:p>
+    <w:p>
+      <w:pPr>
+        <w:pStyle w:val="Heading1"/>
+        <w:pBdr>
+          <w:bottom w:val="single" w:color="1F3864" w:sz="8" w:space="6"/>
+        </w:pBdr>
+        <w:spacing w:after="180" w:before="360"/>
+      </w:pPr>
+      <w:r>
+        <w:rPr>
+          <w:rFonts w:ascii="Calibri" w:cs="Calibri" w:eastAsia="Calibri" w:hAnsi="Calibri"/>
+          <w:b/>
+          <w:bCs/>
+          <w:color w:val="1F3864"/>
+          <w:sz w:val="32"/>
+          <w:szCs w:val="32"/>
+        </w:rPr>
+        <w:t xml:space="preserve">13.  Handover state</w:t>
+      </w:r>
+    </w:p>
+    <w:p>
+      <w:pPr>
+        <w:spacing w:after="120" w:line="276"/>
+      </w:pPr>
+      <w:r>
+        <w:rPr>
+          <w:rFonts w:ascii="Calibri" w:cs="Calibri" w:eastAsia="Calibri" w:hAnsi="Calibri"/>
+          <w:i/>
+          <w:iCs/>
+          <w:color w:val="1A1A1A"/>
+          <w:sz w:val="21"/>
+          <w:szCs w:val="21"/>
+        </w:rPr>
+        <w:t xml:space="preserve">This section exists to answer one question without the reader having to reconstruct it from the checklists: what is left, and whose job is it? Everything that could be closed in code or configuration has been. What remains is credentials, an accounting of real processors, and legal advice — none of which can be written into a repository.</w:t>
+      </w:r>
+    </w:p>
+    <w:p>
+      <w:pPr>
+        <w:pStyle w:val="Heading2"/>
+        <w:spacing w:after="140" w:before="280"/>
+      </w:pPr>
+      <w:r>
+        <w:rPr>
+          <w:rFonts w:ascii="Calibri" w:cs="Calibri" w:eastAsia="Calibri" w:hAnsi="Calibri"/>
+          <w:b/>
+          <w:bCs/>
+          <w:color w:val="1F3864"/>
+          <w:sz w:val="26"/>
+          <w:szCs w:val="26"/>
+        </w:rPr>
+        <w:t xml:space="preserve">13.1  What the client must do</w:t>
+      </w:r>
+    </w:p>
+    <w:p>
+      <w:pPr>
+        <w:spacing w:after="120" w:line="276"/>
+      </w:pPr>
+      <w:r>
+        <w:rPr>
+          <w:rFonts w:ascii="Calibri" w:cs="Calibri" w:eastAsia="Calibri" w:hAnsi="Calibri"/>
+          <w:color w:val="1A1A1A"/>
+          <w:sz w:val="21"/>
+          <w:szCs w:val="21"/>
+        </w:rPr>
+        <w:t xml:space="preserve">This is the whole technical handover. Nothing here needs an engineer.</w:t>
+      </w:r>
+    </w:p>
+    <w:tbl>
+      <w:tblPr>
+        <w:tblW w:type="dxa" w:w="9360"/>
+        <w:tblBorders>
+          <w:top w:val="single" w:color="C9CFD9" w:sz="4"/>
+          <w:left w:val="single" w:color="C9CFD9" w:sz="4"/>
+          <w:bottom w:val="single" w:color="C9CFD9" w:sz="4"/>
+          <w:right w:val="single" w:color="C9CFD9" w:sz="4"/>
+          <w:insideH w:val="single" w:color="C9CFD9" w:sz="4"/>
+          <w:insideV w:val="single" w:color="C9CFD9" w:sz="4"/>
+        </w:tblBorders>
+      </w:tblPr>
+      <w:tblGrid>
+        <w:gridCol w:w="2600"/>
+        <w:gridCol w:w="6760"/>
+      </w:tblGrid>
+      <w:tr>
+        <w:tc>
+          <w:tcPr>
+            <w:tcW w:type="dxa" w:w="2600"/>
+            <w:shd w:fill="F2F5F9" w:color="auto" w:val="clear"/>
+            <w:tcMar>
+              <w:top w:type="dxa" w:w="80"/>
+              <w:left w:type="dxa" w:w="120"/>
+              <w:bottom w:type="dxa" w:w="80"/>
+              <w:right w:type="dxa" w:w="120"/>
+            </w:tcMar>
+          </w:tcPr>
+          <w:p>
+            <w:pPr>
+              <w:spacing w:after="0" w:line="260"/>
+            </w:pPr>
+            <w:r>
+              <w:rPr>
+                <w:rFonts w:ascii="Calibri" w:cs="Calibri" w:eastAsia="Calibri" w:hAnsi="Calibri"/>
+                <w:b/>
+                <w:bCs/>
+                <w:color w:val="1A1A1A"/>
+                <w:sz w:val="19"/>
+                <w:szCs w:val="19"/>
+              </w:rPr>
+              <w:t xml:space="preserve">1. Wire the real keys</w:t>
+            </w:r>
+          </w:p>
+        </w:tc>
+        <w:tc>
+          <w:tcPr>
+            <w:tcW w:type="dxa" w:w="6760"/>
+            <w:tcMar>
+              <w:top w:type="dxa" w:w="80"/>
+              <w:left w:type="dxa" w:w="120"/>
+              <w:bottom w:type="dxa" w:w="80"/>
+              <w:right w:type="dxa" w:w="120"/>
+            </w:tcMar>
+          </w:tcPr>
+          <w:p>
+            <w:pPr>
+              <w:spacing w:after="0" w:line="260"/>
+            </w:pPr>
+            <w:r>
+              <w:rPr>
+                <w:rFonts w:ascii="Calibri" w:cs="Calibri" w:eastAsia="Calibri" w:hAnsi="Calibri"/>
+                <w:color w:val="1A1A1A"/>
+                <w:sz w:val="19"/>
+                <w:szCs w:val="19"/>
+              </w:rPr>
+              <w:t xml:space="preserve">Set the production credentials on Vercel: SUPABASE_SERVICE_ROLE_KEY, STRIPE_SECRET_KEY, NEXT_PUBLIC_STRIPE_PUBLISHABLE_KEY, STRIPE_WEBHOOK_SECRET, PAYPAL_MODE=live plus PayPal client id/secret, CRON_SECRET, and the two Upstash variables. docs/RUNBOOK.md §3 is the table, with where each value comes from and what breaks without it.</w:t>
+            </w:r>
+          </w:p>
+        </w:tc>
+      </w:tr>
+      <w:tr>
+        <w:tc>
+          <w:tcPr>
+            <w:tcW w:type="dxa" w:w="2600"/>
+            <w:shd w:fill="F2F5F9" w:color="auto" w:val="clear"/>
+            <w:tcMar>
+              <w:top w:type="dxa" w:w="80"/>
+              <w:left w:type="dxa" w:w="120"/>
+              <w:bottom w:type="dxa" w:w="80"/>
+              <w:right w:type="dxa" w:w="120"/>
+            </w:tcMar>
+          </w:tcPr>
+          <w:p>
+            <w:pPr>
+              <w:spacing w:after="0" w:line="260"/>
+            </w:pPr>
+            <w:r>
+              <w:rPr>
+                <w:rFonts w:ascii="Calibri" w:cs="Calibri" w:eastAsia="Calibri" w:hAnsi="Calibri"/>
+                <w:b/>
+                <w:bCs/>
+                <w:color w:val="1A1A1A"/>
+                <w:sz w:val="19"/>
+                <w:szCs w:val="19"/>
+              </w:rPr>
+              <w:t xml:space="preserve">2. Redeploy</w:t>
+            </w:r>
+          </w:p>
+        </w:tc>
+        <w:tc>
+          <w:tcPr>
+            <w:tcW w:type="dxa" w:w="6760"/>
+            <w:tcMar>
+              <w:top w:type="dxa" w:w="80"/>
+              <w:left w:type="dxa" w:w="120"/>
+              <w:bottom w:type="dxa" w:w="80"/>
+              <w:right w:type="dxa" w:w="120"/>
+            </w:tcMar>
+          </w:tcPr>
+          <w:p>
+            <w:pPr>
+              <w:spacing w:after="0" w:line="260"/>
+            </w:pPr>
+            <w:r>
+              <w:rPr>
+                <w:rFonts w:ascii="Calibri" w:cs="Calibri" w:eastAsia="Calibri" w:hAnsi="Calibri"/>
+                <w:color w:val="1A1A1A"/>
+                <w:sz w:val="19"/>
+                <w:szCs w:val="19"/>
+              </w:rPr>
+              <w:t xml:space="preserve">Vercel snapshots environment variables into a deployment. Adding a variable changes nothing until a new build exists. This step is missed constantly — it is the reason the service-role key appeared not to work on 13 August.</w:t>
+            </w:r>
+          </w:p>
+        </w:tc>
+      </w:tr>
+      <w:tr>
+        <w:tc>
+          <w:tcPr>
+            <w:tcW w:type="dxa" w:w="2600"/>
+            <w:shd w:fill="F2F5F9" w:color="auto" w:val="clear"/>
+            <w:tcMar>
+              <w:top w:type="dxa" w:w="80"/>
+              <w:left w:type="dxa" w:w="120"/>
+              <w:bottom w:type="dxa" w:w="80"/>
+              <w:right w:type="dxa" w:w="120"/>
+            </w:tcMar>
+          </w:tcPr>
+          <w:p>
+            <w:pPr>
+              <w:spacing w:after="0" w:line="260"/>
+            </w:pPr>
+            <w:r>
+              <w:rPr>
+                <w:rFonts w:ascii="Calibri" w:cs="Calibri" w:eastAsia="Calibri" w:hAnsi="Calibri"/>
+                <w:b/>
+                <w:bCs/>
+                <w:color w:val="1A1A1A"/>
+                <w:sz w:val="19"/>
+                <w:szCs w:val="19"/>
+              </w:rPr>
+              <w:t xml:space="preserve">3. Mirror CRON_SECRET into GitHub</w:t>
+            </w:r>
+          </w:p>
+        </w:tc>
+        <w:tc>
+          <w:tcPr>
+            <w:tcW w:type="dxa" w:w="6760"/>
+            <w:tcMar>
+              <w:top w:type="dxa" w:w="80"/>
+              <w:left w:type="dxa" w:w="120"/>
+              <w:bottom w:type="dxa" w:w="80"/>
+              <w:right w:type="dxa" w:w="120"/>
+            </w:tcMar>
+          </w:tcPr>
+          <w:p>
+            <w:pPr>
+              <w:spacing w:after="0" w:line="260"/>
+            </w:pPr>
+            <w:r>
+              <w:rPr>
+                <w:rFonts w:ascii="Calibri" w:cs="Calibri" w:eastAsia="Calibri" w:hAnsi="Calibri"/>
+                <w:color w:val="1A1A1A"/>
+                <w:sz w:val="19"/>
+                <w:szCs w:val="19"/>
+              </w:rPr>
+              <w:t xml:space="preserve">The same value must also exist as a GitHub Actions secret. Without it settle-pools.yml and alert.yml SKIP and still report success — a green workflow doing nothing.</w:t>
+            </w:r>
+          </w:p>
+        </w:tc>
+      </w:tr>
+      <w:tr>
+        <w:tc>
+          <w:tcPr>
+            <w:tcW w:type="dxa" w:w="2600"/>
+            <w:shd w:fill="F2F5F9" w:color="auto" w:val="clear"/>
+            <w:tcMar>
+              <w:top w:type="dxa" w:w="80"/>
+              <w:left w:type="dxa" w:w="120"/>
+              <w:bottom w:type="dxa" w:w="80"/>
+              <w:right w:type="dxa" w:w="120"/>
+            </w:tcMar>
+          </w:tcPr>
+          <w:p>
+            <w:pPr>
+              <w:spacing w:after="0" w:line="260"/>
+            </w:pPr>
+            <w:r>
+              <w:rPr>
+                <w:rFonts w:ascii="Calibri" w:cs="Calibri" w:eastAsia="Calibri" w:hAnsi="Calibri"/>
+                <w:b/>
+                <w:bCs/>
+                <w:color w:val="1A1A1A"/>
+                <w:sz w:val="19"/>
+                <w:szCs w:val="19"/>
+              </w:rPr>
+              <w:t xml:space="preserve">4. Check one URL</w:t>
+            </w:r>
+          </w:p>
+        </w:tc>
+        <w:tc>
+          <w:tcPr>
+            <w:tcW w:type="dxa" w:w="6760"/>
+            <w:tcMar>
+              <w:top w:type="dxa" w:w="80"/>
+              <w:left w:type="dxa" w:w="120"/>
+              <w:bottom w:type="dxa" w:w="80"/>
+              <w:right w:type="dxa" w:w="120"/>
+            </w:tcMar>
+          </w:tcPr>
+          <w:p>
+            <w:pPr>
+              <w:spacing w:after="0" w:line="260"/>
+            </w:pPr>
+            <w:r>
+              <w:rPr>
+                <w:rFonts w:ascii="Calibri" w:cs="Calibri" w:eastAsia="Calibri" w:hAnsi="Calibri"/>
+                <w:color w:val="1A1A1A"/>
+                <w:sz w:val="19"/>
+                <w:szCs w:val="19"/>
+              </w:rPr>
+              <w:t xml:space="preserve">curl -H "Authorization: Bearer $CRON_SECRET" https://&lt;domain&gt;/api/health — returns a component-by-component breakdown naming every unset variable and what it costs. Work the list until status reads "ok". This is the readiness test; it needs no engineer to interpret.</w:t>
+            </w:r>
+          </w:p>
+        </w:tc>
+      </w:tr>
+      <w:tr>
+        <w:tc>
+          <w:tcPr>
+            <w:tcW w:type="dxa" w:w="2600"/>
+            <w:shd w:fill="F2F5F9" w:color="auto" w:val="clear"/>
+            <w:tcMar>
+              <w:top w:type="dxa" w:w="80"/>
+              <w:left w:type="dxa" w:w="120"/>
+              <w:bottom w:type="dxa" w:w="80"/>
+              <w:right w:type="dxa" w:w="120"/>
+            </w:tcMar>
+          </w:tcPr>
+          <w:p>
+            <w:pPr>
+              <w:spacing w:after="0" w:line="260"/>
+            </w:pPr>
+            <w:r>
+              <w:rPr>
+                <w:rFonts w:ascii="Calibri" w:cs="Calibri" w:eastAsia="Calibri" w:hAnsi="Calibri"/>
+                <w:b/>
+                <w:bCs/>
+                <w:color w:val="1A1A1A"/>
+                <w:sz w:val="19"/>
+                <w:szCs w:val="19"/>
+              </w:rPr>
+              <w:t xml:space="preserve">5. Run the money path in test mode</w:t>
+            </w:r>
+          </w:p>
+        </w:tc>
+        <w:tc>
+          <w:tcPr>
+            <w:tcW w:type="dxa" w:w="6760"/>
+            <w:tcMar>
+              <w:top w:type="dxa" w:w="80"/>
+              <w:left w:type="dxa" w:w="120"/>
+              <w:bottom w:type="dxa" w:w="80"/>
+              <w:right w:type="dxa" w:w="120"/>
+            </w:tcMar>
+          </w:tcPr>
+          <w:p>
+            <w:pPr>
+              <w:spacing w:after="0" w:line="260"/>
+            </w:pPr>
+            <w:r>
+              <w:rPr>
+                <w:rFonts w:ascii="Calibri" w:cs="Calibri" w:eastAsia="Calibri" w:hAnsi="Calibri"/>
+                <w:color w:val="1A1A1A"/>
+                <w:sz w:val="19"/>
+                <w:szCs w:val="19"/>
+              </w:rPr>
+              <w:t xml:space="preserve">Purchase → webhook → card → picks → settlement → balance credit → payout, including a deliberately duplicated webhook delivery to prove idempotency under real conditions. This is BE-10 and it is the one item that genuinely cannot be closed without live processor credentials.</w:t>
+            </w:r>
+          </w:p>
+        </w:tc>
+      </w:tr>
+    </w:tbl>
+    <w:p>
+      <w:pPr>
+        <w:pStyle w:val="Heading2"/>
+        <w:spacing w:after="140" w:before="280"/>
+      </w:pPr>
+      <w:r>
+        <w:rPr>
+          <w:rFonts w:ascii="Calibri" w:cs="Calibri" w:eastAsia="Calibri" w:hAnsi="Calibri"/>
+          <w:b/>
+          <w:bCs/>
+          <w:color w:val="1F3864"/>
+          <w:sz w:val="26"/>
+          <w:szCs w:val="26"/>
+        </w:rPr>
+        <w:t xml:space="preserve">13.2  Not code, and not the client's engineer either</w:t>
+      </w:r>
+    </w:p>
+    <w:p>
+      <w:pPr>
+        <w:spacing w:after="120" w:line="276"/>
+      </w:pPr>
+      <w:r>
+        <w:rPr>
+          <w:rFonts w:ascii="Calibri" w:cs="Calibri" w:eastAsia="Calibri" w:hAnsi="Calibri"/>
+          <w:color w:val="1A1A1A"/>
+          <w:sz w:val="21"/>
+          <w:szCs w:val="21"/>
+        </w:rPr>
+        <w:t xml:space="preserve">These are decisions and approvals. They gate launch but no amount of engineering closes them:</w:t>
+      </w:r>
+    </w:p>
+    <w:p>
+      <w:pPr>
+        <w:pStyle w:val="ListParagraph"/>
+        <w:numPr>
+          <w:ilvl w:val="0"/>
+          <w:numId w:val="2"/>
+        </w:numPr>
+        <w:spacing w:after="80" w:line="276"/>
+      </w:pPr>
+      <w:r>
+        <w:rPr>
+          <w:rFonts w:ascii="Calibri" w:cs="Calibri" w:eastAsia="Calibri" w:hAnsi="Calibri"/>
+          <w:sz w:val="21"/>
+          <w:szCs w:val="21"/>
+        </w:rPr>
+        <w:t xml:space="preserve">A legal opinion on which jurisdictions the product may operate in, then setting jurisdiction_rules accordingly. The enforcement is built and tested; the rows are a deliberate placeholder. Applying counsel's answer is a data update, not a deploy. (LEG-1, Critical)</w:t>
+      </w:r>
+    </w:p>
+    <w:p>
+      <w:pPr>
+        <w:pStyle w:val="ListParagraph"/>
+        <w:numPr>
+          <w:ilvl w:val="0"/>
+          <w:numId w:val="2"/>
+        </w:numPr>
+        <w:spacing w:after="80" w:line="276"/>
+      </w:pPr>
+      <w:r>
+        <w:rPr>
+          <w:rFonts w:ascii="Calibri" w:cs="Calibri" w:eastAsia="Calibri" w:hAnsi="Calibri"/>
+          <w:sz w:val="21"/>
+          <w:szCs w:val="21"/>
+        </w:rPr>
+        <w:t xml:space="preserve">Written confirmation from Stripe and PayPal that they permit this use case. Both restrict contest and gambling-adjacent businesses; operating outside the agreed category risks account termination while holding player funds. (LEG-2)</w:t>
+      </w:r>
+    </w:p>
+    <w:p>
+      <w:pPr>
+        <w:pStyle w:val="ListParagraph"/>
+        <w:numPr>
+          <w:ilvl w:val="0"/>
+          <w:numId w:val="2"/>
+        </w:numPr>
+        <w:spacing w:after="80" w:line="276"/>
+      </w:pPr>
+      <w:r>
+        <w:rPr>
+          <w:rFonts w:ascii="Calibri" w:cs="Calibri" w:eastAsia="Calibri" w:hAnsi="Calibri"/>
+          <w:sz w:val="21"/>
+          <w:szCs w:val="21"/>
+        </w:rPr>
+        <w:t xml:space="preserve">Counsel review of the Terms, Privacy Policy and Contest Rules. The Contest Rules now describe the implementation accurately, which makes that review cheap — but accurate is not the same as compliant. (LEG-3, High)</w:t>
+      </w:r>
+    </w:p>
+    <w:p>
+      <w:pPr>
+        <w:pStyle w:val="ListParagraph"/>
+        <w:numPr>
+          <w:ilvl w:val="0"/>
+          <w:numId w:val="2"/>
+        </w:numPr>
+        <w:spacing w:after="80" w:line="276"/>
+      </w:pPr>
+      <w:r>
+        <w:rPr>
+          <w:rFonts w:ascii="Calibri" w:cs="Calibri" w:eastAsia="Calibri" w:hAnsi="Calibri"/>
+          <w:sz w:val="21"/>
+          <w:szCs w:val="21"/>
+        </w:rPr>
+        <w:t xml:space="preserve">Enabling PITR and rehearsing one restore. A dashboard toggle plus an hour; a daily snapshot alone can lose up to 24 hours of money movements. (DB-5)</w:t>
+      </w:r>
+    </w:p>
+    <w:p>
+      <w:pPr>
+        <w:pStyle w:val="Heading2"/>
+        <w:spacing w:after="140" w:before="280"/>
+      </w:pPr>
+      <w:r>
+        <w:rPr>
+          <w:rFonts w:ascii="Calibri" w:cs="Calibri" w:eastAsia="Calibri" w:hAnsi="Calibri"/>
+          <w:b/>
+          <w:bCs/>
+          <w:color w:val="1F3864"/>
+          <w:sz w:val="26"/>
+          <w:szCs w:val="26"/>
+        </w:rPr>
+        <w:t xml:space="preserve">13.3  Engineering work that remains</w:t>
+      </w:r>
+    </w:p>
+    <w:p>
+      <w:pPr>
+        <w:spacing w:after="120" w:line="276"/>
+      </w:pPr>
+      <w:r>
+        <w:rPr>
+          <w:rFonts w:ascii="Calibri" w:cs="Calibri" w:eastAsia="Calibri" w:hAnsi="Calibri"/>
+          <w:color w:val="1A1A1A"/>
+          <w:sz w:val="21"/>
+          <w:szCs w:val="21"/>
+        </w:rPr>
+        <w:t xml:space="preserve">Honestly stated rather than quietly dropped. None of it blocks launch; all of it would reduce risk:</w:t>
+      </w:r>
+    </w:p>
+    <w:p>
+      <w:pPr>
+        <w:pStyle w:val="ListParagraph"/>
+        <w:numPr>
+          <w:ilvl w:val="0"/>
+          <w:numId w:val="2"/>
+        </w:numPr>
+        <w:spacing w:after="80" w:line="276"/>
+      </w:pPr>
+      <w:r>
+        <w:rPr>
+          <w:rFonts w:ascii="Calibri" w:cs="Calibri" w:eastAsia="Calibri" w:hAnsi="Calibri"/>
+          <w:sz w:val="21"/>
+          <w:szCs w:val="21"/>
+        </w:rPr>
+        <w:t xml:space="preserve">Browser-level journey tests. The HTTP smoke suite covers the anonymous attack surface and runs against any deployment, but signup, purchase, picks and withdrawal are not driven through a real browser. (9.C, High)</w:t>
+      </w:r>
+    </w:p>
+    <w:p>
+      <w:pPr>
+        <w:pStyle w:val="ListParagraph"/>
+        <w:numPr>
+          <w:ilvl w:val="0"/>
+          <w:numId w:val="2"/>
+        </w:numPr>
+        <w:spacing w:after="80" w:line="276"/>
+      </w:pPr>
+      <w:r>
+        <w:rPr>
+          <w:rFonts w:ascii="Calibri" w:cs="Calibri" w:eastAsia="Calibri" w:hAnsi="Calibri"/>
+          <w:sz w:val="21"/>
+          <w:szCs w:val="21"/>
+        </w:rPr>
+        <w:t xml:space="preserve">Per-route test coverage beyond the shared guard layer. The guards are the highest-leverage seam and are pinned; per-route auth and ownership tests would catch wiring mistakes the guard tests structurally cannot. (9.C, Medium)</w:t>
+      </w:r>
+    </w:p>
+    <w:p>
+      <w:pPr>
+        <w:pStyle w:val="ListParagraph"/>
+        <w:numPr>
+          <w:ilvl w:val="0"/>
+          <w:numId w:val="2"/>
+        </w:numPr>
+        <w:spacing w:after="80" w:line="276"/>
+      </w:pPr>
+      <w:r>
+        <w:rPr>
+          <w:rFonts w:ascii="Calibri" w:cs="Calibri" w:eastAsia="Calibri" w:hAnsi="Calibri"/>
+          <w:sz w:val="21"/>
+          <w:szCs w:val="21"/>
+        </w:rPr>
+        <w:t xml:space="preserve">A manual screen-reader pass. 21 jsx-a11y rules block CI at error severity and 23 defects were fixed, but an automated floor is not a usability verdict. (9.D, Medium)</w:t>
+      </w:r>
+    </w:p>
+    <w:p>
+      <w:pPr>
+        <w:pStyle w:val="ListParagraph"/>
+        <w:numPr>
+          <w:ilvl w:val="0"/>
+          <w:numId w:val="2"/>
+        </w:numPr>
+        <w:spacing w:after="80" w:line="276"/>
+      </w:pPr>
+      <w:r>
+        <w:rPr>
+          <w:rFonts w:ascii="Calibri" w:cs="Calibri" w:eastAsia="Calibri" w:hAnsi="Calibri"/>
+          <w:sz w:val="21"/>
+          <w:szCs w:val="21"/>
+        </w:rPr>
+        <w:t xml:space="preserve">One interactive sign-in after the @supabase/ssr 0.5 → 0.12 upgrade, which changed session cookie handling. Anonymous rejection is verified; a successful login is not. (9.D, Medium)</w:t>
+      </w:r>
+    </w:p>
+    <w:p>
+      <w:pPr>
+        <w:pStyle w:val="ListParagraph"/>
+        <w:numPr>
+          <w:ilvl w:val="0"/>
+          <w:numId w:val="2"/>
+        </w:numPr>
+        <w:spacing w:after="80" w:line="276"/>
+      </w:pPr>
+      <w:r>
+        <w:rPr>
+          <w:rFonts w:ascii="Calibri" w:cs="Calibri" w:eastAsia="Calibri" w:hAnsi="Calibri"/>
+          <w:sz w:val="21"/>
+          <w:szCs w:val="21"/>
+        </w:rPr>
+        <w:t xml:space="preserve">A staging environment mirroring production, so money-path changes are exercised somewhere real first. (9.E, Medium)</w:t>
+      </w:r>
+    </w:p>
+    <w:p>
+      <w:pPr>
+        <w:pStyle w:val="Heading2"/>
+        <w:spacing w:after="140" w:before="280"/>
+      </w:pPr>
+      <w:r>
+        <w:rPr>
+          <w:rFonts w:ascii="Calibri" w:cs="Calibri" w:eastAsia="Calibri" w:hAnsi="Calibri"/>
+          <w:b/>
+          <w:bCs/>
+          <w:color w:val="1F3864"/>
+          <w:sz w:val="26"/>
+          <w:szCs w:val="26"/>
+        </w:rPr>
+        <w:t xml:space="preserve">13.4  What was closed for handover on 13 August</w:t>
+      </w:r>
+    </w:p>
+    <w:p>
+      <w:pPr>
+        <w:spacing w:after="120" w:line="276"/>
+      </w:pPr>
+      <w:r>
+        <w:rPr>
+          <w:rFonts w:ascii="Calibri" w:cs="Calibri" w:eastAsia="Calibri" w:hAnsi="Calibri"/>
+          <w:color w:val="1A1A1A"/>
+          <w:sz w:val="21"/>
+          <w:szCs w:val="21"/>
+        </w:rPr>
+        <w:t xml:space="preserve">Recorded so the client's engineer can see these are deliberate, not accidental:</w:t>
+      </w:r>
+    </w:p>
+    <w:p>
+      <w:pPr>
+        <w:pStyle w:val="ListParagraph"/>
+        <w:numPr>
+          <w:ilvl w:val="0"/>
+          <w:numId w:val="2"/>
+        </w:numPr>
+        <w:spacing w:after="80" w:line="276"/>
+      </w:pPr>
+      <w:r>
+        <w:rPr>
+          <w:rFonts w:ascii="Calibri" w:cs="Calibri" w:eastAsia="Calibri" w:hAnsi="Calibri"/>
+          <w:sz w:val="21"/>
+          <w:szCs w:val="21"/>
+        </w:rPr>
+        <w:t xml:space="preserve">Deployment pipeline unblocked and guarded — the reason none of the compliance layer had reached users. (Section 12.1)</w:t>
+      </w:r>
+    </w:p>
+    <w:p>
+      <w:pPr>
+        <w:pStyle w:val="ListParagraph"/>
+        <w:numPr>
+          <w:ilvl w:val="0"/>
+          <w:numId w:val="2"/>
+        </w:numPr>
+        <w:spacing w:after="80" w:line="276"/>
+      </w:pPr>
+      <w:r>
+        <w:rPr>
+          <w:rFonts w:ascii="Calibri" w:cs="Calibri" w:eastAsia="Calibri" w:hAnsi="Calibri"/>
+          <w:sz w:val="21"/>
+          <w:szCs w:val="21"/>
+        </w:rPr>
+        <w:t xml:space="preserve">Health and readiness probe, plus the error-digest pager. Severity is split deliberately: missing money-path credentials report degraded at HTTP 200, not 503, because a probe that screams through the whole provisioning period is one nobody reads on the day it matters. Core config failure and a genuinely unreachable database still return 503.</w:t>
+      </w:r>
+    </w:p>
+    <w:p>
+      <w:pPr>
+        <w:pStyle w:val="ListParagraph"/>
+        <w:numPr>
+          <w:ilvl w:val="0"/>
+          <w:numId w:val="2"/>
+        </w:numPr>
+        <w:spacing w:after="80" w:line="276"/>
+      </w:pPr>
+      <w:r>
+        <w:rPr>
+          <w:rFonts w:ascii="Calibri" w:cs="Calibri" w:eastAsia="Calibri" w:hAnsi="Calibri"/>
+          <w:sz w:val="21"/>
+          <w:szCs w:val="21"/>
+        </w:rPr>
+        <w:t xml:space="preserve">Admin MFA completed end to end — enforcement plus the enrolment screen that was stranded in an unmerged PR.</w:t>
+      </w:r>
+    </w:p>
+    <w:p>
+      <w:pPr>
+        <w:pStyle w:val="ListParagraph"/>
+        <w:numPr>
+          <w:ilvl w:val="0"/>
+          <w:numId w:val="2"/>
+        </w:numPr>
+        <w:spacing w:after="80" w:line="276"/>
+      </w:pPr>
+      <w:r>
+        <w:rPr>
+          <w:rFonts w:ascii="Calibri" w:cs="Calibri" w:eastAsia="Calibri" w:hAnsi="Calibri"/>
+          <w:sz w:val="21"/>
+          <w:szCs w:val="21"/>
+        </w:rPr>
+        <w:t xml:space="preserve">The bootstrap endpoint made self-disabling, removing a manual cleanup step that a handover would very likely have lost.</w:t>
+      </w:r>
+    </w:p>
+    <w:p>
+      <w:pPr>
+        <w:pStyle w:val="ListParagraph"/>
+        <w:numPr>
+          <w:ilvl w:val="0"/>
+          <w:numId w:val="2"/>
+        </w:numPr>
+        <w:spacing w:after="80" w:line="276"/>
+      </w:pPr>
+      <w:r>
+        <w:rPr>
+          <w:rFonts w:ascii="Calibri" w:cs="Calibri" w:eastAsia="Calibri" w:hAnsi="Calibri"/>
+          <w:sz w:val="21"/>
+          <w:szCs w:val="21"/>
+        </w:rPr>
+        <w:t xml:space="preserve">Dependency upgrades merged with their breaking changes resolved, and two that would have silently disabled the lint gate held back with the reason recorded in .github/dependabot.yml.</w:t>
+      </w:r>
+    </w:p>
+    <w:p>
+      <w:pPr>
+        <w:pStyle w:val="ListParagraph"/>
+        <w:numPr>
+          <w:ilvl w:val="0"/>
+          <w:numId w:val="2"/>
+        </w:numPr>
+        <w:spacing w:after="80" w:line="276"/>
+      </w:pPr>
+      <w:r>
+        <w:rPr>
+          <w:rFonts w:ascii="Calibri" w:cs="Calibri" w:eastAsia="Calibri" w:hAnsi="Calibri"/>
+          <w:sz w:val="21"/>
+          <w:szCs w:val="21"/>
+        </w:rPr>
+        <w:t xml:space="preserve">Support/dispute procedure and admin bootstrap/offboarding written into docs/RUNBOOK.md §§5–6, with every table name verified against the live database.</w:t>
+      </w:r>
+    </w:p>
+    <w:p>
+      <w:pPr>
+        <w:spacing w:after="200"/>
+      </w:pPr>
+    </w:p>
+    <w:p>
+      <w:pPr>
+        <w:spacing w:after="120" w:line="276"/>
+      </w:pPr>
+      <w:r>
+        <w:rPr>
+          <w:rFonts w:ascii="Calibri" w:cs="Calibri" w:eastAsia="Calibri" w:hAnsi="Calibri"/>
+          <w:i/>
+          <w:iCs/>
+          <w:color w:val="1A1A1A"/>
+          <w:sz w:val="21"/>
+          <w:szCs w:val="21"/>
+        </w:rPr>
+        <w:t xml:space="preserve">Summary for the handover meeting: the code is done. Wire the keys, redeploy, watch /api/health go green, run the money path once in test mode, and get counsel's answer on jurisdictions before taking a real deposit.</w:t>
       </w:r>
     </w:p>
     <w:sectPr>

--- a/Sports-Pool-Full-Stack-Audit.docx
+++ b/Sports-Pool-Full-Stack-Audit.docx
@@ -187,7 +187,7 @@
                 <w:sz w:val="19"/>
                 <w:szCs w:val="19"/>
               </w:rPr>
-              <w:t xml:space="preserve">268b3d6 (main) — verification cycle of 13 August 2026; original audit at 49d074e</w:t>
+              <w:t xml:space="preserve">ab645a7 (main) — verification cycle of 13 August 2026; original audit at 49d074e</w:t>
             </w:r>
           </w:p>
         </w:tc>
@@ -10906,7 +10906,7 @@
                 <w:sz w:val="19"/>
                 <w:szCs w:val="19"/>
               </w:rPr>
-              <w:t xml:space="preserve">Add an end-to-end harness — PARTLY DONE</w:t>
+              <w:t xml:space="preserve">Add an end-to-end harness — DONE at both layers</w:t>
             </w:r>
           </w:p>
         </w:tc>
@@ -10931,36 +10931,36 @@
                 <w:sz w:val="19"/>
                 <w:szCs w:val="19"/>
               </w:rPr>
-              <w:t xml:space="preserve">Closed at the HTTP layer on 13 August: tests/e2e/smoke.test.ts runs black-box against a live deployment, asserting the CSP and nonce, clickjacking and sniffing headers, the health contract's two shapes, anonymous rejection on the money routes, CSRF refusal of a cross-origin state change, the 410 tombstones, and 404 on unknown API paths across every method. 13 of 13 pass against production at 268b3d6; it skips rather than fails without E2E_BASE_URL, so it can never become a green test that checks nothing. It found a real production defect on first run (Section 12). Still outstanding: the browser-level journeys — signup, purchase, picks, withdrawal — which need a driver and a seeded session, and the test-mode money path in 9.A.</w:t>
+              <w:t xml:space="preserve">HTTP: tests/e2e/smoke.test.ts asserts the CSP and nonce, clickjacking and sniffing headers, the health contract's two shapes, anonymous rejection on the money routes, CSRF refusal of a cross-origin state change, the 410 tombstones, and 404 on unknown API paths across every method. Browser: tests/browser/ drives Chromium at desktop and mobile viewports over accessible naming, keyboard operability, the age gate and every public page rendering without console errors. 13 and 38 respectively, all passing against production. Both skip rather than fail without E2E_BASE_URL, so neither can become a green test that checks nothing, and both now run automatically after every production deploy (9.E). Each found a real defect on its first run — a soft 404 on the API, and every auth input being unlabelled (Section 12). What remains is BE-10 in 9.A: purchase through settlement to payout against real processors, which needs Stripe test-mode credentials and is deliberately not faked here.</w:t>
             </w:r>
           </w:p>
         </w:tc>
         <w:tc>
           <w:tcPr>
             <w:tcW w:type="dxa" w:w="1580"/>
-            <w:shd w:fill="E2E8DE" w:color="auto" w:val="clear"/>
-            <w:tcMar>
-              <w:top w:type="dxa" w:w="80"/>
-              <w:left w:type="dxa" w:w="120"/>
-              <w:bottom w:type="dxa" w:w="80"/>
-              <w:right w:type="dxa" w:w="120"/>
-            </w:tcMar>
-          </w:tcPr>
-          <w:p>
-            <w:pPr>
-              <w:spacing w:after="0" w:line="260"/>
-              <w:jc w:val="center"/>
-            </w:pPr>
-            <w:r>
-              <w:rPr>
-                <w:rFonts w:ascii="Calibri" w:cs="Calibri" w:eastAsia="Calibri" w:hAnsi="Calibri"/>
-                <w:b/>
-                <w:bCs/>
-                <w:color w:val="3F5142"/>
-                <w:sz w:val="19"/>
-                <w:szCs w:val="19"/>
-              </w:rPr>
-              <w:t xml:space="preserve">Partly done</w:t>
+            <w:shd w:fill="D1E7DD" w:color="auto" w:val="clear"/>
+            <w:tcMar>
+              <w:top w:type="dxa" w:w="80"/>
+              <w:left w:type="dxa" w:w="120"/>
+              <w:bottom w:type="dxa" w:w="80"/>
+              <w:right w:type="dxa" w:w="120"/>
+            </w:tcMar>
+          </w:tcPr>
+          <w:p>
+            <w:pPr>
+              <w:spacing w:after="0" w:line="260"/>
+              <w:jc w:val="center"/>
+            </w:pPr>
+            <w:r>
+              <w:rPr>
+                <w:rFonts w:ascii="Calibri" w:cs="Calibri" w:eastAsia="Calibri" w:hAnsi="Calibri"/>
+                <w:b/>
+                <w:bCs/>
+                <w:color w:val="0F5132"/>
+                <w:sz w:val="19"/>
+                <w:szCs w:val="19"/>
+              </w:rPr>
+              <w:t xml:space="preserve">Done</w:t>
             </w:r>
           </w:p>
         </w:tc>
@@ -11277,7 +11277,7 @@
                 <w:sz w:val="19"/>
                 <w:szCs w:val="19"/>
               </w:rPr>
-              <w:t xml:space="preserve">Run a manual screen-reader pass</w:t>
+              <w:t xml:space="preserve">Run a manual screen-reader pass — STILL RECOMMENDED, but the floor is much higher</w:t>
             </w:r>
           </w:p>
         </w:tc>
@@ -11302,7 +11302,7 @@
                 <w:sz w:val="19"/>
                 <w:szCs w:val="19"/>
               </w:rPr>
-              <w:t xml:space="preserve">The automated jsx-a11y gate now blocks keyboard and semantic regressions in CI, and 23 defects were fixed this cycle — but an automated floor is not a usability verdict. One session with VoiceOver or NVDA across signup, purchase and picks closes the gap.</w:t>
+              <w:t xml:space="preserve">The 13 August browser suite added the assertions a linter structurally cannot make: that every input on signup and login exposes an accessible name in the rendered accessibility tree, that the form is completable by keyboard alone including the terms checkbox, and that focus is visibly indicated. Writing it immediately found that EVERY auth input was unlabelled — the label carried no htmlFor and sat as a sibling of its input, so it looked correct and announced as nothing, on the password and the date of birth that gates the product on age. jsx-a11y could not see it. That is now fixed and pinned. A human session with VoiceOver or NVDA is still worth doing before launch — automation cannot judge whether the announced order makes sense — but it is no longer the only thing standing between the product and an unusable form.</w:t>
             </w:r>
           </w:p>
         </w:tc>
@@ -11891,7 +11891,116 @@
                 <w:sz w:val="19"/>
                 <w:szCs w:val="19"/>
               </w:rPr>
-              <w:t xml:space="preserve">New this cycle, and the reason everything above sat undeployed for a day. scripts/check-vercel-crons.ts blocks any sub-daily cron schedule in vercel.json and any unknown top-level key, both of which make Vercel refuse a deployment outright on the Hobby plan. scripts/check-migrations.ts blocks duplicate migration version prefixes. Both run in CI. See Section 12.</w:t>
+              <w:t xml:space="preserve">New this cycle, and the reason everything above sat undeployed for a day. scripts/check-vercel-crons.ts blocks any sub-daily cron schedule in vercel.json and any unknown top-level key, both of which make Vercel refuse a deployment outright on the Hobby plan. scripts/check-migrations.ts blocks duplicate migration version prefixes. scripts/check-docs.ts blocks XML-illegal characters in the document generators. All three run in CI. See Section 12.</w:t>
+            </w:r>
+          </w:p>
+        </w:tc>
+        <w:tc>
+          <w:tcPr>
+            <w:tcW w:type="dxa" w:w="1580"/>
+            <w:shd w:fill="D1E7DD" w:color="auto" w:val="clear"/>
+            <w:tcMar>
+              <w:top w:type="dxa" w:w="80"/>
+              <w:left w:type="dxa" w:w="120"/>
+              <w:bottom w:type="dxa" w:w="80"/>
+              <w:right w:type="dxa" w:w="120"/>
+            </w:tcMar>
+          </w:tcPr>
+          <w:p>
+            <w:pPr>
+              <w:spacing w:after="0" w:line="260"/>
+              <w:jc w:val="center"/>
+            </w:pPr>
+            <w:r>
+              <w:rPr>
+                <w:rFonts w:ascii="Calibri" w:cs="Calibri" w:eastAsia="Calibri" w:hAnsi="Calibri"/>
+                <w:b/>
+                <w:bCs/>
+                <w:color w:val="0F5132"/>
+                <w:sz w:val="19"/>
+                <w:szCs w:val="19"/>
+              </w:rPr>
+              <w:t xml:space="preserve">Done</w:t>
+            </w:r>
+          </w:p>
+        </w:tc>
+      </w:tr>
+      <w:tr>
+        <w:tc>
+          <w:tcPr>
+            <w:tcW w:type="dxa" w:w="420"/>
+            <w:tcMar>
+              <w:top w:type="dxa" w:w="80"/>
+              <w:left w:type="dxa" w:w="120"/>
+              <w:bottom w:type="dxa" w:w="80"/>
+              <w:right w:type="dxa" w:w="120"/>
+            </w:tcMar>
+          </w:tcPr>
+          <w:p>
+            <w:pPr>
+              <w:spacing w:after="0" w:line="260"/>
+              <w:jc w:val="center"/>
+            </w:pPr>
+            <w:r>
+              <w:rPr>
+                <w:rFonts w:ascii="Calibri" w:cs="Calibri" w:eastAsia="Calibri" w:hAnsi="Calibri"/>
+                <w:color w:val="1A1A1A"/>
+                <w:sz w:val="24"/>
+                <w:szCs w:val="24"/>
+              </w:rPr>
+              <w:t xml:space="preserve">☐</w:t>
+            </w:r>
+          </w:p>
+        </w:tc>
+        <w:tc>
+          <w:tcPr>
+            <w:tcW w:type="dxa" w:w="3300"/>
+            <w:tcMar>
+              <w:top w:type="dxa" w:w="80"/>
+              <w:left w:type="dxa" w:w="120"/>
+              <w:bottom w:type="dxa" w:w="80"/>
+              <w:right w:type="dxa" w:w="120"/>
+            </w:tcMar>
+          </w:tcPr>
+          <w:p>
+            <w:pPr>
+              <w:spacing w:after="0" w:line="260"/>
+            </w:pPr>
+            <w:r>
+              <w:rPr>
+                <w:rFonts w:ascii="Calibri" w:cs="Calibri" w:eastAsia="Calibri" w:hAnsi="Calibri"/>
+                <w:b/>
+                <w:bCs/>
+                <w:color w:val="1A1A1A"/>
+                <w:sz w:val="19"/>
+                <w:szCs w:val="19"/>
+              </w:rPr>
+              <w:t xml:space="preserve">Verify every production deploy against the running site — DONE</w:t>
+            </w:r>
+          </w:p>
+        </w:tc>
+        <w:tc>
+          <w:tcPr>
+            <w:tcW w:type="dxa" w:w="4060"/>
+            <w:tcMar>
+              <w:top w:type="dxa" w:w="80"/>
+              <w:left w:type="dxa" w:w="120"/>
+              <w:bottom w:type="dxa" w:w="80"/>
+              <w:right w:type="dxa" w:w="120"/>
+            </w:tcMar>
+          </w:tcPr>
+          <w:p>
+            <w:pPr>
+              <w:spacing w:after="0" w:line="260"/>
+            </w:pPr>
+            <w:r>
+              <w:rPr>
+                <w:rFonts w:ascii="Calibri" w:cs="Calibri" w:eastAsia="Calibri" w:hAnsi="Calibri"/>
+                <w:color w:val="1A1A1A"/>
+                <w:sz w:val="19"/>
+                <w:szCs w:val="19"/>
+              </w:rPr>
+              <w:t xml:space="preserve">New this cycle. .github/workflows/post-deploy.yml fires on a successful production deployment_status and runs both black-box suites against the live alias. This is the gate that would have caught the project's worst failure: five commits merged green and never deployed, which no pre-merge check can see because at merge time there is nothing deployed to look at. Scoped to production rather than every preview because the Actions budget is finite — settle-pools and alert already spend roughly 1,805 of the 2,000 free minutes, and exhausting the remainder would silently stop settlement, which is far worse than an unverified preview. Previews can be checked on demand via the manual trigger. Runs in 2.0 minutes.</w:t>
             </w:r>
           </w:p>
         </w:tc>
@@ -22717,7 +22826,244 @@
           <w:sz w:val="26"/>
           <w:szCs w:val="26"/>
         </w:rPr>
-        <w:t xml:space="preserve">12.6  Verification performed</w:t>
+        <w:t xml:space="preserve">12.6  Every auth input was unlabelled</w:t>
+      </w:r>
+    </w:p>
+    <w:p>
+      <w:pPr>
+        <w:spacing w:after="120" w:line="276"/>
+      </w:pPr>
+      <w:r>
+        <w:rPr>
+          <w:rFonts w:ascii="Calibri" w:cs="Calibri" w:eastAsia="Calibri" w:hAnsi="Calibri"/>
+          <w:color w:val="1A1A1A"/>
+          <w:sz w:val="21"/>
+          <w:szCs w:val="21"/>
+        </w:rPr>
+        <w:t xml:space="preserve">Found while writing the browser suite, before a single test had run. src/components/auth/form-input.tsx rendered a bare &lt;label&gt; with no htmlFor, sitting as a SIBLING of its &lt;input&gt; rather than wrapping it. Visually correct; programmatically unrelated. To a screen reader every field on signup and login was an unlabelled edit box — name, email, password, and the date of birth that gates the entire product on age.</w:t>
+      </w:r>
+    </w:p>
+    <w:p>
+      <w:pPr>
+        <w:spacing w:after="120" w:line="276"/>
+      </w:pPr>
+      <w:r>
+        <w:rPr>
+          <w:rFonts w:ascii="Calibri" w:cs="Calibri" w:eastAsia="Calibri" w:hAnsi="Calibri"/>
+          <w:color w:val="1A1A1A"/>
+          <w:sz w:val="21"/>
+          <w:szCs w:val="21"/>
+        </w:rPr>
+        <w:t xml:space="preserve">The jsx-a11y gate could not catch it, and that is not a configuration mistake. The rule sees a &lt;label&gt; containing text in the same component and cannot prove the adjacent &lt;input&gt; is unrelated to it. This is what "an automated floor is not a usability verdict" means in practice, and it is precisely the class of defect the manual screen-reader pass in 9.D was meant to find.</w:t>
+      </w:r>
+    </w:p>
+    <w:p>
+      <w:pPr>
+        <w:spacing w:after="120" w:line="276"/>
+      </w:pPr>
+      <w:r>
+        <w:rPr>
+          <w:rFonts w:ascii="Calibri" w:cs="Calibri" w:eastAsia="Calibri" w:hAnsi="Calibri"/>
+          <w:color w:val="1A1A1A"/>
+          <w:sz w:val="21"/>
+          <w:szCs w:val="21"/>
+        </w:rPr>
+        <w:t xml:space="preserve">Fixed with useId() wiring htmlFor to id, plus aria-invalid and aria-describedby so a rejected field announces WHY alongside the field rather than only in colour. tests/browser/a11y.spec.ts now asserts every input on both forms exposes an accessible name in the rendered accessibility tree, so it cannot silently return.</w:t>
+      </w:r>
+    </w:p>
+    <w:p>
+      <w:pPr>
+        <w:pStyle w:val="Heading2"/>
+        <w:spacing w:after="140" w:before="280"/>
+      </w:pPr>
+      <w:r>
+        <w:rPr>
+          <w:rFonts w:ascii="Calibri" w:cs="Calibri" w:eastAsia="Calibri" w:hAnsi="Calibri"/>
+          <w:b/>
+          <w:bCs/>
+          <w:color w:val="1F3864"/>
+          <w:sz w:val="26"/>
+          <w:szCs w:val="26"/>
+        </w:rPr>
+        <w:t xml:space="preserve">12.7  Three findings that were not findings</w:t>
+      </w:r>
+    </w:p>
+    <w:p>
+      <w:pPr>
+        <w:spacing w:after="120" w:line="276"/>
+      </w:pPr>
+      <w:r>
+        <w:rPr>
+          <w:rFonts w:ascii="Calibri" w:cs="Calibri" w:eastAsia="Calibri" w:hAnsi="Calibri"/>
+          <w:i/>
+          <w:iCs/>
+          <w:color w:val="1A1A1A"/>
+          <w:sz w:val="21"/>
+          <w:szCs w:val="21"/>
+        </w:rPr>
+        <w:t xml:space="preserve">Recorded because a report that only lists confirmed hits is not showing its working, and because each was a defect in the test rather than the product:</w:t>
+      </w:r>
+    </w:p>
+    <w:p>
+      <w:pPr>
+        <w:pStyle w:val="ListParagraph"/>
+        <w:numPr>
+          <w:ilvl w:val="0"/>
+          <w:numId w:val="2"/>
+        </w:numPr>
+        <w:spacing w:after="80" w:line="276"/>
+      </w:pPr>
+      <w:r>
+        <w:rPr>
+          <w:rFonts w:ascii="Calibri" w:cs="Calibri" w:eastAsia="Calibri" w:hAnsi="Calibri"/>
+          <w:sz w:val="21"/>
+          <w:szCs w:val="21"/>
+        </w:rPr>
+        <w:t xml:space="preserve">"No h1 on /signup." There is one. These are client components, so domcontentloaded fires while the body is still an empty shell and the assertion was counting headings in it. All eight public pages have exactly one h1, verified.</w:t>
+      </w:r>
+    </w:p>
+    <w:p>
+      <w:pPr>
+        <w:pStyle w:val="ListParagraph"/>
+        <w:numPr>
+          <w:ilvl w:val="0"/>
+          <w:numId w:val="2"/>
+        </w:numPr>
+        <w:spacing w:after="80" w:line="276"/>
+      </w:pPr>
+      <w:r>
+        <w:rPr>
+          <w:rFonts w:ascii="Calibri" w:cs="Calibri" w:eastAsia="Calibri" w:hAnsi="Calibri"/>
+          <w:sz w:val="21"/>
+          <w:szCs w:val="21"/>
+        </w:rPr>
+        <w:t xml:space="preserve">"No input reachable by Tab." The form is fully operable — 19 focusable elements walking email, password, date, checkbox, link. Tabbing from &lt;body&gt; moves focus into the browser's own chrome first, which the page does not control.</w:t>
+      </w:r>
+    </w:p>
+    <w:p>
+      <w:pPr>
+        <w:pStyle w:val="ListParagraph"/>
+        <w:numPr>
+          <w:ilvl w:val="0"/>
+          <w:numId w:val="2"/>
+        </w:numPr>
+        <w:spacing w:after="80" w:line="276"/>
+      </w:pPr>
+      <w:r>
+        <w:rPr>
+          <w:rFonts w:ascii="Calibri" w:cs="Calibri" w:eastAsia="Calibri" w:hAnsi="Calibri"/>
+          <w:sz w:val="21"/>
+          <w:szCs w:val="21"/>
+        </w:rPr>
+        <w:t xml:space="preserve">"The date field has no focus indicator." It has one. Tailwind's ring utilities compile to a box-shadow whose colour variables are present but TRANSPARENT when unfocused, so "has a box-shadow" is true either way and a single snapshot measures nothing. Replaced with a before/after comparison across outline, box-shadow and border — something visible must change on focus.</w:t>
+      </w:r>
+    </w:p>
+    <w:p>
+      <w:pPr>
+        <w:spacing w:after="120" w:line="276"/>
+      </w:pPr>
+      <w:r>
+        <w:rPr>
+          <w:rFonts w:ascii="Calibri" w:cs="Calibri" w:eastAsia="Calibri" w:hAnsi="Calibri"/>
+          <w:color w:val="1A1A1A"/>
+          <w:sz w:val="21"/>
+          <w:szCs w:val="21"/>
+        </w:rPr>
+        <w:t xml:space="preserve">A suite that cries wolf gets deleted by the next person who sees it red, so a false positive is worth more effort to remove than a true one is to add.</w:t>
+      </w:r>
+    </w:p>
+    <w:p>
+      <w:pPr>
+        <w:pStyle w:val="Heading2"/>
+        <w:spacing w:after="140" w:before="280"/>
+      </w:pPr>
+      <w:r>
+        <w:rPr>
+          <w:rFonts w:ascii="Calibri" w:cs="Calibri" w:eastAsia="Calibri" w:hAnsi="Calibri"/>
+          <w:b/>
+          <w:bCs/>
+          <w:color w:val="1F3864"/>
+          <w:sz w:val="26"/>
+          <w:szCs w:val="26"/>
+        </w:rPr>
+        <w:t xml:space="preserve">12.8  The handover document could not be opened</w:t>
+      </w:r>
+    </w:p>
+    <w:p>
+      <w:pPr>
+        <w:spacing w:after="120" w:line="276"/>
+      </w:pPr>
+      <w:r>
+        <w:rPr>
+          <w:rFonts w:ascii="Calibri" w:cs="Calibri" w:eastAsia="Calibri" w:hAnsi="Calibri"/>
+          <w:color w:val="1A1A1A"/>
+          <w:sz w:val="21"/>
+          <w:szCs w:val="21"/>
+        </w:rPr>
+        <w:t xml:space="preserve">Surfaced only when the documents were converted to PDF. Gridiron_Project_Handover.docx failed with "Word experienced an error trying to open the file" — and the version from before this cycle's edits failed identically, so it had been broken since it was first generated and was handed over in that state. The combined document inherited the fault the moment it imported that part.</w:t>
+      </w:r>
+    </w:p>
+    <w:p>
+      <w:pPr>
+        <w:spacing w:after="120" w:line="276"/>
+      </w:pPr>
+      <w:r>
+        <w:rPr>
+          <w:rFonts w:ascii="Calibri" w:cs="Calibri" w:eastAsia="Calibri" w:hAnsi="Calibri"/>
+          <w:color w:val="1A1A1A"/>
+          <w:sz w:val="21"/>
+          <w:szCs w:val="21"/>
+        </w:rPr>
+        <w:t xml:space="preserve">Cause: two vertical tabs (0x0B) in a note, used as an ad-hoc line break. XML 1.0 forbids every C0 control character except tab, newline and carriage return, and the docx writer does not sanitise — it emits the string straight into </w:t>
+      </w:r>
+      <w:r>
+        <w:rPr>
+          <w:rFonts w:ascii="Consolas" w:cs="Consolas" w:eastAsia="Consolas" w:hAnsi="Consolas"/>
+          <w:color w:val="1A1A1A"/>
+          <w:sz w:val="21"/>
+          <w:szCs w:val="21"/>
+        </w:rPr>
+        <w:t xml:space="preserve">word/document.xml</w:t>
+      </w:r>
+      <w:r>
+        <w:rPr>
+          <w:rFonts w:ascii="Calibri" w:cs="Calibri" w:eastAsia="Calibri" w:hAnsi="Calibri"/>
+          <w:color w:val="1A1A1A"/>
+          <w:sz w:val="21"/>
+          <w:szCs w:val="21"/>
+        </w:rPr>
+        <w:t xml:space="preserve">. The result unzips cleanly, reads correctly as text, and is rejected by Word.</w:t>
+      </w:r>
+    </w:p>
+    <w:p>
+      <w:pPr>
+        <w:spacing w:after="120" w:line="276"/>
+      </w:pPr>
+      <w:r>
+        <w:rPr>
+          <w:rFonts w:ascii="Calibri" w:cs="Calibri" w:eastAsia="Calibri" w:hAnsi="Calibri"/>
+          <w:color w:val="1A1A1A"/>
+          <w:sz w:val="21"/>
+          <w:szCs w:val="21"/>
+        </w:rPr>
+        <w:t xml:space="preserve">It survived because nothing in the toolchain could see it: the generators ran in an environment with no Word installed, the archive is structurally valid, and every guard in this repository inspects source rather than the artefact. Only opening the file revealed it. Fixed, and scripts/check-docs.ts now blocks XML-illegal characters in CI — verified to pass the corrected sources and fail the exact pre-fix file. All six documents now open and convert.</w:t>
+      </w:r>
+    </w:p>
+    <w:p>
+      <w:pPr>
+        <w:pStyle w:val="Heading2"/>
+        <w:spacing w:after="140" w:before="280"/>
+      </w:pPr>
+      <w:r>
+        <w:rPr>
+          <w:rFonts w:ascii="Calibri" w:cs="Calibri" w:eastAsia="Calibri" w:hAnsi="Calibri"/>
+          <w:b/>
+          <w:bCs/>
+          <w:color w:val="1F3864"/>
+          <w:sz w:val="26"/>
+          <w:szCs w:val="26"/>
+        </w:rPr>
+        <w:t xml:space="preserve">12.9  Verification performed</w:t>
       </w:r>
     </w:p>
     <w:p>
@@ -23190,6 +23536,61 @@
           </w:p>
         </w:tc>
       </w:tr>
+      <w:tr>
+        <w:tc>
+          <w:tcPr>
+            <w:tcW w:type="dxa" w:w="2600"/>
+            <w:shd w:fill="F2F5F9" w:color="auto" w:val="clear"/>
+            <w:tcMar>
+              <w:top w:type="dxa" w:w="80"/>
+              <w:left w:type="dxa" w:w="120"/>
+              <w:bottom w:type="dxa" w:w="80"/>
+              <w:right w:type="dxa" w:w="120"/>
+            </w:tcMar>
+          </w:tcPr>
+          <w:p>
+            <w:pPr>
+              <w:spacing w:after="0" w:line="260"/>
+            </w:pPr>
+            <w:r>
+              <w:rPr>
+                <w:rFonts w:ascii="Calibri" w:cs="Calibri" w:eastAsia="Calibri" w:hAnsi="Calibri"/>
+                <w:b/>
+                <w:bCs/>
+                <w:color w:val="1A1A1A"/>
+                <w:sz w:val="19"/>
+                <w:szCs w:val="19"/>
+              </w:rPr>
+              <w:t xml:space="preserve">6. Watch the deploy verify itself</w:t>
+            </w:r>
+          </w:p>
+        </w:tc>
+        <w:tc>
+          <w:tcPr>
+            <w:tcW w:type="dxa" w:w="6760"/>
+            <w:tcMar>
+              <w:top w:type="dxa" w:w="80"/>
+              <w:left w:type="dxa" w:w="120"/>
+              <w:bottom w:type="dxa" w:w="80"/>
+              <w:right w:type="dxa" w:w="120"/>
+            </w:tcMar>
+          </w:tcPr>
+          <w:p>
+            <w:pPr>
+              <w:spacing w:after="0" w:line="260"/>
+            </w:pPr>
+            <w:r>
+              <w:rPr>
+                <w:rFonts w:ascii="Calibri" w:cs="Calibri" w:eastAsia="Calibri" w:hAnsi="Calibri"/>
+                <w:color w:val="1A1A1A"/>
+                <w:sz w:val="19"/>
+                <w:szCs w:val="19"/>
+              </w:rPr>
+              <w:t xml:space="preserve">Nothing to do. Every production deployment now triggers .github/workflows/post-deploy.yml, which runs both black-box suites against the live site and fails loudly if the deployment does not behave. If it is red, open the run: the Playwright report is attached as an artefact.</w:t>
+            </w:r>
+          </w:p>
+        </w:tc>
+      </w:tr>
     </w:tbl>
     <w:p>
       <w:pPr>
@@ -23340,24 +23741,6 @@
           <w:sz w:val="21"/>
           <w:szCs w:val="21"/>
         </w:rPr>
-        <w:t xml:space="preserve">Browser-level journey tests. The HTTP smoke suite covers the anonymous attack surface and runs against any deployment, but signup, purchase, picks and withdrawal are not driven through a real browser. (9.C, High)</w:t>
-      </w:r>
-    </w:p>
-    <w:p>
-      <w:pPr>
-        <w:pStyle w:val="ListParagraph"/>
-        <w:numPr>
-          <w:ilvl w:val="0"/>
-          <w:numId w:val="2"/>
-        </w:numPr>
-        <w:spacing w:after="80" w:line="276"/>
-      </w:pPr>
-      <w:r>
-        <w:rPr>
-          <w:rFonts w:ascii="Calibri" w:cs="Calibri" w:eastAsia="Calibri" w:hAnsi="Calibri"/>
-          <w:sz w:val="21"/>
-          <w:szCs w:val="21"/>
-        </w:rPr>
         <w:t xml:space="preserve">Per-route test coverage beyond the shared guard layer. The guards are the highest-leverage seam and are pinned; per-route auth and ownership tests would catch wiring mistakes the guard tests structurally cannot. (9.C, Medium)</w:t>
       </w:r>
     </w:p>
@@ -23376,7 +23759,7 @@
           <w:sz w:val="21"/>
           <w:szCs w:val="21"/>
         </w:rPr>
-        <w:t xml:space="preserve">A manual screen-reader pass. 21 jsx-a11y rules block CI at error severity and 23 defects were fixed, but an automated floor is not a usability verdict. (9.D, Medium)</w:t>
+        <w:t xml:space="preserve">A manual screen-reader pass. The browser suite now pins accessible naming, keyboard operability and focus visibility, and closing it found that every auth field was unlabelled — but automation cannot judge whether the announced order makes sense to a person. (9.D, Medium)</w:t>
       </w:r>
     </w:p>
     <w:p>
@@ -23552,6 +23935,60 @@
           <w:szCs w:val="21"/>
         </w:rPr>
         <w:t xml:space="preserve">Support/dispute procedure and admin bootstrap/offboarding written into docs/RUNBOOK.md §§5–6, with every table name verified against the live database.</w:t>
+      </w:r>
+    </w:p>
+    <w:p>
+      <w:pPr>
+        <w:pStyle w:val="ListParagraph"/>
+        <w:numPr>
+          <w:ilvl w:val="0"/>
+          <w:numId w:val="2"/>
+        </w:numPr>
+        <w:spacing w:after="80" w:line="276"/>
+      </w:pPr>
+      <w:r>
+        <w:rPr>
+          <w:rFonts w:ascii="Calibri" w:cs="Calibri" w:eastAsia="Calibri" w:hAnsi="Calibri"/>
+          <w:sz w:val="21"/>
+          <w:szCs w:val="21"/>
+        </w:rPr>
+        <w:t xml:space="preserve">Browser-level end-to-end tests at desktop and mobile viewports, which found that every auth input was unlabelled to a screen reader. (Section 12.6)</w:t>
+      </w:r>
+    </w:p>
+    <w:p>
+      <w:pPr>
+        <w:pStyle w:val="ListParagraph"/>
+        <w:numPr>
+          <w:ilvl w:val="0"/>
+          <w:numId w:val="2"/>
+        </w:numPr>
+        <w:spacing w:after="80" w:line="276"/>
+      </w:pPr>
+      <w:r>
+        <w:rPr>
+          <w:rFonts w:ascii="Calibri" w:cs="Calibri" w:eastAsia="Calibri" w:hAnsi="Calibri"/>
+          <w:sz w:val="21"/>
+          <w:szCs w:val="21"/>
+        </w:rPr>
+        <w:t xml:space="preserve">Post-deploy verification: both black-box suites now run automatically against the live site after every production deploy — the only kind of check that can catch a commit which merges green and never ships.</w:t>
+      </w:r>
+    </w:p>
+    <w:p>
+      <w:pPr>
+        <w:pStyle w:val="ListParagraph"/>
+        <w:numPr>
+          <w:ilvl w:val="0"/>
+          <w:numId w:val="2"/>
+        </w:numPr>
+        <w:spacing w:after="80" w:line="276"/>
+      </w:pPr>
+      <w:r>
+        <w:rPr>
+          <w:rFonts w:ascii="Calibri" w:cs="Calibri" w:eastAsia="Calibri" w:hAnsi="Calibri"/>
+          <w:sz w:val="21"/>
+          <w:szCs w:val="21"/>
+        </w:rPr>
+        <w:t xml:space="preserve">The handover document itself, which Word had never been able to open, and a CI guard so no generator can emit an unopenable file again. (Section 12.8)</w:t>
       </w:r>
     </w:p>
     <w:p>

--- a/Sports-Pool-Full-Stack-Audit.docx
+++ b/Sports-Pool-Full-Stack-Audit.docx
@@ -187,7 +187,7 @@
                 <w:sz w:val="19"/>
                 <w:szCs w:val="19"/>
               </w:rPr>
-              <w:t xml:space="preserve">ab645a7 (main) — verification cycle of 13 August 2026; original audit at 49d074e</w:t>
+              <w:t xml:space="preserve">12be24e (main) — verification cycle of 13 August 2026; original audit at 49d074e</w:t>
             </w:r>
           </w:p>
         </w:tc>
@@ -11015,7 +11015,7 @@
                 <w:sz w:val="19"/>
                 <w:szCs w:val="19"/>
               </w:rPr>
-              <w:t xml:space="preserve">Extend route-level test coverage beyond the guard layer</w:t>
+              <w:t xml:space="preserve">Extend route-level test coverage beyond the guard layer — DONE</w:t>
             </w:r>
           </w:p>
         </w:tc>
@@ -11040,36 +11040,36 @@
                 <w:sz w:val="19"/>
                 <w:szCs w:val="19"/>
               </w:rPr>
-              <w:t xml:space="preserve">The unit suite pins the shared guards every route passes through, which is the highest-leverage seam — but per-route tests of auth, ownership and error shapes would catch wiring mistakes the guard tests cannot.</w:t>
+              <w:t xml:space="preserve">Closed 13 August. tests/routes.test.ts walks all 53 route handlers and asserts the contract each must satisfy: every state-changing route refuses a cross-origin request, establishes who is calling and is throttled; everything under /api/admin requires an admin; everything under /api/cron fails closed on a shared secret; every money boundary re-checks compliance server-side. Static rather than executed, deliberately — it cannot prove a guard runs on every code path, but it needs no Supabase, no network and no fixtures, so it runs in milliseconds on every commit and can never be skipped because the environment is missing. The exemption lists are the design: seven routes legitimately skip CSRF and eight skip identity or throttling — the Stripe webhook, the auth routes that create identity, the 410 tombstones, the 404 catch-all — each with a stated reason, and three meta-tests fail the build if an exemption names a deleted route, names a route that now carries the guard anyway, or gives no real reason. A list of blanket permissions nobody revisits is how a control quietly stops applying. Verified by regression rather than assumed: removing assertSameOrigin from a payout route fails, removing requireAdmin fails, and adding a guard to an exempt route fails as a stale exemption. The survey found no genuine gaps — the two unthrottled state-changing routes are both requireAdmin plus CSRF. Unit suite 34 to 50 tests.</w:t>
             </w:r>
           </w:p>
         </w:tc>
         <w:tc>
           <w:tcPr>
             <w:tcW w:type="dxa" w:w="1580"/>
-            <w:shd w:fill="FFF3CD" w:color="auto" w:val="clear"/>
-            <w:tcMar>
-              <w:top w:type="dxa" w:w="80"/>
-              <w:left w:type="dxa" w:w="120"/>
-              <w:bottom w:type="dxa" w:w="80"/>
-              <w:right w:type="dxa" w:w="120"/>
-            </w:tcMar>
-          </w:tcPr>
-          <w:p>
-            <w:pPr>
-              <w:spacing w:after="0" w:line="260"/>
-              <w:jc w:val="center"/>
-            </w:pPr>
-            <w:r>
-              <w:rPr>
-                <w:rFonts w:ascii="Calibri" w:cs="Calibri" w:eastAsia="Calibri" w:hAnsi="Calibri"/>
-                <w:b/>
-                <w:bCs/>
-                <w:color w:val="664D03"/>
-                <w:sz w:val="19"/>
-                <w:szCs w:val="19"/>
-              </w:rPr>
-              <w:t xml:space="preserve">Medium</w:t>
+            <w:shd w:fill="D1E7DD" w:color="auto" w:val="clear"/>
+            <w:tcMar>
+              <w:top w:type="dxa" w:w="80"/>
+              <w:left w:type="dxa" w:w="120"/>
+              <w:bottom w:type="dxa" w:w="80"/>
+              <w:right w:type="dxa" w:w="120"/>
+            </w:tcMar>
+          </w:tcPr>
+          <w:p>
+            <w:pPr>
+              <w:spacing w:after="0" w:line="260"/>
+              <w:jc w:val="center"/>
+            </w:pPr>
+            <w:r>
+              <w:rPr>
+                <w:rFonts w:ascii="Calibri" w:cs="Calibri" w:eastAsia="Calibri" w:hAnsi="Calibri"/>
+                <w:b/>
+                <w:bCs/>
+                <w:color w:val="0F5132"/>
+                <w:sz w:val="19"/>
+                <w:szCs w:val="19"/>
+              </w:rPr>
+              <w:t xml:space="preserve">Done</w:t>
             </w:r>
           </w:p>
         </w:tc>
@@ -23741,24 +23741,6 @@
           <w:sz w:val="21"/>
           <w:szCs w:val="21"/>
         </w:rPr>
-        <w:t xml:space="preserve">Per-route test coverage beyond the shared guard layer. The guards are the highest-leverage seam and are pinned; per-route auth and ownership tests would catch wiring mistakes the guard tests structurally cannot. (9.C, Medium)</w:t>
-      </w:r>
-    </w:p>
-    <w:p>
-      <w:pPr>
-        <w:pStyle w:val="ListParagraph"/>
-        <w:numPr>
-          <w:ilvl w:val="0"/>
-          <w:numId w:val="2"/>
-        </w:numPr>
-        <w:spacing w:after="80" w:line="276"/>
-      </w:pPr>
-      <w:r>
-        <w:rPr>
-          <w:rFonts w:ascii="Calibri" w:cs="Calibri" w:eastAsia="Calibri" w:hAnsi="Calibri"/>
-          <w:sz w:val="21"/>
-          <w:szCs w:val="21"/>
-        </w:rPr>
         <w:t xml:space="preserve">A manual screen-reader pass. The browser suite now pins accessible naming, keyboard operability and focus visibility, and closing it found that every auth field was unlabelled — but automation cannot judge whether the announced order makes sense to a person. (9.D, Medium)</w:t>
       </w:r>
     </w:p>
@@ -23989,6 +23971,24 @@
           <w:szCs w:val="21"/>
         </w:rPr>
         <w:t xml:space="preserve">The handover document itself, which Word had never been able to open, and a CI guard so no generator can emit an unopenable file again. (Section 12.8)</w:t>
+      </w:r>
+    </w:p>
+    <w:p>
+      <w:pPr>
+        <w:pStyle w:val="ListParagraph"/>
+        <w:numPr>
+          <w:ilvl w:val="0"/>
+          <w:numId w:val="2"/>
+        </w:numPr>
+        <w:spacing w:after="80" w:line="276"/>
+      </w:pPr>
+      <w:r>
+        <w:rPr>
+          <w:rFonts w:ascii="Calibri" w:cs="Calibri" w:eastAsia="Calibri" w:hAnsi="Calibri"/>
+          <w:sz w:val="21"/>
+          <w:szCs w:val="21"/>
+        </w:rPr>
+        <w:t xml:space="preserve">Per-route guard conformance across all 53 handlers, with exemption lists that fail the build when they go stale rather than quietly outliving their reasons.</w:t>
       </w:r>
     </w:p>
     <w:p>

--- a/Sports-Pool-Full-Stack-Audit.docx
+++ b/Sports-Pool-Full-Stack-Audit.docx
@@ -187,7 +187,7 @@
                 <w:sz w:val="19"/>
                 <w:szCs w:val="19"/>
               </w:rPr>
-              <w:t xml:space="preserve">12be24e (main) — verification cycle of 13 August 2026; original audit at 49d074e</w:t>
+              <w:t xml:space="preserve">e4d1344 (main) — verification cycle of 13 August 2026; original audit at 49d074e</w:t>
             </w:r>
           </w:p>
         </w:tc>
@@ -11495,7 +11495,7 @@
                 <w:sz w:val="19"/>
                 <w:szCs w:val="19"/>
               </w:rPr>
-              <w:t xml:space="preserve">Recover static generation for public pages (optional)</w:t>
+              <w:t xml:space="preserve">Recover static generation for public pages — EVALUATED AND DECLINED</w:t>
             </w:r>
           </w:p>
         </w:tc>
@@ -11520,36 +11520,36 @@
                 <w:sz w:val="19"/>
                 <w:szCs w:val="19"/>
               </w:rPr>
-              <w:t xml:space="preserve">force-dynamic is global for the CSP nonce — an accepted trade this cycle. If marketing SEO becomes a priority, serve public pages a nonce-free CSP and scope force-dynamic to authenticated routes.</w:t>
+              <w:t xml:space="preserve">Investigated on 13 August and deliberately not done; the reasoning is recorded at the force-dynamic line in src/app/layout.tsx so it is not silently reversed. Two things were measured rather than assumed. First, lifting force-dynamic does not affect only marketing: EVERY route becomes static, including /login, /signup, /account/security, /admin/*, /dashboard and /my-games/withdrawals. Second, and decisive: even scoped to the six marketing pages, a static page cannot carry a per-request nonce, so its CSP would need 'unsafe-inline' in script-src — and because CSRF here is ORIGIN-based, an injected script on a same-origin page runs WITH the app's origin. It could call /api/me/payout-request with a signed-in visitor's cookies and pass the Origin check. Weakening script-src on /terms would therefore weaken the money routes for any signed-in user who reads the terms, in exchange for faster TTFB on six content pages Vercel already serves from the edge. If marketing SEO becomes a real priority, the correct fix is a separate origin for those pages so an XSS there cannot inherit the app origin — not a weaker policy on this one. This entry is closed as a decision, not as work.</w:t>
             </w:r>
           </w:p>
         </w:tc>
         <w:tc>
           <w:tcPr>
             <w:tcW w:type="dxa" w:w="1580"/>
-            <w:shd w:fill="E2E8DE" w:color="auto" w:val="clear"/>
-            <w:tcMar>
-              <w:top w:type="dxa" w:w="80"/>
-              <w:left w:type="dxa" w:w="120"/>
-              <w:bottom w:type="dxa" w:w="80"/>
-              <w:right w:type="dxa" w:w="120"/>
-            </w:tcMar>
-          </w:tcPr>
-          <w:p>
-            <w:pPr>
-              <w:spacing w:after="0" w:line="260"/>
-              <w:jc w:val="center"/>
-            </w:pPr>
-            <w:r>
-              <w:rPr>
-                <w:rFonts w:ascii="Calibri" w:cs="Calibri" w:eastAsia="Calibri" w:hAnsi="Calibri"/>
-                <w:b/>
-                <w:bCs/>
-                <w:color w:val="3F5142"/>
-                <w:sz w:val="19"/>
-                <w:szCs w:val="19"/>
-              </w:rPr>
-              <w:t xml:space="preserve">Low</w:t>
+            <w:shd w:fill="D1E7DD" w:color="auto" w:val="clear"/>
+            <w:tcMar>
+              <w:top w:type="dxa" w:w="80"/>
+              <w:left w:type="dxa" w:w="120"/>
+              <w:bottom w:type="dxa" w:w="80"/>
+              <w:right w:type="dxa" w:w="120"/>
+            </w:tcMar>
+          </w:tcPr>
+          <w:p>
+            <w:pPr>
+              <w:spacing w:after="0" w:line="260"/>
+              <w:jc w:val="center"/>
+            </w:pPr>
+            <w:r>
+              <w:rPr>
+                <w:rFonts w:ascii="Calibri" w:cs="Calibri" w:eastAsia="Calibri" w:hAnsi="Calibri"/>
+                <w:b/>
+                <w:bCs/>
+                <w:color w:val="0F5132"/>
+                <w:sz w:val="19"/>
+                <w:szCs w:val="19"/>
+              </w:rPr>
+              <w:t xml:space="preserve">Done</w:t>
             </w:r>
           </w:p>
         </w:tc>

--- a/Sports-Pool-Full-Stack-Audit.docx
+++ b/Sports-Pool-Full-Stack-Audit.docx
@@ -187,7 +187,7 @@
                 <w:sz w:val="19"/>
                 <w:szCs w:val="19"/>
               </w:rPr>
-              <w:t xml:space="preserve">e4d1344 (main) — verification cycle of 13 August 2026; original audit at 49d074e</w:t>
+              <w:t xml:space="preserve">0b7a89a (main) — verification and provisioning cycle of 13–14 August 2026; original audit at 49d074e</w:t>
             </w:r>
           </w:p>
         </w:tc>
@@ -297,7 +297,7 @@
                 <w:sz w:val="19"/>
                 <w:szCs w:val="19"/>
               </w:rPr>
-              <w:t xml:space="preserve">sports-pool (Vercel) — deploy READY on 268b3d6, verified live</w:t>
+              <w:t xml:space="preserve">Deployed and verified live; 14 HTTP and 44 browser assertions pass against it, re-run automatically after every production deploy</w:t>
             </w:r>
           </w:p>
         </w:tc>
@@ -462,7 +462,7 @@
                 <w:sz w:val="19"/>
                 <w:szCs w:val="19"/>
               </w:rPr>
-              <w:t xml:space="preserve">Ready for handover. The 13 August verification found the audited remediation had NEVER REACHED PRODUCTION — a sub-daily Vercel cron on the Hobby plan made Vercel refuse to create deployments, so five commits including the whole compliance layer silently never shipped while CI stayed green. That is fixed, guarded against recurrence, and production is verified live. Every remaining Critical and High item is now either a production credential, a legal opinion, or a processor approval; nothing outstanding is application code. Section 13 states what the client must do — wire the real keys, redeploy, watch /api/health go green, and run the money path once in test mode.</w:t>
+              <w:t xml:space="preserve">Ready for handover, and materially further along than at the start of this cycle. The 13 August verification found the audited remediation had NEVER REACHED PRODUCTION — a sub-daily Vercel cron made Vercel refuse to create deployments, so five commits including the whole compliance layer silently never shipped while CI stayed green. That is fixed and guarded. Since then the developer has provisioned and verified every money-path credential except PayPal: the service-role key that had left settlement and Stripe fulfilment dead for eight days, the Stripe webhook that was rejecting every delivery, distributed rate limiting, and the shared secret that had left settlement's fast cadence and the error pager silently skipping. Three items remain — PayPal credentials, the test-mode money-path run, and a legal opinion on jurisdictions. Nothing outstanding is application code. See Section 13.</w:t>
             </w:r>
           </w:p>
         </w:tc>
@@ -9401,7 +9401,7 @@
                 <w:sz w:val="19"/>
                 <w:szCs w:val="19"/>
               </w:rPr>
-              <w:t xml:space="preserve">Provision Upstash Redis and set both env vars</w:t>
+              <w:t xml:space="preserve">Provision Upstash Redis and set both env vars — DONE</w:t>
             </w:r>
           </w:p>
         </w:tc>
@@ -9426,7 +9426,116 @@
                 <w:sz w:val="19"/>
                 <w:szCs w:val="19"/>
               </w:rPr>
-              <w:t xml:space="preserve">UPSTASH_REDIS_REST_URL and UPSTASH_REDIS_REST_TOKEN are unset in production, so every throttle — including the sign-in limit protecting accounts with balances — degrades to a per-instance in-memory window that serverless scatters across processes. The limiter code path is ready and unit-tested; this is the last two-minute fix with a disproportionate payoff. (OPS-3)</w:t>
+              <w:t xml:space="preserve">Closed 13 August and verified from outside: 13 consecutive requests to a rate-limited route returned exactly 10 allowed then 429, matching the authSignin limit of 10 per 5 minutes. A per-instance in-memory store scatters across serverless processes and rarely lands on the boundary exactly, so hitting it precisely is the signature of a single shared counter. Every throttle — including the sign-in limit protecting accounts with balances — is now distributed. (OPS-3)</w:t>
+            </w:r>
+          </w:p>
+        </w:tc>
+        <w:tc>
+          <w:tcPr>
+            <w:tcW w:type="dxa" w:w="1580"/>
+            <w:shd w:fill="D1E7DD" w:color="auto" w:val="clear"/>
+            <w:tcMar>
+              <w:top w:type="dxa" w:w="80"/>
+              <w:left w:type="dxa" w:w="120"/>
+              <w:bottom w:type="dxa" w:w="80"/>
+              <w:right w:type="dxa" w:w="120"/>
+            </w:tcMar>
+          </w:tcPr>
+          <w:p>
+            <w:pPr>
+              <w:spacing w:after="0" w:line="260"/>
+              <w:jc w:val="center"/>
+            </w:pPr>
+            <w:r>
+              <w:rPr>
+                <w:rFonts w:ascii="Calibri" w:cs="Calibri" w:eastAsia="Calibri" w:hAnsi="Calibri"/>
+                <w:b/>
+                <w:bCs/>
+                <w:color w:val="0F5132"/>
+                <w:sz w:val="19"/>
+                <w:szCs w:val="19"/>
+              </w:rPr>
+              <w:t xml:space="preserve">Done</w:t>
+            </w:r>
+          </w:p>
+        </w:tc>
+      </w:tr>
+      <w:tr>
+        <w:tc>
+          <w:tcPr>
+            <w:tcW w:type="dxa" w:w="420"/>
+            <w:tcMar>
+              <w:top w:type="dxa" w:w="80"/>
+              <w:left w:type="dxa" w:w="120"/>
+              <w:bottom w:type="dxa" w:w="80"/>
+              <w:right w:type="dxa" w:w="120"/>
+            </w:tcMar>
+          </w:tcPr>
+          <w:p>
+            <w:pPr>
+              <w:spacing w:after="0" w:line="260"/>
+              <w:jc w:val="center"/>
+            </w:pPr>
+            <w:r>
+              <w:rPr>
+                <w:rFonts w:ascii="Calibri" w:cs="Calibri" w:eastAsia="Calibri" w:hAnsi="Calibri"/>
+                <w:color w:val="1A1A1A"/>
+                <w:sz w:val="24"/>
+                <w:szCs w:val="24"/>
+              </w:rPr>
+              <w:t xml:space="preserve">☐</w:t>
+            </w:r>
+          </w:p>
+        </w:tc>
+        <w:tc>
+          <w:tcPr>
+            <w:tcW w:type="dxa" w:w="3300"/>
+            <w:tcMar>
+              <w:top w:type="dxa" w:w="80"/>
+              <w:left w:type="dxa" w:w="120"/>
+              <w:bottom w:type="dxa" w:w="80"/>
+              <w:right w:type="dxa" w:w="120"/>
+            </w:tcMar>
+          </w:tcPr>
+          <w:p>
+            <w:pPr>
+              <w:spacing w:after="0" w:line="260"/>
+            </w:pPr>
+            <w:r>
+              <w:rPr>
+                <w:rFonts w:ascii="Calibri" w:cs="Calibri" w:eastAsia="Calibri" w:hAnsi="Calibri"/>
+                <w:b/>
+                <w:bCs/>
+                <w:color w:val="1A1A1A"/>
+                <w:sz w:val="19"/>
+                <w:szCs w:val="19"/>
+              </w:rPr>
+              <w:t xml:space="preserve">Execute the money path end to end in Stripe test mode</w:t>
+            </w:r>
+          </w:p>
+        </w:tc>
+        <w:tc>
+          <w:tcPr>
+            <w:tcW w:type="dxa" w:w="4060"/>
+            <w:tcMar>
+              <w:top w:type="dxa" w:w="80"/>
+              <w:left w:type="dxa" w:w="120"/>
+              <w:bottom w:type="dxa" w:w="80"/>
+              <w:right w:type="dxa" w:w="120"/>
+            </w:tcMar>
+          </w:tcPr>
+          <w:p>
+            <w:pPr>
+              <w:spacing w:after="0" w:line="260"/>
+            </w:pPr>
+            <w:r>
+              <w:rPr>
+                <w:rFonts w:ascii="Calibri" w:cs="Calibri" w:eastAsia="Calibri" w:hAnsi="Calibri"/>
+                <w:color w:val="1A1A1A"/>
+                <w:sz w:val="19"/>
+                <w:szCs w:val="19"/>
+              </w:rPr>
+              <w:t xml:space="preserve">Purchase → webhook → card issued → picks → settlement → balance credit → PayPal payout. This chain has never been run whole. Include a deliberately duplicated webhook delivery to prove idempotency under real conditions rather than by inspection. (BE-10)</w:t>
             </w:r>
           </w:p>
         </w:tc>
@@ -9510,7 +9619,7 @@
                 <w:sz w:val="19"/>
                 <w:szCs w:val="19"/>
               </w:rPr>
-              <w:t xml:space="preserve">Execute the money path end to end in Stripe test mode</w:t>
+              <w:t xml:space="preserve">Verify the Stripe webhook endpoint and secret in the live dashboard — DONE</w:t>
             </w:r>
           </w:p>
         </w:tc>
@@ -9535,7 +9644,116 @@
                 <w:sz w:val="19"/>
                 <w:szCs w:val="19"/>
               </w:rPr>
-              <w:t xml:space="preserve">Purchase → webhook → card issued → picks → settlement → balance credit → PayPal payout. This chain has never been run whole. Include a deliberately duplicated webhook delivery to prove idempotency under real conditions rather than by inspection. (BE-10)</w:t>
+              <w:t xml:space="preserve">Closed 13 August. An endpoint was registered against /api/stripe/webhook subscribed to checkout.session.completed only, and STRIPE_WEBHOOK_SECRET set on Vercel. Verified from outside without credentials: an unsigned POST now answers 400 Missing stripe-signature where it previously answered 503 Webhook not configured. That 503 meant every real delivery was rejected — a player could be charged and receive nothing. This was the single most consequential gap in the product and it is closed.</w:t>
+            </w:r>
+          </w:p>
+        </w:tc>
+        <w:tc>
+          <w:tcPr>
+            <w:tcW w:type="dxa" w:w="1580"/>
+            <w:shd w:fill="D1E7DD" w:color="auto" w:val="clear"/>
+            <w:tcMar>
+              <w:top w:type="dxa" w:w="80"/>
+              <w:left w:type="dxa" w:w="120"/>
+              <w:bottom w:type="dxa" w:w="80"/>
+              <w:right w:type="dxa" w:w="120"/>
+            </w:tcMar>
+          </w:tcPr>
+          <w:p>
+            <w:pPr>
+              <w:spacing w:after="0" w:line="260"/>
+              <w:jc w:val="center"/>
+            </w:pPr>
+            <w:r>
+              <w:rPr>
+                <w:rFonts w:ascii="Calibri" w:cs="Calibri" w:eastAsia="Calibri" w:hAnsi="Calibri"/>
+                <w:b/>
+                <w:bCs/>
+                <w:color w:val="0F5132"/>
+                <w:sz w:val="19"/>
+                <w:szCs w:val="19"/>
+              </w:rPr>
+              <w:t xml:space="preserve">Done</w:t>
+            </w:r>
+          </w:p>
+        </w:tc>
+      </w:tr>
+      <w:tr>
+        <w:tc>
+          <w:tcPr>
+            <w:tcW w:type="dxa" w:w="420"/>
+            <w:tcMar>
+              <w:top w:type="dxa" w:w="80"/>
+              <w:left w:type="dxa" w:w="120"/>
+              <w:bottom w:type="dxa" w:w="80"/>
+              <w:right w:type="dxa" w:w="120"/>
+            </w:tcMar>
+          </w:tcPr>
+          <w:p>
+            <w:pPr>
+              <w:spacing w:after="0" w:line="260"/>
+              <w:jc w:val="center"/>
+            </w:pPr>
+            <w:r>
+              <w:rPr>
+                <w:rFonts w:ascii="Calibri" w:cs="Calibri" w:eastAsia="Calibri" w:hAnsi="Calibri"/>
+                <w:color w:val="1A1A1A"/>
+                <w:sz w:val="24"/>
+                <w:szCs w:val="24"/>
+              </w:rPr>
+              <w:t xml:space="preserve">☐</w:t>
+            </w:r>
+          </w:p>
+        </w:tc>
+        <w:tc>
+          <w:tcPr>
+            <w:tcW w:type="dxa" w:w="3300"/>
+            <w:tcMar>
+              <w:top w:type="dxa" w:w="80"/>
+              <w:left w:type="dxa" w:w="120"/>
+              <w:bottom w:type="dxa" w:w="80"/>
+              <w:right w:type="dxa" w:w="120"/>
+            </w:tcMar>
+          </w:tcPr>
+          <w:p>
+            <w:pPr>
+              <w:spacing w:after="0" w:line="260"/>
+            </w:pPr>
+            <w:r>
+              <w:rPr>
+                <w:rFonts w:ascii="Calibri" w:cs="Calibri" w:eastAsia="Calibri" w:hAnsi="Calibri"/>
+                <w:b/>
+                <w:bCs/>
+                <w:color w:val="1A1A1A"/>
+                <w:sz w:val="19"/>
+                <w:szCs w:val="19"/>
+              </w:rPr>
+              <w:t xml:space="preserve">Confirm PAYPAL_MODE is live and credentials are production</w:t>
+            </w:r>
+          </w:p>
+        </w:tc>
+        <w:tc>
+          <w:tcPr>
+            <w:tcW w:type="dxa" w:w="4060"/>
+            <w:tcMar>
+              <w:top w:type="dxa" w:w="80"/>
+              <w:left w:type="dxa" w:w="120"/>
+              <w:bottom w:type="dxa" w:w="80"/>
+              <w:right w:type="dxa" w:w="120"/>
+            </w:tcMar>
+          </w:tcPr>
+          <w:p>
+            <w:pPr>
+              <w:spacing w:after="0" w:line="260"/>
+            </w:pPr>
+            <w:r>
+              <w:rPr>
+                <w:rFonts w:ascii="Calibri" w:cs="Calibri" w:eastAsia="Calibri" w:hAnsi="Calibri"/>
+                <w:color w:val="1A1A1A"/>
+                <w:sz w:val="19"/>
+                <w:szCs w:val="19"/>
+              </w:rPr>
+              <w:t xml:space="preserve">The code refuses to fail open to sandbox, so a misconfiguration blocks payouts rather than faking them — but it must be set correctly before the first withdrawal request arrives.</w:t>
             </w:r>
           </w:p>
         </w:tc>
@@ -9619,7 +9837,7 @@
                 <w:sz w:val="19"/>
                 <w:szCs w:val="19"/>
               </w:rPr>
-              <w:t xml:space="preserve">Verify the Stripe webhook endpoint and secret in the live dashboard</w:t>
+              <w:t xml:space="preserve">Set SUPABASE_SERVICE_ROLE_KEY in the Vercel production environment — DONE</w:t>
             </w:r>
           </w:p>
         </w:tc>
@@ -9644,14 +9862,14 @@
                 <w:sz w:val="19"/>
                 <w:szCs w:val="19"/>
               </w:rPr>
-              <w:t xml:space="preserve">STRIPE_WEBHOOK_SECRET must match the live endpoint. If the webhook is misconfigured a user is charged and receives no card — the exact failure the fulfilment code is written to prevent, and the exact mismatch the new reconcile cron will flag the morning after.</w:t>
+              <w:t xml:space="preserve">Closed 13 August, having been unset since 5 August. While it was missing, every service-role path was dead in production: settlement could not complete and the Stripe webhook could not fulfil a purchase, yet the public site served normally — which is exactly why eight days passed unnoticed. The health probe added the same day reported it within a minute of going live.</w:t>
             </w:r>
           </w:p>
         </w:tc>
         <w:tc>
           <w:tcPr>
             <w:tcW w:type="dxa" w:w="1580"/>
-            <w:shd w:fill="F8D7DA" w:color="auto" w:val="clear"/>
+            <w:shd w:fill="D1E7DD" w:color="auto" w:val="clear"/>
             <w:tcMar>
               <w:top w:type="dxa" w:w="80"/>
               <w:left w:type="dxa" w:w="120"/>
@@ -9669,229 +9887,11 @@
                 <w:rFonts w:ascii="Calibri" w:cs="Calibri" w:eastAsia="Calibri" w:hAnsi="Calibri"/>
                 <w:b/>
                 <w:bCs/>
-                <w:color w:val="842029"/>
-                <w:sz w:val="19"/>
-                <w:szCs w:val="19"/>
-              </w:rPr>
-              <w:t xml:space="preserve">Critical</w:t>
-            </w:r>
-          </w:p>
-        </w:tc>
-      </w:tr>
-      <w:tr>
-        <w:tc>
-          <w:tcPr>
-            <w:tcW w:type="dxa" w:w="420"/>
-            <w:tcMar>
-              <w:top w:type="dxa" w:w="80"/>
-              <w:left w:type="dxa" w:w="120"/>
-              <w:bottom w:type="dxa" w:w="80"/>
-              <w:right w:type="dxa" w:w="120"/>
-            </w:tcMar>
-          </w:tcPr>
-          <w:p>
-            <w:pPr>
-              <w:spacing w:after="0" w:line="260"/>
-              <w:jc w:val="center"/>
-            </w:pPr>
-            <w:r>
-              <w:rPr>
-                <w:rFonts w:ascii="Calibri" w:cs="Calibri" w:eastAsia="Calibri" w:hAnsi="Calibri"/>
-                <w:color w:val="1A1A1A"/>
-                <w:sz w:val="24"/>
-                <w:szCs w:val="24"/>
-              </w:rPr>
-              <w:t xml:space="preserve">☐</w:t>
-            </w:r>
-          </w:p>
-        </w:tc>
-        <w:tc>
-          <w:tcPr>
-            <w:tcW w:type="dxa" w:w="3300"/>
-            <w:tcMar>
-              <w:top w:type="dxa" w:w="80"/>
-              <w:left w:type="dxa" w:w="120"/>
-              <w:bottom w:type="dxa" w:w="80"/>
-              <w:right w:type="dxa" w:w="120"/>
-            </w:tcMar>
-          </w:tcPr>
-          <w:p>
-            <w:pPr>
-              <w:spacing w:after="0" w:line="260"/>
-            </w:pPr>
-            <w:r>
-              <w:rPr>
-                <w:rFonts w:ascii="Calibri" w:cs="Calibri" w:eastAsia="Calibri" w:hAnsi="Calibri"/>
-                <w:b/>
-                <w:bCs/>
-                <w:color w:val="1A1A1A"/>
-                <w:sz w:val="19"/>
-                <w:szCs w:val="19"/>
-              </w:rPr>
-              <w:t xml:space="preserve">Confirm PAYPAL_MODE is live and credentials are production</w:t>
-            </w:r>
-          </w:p>
-        </w:tc>
-        <w:tc>
-          <w:tcPr>
-            <w:tcW w:type="dxa" w:w="4060"/>
-            <w:tcMar>
-              <w:top w:type="dxa" w:w="80"/>
-              <w:left w:type="dxa" w:w="120"/>
-              <w:bottom w:type="dxa" w:w="80"/>
-              <w:right w:type="dxa" w:w="120"/>
-            </w:tcMar>
-          </w:tcPr>
-          <w:p>
-            <w:pPr>
-              <w:spacing w:after="0" w:line="260"/>
-            </w:pPr>
-            <w:r>
-              <w:rPr>
-                <w:rFonts w:ascii="Calibri" w:cs="Calibri" w:eastAsia="Calibri" w:hAnsi="Calibri"/>
-                <w:color w:val="1A1A1A"/>
-                <w:sz w:val="19"/>
-                <w:szCs w:val="19"/>
-              </w:rPr>
-              <w:t xml:space="preserve">The code refuses to fail open to sandbox, so a misconfiguration blocks payouts rather than faking them — but it must be set correctly before the first withdrawal request arrives.</w:t>
-            </w:r>
-          </w:p>
-        </w:tc>
-        <w:tc>
-          <w:tcPr>
-            <w:tcW w:type="dxa" w:w="1580"/>
-            <w:shd w:fill="F8D7DA" w:color="auto" w:val="clear"/>
-            <w:tcMar>
-              <w:top w:type="dxa" w:w="80"/>
-              <w:left w:type="dxa" w:w="120"/>
-              <w:bottom w:type="dxa" w:w="80"/>
-              <w:right w:type="dxa" w:w="120"/>
-            </w:tcMar>
-          </w:tcPr>
-          <w:p>
-            <w:pPr>
-              <w:spacing w:after="0" w:line="260"/>
-              <w:jc w:val="center"/>
-            </w:pPr>
-            <w:r>
-              <w:rPr>
-                <w:rFonts w:ascii="Calibri" w:cs="Calibri" w:eastAsia="Calibri" w:hAnsi="Calibri"/>
-                <w:b/>
-                <w:bCs/>
-                <w:color w:val="842029"/>
-                <w:sz w:val="19"/>
-                <w:szCs w:val="19"/>
-              </w:rPr>
-              <w:t xml:space="preserve">Critical</w:t>
-            </w:r>
-          </w:p>
-        </w:tc>
-      </w:tr>
-      <w:tr>
-        <w:tc>
-          <w:tcPr>
-            <w:tcW w:type="dxa" w:w="420"/>
-            <w:tcMar>
-              <w:top w:type="dxa" w:w="80"/>
-              <w:left w:type="dxa" w:w="120"/>
-              <w:bottom w:type="dxa" w:w="80"/>
-              <w:right w:type="dxa" w:w="120"/>
-            </w:tcMar>
-          </w:tcPr>
-          <w:p>
-            <w:pPr>
-              <w:spacing w:after="0" w:line="260"/>
-              <w:jc w:val="center"/>
-            </w:pPr>
-            <w:r>
-              <w:rPr>
-                <w:rFonts w:ascii="Calibri" w:cs="Calibri" w:eastAsia="Calibri" w:hAnsi="Calibri"/>
-                <w:color w:val="1A1A1A"/>
-                <w:sz w:val="24"/>
-                <w:szCs w:val="24"/>
-              </w:rPr>
-              <w:t xml:space="preserve">☐</w:t>
-            </w:r>
-          </w:p>
-        </w:tc>
-        <w:tc>
-          <w:tcPr>
-            <w:tcW w:type="dxa" w:w="3300"/>
-            <w:tcMar>
-              <w:top w:type="dxa" w:w="80"/>
-              <w:left w:type="dxa" w:w="120"/>
-              <w:bottom w:type="dxa" w:w="80"/>
-              <w:right w:type="dxa" w:w="120"/>
-            </w:tcMar>
-          </w:tcPr>
-          <w:p>
-            <w:pPr>
-              <w:spacing w:after="0" w:line="260"/>
-            </w:pPr>
-            <w:r>
-              <w:rPr>
-                <w:rFonts w:ascii="Calibri" w:cs="Calibri" w:eastAsia="Calibri" w:hAnsi="Calibri"/>
-                <w:b/>
-                <w:bCs/>
-                <w:color w:val="1A1A1A"/>
-                <w:sz w:val="19"/>
-                <w:szCs w:val="19"/>
-              </w:rPr>
-              <w:t xml:space="preserve">Set SUPABASE_SERVICE_ROLE_KEY in the Vercel production environment — NEW, BLOCKING</w:t>
-            </w:r>
-          </w:p>
-        </w:tc>
-        <w:tc>
-          <w:tcPr>
-            <w:tcW w:type="dxa" w:w="4060"/>
-            <w:tcMar>
-              <w:top w:type="dxa" w:w="80"/>
-              <w:left w:type="dxa" w:w="120"/>
-              <w:bottom w:type="dxa" w:w="80"/>
-              <w:right w:type="dxa" w:w="120"/>
-            </w:tcMar>
-          </w:tcPr>
-          <w:p>
-            <w:pPr>
-              <w:spacing w:after="0" w:line="260"/>
-            </w:pPr>
-            <w:r>
-              <w:rPr>
-                <w:rFonts w:ascii="Calibri" w:cs="Calibri" w:eastAsia="Calibri" w:hAnsi="Calibri"/>
-                <w:color w:val="1A1A1A"/>
-                <w:sz w:val="19"/>
-                <w:szCs w:val="19"/>
-              </w:rPr>
-              <w:t xml:space="preserve">Unset in production. Vercel's own runtime errors carry '[cron/settle] fatal: Missing SUPABASE_SERVICE_ROLE_KEY' first seen 5 August and recurring to 12 August, and the health probe added on 13 August reported config and database down within a minute of going live. Every service-role path is therefore dead in production: pool settlement never completes, and the Stripe webhook cannot fulfil a purchase — a user can be charged and receive nothing. The site serves normally, which is exactly why this went unnoticed for eight days. Confirm with: curl -H "Authorization: Bearer $CRON_SECRET" https://sports-pool.vercel.app/api/health</w:t>
-            </w:r>
-          </w:p>
-        </w:tc>
-        <w:tc>
-          <w:tcPr>
-            <w:tcW w:type="dxa" w:w="1580"/>
-            <w:shd w:fill="F8D7DA" w:color="auto" w:val="clear"/>
-            <w:tcMar>
-              <w:top w:type="dxa" w:w="80"/>
-              <w:left w:type="dxa" w:w="120"/>
-              <w:bottom w:type="dxa" w:w="80"/>
-              <w:right w:type="dxa" w:w="120"/>
-            </w:tcMar>
-          </w:tcPr>
-          <w:p>
-            <w:pPr>
-              <w:spacing w:after="0" w:line="260"/>
-              <w:jc w:val="center"/>
-            </w:pPr>
-            <w:r>
-              <w:rPr>
-                <w:rFonts w:ascii="Calibri" w:cs="Calibri" w:eastAsia="Calibri" w:hAnsi="Calibri"/>
-                <w:b/>
-                <w:bCs/>
-                <w:color w:val="842029"/>
-                <w:sz w:val="19"/>
-                <w:szCs w:val="19"/>
-              </w:rPr>
-              <w:t xml:space="preserve">Critical</w:t>
+                <w:color w:val="0F5132"/>
+                <w:sz w:val="19"/>
+                <w:szCs w:val="19"/>
+              </w:rPr>
+              <w:t xml:space="preserve">Done</w:t>
             </w:r>
           </w:p>
         </w:tc>
@@ -23063,7 +23063,209 @@
           <w:sz w:val="26"/>
           <w:szCs w:val="26"/>
         </w:rPr>
-        <w:t xml:space="preserve">12.9  Verification performed</w:t>
+        <w:t xml:space="preserve">12.9  Signup rejected submissions silently</w:t>
+      </w:r>
+    </w:p>
+    <w:p>
+      <w:pPr>
+        <w:spacing w:after="120" w:line="276"/>
+      </w:pPr>
+      <w:r>
+        <w:rPr>
+          <w:rFonts w:ascii="Calibri" w:cs="Calibri" w:eastAsia="Calibri" w:hAnsi="Calibri"/>
+          <w:color w:val="1A1A1A"/>
+          <w:sz w:val="21"/>
+          <w:szCs w:val="21"/>
+        </w:rPr>
+        <w:t xml:space="preserve">Raised from a screenshot of the live form rather than found by a test. Two defects in one screen. The password field could not be revealed, so it was typed blind against rules the user could not check. And validation errors rendered only as small red text beneath each field — on a phone the failing field is usually scrolled out of view when the submit button is pressed, so the button appeared to do nothing.</w:t>
+      </w:r>
+    </w:p>
+    <w:p>
+      <w:pPr>
+        <w:spacing w:after="120" w:line="276"/>
+      </w:pPr>
+      <w:r>
+        <w:rPr>
+          <w:rFonts w:ascii="Calibri" w:cs="Calibri" w:eastAsia="Calibri" w:hAnsi="Calibri"/>
+          <w:color w:val="1A1A1A"/>
+          <w:sz w:val="21"/>
+          <w:szCs w:val="21"/>
+        </w:rPr>
+        <w:t xml:space="preserve">"Nothing happened" is the worst available feedback: the user cannot distinguish a rejected form from a broken site, and the usual next move is to press again, or leave. The cause was precise — react-hook-form's handleSubmit takes a second callback that fires when the schema rejects, and none was passed.</w:t>
+      </w:r>
+    </w:p>
+    <w:p>
+      <w:pPr>
+        <w:pStyle w:val="ListParagraph"/>
+        <w:numPr>
+          <w:ilvl w:val="0"/>
+          <w:numId w:val="2"/>
+        </w:numPr>
+        <w:spacing w:after="80" w:line="276"/>
+      </w:pPr>
+      <w:r>
+        <w:rPr>
+          <w:rFonts w:ascii="Calibri" w:cs="Calibri" w:eastAsia="Calibri" w:hAnsi="Calibri"/>
+          <w:sz w:val="21"/>
+          <w:szCs w:val="21"/>
+        </w:rPr>
+        <w:t xml:space="preserve">A reveal toggle on the shared FormInput, defaulting on for password fields so login gets it too. A real button rather than a div with an onClick: keyboard reachable, cannot submit the form, and carries aria-pressed so the state is announced rather than conveyed by an icon.</w:t>
+      </w:r>
+    </w:p>
+    <w:p>
+      <w:pPr>
+        <w:pStyle w:val="ListParagraph"/>
+        <w:numPr>
+          <w:ilvl w:val="0"/>
+          <w:numId w:val="2"/>
+        </w:numPr>
+        <w:spacing w:after="80" w:line="276"/>
+      </w:pPr>
+      <w:r>
+        <w:rPr>
+          <w:rFonts w:ascii="Calibri" w:cs="Calibri" w:eastAsia="Calibri" w:hAnsi="Calibri"/>
+          <w:sz w:val="21"/>
+          <w:szCs w:val="21"/>
+        </w:rPr>
+        <w:t xml:space="preserve">A modal listing every problem in form order with human labels. Built on Radix Dialog for focus trapping, Escape and focus restoration. A dialog rather than a toast deliberately — a toast auto-dismisses, is announced politely and can be missed, none of which suits "your account was not created". Server rejections route through it too, so an email already taken surfaces where the user is looking.</w:t>
+      </w:r>
+    </w:p>
+    <w:p>
+      <w:pPr>
+        <w:pStyle w:val="ListParagraph"/>
+        <w:numPr>
+          <w:ilvl w:val="0"/>
+          <w:numId w:val="2"/>
+        </w:numPr>
+        <w:spacing w:after="80" w:line="276"/>
+      </w:pPr>
+      <w:r>
+        <w:rPr>
+          <w:rFonts w:ascii="Calibri" w:cs="Calibri" w:eastAsia="Calibri" w:hAnsi="Calibri"/>
+          <w:sz w:val="21"/>
+          <w:szCs w:val="21"/>
+        </w:rPr>
+        <w:t xml:space="preserve">The inline messages stay. They are right for saying what is wrong with a field once you are looking at it; the dialog does the thing they cannot, which is get attention at the moment the button was pressed.</w:t>
+      </w:r>
+    </w:p>
+    <w:p>
+      <w:pPr>
+        <w:pStyle w:val="Heading2"/>
+        <w:spacing w:after="140" w:before="280"/>
+      </w:pPr>
+      <w:r>
+        <w:rPr>
+          <w:rFonts w:ascii="Calibri" w:cs="Calibri" w:eastAsia="Calibri" w:hAnsi="Calibri"/>
+          <w:b/>
+          <w:bCs/>
+          <w:color w:val="1F3864"/>
+          <w:sz w:val="26"/>
+          <w:szCs w:val="26"/>
+        </w:rPr>
+        <w:t xml:space="preserve">12.10  Provisioning completed and verified</w:t>
+      </w:r>
+    </w:p>
+    <w:p>
+      <w:pPr>
+        <w:spacing w:after="120" w:line="276"/>
+      </w:pPr>
+      <w:r>
+        <w:rPr>
+          <w:rFonts w:ascii="Calibri" w:cs="Calibri" w:eastAsia="Calibri" w:hAnsi="Calibri"/>
+          <w:color w:val="1A1A1A"/>
+          <w:sz w:val="21"/>
+          <w:szCs w:val="21"/>
+        </w:rPr>
+        <w:t xml:space="preserve">The credentials the earlier sections describe as outstanding were set during this cycle and verified from OUTSIDE the system, without the developer ever handling a secret value. The method matters as much as the result: behaviour proves configuration, so nothing had to be pasted into a chat, a file or a log.</w:t>
+      </w:r>
+    </w:p>
+    <w:p>
+      <w:pPr>
+        <w:pStyle w:val="ListParagraph"/>
+        <w:numPr>
+          <w:ilvl w:val="0"/>
+          <w:numId w:val="2"/>
+        </w:numPr>
+        <w:spacing w:after="80" w:line="276"/>
+      </w:pPr>
+      <w:r>
+        <w:rPr>
+          <w:rFonts w:ascii="Calibri" w:cs="Calibri" w:eastAsia="Calibri" w:hAnsi="Calibri"/>
+          <w:sz w:val="21"/>
+          <w:szCs w:val="21"/>
+        </w:rPr>
+        <w:t xml:space="preserve">Stripe webhook — an unsigned POST moved from 503 "Webhook not configured" to 400 "Missing stripe-signature". The 503 meant every real delivery was rejected: a player could be charged and receive nothing.</w:t>
+      </w:r>
+    </w:p>
+    <w:p>
+      <w:pPr>
+        <w:pStyle w:val="ListParagraph"/>
+        <w:numPr>
+          <w:ilvl w:val="0"/>
+          <w:numId w:val="2"/>
+        </w:numPr>
+        <w:spacing w:after="80" w:line="276"/>
+      </w:pPr>
+      <w:r>
+        <w:rPr>
+          <w:rFonts w:ascii="Calibri" w:cs="Calibri" w:eastAsia="Calibri" w:hAnsi="Calibri"/>
+          <w:sz w:val="21"/>
+          <w:szCs w:val="21"/>
+        </w:rPr>
+        <w:t xml:space="preserve">Upstash — 13 consecutive requests to a rate-limited route returned exactly 10 allowed then three 429s, matching the configured limit of 10 per 5 minutes. A per-instance store scatters across serverless processes and rarely lands on the boundary exactly; hitting it precisely is the signature of a single shared counter.</w:t>
+      </w:r>
+    </w:p>
+    <w:p>
+      <w:pPr>
+        <w:pStyle w:val="ListParagraph"/>
+        <w:numPr>
+          <w:ilvl w:val="0"/>
+          <w:numId w:val="2"/>
+        </w:numPr>
+        <w:spacing w:after="80" w:line="276"/>
+      </w:pPr>
+      <w:r>
+        <w:rPr>
+          <w:rFonts w:ascii="Calibri" w:cs="Calibri" w:eastAsia="Calibri" w:hAnsi="Calibri"/>
+          <w:sz w:val="21"/>
+          <w:szCs w:val="21"/>
+        </w:rPr>
+        <w:t xml:space="preserve">CRON_SECRET in GitHub Actions — verified by inspecting workflow STEPS rather than the green tick. Trigger settlement and Poll error digest both moved from skipped to success. Before this, both workflows reported success while doing nothing.</w:t>
+      </w:r>
+    </w:p>
+    <w:p>
+      <w:pPr>
+        <w:pStyle w:val="ListParagraph"/>
+        <w:numPr>
+          <w:ilvl w:val="0"/>
+          <w:numId w:val="2"/>
+        </w:numPr>
+        <w:spacing w:after="80" w:line="276"/>
+      </w:pPr>
+      <w:r>
+        <w:rPr>
+          <w:rFonts w:ascii="Calibri" w:cs="Calibri" w:eastAsia="Calibri" w:hAnsi="Calibri"/>
+          <w:sz w:val="21"/>
+          <w:szCs w:val="21"/>
+        </w:rPr>
+        <w:t xml:space="preserve">Settlement was triggered manually only after confirming every relevant table held zero rows, so a money-path workflow was never run speculatively against live data.</w:t>
+      </w:r>
+    </w:p>
+    <w:p>
+      <w:pPr>
+        <w:pStyle w:val="Heading2"/>
+        <w:spacing w:after="140" w:before="280"/>
+      </w:pPr>
+      <w:r>
+        <w:rPr>
+          <w:rFonts w:ascii="Calibri" w:cs="Calibri" w:eastAsia="Calibri" w:hAnsi="Calibri"/>
+          <w:b/>
+          <w:bCs/>
+          <w:color w:val="1F3864"/>
+          <w:sz w:val="26"/>
+          <w:szCs w:val="26"/>
+        </w:rPr>
+        <w:t xml:space="preserve">12.11  Verification performed</w:t>
       </w:r>
     </w:p>
     <w:p>
@@ -23238,11 +23440,33 @@
       <w:r>
         <w:rPr>
           <w:rFonts w:ascii="Calibri" w:cs="Calibri" w:eastAsia="Calibri" w:hAnsi="Calibri"/>
+          <w:b/>
+          <w:bCs/>
           <w:color w:val="1A1A1A"/>
           <w:sz w:val="21"/>
           <w:szCs w:val="21"/>
         </w:rPr>
-        <w:t xml:space="preserve">This is the whole technical handover. Nothing here needs an engineer.</w:t>
+        <w:t xml:space="preserve">Most of this list is already closed. </w:t>
+      </w:r>
+      <w:r>
+        <w:rPr>
+          <w:rFonts w:ascii="Calibri" w:cs="Calibri" w:eastAsia="Calibri" w:hAnsi="Calibri"/>
+          <w:color w:val="1A1A1A"/>
+          <w:sz w:val="21"/>
+          <w:szCs w:val="21"/>
+        </w:rPr>
+        <w:t xml:space="preserve">Between 13 and 14 August the following were provisioned and independently verified from outside the system: the Supabase service-role key, the Stripe secret and publishable keys, the Stripe webhook endpoint and its signing secret, CRON_SECRET in both Vercel and GitHub Actions, and Upstash Redis. Settlement's 30-minute cadence and the error-digest pager were confirmed actually running rather than silently skipping. </w:t>
+      </w:r>
+      <w:r>
+        <w:rPr>
+          <w:rFonts w:ascii="Calibri" w:cs="Calibri" w:eastAsia="Calibri" w:hAnsi="Calibri"/>
+          <w:b/>
+          <w:bCs/>
+          <w:color w:val="1A1A1A"/>
+          <w:sz w:val="21"/>
+          <w:szCs w:val="21"/>
+        </w:rPr>
+        <w:t xml:space="preserve">Three items remain: PayPal credentials, the test-mode money-path run, and PITR.</w:t>
       </w:r>
     </w:p>
     <w:tbl>
@@ -23286,7 +23510,7 @@
                 <w:sz w:val="19"/>
                 <w:szCs w:val="19"/>
               </w:rPr>
-              <w:t xml:space="preserve">1. Wire the real keys</w:t>
+              <w:t xml:space="preserve">1. Wire the real keys — DONE except PayPal</w:t>
             </w:r>
           </w:p>
         </w:tc>
@@ -23311,7 +23535,7 @@
                 <w:sz w:val="19"/>
                 <w:szCs w:val="19"/>
               </w:rPr>
-              <w:t xml:space="preserve">Set the production credentials on Vercel: SUPABASE_SERVICE_ROLE_KEY, STRIPE_SECRET_KEY, NEXT_PUBLIC_STRIPE_PUBLISHABLE_KEY, STRIPE_WEBHOOK_SECRET, PAYPAL_MODE=live plus PayPal client id/secret, CRON_SECRET, and the two Upstash variables. docs/RUNBOOK.md §3 is the table, with where each value comes from and what breaks without it.</w:t>
+              <w:t xml:space="preserve">Set and verified on Vercel: SUPABASE_SERVICE_ROLE_KEY, STRIPE_SECRET_KEY, NEXT_PUBLIC_STRIPE_PUBLISHABLE_KEY, STRIPE_WEBHOOK_SECRET, CRON_SECRET, and both Upstash variables. OUTSTANDING: PAYPAL_MODE=live plus the PayPal client id and secret. Withdrawals cannot send until those are set — the code refuses to fail open to sandbox, so the failure is a blocked payout rather than a fake one. docs/RUNBOOK.md §3 is the table.</w:t>
             </w:r>
           </w:p>
         </w:tc>
@@ -23341,7 +23565,7 @@
                 <w:sz w:val="19"/>
                 <w:szCs w:val="19"/>
               </w:rPr>
-              <w:t xml:space="preserve">2. Redeploy</w:t>
+              <w:t xml:space="preserve">2. Redeploy — DONE</w:t>
             </w:r>
           </w:p>
         </w:tc>
@@ -23366,7 +23590,7 @@
                 <w:sz w:val="19"/>
                 <w:szCs w:val="19"/>
               </w:rPr>
-              <w:t xml:space="preserve">Vercel snapshots environment variables into a deployment. Adding a variable changes nothing until a new build exists. This step is missed constantly — it is the reason the service-role key appeared not to work on 13 August.</w:t>
+              <w:t xml:space="preserve">Vercel snapshots environment variables into a deployment, so adding one changes nothing until a new build exists. This step is missed constantly; it is why the service-role key appeared not to work at first. Repeat it after setting the PayPal values.</w:t>
             </w:r>
           </w:p>
         </w:tc>
@@ -23396,7 +23620,7 @@
                 <w:sz w:val="19"/>
                 <w:szCs w:val="19"/>
               </w:rPr>
-              <w:t xml:space="preserve">3. Mirror CRON_SECRET into GitHub</w:t>
+              <w:t xml:space="preserve">3. Mirror CRON_SECRET into GitHub — DONE</w:t>
             </w:r>
           </w:p>
         </w:tc>
@@ -23421,7 +23645,7 @@
                 <w:sz w:val="19"/>
                 <w:szCs w:val="19"/>
               </w:rPr>
-              <w:t xml:space="preserve">The same value must also exist as a GitHub Actions secret. Without it settle-pools.yml and alert.yml SKIP and still report success — a green workflow doing nothing.</w:t>
+              <w:t xml:space="preserve">Verified by running both workflows and inspecting the STEPS rather than the green tick: Trigger settlement and Poll error digest both report success where they previously reported skipped. Settlement's 30-minute cadence and the error pager are live.</w:t>
             </w:r>
           </w:p>
         </w:tc>
@@ -23476,7 +23700,7 @@
                 <w:sz w:val="19"/>
                 <w:szCs w:val="19"/>
               </w:rPr>
-              <w:t xml:space="preserve">curl -H "Authorization: Bearer $CRON_SECRET" https://&lt;domain&gt;/api/health — returns a component-by-component breakdown naming every unset variable and what it costs. Work the list until status reads "ok". This is the readiness test; it needs no engineer to interpret.</w:t>
+              <w:t xml:space="preserve">curl -H "Authorization: Bearer $CRON_SECRET" https://&lt;domain&gt;/api/health returns a component-by-component breakdown naming every unset variable and what it costs. It currently reads "degraded" for exactly one reason: payouts are disabled pending PayPal. It will read "ok" once that is set.</w:t>
             </w:r>
           </w:p>
         </w:tc>
@@ -23506,7 +23730,7 @@
                 <w:sz w:val="19"/>
                 <w:szCs w:val="19"/>
               </w:rPr>
-              <w:t xml:space="preserve">5. Run the money path in test mode</w:t>
+              <w:t xml:space="preserve">5. Run the money path in test mode — OUTSTANDING</w:t>
             </w:r>
           </w:p>
         </w:tc>
@@ -23531,7 +23755,7 @@
                 <w:sz w:val="19"/>
                 <w:szCs w:val="19"/>
               </w:rPr>
-              <w:t xml:space="preserve">Purchase → webhook → card → picks → settlement → balance credit → payout, including a deliberately duplicated webhook delivery to prove idempotency under real conditions. This is BE-10 and it is the one item that genuinely cannot be closed without live processor credentials.</w:t>
+              <w:t xml:space="preserve">Purchase → webhook → card → picks → settlement → balance credit → payout, including a deliberately duplicated webhook delivery to prove idempotency under real conditions. This is BE-10. Stripe test-mode keys are free and self-serve, so it does NOT require the live account — but it must be run against a throwaway database, because it writes cards, transactions and payout rows that a live scheduler would now pick up. scripts/verify-money-path.ts asserts the resulting state.</w:t>
             </w:r>
           </w:p>
         </w:tc>
@@ -23561,7 +23785,7 @@
                 <w:sz w:val="19"/>
                 <w:szCs w:val="19"/>
               </w:rPr>
-              <w:t xml:space="preserve">6. Watch the deploy verify itself</w:t>
+              <w:t xml:space="preserve">6. Watch the deploy verify itself — DONE</w:t>
             </w:r>
           </w:p>
         </w:tc>
@@ -23586,7 +23810,7 @@
                 <w:sz w:val="19"/>
                 <w:szCs w:val="19"/>
               </w:rPr>
-              <w:t xml:space="preserve">Nothing to do. Every production deployment now triggers .github/workflows/post-deploy.yml, which runs both black-box suites against the live site and fails loudly if the deployment does not behave. If it is red, open the run: the Playwright report is attached as an artefact.</w:t>
+              <w:t xml:space="preserve">Nothing to do. Every production deployment triggers .github/workflows/post-deploy.yml, which runs both black-box suites against the live site and fails loudly if the deployment misbehaves. If it is red, open the run — the Playwright report is attached as an artefact.</w:t>
             </w:r>
           </w:p>
         </w:tc>
@@ -23989,6 +24213,60 @@
           <w:szCs w:val="21"/>
         </w:rPr>
         <w:t xml:space="preserve">Per-route guard conformance across all 53 handlers, with exemption lists that fail the build when they go stale rather than quietly outliving their reasons.</w:t>
+      </w:r>
+    </w:p>
+    <w:p>
+      <w:pPr>
+        <w:pStyle w:val="ListParagraph"/>
+        <w:numPr>
+          <w:ilvl w:val="0"/>
+          <w:numId w:val="2"/>
+        </w:numPr>
+        <w:spacing w:after="80" w:line="276"/>
+      </w:pPr>
+      <w:r>
+        <w:rPr>
+          <w:rFonts w:ascii="Calibri" w:cs="Calibri" w:eastAsia="Calibri" w:hAnsi="Calibri"/>
+          <w:sz w:val="21"/>
+          <w:szCs w:val="21"/>
+        </w:rPr>
+        <w:t xml:space="preserve">Every money-path credential except PayPal provisioned and verified from outside the system, including the two that were actively breaking production: the service-role key and the Stripe webhook secret.</w:t>
+      </w:r>
+    </w:p>
+    <w:p>
+      <w:pPr>
+        <w:pStyle w:val="ListParagraph"/>
+        <w:numPr>
+          <w:ilvl w:val="0"/>
+          <w:numId w:val="2"/>
+        </w:numPr>
+        <w:spacing w:after="80" w:line="276"/>
+      </w:pPr>
+      <w:r>
+        <w:rPr>
+          <w:rFonts w:ascii="Calibri" w:cs="Calibri" w:eastAsia="Calibri" w:hAnsi="Calibri"/>
+          <w:sz w:val="21"/>
+          <w:szCs w:val="21"/>
+        </w:rPr>
+        <w:t xml:space="preserve">Settlement's 30-minute cadence and the error-digest pager confirmed running rather than silently skipping — both had been reporting success while doing nothing.</w:t>
+      </w:r>
+    </w:p>
+    <w:p>
+      <w:pPr>
+        <w:pStyle w:val="ListParagraph"/>
+        <w:numPr>
+          <w:ilvl w:val="0"/>
+          <w:numId w:val="2"/>
+        </w:numPr>
+        <w:spacing w:after="80" w:line="276"/>
+      </w:pPr>
+      <w:r>
+        <w:rPr>
+          <w:rFonts w:ascii="Calibri" w:cs="Calibri" w:eastAsia="Calibri" w:hAnsi="Calibri"/>
+          <w:sz w:val="21"/>
+          <w:szCs w:val="21"/>
+        </w:rPr>
+        <w:t xml:space="preserve">Signup made honest about rejection: a password reveal toggle, and a modal that names every failing field instead of red text the user never sees. (Section 12.9)</w:t>
       </w:r>
     </w:p>
     <w:p>

--- a/Sports-Pool-Full-Stack-Audit.docx
+++ b/Sports-Pool-Full-Stack-Audit.docx
@@ -187,7 +187,7 @@
                 <w:sz w:val="19"/>
                 <w:szCs w:val="19"/>
               </w:rPr>
-              <w:t xml:space="preserve">0b7a89a (main) — verification and provisioning cycle of 13–14 August 2026; original audit at 49d074e</w:t>
+              <w:t xml:space="preserve">61207be (main) — verification, provisioning and final sweep, 13–14 August 2026; original audit at 49d074e</w:t>
             </w:r>
           </w:p>
         </w:tc>
@@ -23265,7 +23265,106 @@
           <w:sz w:val="26"/>
           <w:szCs w:val="26"/>
         </w:rPr>
-        <w:t xml:space="preserve">12.11  Verification performed</w:t>
+        <w:t xml:space="preserve">12.11  Final sweep — 14 August</w:t>
+      </w:r>
+    </w:p>
+    <w:p>
+      <w:pPr>
+        <w:spacing w:after="120" w:line="276"/>
+      </w:pPr>
+      <w:r>
+        <w:rPr>
+          <w:rFonts w:ascii="Calibri" w:cs="Calibri" w:eastAsia="Calibri" w:hAnsi="Calibri"/>
+          <w:color w:val="1A1A1A"/>
+          <w:sz w:val="21"/>
+          <w:szCs w:val="21"/>
+        </w:rPr>
+        <w:t xml:space="preserve">A closing pass re-verified every layer against the live system rather than trusting the previous day's green: Supabase security advisors with the grants behind them queried directly, live response headers, the frontend swept for injection sinks and unsafe redirects, runtime error history, all seven CI gates, and both black-box suites.</w:t>
+      </w:r>
+    </w:p>
+    <w:p>
+      <w:pPr>
+        <w:spacing w:after="120" w:line="276"/>
+      </w:pPr>
+      <w:r>
+        <w:rPr>
+          <w:rFonts w:ascii="Calibri" w:cs="Calibri" w:eastAsia="Calibri" w:hAnsi="Calibri"/>
+          <w:color w:val="1A1A1A"/>
+          <w:sz w:val="21"/>
+          <w:szCs w:val="21"/>
+        </w:rPr>
+        <w:t xml:space="preserve">It found exactly one gap, and it was documentation rather than a vulnerability: claim_pool_payout was the only client-executable SECURITY DEFINER function without the in-database justification comment this repository requires for advisor exceptions. The function itself is correct — identity from auth.uid(), FOR UPDATE serialisation, ledger-authoritative idempotency, and the unique-index backstop that makes a double credit impossible. The fix adds the comment and, more usefully, an in-migration invariant that fails if any future SECURITY DEFINER function is exposed to clients without a justification — so the convention is now enforced rather than remembered.</w:t>
+      </w:r>
+    </w:p>
+    <w:p>
+      <w:pPr>
+        <w:pStyle w:val="ListParagraph"/>
+        <w:numPr>
+          <w:ilvl w:val="0"/>
+          <w:numId w:val="2"/>
+        </w:numPr>
+        <w:spacing w:after="80" w:line="276"/>
+      </w:pPr>
+      <w:r>
+        <w:rPr>
+          <w:rFonts w:ascii="Calibri" w:cs="Calibri" w:eastAsia="Calibri" w:hAnsi="Calibri"/>
+          <w:sz w:val="21"/>
+          <w:szCs w:val="21"/>
+        </w:rPr>
+        <w:t xml:space="preserve">Money-mover RPCs (credit_user_balance, debit_user_balance, the fee setters) confirmed service-role only by direct privilege query — not callable by anon or authenticated.</w:t>
+      </w:r>
+    </w:p>
+    <w:p>
+      <w:pPr>
+        <w:pStyle w:val="ListParagraph"/>
+        <w:numPr>
+          <w:ilvl w:val="0"/>
+          <w:numId w:val="2"/>
+        </w:numPr>
+        <w:spacing w:after="80" w:line="276"/>
+      </w:pPr>
+      <w:r>
+        <w:rPr>
+          <w:rFonts w:ascii="Calibri" w:cs="Calibri" w:eastAsia="Calibri" w:hAnsi="Calibri"/>
+          <w:sz w:val="21"/>
+          <w:szCs w:val="21"/>
+        </w:rPr>
+        <w:t xml:space="preserve">app_errors held zero rows over 48 hours, and every Vercel runtime error group's last-seen timestamp predates the 13 August fixes. Production is quiet.</w:t>
+      </w:r>
+    </w:p>
+    <w:p>
+      <w:pPr>
+        <w:pStyle w:val="ListParagraph"/>
+        <w:numPr>
+          <w:ilvl w:val="0"/>
+          <w:numId w:val="2"/>
+        </w:numPr>
+        <w:spacing w:after="80" w:line="276"/>
+      </w:pPr>
+      <w:r>
+        <w:rPr>
+          <w:rFonts w:ascii="Calibri" w:cs="Calibri" w:eastAsia="Calibri" w:hAnsi="Calibri"/>
+          <w:sz w:val="21"/>
+          <w:szCs w:val="21"/>
+        </w:rPr>
+        <w:t xml:space="preserve">14 HTTP and 44 browser assertions pass against production; post-deploy verification green on this commit.</w:t>
+      </w:r>
+    </w:p>
+    <w:p>
+      <w:pPr>
+        <w:pStyle w:val="Heading2"/>
+        <w:spacing w:after="140" w:before="280"/>
+      </w:pPr>
+      <w:r>
+        <w:rPr>
+          <w:rFonts w:ascii="Calibri" w:cs="Calibri" w:eastAsia="Calibri" w:hAnsi="Calibri"/>
+          <w:b/>
+          <w:bCs/>
+          <w:color w:val="1F3864"/>
+          <w:sz w:val="26"/>
+          <w:szCs w:val="26"/>
+        </w:rPr>
+        <w:t xml:space="preserve">12.12  Verification performed</w:t>
       </w:r>
     </w:p>
     <w:p>

--- a/Sports-Pool-Full-Stack-Audit.docx
+++ b/Sports-Pool-Full-Stack-Audit.docx
@@ -187,7 +187,7 @@
                 <w:sz w:val="19"/>
                 <w:szCs w:val="19"/>
               </w:rPr>
-              <w:t xml:space="preserve">61207be (main) — verification, provisioning and final sweep, 13–14 August 2026; original audit at 49d074e</w:t>
+              <w:t xml:space="preserve">04ac7e7 (main) — verification, provisioning, final sweep and a clean client provision, 13–14 August 2026; original audit at 49d074e</w:t>
             </w:r>
           </w:p>
         </w:tc>
@@ -23364,7 +23364,238 @@
           <w:sz w:val="26"/>
           <w:szCs w:val="26"/>
         </w:rPr>
-        <w:t xml:space="preserve">12.12  Verification performed</w:t>
+        <w:t xml:space="preserve">12.12  The clean provision — client handover, 14 August</w:t>
+      </w:r>
+    </w:p>
+    <w:p>
+      <w:pPr>
+        <w:spacing w:after="120" w:line="276"/>
+      </w:pPr>
+      <w:r>
+        <w:rPr>
+          <w:rFonts w:ascii="Calibri" w:cs="Calibri" w:eastAsia="Calibri" w:hAnsi="Calibri"/>
+          <w:color w:val="1A1A1A"/>
+          <w:sz w:val="21"/>
+          <w:szCs w:val="21"/>
+        </w:rPr>
+        <w:t xml:space="preserve">The strongest evidence in this document, because it is the thing no earlier cycle could do: the database was rebuilt from nothing on the client's own Supabase project, applying all 35 migrations in order to an empty database for the first time. Every prior verification ran against the original database, which grew incrementally over months and carried repair migrations along the way. A genuinely clean provision exercises paths that database never took — and it surfaced three latent defects, all fixed and all invisible from an incrementally-built instance.</w:t>
+      </w:r>
+    </w:p>
+    <w:p>
+      <w:pPr>
+        <w:spacing w:after="120" w:line="276"/>
+      </w:pPr>
+      <w:r>
+        <w:rPr>
+          <w:rFonts w:ascii="Calibri" w:cs="Calibri" w:eastAsia="Calibri" w:hAnsi="Calibri"/>
+          <w:b/>
+          <w:bCs/>
+          <w:color w:val="1A1A1A"/>
+          <w:sz w:val="21"/>
+          <w:szCs w:val="21"/>
+        </w:rPr>
+        <w:t xml:space="preserve">1. The renumbered migrations proved correct. </w:t>
+      </w:r>
+      <w:r>
+        <w:rPr>
+          <w:rFonts w:ascii="Calibri" w:cs="Calibri" w:eastAsia="Calibri" w:hAnsi="Calibri"/>
+          <w:color w:val="1A1A1A"/>
+          <w:sz w:val="21"/>
+          <w:szCs w:val="21"/>
+        </w:rPr>
+        <w:t xml:space="preserve">The duplicate-version collision (12.3) had silently skipped three migrations in the original database. Here, renumbered, all three applied in sequence — including handover_hardening revoking on a function that final_audit_fixes creates, the exact create-before-revoke ordering that would fail if it were wrong. This run is the proof the fix works, not the assertion.</w:t>
+      </w:r>
+    </w:p>
+    <w:p>
+      <w:pPr>
+        <w:spacing w:after="120" w:line="276"/>
+      </w:pPr>
+      <w:r>
+        <w:rPr>
+          <w:rFonts w:ascii="Calibri" w:cs="Calibri" w:eastAsia="Calibri" w:hAnsi="Calibri"/>
+          <w:b/>
+          <w:bCs/>
+          <w:color w:val="1A1A1A"/>
+          <w:sz w:val="21"/>
+          <w:szCs w:val="21"/>
+        </w:rPr>
+        <w:t xml:space="preserve">2. A migration self-test aborted the provision. </w:t>
+      </w:r>
+      <w:r>
+        <w:rPr>
+          <w:rFonts w:ascii="Calibri" w:cs="Calibri" w:eastAsia="Calibri" w:hAnsi="Calibri"/>
+          <w:color w:val="1A1A1A"/>
+          <w:sz w:val="21"/>
+          <w:szCs w:val="21"/>
+        </w:rPr>
+        <w:t xml:space="preserve">20260812020000 carried a DO block that assumed the authenticated role, tested a profile edit, then reset and deleted its fixture. It passed on the original database, applied over a privileged connection. Under the CLI's dedicated login role it failed with 42501 — the cleanup after RESET ROLE no longer had rights the block assumed, because 20260811000000 grants authenticated no DELETE. The DDL was correct; the self-test had coupled the schema to one connection role. Rewritten to assert from the catalogue (role-independent, no fixtures); the behavioural test moved to </w:t>
+      </w:r>
+      <w:r>
+        <w:rPr>
+          <w:rFonts w:ascii="Consolas" w:cs="Consolas" w:eastAsia="Consolas" w:hAnsi="Consolas"/>
+          <w:color w:val="1A1A1A"/>
+          <w:sz w:val="21"/>
+          <w:szCs w:val="21"/>
+        </w:rPr>
+        <w:t xml:space="preserve">scripts/verify-provision.sql</w:t>
+      </w:r>
+      <w:r>
+        <w:rPr>
+          <w:rFonts w:ascii="Calibri" w:cs="Calibri" w:eastAsia="Calibri" w:hAnsi="Calibri"/>
+          <w:color w:val="1A1A1A"/>
+          <w:sz w:val="21"/>
+          <w:szCs w:val="21"/>
+        </w:rPr>
+        <w:t xml:space="preserve">, which runs post-provision where impersonation is safe and a failure blocks nothing.</w:t>
+      </w:r>
+    </w:p>
+    <w:p>
+      <w:pPr>
+        <w:spacing w:after="120" w:line="276"/>
+      </w:pPr>
+      <w:r>
+        <w:rPr>
+          <w:rFonts w:ascii="Calibri" w:cs="Calibri" w:eastAsia="Calibri" w:hAnsi="Calibri"/>
+          <w:b/>
+          <w:bCs/>
+          <w:color w:val="1A1A1A"/>
+          <w:sz w:val="21"/>
+          <w:szCs w:val="21"/>
+        </w:rPr>
+        <w:t xml:space="preserve">3. A documentation invariant fired on functions the audited database lacked. </w:t>
+      </w:r>
+      <w:r>
+        <w:rPr>
+          <w:rFonts w:ascii="Calibri" w:cs="Calibri" w:eastAsia="Calibri" w:hAnsi="Calibri"/>
+          <w:color w:val="1A1A1A"/>
+          <w:sz w:val="21"/>
+          <w:szCs w:val="21"/>
+        </w:rPr>
+        <w:t xml:space="preserve">20260814000000 requires every client-executable SECURITY DEFINER function to carry a justification comment. It fired here on accept_terms, which the compliance layer creates — present on a complete build, absent from the database the original sweep checked. The first fix was itself wrong: it commented public.is_admin(), but a later migration moves is_admin to the private schema, so it failed with 42883. Corrected against the live catalogue rather than a mental model, and the invariant now NAMES the offending functions instead of raising a bare string that cost a full round trip to diagnose.</w:t>
+      </w:r>
+    </w:p>
+    <w:p>
+      <w:pPr>
+        <w:spacing w:after="120" w:line="276"/>
+      </w:pPr>
+      <w:r>
+        <w:rPr>
+          <w:rFonts w:ascii="Calibri" w:cs="Calibri" w:eastAsia="Calibri" w:hAnsi="Calibri"/>
+          <w:color w:val="1A1A1A"/>
+          <w:sz w:val="21"/>
+          <w:szCs w:val="21"/>
+        </w:rPr>
+        <w:t xml:space="preserve">A fourth, separate, was found wiring the client's rate limiter: Vercel's Upstash marketplace integration — the path the runbook recommends — injects KV_REST_API_URL and KV_REST_API_TOKEN, not the UPSTASH_ names the code read. A correctly-connected database fell through to the in-memory limiter while the health probe reported it distributed. Now both name sets resolve through one helper the limiter and health share, pinned by three tests, and the read-only token is explicitly never used.</w:t>
+      </w:r>
+    </w:p>
+    <w:p>
+      <w:pPr>
+        <w:spacing w:after="120" w:line="276"/>
+      </w:pPr>
+      <w:r>
+        <w:rPr>
+          <w:rFonts w:ascii="Calibri" w:cs="Calibri" w:eastAsia="Calibri" w:hAnsi="Calibri"/>
+          <w:b/>
+          <w:bCs/>
+          <w:color w:val="1A1A1A"/>
+          <w:sz w:val="21"/>
+          <w:szCs w:val="21"/>
+        </w:rPr>
+        <w:t xml:space="preserve">The common root cause, stated plainly: </w:t>
+      </w:r>
+      <w:r>
+        <w:rPr>
+          <w:rFonts w:ascii="Calibri" w:cs="Calibri" w:eastAsia="Calibri" w:hAnsi="Calibri"/>
+          <w:color w:val="1A1A1A"/>
+          <w:sz w:val="21"/>
+          <w:szCs w:val="21"/>
+        </w:rPr>
+        <w:t xml:space="preserve">every one was a claim about the schema that held only for the specific database it was checked against. Each was latent in the original production database too — dormant because it was never rebuilt. That is the argument for rebuilding over transferring, playing out in evidence rather than principle: these are precisely the failures a disaster-recovery restore would hit, found now on an empty database instead of during an incident with real balances at stake.</w:t>
+      </w:r>
+    </w:p>
+    <w:p>
+      <w:pPr>
+        <w:spacing w:after="120" w:line="276"/>
+      </w:pPr>
+      <w:r>
+        <w:rPr>
+          <w:rFonts w:ascii="Calibri" w:cs="Calibri" w:eastAsia="Calibri" w:hAnsi="Calibri"/>
+          <w:color w:val="1A1A1A"/>
+          <w:sz w:val="21"/>
+          <w:szCs w:val="21"/>
+        </w:rPr>
+        <w:t xml:space="preserve">Verified on the client's live system:</w:t>
+      </w:r>
+    </w:p>
+    <w:p>
+      <w:pPr>
+        <w:pStyle w:val="ListParagraph"/>
+        <w:numPr>
+          <w:ilvl w:val="0"/>
+          <w:numId w:val="2"/>
+        </w:numPr>
+        <w:spacing w:after="80" w:line="276"/>
+      </w:pPr>
+      <w:r>
+        <w:rPr>
+          <w:rFonts w:ascii="Calibri" w:cs="Calibri" w:eastAsia="Calibri" w:hAnsi="Calibri"/>
+          <w:sz w:val="21"/>
+          <w:szCs w:val="21"/>
+        </w:rPr>
+        <w:t xml:space="preserve">35 of 35 migrations applied and recorded; the 7-check invariant script (scripts/verify-provision.sql) returns PASS on all — RLS coverage, migration count, the double-credit index, one-way self-exclusion, no policy recursion, the helper grants, and role/balance not client-writable.</w:t>
+      </w:r>
+    </w:p>
+    <w:p>
+      <w:pPr>
+        <w:pStyle w:val="ListParagraph"/>
+        <w:numPr>
+          <w:ilvl w:val="0"/>
+          <w:numId w:val="2"/>
+        </w:numPr>
+        <w:spacing w:after="80" w:line="276"/>
+      </w:pPr>
+      <w:r>
+        <w:rPr>
+          <w:rFonts w:ascii="Calibri" w:cs="Calibri" w:eastAsia="Calibri" w:hAnsi="Calibri"/>
+          <w:sz w:val="21"/>
+          <w:szCs w:val="21"/>
+        </w:rPr>
+        <w:t xml:space="preserve">Site live on the client's own Vercel; 14 of 14 HTTP smoke assertions pass against their production — CSP with nonce, framing denied, the health contract, anonymous rejection on every money and admin route, cross-origin CSRF refusal, the 410 tombstones, 404 on unknown paths.</w:t>
+      </w:r>
+    </w:p>
+    <w:p>
+      <w:pPr>
+        <w:pStyle w:val="ListParagraph"/>
+        <w:numPr>
+          <w:ilvl w:val="0"/>
+          <w:numId w:val="2"/>
+        </w:numPr>
+        <w:spacing w:after="80" w:line="276"/>
+      </w:pPr>
+      <w:r>
+        <w:rPr>
+          <w:rFonts w:ascii="Calibri" w:cs="Calibri" w:eastAsia="Calibri" w:hAnsi="Calibri"/>
+          <w:sz w:val="21"/>
+          <w:szCs w:val="21"/>
+        </w:rPr>
+        <w:t xml:space="preserve">Rate limiting confirmed distributed (upstash) via the health component breakdown; database, core config and rate limiting all report ok. The remaining degraded components are exactly Stripe and PayPal — external credentials, covered in §13.</w:t>
+      </w:r>
+    </w:p>
+    <w:p>
+      <w:pPr>
+        <w:pStyle w:val="Heading2"/>
+        <w:spacing w:after="140" w:before="280"/>
+      </w:pPr>
+      <w:r>
+        <w:rPr>
+          <w:rFonts w:ascii="Calibri" w:cs="Calibri" w:eastAsia="Calibri" w:hAnsi="Calibri"/>
+          <w:b/>
+          <w:bCs/>
+          <w:color w:val="1F3864"/>
+          <w:sz w:val="26"/>
+          <w:szCs w:val="26"/>
+        </w:rPr>
+        <w:t xml:space="preserve">12.13  Verification performed</w:t>
       </w:r>
     </w:p>
     <w:p>

--- a/Sports-Pool-Full-Stack-Audit.docx
+++ b/Sports-Pool-Full-Stack-Audit.docx
@@ -468,6 +468,39 @@
         </w:tc>
       </w:tr>
     </w:tbl>
+    <w:p>
+      <w:pPr>
+        <w:spacing w:after="160"/>
+      </w:pPr>
+    </w:p>
+    <w:p>
+      <w:pPr>
+        <w:spacing w:after="120" w:line="276"/>
+      </w:pPr>
+      <w:r>
+        <w:rPr>
+          <w:rFonts w:ascii="Calibri" w:cs="Calibri" w:eastAsia="Calibri" w:hAnsi="Calibri"/>
+          <w:color w:val="1A1A1A"/>
+          <w:sz w:val="21"/>
+          <w:szCs w:val="21"/>
+        </w:rPr>
+        <w:t xml:space="preserve">SCOPE NOTE, added 20 August 2026. This part is a dated audit record and has deliberately not been rewritten. Its findings, verifications and remediation dates describe the platform as deployed on Vercel between 12 and 14 August, which is what was audited, and altering that record to match a later deployment would destroy its value as evidence.</w:t>
+      </w:r>
+    </w:p>
+    <w:p>
+      <w:pPr>
+        <w:spacing w:after="120" w:line="276"/>
+      </w:pPr>
+      <w:r>
+        <w:rPr>
+          <w:rFonts w:ascii="Calibri" w:cs="Calibri" w:eastAsia="Calibri" w:hAnsi="Calibri"/>
+          <w:color w:val="1A1A1A"/>
+          <w:sz w:val="21"/>
+          <w:szCs w:val="21"/>
+        </w:rPr>
+        <w:t xml:space="preserve">The platform has since been retargeted to a self-hosted Docker stack on a client-operated VPS. That move was assessed separately and found five further issues, all fixed; they are recorded in Part IV, section 5. Where this part gives an operational instruction in Vercel terms, Part I section 10.1 and the runbook in Part VI carry the equivalent for the self-hosted path. The security findings and their remediation apply to both shapes, because they are properties of the application rather than of the host.</w:t>
+      </w:r>
+    </w:p>
     <w:p>
       <w:r>
         <w:br w:type="page"/>
@@ -1999,7 +2032,7 @@
                 <w:sz w:val="19"/>
                 <w:szCs w:val="19"/>
               </w:rPr>
-              <w:t xml:space="preserve">Vercel. One cron: /api/cron/settle, daily at 08:00 UTC.</w:t>
+              <w:t xml:space="preserve">Audited on Vercel; since retargeted to a self-hosted Docker stack on a client VPS. See the scope note below.</w:t>
             </w:r>
           </w:p>
         </w:tc>
@@ -7432,7 +7465,7 @@
           <w:sz w:val="21"/>
           <w:szCs w:val="21"/>
         </w:rPr>
-        <w:t xml:space="preserve">Two Vercel crons run, both authenticated by a bearer secret that fails closed when unset. /api/cron/settle now runs hourly rather than daily — a pool whose last game ends Sunday evening settles within the hour instead of Monday morning, which is the difference between winnings appearing promptly and players reading the delay as a fault. Settlement is idempotent per pool, so the tighter schedule adds no double-pay risk. /api/cron/reconcile runs daily, pulling Stripe and PayPal records against the ledger and filing mismatches in app_errors; it also purges error rows past the 90-day retention window.</w:t>
+        <w:t xml:space="preserve">Two scheduled jobs run, both authenticated by a bearer secret that fails closed when unset. /api/cron/settle now runs hourly rather than daily — a pool whose last game ends Sunday evening settles within the hour instead of Monday morning, which is the difference between winnings appearing promptly and players reading the delay as a fault. Settlement is idempotent per pool, so the tighter schedule adds no double-pay risk. /api/cron/reconcile runs daily, pulling Stripe and PayPal records against the ledger and filing mismatches in app_errors; it also purges error rows past the 90-day retention window.</w:t>
       </w:r>
     </w:p>
     <w:p>
